--- a/docassemble/CriminalDocketingStatement/data/templates/criminal_docketing_statement.docx
+++ b/docassemble/CriminalDocketingStatement/data/templates/criminal_docketing_statement.docx
@@ -1533,58 +1533,10 @@
         <w:rPr>
           <w:noProof/>
         </w:rPr>
-        <w:drawing>
-          <wp:anchor distT="0" distB="0" distL="0" distR="0" simplePos="0" relativeHeight="251348992" behindDoc="1" locked="0" layoutInCell="1" allowOverlap="1" wp14:anchorId="1D7EA4D8" wp14:editId="1E86C006">
-            <wp:simplePos x="0" y="0"/>
-            <wp:positionH relativeFrom="page">
-              <wp:posOffset>387324</wp:posOffset>
-            </wp:positionH>
-            <wp:positionV relativeFrom="paragraph">
-              <wp:posOffset>419073</wp:posOffset>
-            </wp:positionV>
-            <wp:extent cx="127000" cy="127000"/>
-            <wp:effectExtent l="0" t="0" r="0" b="0"/>
-            <wp:wrapNone/>
-            <wp:docPr id="1" name="image1.png"/>
-            <wp:cNvGraphicFramePr>
-              <a:graphicFrameLocks xmlns:a="http://schemas.openxmlformats.org/drawingml/2006/main" noChangeAspect="1"/>
-            </wp:cNvGraphicFramePr>
-            <a:graphic xmlns:a="http://schemas.openxmlformats.org/drawingml/2006/main">
-              <a:graphicData uri="http://schemas.openxmlformats.org/drawingml/2006/picture">
-                <pic:pic xmlns:pic="http://schemas.openxmlformats.org/drawingml/2006/picture">
-                  <pic:nvPicPr>
-                    <pic:cNvPr id="2" name="image1.png"/>
-                    <pic:cNvPicPr/>
-                  </pic:nvPicPr>
-                  <pic:blipFill>
-                    <a:blip r:embed="rId11" cstate="print"/>
-                    <a:stretch>
-                      <a:fillRect/>
-                    </a:stretch>
-                  </pic:blipFill>
-                  <pic:spPr>
-                    <a:xfrm>
-                      <a:off x="0" y="0"/>
-                      <a:ext cx="127000" cy="127000"/>
-                    </a:xfrm>
-                    <a:prstGeom prst="rect">
-                      <a:avLst/>
-                    </a:prstGeom>
-                  </pic:spPr>
-                </pic:pic>
-              </a:graphicData>
-            </a:graphic>
-          </wp:anchor>
-        </w:drawing>
-      </w:r>
-      <w:r>
-        <w:rPr>
-          <w:noProof/>
-        </w:rPr>
         <mc:AlternateContent>
           <mc:Choice Requires="wps">
             <w:drawing>
-              <wp:anchor distT="0" distB="0" distL="114300" distR="114300" simplePos="0" relativeHeight="251353088" behindDoc="1" locked="0" layoutInCell="1" allowOverlap="1" wp14:anchorId="32815995" wp14:editId="773C071B">
+              <wp:anchor distT="0" distB="0" distL="114300" distR="114300" simplePos="0" relativeHeight="251353088" behindDoc="1" locked="0" layoutInCell="1" allowOverlap="1" wp14:anchorId="32815995" wp14:editId="6EC813B9">
                 <wp:simplePos x="0" y="0"/>
                 <wp:positionH relativeFrom="page">
                   <wp:posOffset>4117975</wp:posOffset>
@@ -1643,9 +1595,9 @@
               </wp:anchor>
             </w:drawing>
           </mc:Choice>
-          <mc:Fallback xmlns:w16sdtfl="http://schemas.microsoft.com/office/word/2024/wordml/sdtformatlock">
+          <mc:Fallback>
             <w:pict>
-              <v:line w14:anchorId="66354671" id="Line 45" o:spid="_x0000_s1026" style="position:absolute;z-index:-251963392;visibility:visible;mso-wrap-style:square;mso-width-percent:0;mso-height-percent:0;mso-wrap-distance-left:9pt;mso-wrap-distance-top:0;mso-wrap-distance-right:9pt;mso-wrap-distance-bottom:0;mso-position-horizontal:absolute;mso-position-horizontal-relative:page;mso-position-vertical:absolute;mso-position-vertical-relative:text;mso-width-percent:0;mso-height-percent:0;mso-width-relative:page;mso-height-relative:page" from="324.25pt,47.6pt" to="571.8pt,47.6pt" o:gfxdata="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" strokeweight=".5pt">
+              <v:line w14:anchorId="20C64899" id="Line 45" o:spid="_x0000_s1026" style="position:absolute;z-index:-251963392;visibility:visible;mso-wrap-style:square;mso-width-percent:0;mso-height-percent:0;mso-wrap-distance-left:9pt;mso-wrap-distance-top:0;mso-wrap-distance-right:9pt;mso-wrap-distance-bottom:0;mso-position-horizontal:absolute;mso-position-horizontal-relative:page;mso-position-vertical:absolute;mso-position-vertical-relative:text;mso-width-percent:0;mso-height-percent:0;mso-width-relative:page;mso-height-relative:page" from="324.25pt,47.6pt" to="571.8pt,47.6pt" o:gfxdata="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" strokeweight=".5pt">
                 <w10:wrap anchorx="page"/>
               </v:line>
             </w:pict>
@@ -2543,17 +2495,37 @@
       <w:r>
         <w:rPr>
           <w:sz w:val="20"/>
+        </w:rPr>
+        <w:t xml:space="preserve">   </w:t>
+      </w:r>
+      <w:proofErr w:type="gramStart"/>
+      <w:r>
+        <w:rPr>
+          <w:sz w:val="20"/>
+        </w:rPr>
+        <w:t xml:space="preserve">  </w:t>
+      </w:r>
+      <w:r>
+        <w:rPr>
+          <w:sz w:val="20"/>
           <w:u w:val="single"/>
         </w:rPr>
         <w:t xml:space="preserve"> </w:t>
       </w:r>
-      <w:proofErr w:type="gramStart"/>
       <w:r>
         <w:rPr>
           <w:sz w:val="20"/>
           <w:u w:val="single"/>
         </w:rPr>
-        <w:t xml:space="preserve">{{ </w:t>
+        <w:t>{</w:t>
+      </w:r>
+      <w:proofErr w:type="gramEnd"/>
+      <w:r>
+        <w:rPr>
+          <w:sz w:val="20"/>
+          <w:u w:val="single"/>
+        </w:rPr>
+        <w:t xml:space="preserve">{ </w:t>
       </w:r>
       <w:proofErr w:type="spellStart"/>
       <w:r>
@@ -2561,28 +2533,19 @@
           <w:sz w:val="20"/>
           <w:u w:val="single"/>
         </w:rPr>
-        <w:t>judge</w:t>
-      </w:r>
-      <w:proofErr w:type="gramEnd"/>
+        <w:t>judge1</w:t>
+      </w:r>
+      <w:proofErr w:type="spellEnd"/>
       <w:r>
         <w:rPr>
           <w:sz w:val="20"/>
           <w:u w:val="single"/>
         </w:rPr>
-        <w:t>1</w:t>
-      </w:r>
-      <w:proofErr w:type="spellEnd"/>
-      <w:r>
-        <w:rPr>
-          <w:sz w:val="20"/>
-          <w:u w:val="single"/>
-        </w:rPr>
         <w:t xml:space="preserve"> }}</w:t>
       </w:r>
       <w:r>
         <w:rPr>
           <w:sz w:val="20"/>
-          <w:u w:val="single"/>
         </w:rPr>
         <w:tab/>
       </w:r>
@@ -2847,7 +2810,9 @@
         <w:spacing w:before="160" w:line="564" w:lineRule="auto"/>
         <w:ind w:left="229"/>
         <w:rPr>
-          <w:sz w:val="20"/>
+          <w:w w:val="99"/>
+          <w:sz w:val="20"/>
+          <w:u w:val="single"/>
         </w:rPr>
       </w:pPr>
       <w:r>
@@ -2867,14 +2832,7 @@
         <w:rPr>
           <w:sz w:val="20"/>
         </w:rPr>
-        <w:t xml:space="preserve">last </w:t>
-      </w:r>
-      <w:proofErr w:type="gramStart"/>
-      <w:r>
-        <w:rPr>
-          <w:sz w:val="20"/>
-        </w:rPr>
-        <w:t>name</w:t>
+        <w:t>last name</w:t>
       </w:r>
       <w:r>
         <w:rPr>
@@ -2886,8 +2844,25 @@
       </w:r>
       <w:r>
         <w:rPr>
+          <w:spacing w:val="6"/>
           <w:w w:val="99"/>
           <w:sz w:val="20"/>
+        </w:rPr>
+        <w:t xml:space="preserve">  </w:t>
+      </w:r>
+      <w:proofErr w:type="gramStart"/>
+      <w:r>
+        <w:rPr>
+          <w:spacing w:val="6"/>
+          <w:w w:val="99"/>
+          <w:sz w:val="20"/>
+        </w:rPr>
+        <w:t xml:space="preserve">  </w:t>
+      </w:r>
+      <w:r>
+        <w:rPr>
+          <w:w w:val="99"/>
+          <w:sz w:val="20"/>
           <w:u w:val="single"/>
         </w:rPr>
         <w:t xml:space="preserve"> </w:t>
@@ -2927,60 +2902,87 @@
         </w:rPr>
         <w:t xml:space="preserve"> }}</w:t>
       </w:r>
+    </w:p>
+    <w:p>
+      <w:pPr>
+        <w:tabs>
+          <w:tab w:val="left" w:pos="7861"/>
+        </w:tabs>
+        <w:spacing w:before="160" w:line="564" w:lineRule="auto"/>
+        <w:ind w:left="229"/>
+        <w:rPr>
+          <w:sz w:val="20"/>
+        </w:rPr>
+      </w:pPr>
       <w:r>
         <w:rPr>
           <w:w w:val="99"/>
           <w:sz w:val="20"/>
+        </w:rPr>
+        <w:t xml:space="preserve"> </w:t>
+      </w:r>
+      <w:r>
+        <w:rPr>
+          <w:sz w:val="20"/>
+        </w:rPr>
+        <w:t>Judge, first and last</w:t>
+      </w:r>
+      <w:r>
+        <w:rPr>
+          <w:spacing w:val="-1"/>
+          <w:sz w:val="20"/>
+        </w:rPr>
+        <w:t xml:space="preserve"> </w:t>
+      </w:r>
+      <w:r>
+        <w:rPr>
+          <w:sz w:val="20"/>
+        </w:rPr>
+        <w:t>name</w:t>
+      </w:r>
+      <w:r>
+        <w:rPr>
+          <w:spacing w:val="6"/>
+          <w:sz w:val="20"/>
+        </w:rPr>
+        <w:t xml:space="preserve"> </w:t>
+      </w:r>
+      <w:r>
+        <w:rPr>
+          <w:spacing w:val="6"/>
+          <w:sz w:val="20"/>
+        </w:rPr>
+        <w:t xml:space="preserve"> </w:t>
+      </w:r>
+      <w:proofErr w:type="gramStart"/>
+      <w:r>
+        <w:rPr>
+          <w:spacing w:val="6"/>
+          <w:sz w:val="20"/>
+        </w:rPr>
+        <w:t xml:space="preserve">  </w:t>
+      </w:r>
+      <w:r>
+        <w:rPr>
+          <w:sz w:val="20"/>
           <w:u w:val="single"/>
         </w:rPr>
-        <w:tab/>
-      </w:r>
-      <w:r>
-        <w:rPr>
-          <w:w w:val="99"/>
-          <w:sz w:val="20"/>
-        </w:rPr>
         <w:t xml:space="preserve"> </w:t>
       </w:r>
       <w:r>
         <w:rPr>
           <w:sz w:val="20"/>
-        </w:rPr>
-        <w:t>Judge, first and last</w:t>
-      </w:r>
-      <w:r>
-        <w:rPr>
-          <w:spacing w:val="-1"/>
-          <w:sz w:val="20"/>
-        </w:rPr>
-        <w:t xml:space="preserve"> </w:t>
-      </w:r>
-      <w:r>
-        <w:rPr>
-          <w:sz w:val="20"/>
-        </w:rPr>
-        <w:t>name</w:t>
-      </w:r>
-      <w:r>
-        <w:rPr>
-          <w:spacing w:val="6"/>
-          <w:sz w:val="20"/>
-        </w:rPr>
-        <w:t xml:space="preserve"> </w:t>
-      </w:r>
-      <w:r>
-        <w:rPr>
-          <w:sz w:val="20"/>
           <w:u w:val="single"/>
         </w:rPr>
-        <w:t xml:space="preserve"> </w:t>
-      </w:r>
+        <w:t>{</w:t>
+      </w:r>
+      <w:proofErr w:type="gramEnd"/>
       <w:r>
         <w:rPr>
           <w:sz w:val="20"/>
           <w:u w:val="single"/>
         </w:rPr>
-        <w:t xml:space="preserve">{{ </w:t>
+        <w:t xml:space="preserve">{ </w:t>
       </w:r>
       <w:proofErr w:type="spellStart"/>
       <w:r>
@@ -2997,13 +2999,6 @@
           <w:u w:val="single"/>
         </w:rPr>
         <w:t xml:space="preserve"> }}</w:t>
-      </w:r>
-      <w:r>
-        <w:rPr>
-          <w:sz w:val="20"/>
-          <w:u w:val="single"/>
-        </w:rPr>
-        <w:tab/>
       </w:r>
     </w:p>
     <w:p>
@@ -3409,7 +3404,7 @@
         </w:rPr>
         <w:t xml:space="preserve">See also </w:t>
       </w:r>
-      <w:hyperlink r:id="rId12" w:history="1">
+      <w:hyperlink r:id="rId11" w:history="1">
         <w:r>
           <w:rPr>
             <w:rStyle w:val="Hyperlink"/>
@@ -3540,19 +3535,7 @@
                           </w:p>
                           <w:p>
                             <w:r>
-                              <w:t>{% else %}</w:t>
-                            </w:r>
-                            <w:r>
-                              <w:t xml:space="preserve"> </w:t>
-                            </w:r>
-                            <w:r>
-                              <w:t>N/A; N/A</w:t>
-                            </w:r>
-                            <w:r>
-                              <w:t xml:space="preserve"> </w:t>
-                            </w:r>
-                            <w:r>
-                              <w:t>{</w:t>
+                              <w:t>{% else %} N/A; N/A {</w:t>
                             </w:r>
                             <w:proofErr w:type="gramStart"/>
                             <w:r>
@@ -3897,10 +3880,7 @@
                             </w:r>
                             <w:proofErr w:type="spellEnd"/>
                             <w:r>
-                              <w:t xml:space="preserve"> </w:t>
-                            </w:r>
-                            <w:r>
-                              <w:t>}</w:t>
+                              <w:t xml:space="preserve"> }</w:t>
                             </w:r>
                             <w:proofErr w:type="gramEnd"/>
                             <w:r>
@@ -5163,7 +5143,6 @@
         </w:rPr>
         <w:tab/>
       </w:r>
-      <w:proofErr w:type="gramStart"/>
       <w:r>
         <w:rPr>
           <w:sz w:val="20"/>
@@ -5175,35 +5154,27 @@
         <w:rPr>
           <w:sz w:val="20"/>
         </w:rPr>
-        <w:t>def</w:t>
-      </w:r>
-      <w:r>
-        <w:rPr>
-          <w:sz w:val="20"/>
-        </w:rPr>
-        <w:t>endant</w:t>
-      </w:r>
-      <w:proofErr w:type="gramEnd"/>
-      <w:r>
-        <w:rPr>
-          <w:sz w:val="20"/>
-        </w:rPr>
-        <w:t>_address</w:t>
+        <w:t>defendant_address.on_one_line</w:t>
       </w:r>
       <w:proofErr w:type="spellEnd"/>
       <w:r>
         <w:rPr>
           <w:sz w:val="20"/>
         </w:rPr>
+        <w:t>()</w:t>
+      </w:r>
+      <w:r>
+        <w:rPr>
+          <w:sz w:val="20"/>
+        </w:rPr>
         <w:t xml:space="preserve"> </w:t>
       </w:r>
       <w:r>
         <w:rPr>
           <w:sz w:val="20"/>
         </w:rPr>
-        <w:t xml:space="preserve"> }}</w:t>
-      </w:r>
-      <w:proofErr w:type="spellStart"/>
+        <w:t>}}</w:t>
+      </w:r>
     </w:p>
     <w:p>
       <w:pPr>
@@ -5317,7 +5288,6 @@
           <w:sz w:val="20"/>
         </w:rPr>
       </w:pPr>
-      <w:proofErr w:type="spellEnd"/>
       <w:r>
         <w:rPr>
           <w:sz w:val="20"/>
@@ -8107,15 +8077,6 @@
         </w:rPr>
         <w:tab/>
       </w:r>
-    </w:p>
-    <w:p>
-      <w:pPr>
-        <w:pStyle w:val="BodyText"/>
-        <w:spacing w:before="2"/>
-        <w:rPr>
-          <w:sz w:val="19"/>
-        </w:rPr>
-      </w:pPr>
     </w:p>
     <w:p>
       <w:pPr>

--- a/docassemble/CriminalDocketingStatement/data/templates/criminal_docketing_statement.docx
+++ b/docassemble/CriminalDocketingStatement/data/templates/criminal_docketing_statement.docx
@@ -1088,13 +1088,22 @@
       </w:r>
       <w:proofErr w:type="spellStart"/>
       <w:r>
-        <w:t>appellant</w:t>
+        <w:t>client</w:t>
+      </w:r>
+      <w:r>
+        <w:t>.</w:t>
+      </w:r>
+      <w:r>
+        <w:t>name</w:t>
       </w:r>
       <w:proofErr w:type="gramEnd"/>
       <w:r>
-        <w:t>_name</w:t>
+        <w:t>.full</w:t>
       </w:r>
       <w:proofErr w:type="spellEnd"/>
+      <w:r>
+        <w:t>()</w:t>
+      </w:r>
       <w:r>
         <w:t xml:space="preserve"> if </w:t>
       </w:r>
@@ -3786,15 +3795,15 @@
         <mc:AlternateContent>
           <mc:Choice Requires="wps">
             <w:drawing>
-              <wp:anchor distT="0" distB="0" distL="114300" distR="114300" simplePos="0" relativeHeight="251692032" behindDoc="0" locked="0" layoutInCell="1" allowOverlap="1" wp14:anchorId="75A61BA1" wp14:editId="2AB229B2">
+              <wp:anchor distT="0" distB="0" distL="114300" distR="114300" simplePos="0" relativeHeight="251692032" behindDoc="0" locked="0" layoutInCell="1" allowOverlap="1" wp14:anchorId="75A61BA1" wp14:editId="445C9FFC">
                 <wp:simplePos x="0" y="0"/>
                 <wp:positionH relativeFrom="column">
-                  <wp:posOffset>3353955</wp:posOffset>
+                  <wp:posOffset>3351645</wp:posOffset>
                 </wp:positionH>
                 <wp:positionV relativeFrom="paragraph">
-                  <wp:posOffset>37350</wp:posOffset>
+                  <wp:posOffset>32731</wp:posOffset>
                 </wp:positionV>
-                <wp:extent cx="3801514" cy="259772"/>
+                <wp:extent cx="3801514" cy="424873"/>
                 <wp:effectExtent l="0" t="0" r="8890" b="6985"/>
                 <wp:wrapNone/>
                 <wp:docPr id="746717460" name="Text Box 43"/>
@@ -3806,7 +3815,7 @@
                       <wps:spPr>
                         <a:xfrm>
                           <a:off x="0" y="0"/>
-                          <a:ext cx="3801514" cy="259772"/>
+                          <a:ext cx="3801514" cy="424873"/>
                         </a:xfrm>
                         <a:prstGeom prst="rect">
                           <a:avLst/>
@@ -3906,7 +3915,11 @@
           </mc:Choice>
           <mc:Fallback>
             <w:pict>
-              <v:shape w14:anchorId="75A61BA1" id="Text Box 43" o:spid="_x0000_s1034" type="#_x0000_t202" style="position:absolute;margin-left:264.1pt;margin-top:2.95pt;width:299.35pt;height:20.45pt;z-index:251692032;visibility:visible;mso-wrap-style:square;mso-height-percent:0;mso-wrap-distance-left:9pt;mso-wrap-distance-top:0;mso-wrap-distance-right:9pt;mso-wrap-distance-bottom:0;mso-position-horizontal:absolute;mso-position-horizontal-relative:text;mso-position-vertical:absolute;mso-position-vertical-relative:text;mso-height-percent:0;mso-height-relative:margin;v-text-anchor:top" o:gfxdata="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" fillcolor="white [3201]" strokeweight=".5pt">
+              <v:shapetype w14:anchorId="75A61BA1" id="_x0000_t202" coordsize="21600,21600" o:spt="202" path="m,l,21600r21600,l21600,xe">
+                <v:stroke joinstyle="miter"/>
+                <v:path gradientshapeok="t" o:connecttype="rect"/>
+              </v:shapetype>
+              <v:shape id="Text Box 43" o:spid="_x0000_s1034" type="#_x0000_t202" style="position:absolute;margin-left:263.9pt;margin-top:2.6pt;width:299.35pt;height:33.45pt;z-index:251692032;visibility:visible;mso-wrap-style:square;mso-height-percent:0;mso-wrap-distance-left:9pt;mso-wrap-distance-top:0;mso-wrap-distance-right:9pt;mso-wrap-distance-bottom:0;mso-position-horizontal:absolute;mso-position-horizontal-relative:text;mso-position-vertical:absolute;mso-position-vertical-relative:text;mso-height-percent:0;mso-height-relative:margin;v-text-anchor:top" o:gfxdata="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" fillcolor="white [3201]" strokeweight=".5pt">
                 <v:textbox>
                   <w:txbxContent>
                     <w:p>
@@ -3967,10 +3980,7 @@
                       </w:r>
                       <w:proofErr w:type="spellEnd"/>
                       <w:r>
-                        <w:t xml:space="preserve"> </w:t>
-                      </w:r>
-                      <w:r>
-                        <w:t>}</w:t>
+                        <w:t xml:space="preserve"> }</w:t>
                       </w:r>
                       <w:proofErr w:type="gramEnd"/>
                       <w:r>
@@ -4502,14 +4512,12 @@
         </w:rPr>
         <w:t xml:space="preserve"> </w:t>
       </w:r>
-      <w:proofErr w:type="gramStart"/>
       <w:r>
         <w:rPr>
           <w:sz w:val="20"/>
         </w:rPr>
         <w:t>{{ "</w:t>
       </w:r>
-      <w:proofErr w:type="gramEnd"/>
       <w:r>
         <w:rPr>
           <w:rFonts w:ascii="Segoe UI Symbol" w:hAnsi="Segoe UI Symbol" w:cs="Segoe UI Symbol"/>
@@ -4534,7 +4542,13 @@
         <w:rPr>
           <w:sz w:val="20"/>
         </w:rPr>
-        <w:t>motion_suppress</w:t>
+        <w:t>motion_</w:t>
+      </w:r>
+      <w:r>
+        <w:rPr>
+          <w:sz w:val="20"/>
+        </w:rPr>
+        <w:t>findings</w:t>
       </w:r>
       <w:proofErr w:type="spellEnd"/>
       <w:r>
@@ -4574,7 +4588,13 @@
         <w:rPr>
           <w:sz w:val="20"/>
         </w:rPr>
-        <w:t>motion_suppress</w:t>
+        <w:t>motion_</w:t>
+      </w:r>
+      <w:r>
+        <w:rPr>
+          <w:sz w:val="20"/>
+        </w:rPr>
+        <w:t>findings</w:t>
       </w:r>
       <w:proofErr w:type="spellEnd"/>
       <w:r>
@@ -7591,13 +7611,22 @@
       </w:r>
       <w:proofErr w:type="spellStart"/>
       <w:r>
-        <w:t>appellant</w:t>
+        <w:t>client</w:t>
+      </w:r>
+      <w:r>
+        <w:t>.</w:t>
+      </w:r>
+      <w:r>
+        <w:t>name</w:t>
       </w:r>
       <w:proofErr w:type="gramEnd"/>
       <w:r>
-        <w:t>_name</w:t>
+        <w:t>.full</w:t>
       </w:r>
       <w:proofErr w:type="spellEnd"/>
+      <w:r>
+        <w:t>()</w:t>
+      </w:r>
       <w:r>
         <w:t xml:space="preserve"> if </w:t>
       </w:r>
@@ -9792,6 +9821,7 @@
   <w:style w:type="character" w:default="1" w:styleId="DefaultParagraphFont">
     <w:name w:val="Default Paragraph Font"/>
     <w:uiPriority w:val="1"/>
+    <w:semiHidden/>
     <w:unhideWhenUsed/>
   </w:style>
   <w:style w:type="table" w:default="1" w:styleId="TableNormal">

--- a/docassemble/CriminalDocketingStatement/data/templates/criminal_docketing_statement.docx
+++ b/docassemble/CriminalDocketingStatement/data/templates/criminal_docketing_statement.docx
@@ -2555,6 +2555,7 @@
       <w:r>
         <w:rPr>
           <w:sz w:val="20"/>
+          <w:u w:val="single"/>
         </w:rPr>
         <w:tab/>
       </w:r>
@@ -2816,8 +2817,8 @@
         <w:tabs>
           <w:tab w:val="left" w:pos="7861"/>
         </w:tabs>
-        <w:spacing w:before="160" w:line="564" w:lineRule="auto"/>
-        <w:ind w:left="229"/>
+        <w:spacing w:before="80" w:line="564" w:lineRule="auto"/>
+        <w:ind w:left="230"/>
         <w:rPr>
           <w:w w:val="99"/>
           <w:sz w:val="20"/>
@@ -2909,7 +2910,15 @@
           <w:sz w:val="20"/>
           <w:u w:val="single"/>
         </w:rPr>
-        <w:t xml:space="preserve"> }}</w:t>
+        <w:t xml:space="preserve"> }</w:t>
+      </w:r>
+      <w:r>
+        <w:rPr>
+          <w:w w:val="99"/>
+          <w:sz w:val="20"/>
+          <w:u w:val="single"/>
+        </w:rPr>
+        <w:t>}</w:t>
       </w:r>
     </w:p>
     <w:p>
@@ -2917,10 +2926,12 @@
         <w:tabs>
           <w:tab w:val="left" w:pos="7861"/>
         </w:tabs>
-        <w:spacing w:before="160" w:line="564" w:lineRule="auto"/>
-        <w:ind w:left="229"/>
-        <w:rPr>
-          <w:sz w:val="20"/>
+        <w:spacing w:before="80" w:line="564" w:lineRule="auto"/>
+        <w:ind w:left="230"/>
+        <w:rPr>
+          <w:w w:val="99"/>
+          <w:sz w:val="20"/>
+          <w:u w:val="single"/>
         </w:rPr>
       </w:pPr>
       <w:r>
@@ -4512,12 +4523,14 @@
         </w:rPr>
         <w:t xml:space="preserve"> </w:t>
       </w:r>
+      <w:proofErr w:type="gramStart"/>
       <w:r>
         <w:rPr>
           <w:sz w:val="20"/>
         </w:rPr>
         <w:t>{{ "</w:t>
       </w:r>
+      <w:proofErr w:type="gramEnd"/>
       <w:r>
         <w:rPr>
           <w:rFonts w:ascii="Segoe UI Symbol" w:hAnsi="Segoe UI Symbol" w:cs="Segoe UI Symbol"/>
@@ -5167,6 +5180,33 @@
         <w:rPr>
           <w:sz w:val="20"/>
         </w:rPr>
+        <w:t xml:space="preserve">{% if </w:t>
+      </w:r>
+      <w:proofErr w:type="spellStart"/>
+      <w:r>
+        <w:rPr>
+          <w:sz w:val="20"/>
+        </w:rPr>
+        <w:t>defendant_incarcerated</w:t>
+      </w:r>
+      <w:proofErr w:type="spellEnd"/>
+      <w:r>
+        <w:rPr>
+          <w:sz w:val="20"/>
+        </w:rPr>
+        <w:t xml:space="preserve"> %}</w:t>
+      </w:r>
+      <w:r>
+        <w:rPr>
+          <w:sz w:val="20"/>
+        </w:rPr>
+        <w:t xml:space="preserve"> </w:t>
+      </w:r>
+      <w:proofErr w:type="gramStart"/>
+      <w:r>
+        <w:rPr>
+          <w:sz w:val="20"/>
+        </w:rPr>
         <w:t xml:space="preserve">{{ </w:t>
       </w:r>
       <w:proofErr w:type="spellStart"/>
@@ -5174,6 +5214,39 @@
         <w:rPr>
           <w:sz w:val="20"/>
         </w:rPr>
+        <w:t>institution</w:t>
+      </w:r>
+      <w:proofErr w:type="gramEnd"/>
+      <w:r>
+        <w:rPr>
+          <w:sz w:val="20"/>
+        </w:rPr>
+        <w:t>_name</w:t>
+      </w:r>
+      <w:proofErr w:type="spellEnd"/>
+      <w:r>
+        <w:rPr>
+          <w:sz w:val="20"/>
+        </w:rPr>
+        <w:t xml:space="preserve"> }}</w:t>
+      </w:r>
+      <w:r>
+        <w:rPr>
+          <w:sz w:val="20"/>
+        </w:rPr>
+        <w:t xml:space="preserve">, </w:t>
+      </w:r>
+      <w:r>
+        <w:rPr>
+          <w:sz w:val="20"/>
+        </w:rPr>
+        <w:t xml:space="preserve">{{ </w:t>
+      </w:r>
+      <w:proofErr w:type="spellStart"/>
+      <w:r>
+        <w:rPr>
+          <w:sz w:val="20"/>
+        </w:rPr>
         <w:t>defendant_address.on_one_line</w:t>
       </w:r>
       <w:proofErr w:type="spellEnd"/>
@@ -5194,6 +5267,68 @@
           <w:sz w:val="20"/>
         </w:rPr>
         <w:t>}}</w:t>
+      </w:r>
+      <w:r>
+        <w:rPr>
+          <w:sz w:val="20"/>
+        </w:rPr>
+        <w:t xml:space="preserve"> </w:t>
+      </w:r>
+      <w:r>
+        <w:rPr>
+          <w:sz w:val="20"/>
+        </w:rPr>
+        <w:t>{% else %}</w:t>
+      </w:r>
+      <w:r>
+        <w:rPr>
+          <w:sz w:val="20"/>
+        </w:rPr>
+        <w:t xml:space="preserve"> </w:t>
+      </w:r>
+      <w:r>
+        <w:rPr>
+          <w:sz w:val="20"/>
+        </w:rPr>
+        <w:t xml:space="preserve">{{ </w:t>
+      </w:r>
+      <w:proofErr w:type="spellStart"/>
+      <w:r>
+        <w:rPr>
+          <w:sz w:val="20"/>
+        </w:rPr>
+        <w:t>defendant_address.on_one_line</w:t>
+      </w:r>
+      <w:proofErr w:type="spellEnd"/>
+      <w:r>
+        <w:rPr>
+          <w:sz w:val="20"/>
+        </w:rPr>
+        <w:t>()</w:t>
+      </w:r>
+      <w:r>
+        <w:rPr>
+          <w:sz w:val="20"/>
+        </w:rPr>
+        <w:t xml:space="preserve"> </w:t>
+      </w:r>
+      <w:r>
+        <w:rPr>
+          <w:sz w:val="20"/>
+        </w:rPr>
+        <w:t>}}</w:t>
+      </w:r>
+      <w:r>
+        <w:rPr>
+          <w:sz w:val="20"/>
+        </w:rPr>
+        <w:t xml:space="preserve"> </w:t>
+      </w:r>
+      <w:r>
+        <w:rPr>
+          <w:sz w:val="20"/>
+        </w:rPr>
+        <w:t>{% endif %}</w:t>
       </w:r>
     </w:p>
     <w:p>
@@ -6139,6 +6274,7 @@
           <w:noProof/>
           <w:sz w:val="20"/>
         </w:rPr>
+        <w:lastRenderedPageBreak/>
         <mc:AlternateContent>
           <mc:Choice Requires="wps">
             <w:drawing>
@@ -6202,6 +6338,9 @@
                           <w:p>
                             <w:r>
                               <w:t>Case name and Docket number</w:t>
+                            </w:r>
+                            <w:r>
+                              <w:t>:</w:t>
                             </w:r>
                           </w:p>
                           <w:p>
@@ -6287,7 +6426,7 @@
           </mc:Choice>
           <mc:Fallback>
             <w:pict>
-              <v:shape w14:anchorId="5ABE1630" id="Text Box 54" o:spid="_x0000_s1035" type="#_x0000_t202" style="position:absolute;margin-left:7.95pt;margin-top:4.3pt;width:532.15pt;height:88.55pt;z-index:251682816;visibility:visible;mso-wrap-style:square;mso-height-percent:0;mso-wrap-distance-left:9pt;mso-wrap-distance-top:0;mso-wrap-distance-right:9pt;mso-wrap-distance-bottom:0;mso-position-horizontal:absolute;mso-position-horizontal-relative:text;mso-position-vertical:absolute;mso-position-vertical-relative:text;mso-height-percent:0;mso-height-relative:margin;v-text-anchor:top" o:gfxdata="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" fillcolor="white [3201]" strokeweight=".5pt">
+              <v:shape w14:anchorId="5ABE1630" id="Text Box 54" o:spid="_x0000_s1036" type="#_x0000_t202" style="position:absolute;margin-left:7.95pt;margin-top:4.3pt;width:532.15pt;height:88.55pt;z-index:251682816;visibility:visible;mso-wrap-style:square;mso-height-percent:0;mso-wrap-distance-left:9pt;mso-wrap-distance-top:0;mso-wrap-distance-right:9pt;mso-wrap-distance-bottom:0;mso-position-horizontal:absolute;mso-position-horizontal-relative:text;mso-position-vertical:absolute;mso-position-vertical-relative:text;mso-height-percent:0;mso-height-relative:margin;v-text-anchor:top" o:gfxdata="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" fillcolor="white [3201]" strokeweight=".5pt">
                 <v:textbox>
                   <w:txbxContent>
                     <w:p>
@@ -6314,6 +6453,9 @@
                     <w:p>
                       <w:r>
                         <w:t>Case name and Docket number</w:t>
+                      </w:r>
+                      <w:r>
+                        <w:t>:</w:t>
                       </w:r>
                     </w:p>
                     <w:p>
@@ -6404,7 +6546,6 @@
         <w:rPr>
           <w:sz w:val="20"/>
         </w:rPr>
-        <w:lastRenderedPageBreak/>
         <w:t>provide a citation to the statute or case at</w:t>
       </w:r>
       <w:r>
@@ -9821,7 +9962,6 @@
   <w:style w:type="character" w:default="1" w:styleId="DefaultParagraphFont">
     <w:name w:val="Default Paragraph Font"/>
     <w:uiPriority w:val="1"/>
-    <w:semiHidden/>
     <w:unhideWhenUsed/>
   </w:style>
   <w:style w:type="table" w:default="1" w:styleId="TableNormal">

--- a/docassemble/CriminalDocketingStatement/data/templates/criminal_docketing_statement.docx
+++ b/docassemble/CriminalDocketingStatement/data/templates/criminal_docketing_statement.docx
@@ -3814,7 +3814,7 @@
               </wp:inline>
             </w:drawing>
           </mc:Choice>
-          <mc:Fallback xmlns:pic="http://schemas.openxmlformats.org/drawingml/2006/picture" xmlns:a="http://schemas.openxmlformats.org/drawingml/2006/main" xmlns:ve="http://schemas.openxmlformats.org/markup-compatibility/2006">
+          <mc:Fallback xmlns:ve="http://schemas.openxmlformats.org/markup-compatibility/2006" xmlns:a="http://schemas.openxmlformats.org/drawingml/2006/main" xmlns:pic="http://schemas.openxmlformats.org/drawingml/2006/picture">
             <w:pict>
               <v:group style="width:95.25pt;height:.5pt;mso-position-horizontal-relative:char;mso-position-vertical-relative:line" id="docshapegroup4" coordorigin="0,0" coordsize="1905,10">
                 <v:line style="position:absolute" from="0,5" to="1905,5" stroked="true" strokeweight=".5pt" strokecolor="#000000">
@@ -3973,7 +3973,7 @@
               </wp:anchor>
             </w:drawing>
           </mc:Choice>
-          <mc:Fallback xmlns:pic="http://schemas.openxmlformats.org/drawingml/2006/picture" xmlns:a="http://schemas.openxmlformats.org/drawingml/2006/main" xmlns:ve="http://schemas.openxmlformats.org/markup-compatibility/2006">
+          <mc:Fallback xmlns:ve="http://schemas.openxmlformats.org/markup-compatibility/2006" xmlns:a="http://schemas.openxmlformats.org/drawingml/2006/main" xmlns:pic="http://schemas.openxmlformats.org/drawingml/2006/picture">
             <w:pict>
               <v:shape style="position:absolute;margin-left:110.497002pt;margin-top:6.181726pt;width:310.6pt;height:.1pt;mso-position-horizontal-relative:page;mso-position-vertical-relative:paragraph;z-index:-15728128;mso-wrap-distance-left:0;mso-wrap-distance-right:0" id="docshape5" coordorigin="2210,124" coordsize="6212,0" path="m2210,124l8422,124e" filled="false" stroked="true" strokeweight=".5pt" strokecolor="#000000">
                 <v:path arrowok="t"/>
@@ -4207,7 +4207,7 @@
               </wp:anchor>
             </w:drawing>
           </mc:Choice>
-          <mc:Fallback xmlns:pic="http://schemas.openxmlformats.org/drawingml/2006/picture" xmlns:a="http://schemas.openxmlformats.org/drawingml/2006/main" xmlns:ve="http://schemas.openxmlformats.org/markup-compatibility/2006">
+          <mc:Fallback xmlns:ve="http://schemas.openxmlformats.org/markup-compatibility/2006" xmlns:a="http://schemas.openxmlformats.org/drawingml/2006/main" xmlns:pic="http://schemas.openxmlformats.org/drawingml/2006/picture">
             <w:pict>
               <v:shape style="position:absolute;margin-left:30.247999pt;margin-top:14.598907pt;width:417.85pt;height:.1pt;mso-position-horizontal-relative:page;mso-position-vertical-relative:paragraph;z-index:-15727616;mso-wrap-distance-left:0;mso-wrap-distance-right:0" id="docshape6" coordorigin="605,292" coordsize="8357,0" path="m605,292l8962,292e" filled="false" stroked="true" strokeweight=".5pt" strokecolor="#000000">
                 <v:path arrowok="t"/>
@@ -5408,7 +5408,7 @@
               </wp:anchor>
             </w:drawing>
           </mc:Choice>
-          <mc:Fallback xmlns:pic="http://schemas.openxmlformats.org/drawingml/2006/picture" xmlns:a="http://schemas.openxmlformats.org/drawingml/2006/main" xmlns:ve="http://schemas.openxmlformats.org/markup-compatibility/2006">
+          <mc:Fallback xmlns:ve="http://schemas.openxmlformats.org/markup-compatibility/2006" xmlns:a="http://schemas.openxmlformats.org/drawingml/2006/main" xmlns:pic="http://schemas.openxmlformats.org/drawingml/2006/picture">
             <w:pict>
               <v:shape style="position:absolute;margin-left:170.009003pt;margin-top:12.518929pt;width:286.9pt;height:.1pt;mso-position-horizontal-relative:page;mso-position-vertical-relative:paragraph;z-index:-15726592;mso-wrap-distance-left:0;mso-wrap-distance-right:0" id="docshape8" coordorigin="3400,250" coordsize="5738,0" path="m3400,250l9138,250e" filled="false" stroked="true" strokeweight=".5pt" strokecolor="#000000">
                 <v:path arrowok="t"/>
@@ -5566,7 +5566,7 @@
               </wp:anchor>
             </w:drawing>
           </mc:Choice>
-          <mc:Fallback xmlns:pic="http://schemas.openxmlformats.org/drawingml/2006/picture" xmlns:a="http://schemas.openxmlformats.org/drawingml/2006/main" xmlns:ve="http://schemas.openxmlformats.org/markup-compatibility/2006">
+          <mc:Fallback xmlns:ve="http://schemas.openxmlformats.org/markup-compatibility/2006" xmlns:a="http://schemas.openxmlformats.org/drawingml/2006/main" xmlns:pic="http://schemas.openxmlformats.org/drawingml/2006/picture">
             <w:pict>
               <v:shape style="position:absolute;margin-left:170.203995pt;margin-top:12.531977pt;width:286.9pt;height:.1pt;mso-position-horizontal-relative:page;mso-position-vertical-relative:paragraph;z-index:-15726080;mso-wrap-distance-left:0;mso-wrap-distance-right:0" id="docshape9" coordorigin="3404,251" coordsize="5738,0" path="m3404,251l9142,251e" filled="false" stroked="true" strokeweight=".5pt" strokecolor="#000000">
                 <v:path arrowok="t"/>
@@ -5650,7 +5650,6 @@
         </w:rPr>
         <w:t xml:space="preserve"> }}</w:t>
       </w:r>
-      <w:proofErr w:type="spellStart"/>
     </w:p>
     <w:p>
       <w:pPr>
@@ -5672,14 +5671,7 @@
         <w:rPr>
           <w:sz w:val="20"/>
         </w:rPr>
-        <w:t>S</w:t>
-      </w:r>
-      <w:proofErr w:type="spellEnd"/>
-      <w:r>
-        <w:rPr>
-          <w:sz w:val="20"/>
-        </w:rPr>
-        <w:t>pecify</w:t>
+        <w:t>Specify</w:t>
       </w:r>
       <w:r>
         <w:rPr>
@@ -7687,34 +7679,37 @@
         </w:rPr>
         <w:t xml:space="preserve"> </w:t>
       </w:r>
-      <w:proofErr w:type="spellStart"/>
-      <w:r>
-        <w:rPr>
-          <w:sz w:val="20"/>
-        </w:rPr>
-        <w:t>Mass.R.</w:t>
-      </w:r>
-      <w:proofErr w:type="gramStart"/>
-      <w:r>
-        <w:rPr>
-          <w:sz w:val="20"/>
-        </w:rPr>
-        <w:t>A.P</w:t>
-      </w:r>
-      <w:proofErr w:type="spellEnd"/>
-      <w:proofErr w:type="gramEnd"/>
-      <w:r>
-        <w:rPr>
-          <w:spacing w:val="-3"/>
-          <w:sz w:val="20"/>
-        </w:rPr>
-        <w:t xml:space="preserve"> </w:t>
-      </w:r>
-      <w:r>
-        <w:rPr>
-          <w:sz w:val="20"/>
-        </w:rPr>
-        <w:t>21.</w:t>
+      <w:hyperlink r:id="rId21" w:history="1">
+        <w:proofErr w:type="spellStart"/>
+        <w:r>
+          <w:rPr>
+            <w:rStyle w:val="Hyperlink"/>
+            <w:sz w:val="20"/>
+          </w:rPr>
+          <w:t>Mass.R.A.P</w:t>
+        </w:r>
+        <w:proofErr w:type="spellEnd"/>
+        <w:r>
+          <w:rPr>
+            <w:rStyle w:val="Hyperlink"/>
+            <w:spacing w:val="-3"/>
+            <w:sz w:val="20"/>
+          </w:rPr>
+          <w:t xml:space="preserve"> </w:t>
+        </w:r>
+        <w:r>
+          <w:rPr>
+            <w:rStyle w:val="Hyperlink"/>
+            <w:sz w:val="20"/>
+          </w:rPr>
+          <w:t>21</w:t>
+        </w:r>
+      </w:hyperlink>
+      <w:r>
+        <w:rPr>
+          <w:sz w:val="20"/>
+        </w:rPr>
+        <w:t>.</w:t>
       </w:r>
       <w:r>
         <w:rPr>
@@ -7953,12 +7948,6 @@
                       <wps:txbx>
                         <w:txbxContent>
                           <w:p>
-                            <w:pPr>
-                              <w:rPr>
-                                <w:sz w:val="20"/>
-                                <w:szCs w:val="20"/>
-                              </w:rPr>
-                            </w:pPr>
                             <w:r>
                               <w:t xml:space="preserve"> </w:t>
                             </w:r>
@@ -7985,21 +7974,13 @@
                               </w:rPr>
                               <w:t xml:space="preserve"> %}</w:t>
                             </w:r>
-                          </w:p>
-                          <w:p>
-                            <w:pPr>
-                              <w:rPr>
-                                <w:sz w:val="20"/>
-                                <w:szCs w:val="20"/>
-                              </w:rPr>
-                            </w:pPr>
-                            <w:proofErr w:type="gramStart"/>
                             <w:r>
                               <w:rPr>
                                 <w:sz w:val="20"/>
                                 <w:szCs w:val="20"/>
                               </w:rPr>
-                              <w:t xml:space="preserve">{{ </w:t>
+                              <w:br/>
+                              <w:t xml:space="preserve">{% if </w:t>
                             </w:r>
                             <w:proofErr w:type="spellStart"/>
                             <w:r>
@@ -8007,15 +7988,7 @@
                                 <w:sz w:val="20"/>
                                 <w:szCs w:val="20"/>
                               </w:rPr>
-                              <w:t>impoundment</w:t>
-                            </w:r>
-                            <w:proofErr w:type="gramEnd"/>
-                            <w:r>
-                              <w:rPr>
-                                <w:sz w:val="20"/>
-                                <w:szCs w:val="20"/>
-                              </w:rPr>
-                              <w:t>_documents</w:t>
+                              <w:t>fully_impounded</w:t>
                             </w:r>
                             <w:proofErr w:type="spellEnd"/>
                             <w:r>
@@ -8023,7 +7996,15 @@
                                 <w:sz w:val="20"/>
                                 <w:szCs w:val="20"/>
                               </w:rPr>
-                              <w:t>}}; {{ “,”.join(</w:t>
+                              <w:t xml:space="preserve"> %}</w:t>
+                            </w:r>
+                            <w:r>
+                              <w:rPr>
+                                <w:sz w:val="20"/>
+                                <w:szCs w:val="20"/>
+                              </w:rPr>
+                              <w:br/>
+                              <w:t>entire case; {{ ", ".join(</w:t>
                             </w:r>
                             <w:proofErr w:type="spellStart"/>
                             <w:r>
@@ -8041,23 +8022,87 @@
                               </w:rPr>
                               <w:t>()) }}</w:t>
                             </w:r>
-                          </w:p>
-                          <w:p>
-                            <w:pPr>
-                              <w:rPr>
-                                <w:sz w:val="20"/>
-                                <w:szCs w:val="20"/>
-                              </w:rPr>
-                            </w:pPr>
                             <w:r>
                               <w:rPr>
                                 <w:sz w:val="20"/>
                                 <w:szCs w:val="20"/>
                               </w:rPr>
-                              <w:t>{% else %} N/A; N/A {% endif %}</w:t>
+                              <w:br/>
+                              <w:t>{% else %}</w:t>
+                            </w:r>
+                            <w:r>
+                              <w:rPr>
+                                <w:sz w:val="20"/>
+                                <w:szCs w:val="20"/>
+                              </w:rPr>
+                              <w:br/>
+                              <w:t xml:space="preserve">{{ </w:t>
+                            </w:r>
+                            <w:proofErr w:type="spellStart"/>
+                            <w:r>
+                              <w:rPr>
+                                <w:sz w:val="20"/>
+                                <w:szCs w:val="20"/>
+                              </w:rPr>
+                              <w:t>impoundment_documents</w:t>
+                            </w:r>
+                            <w:proofErr w:type="spellEnd"/>
+                            <w:r>
+                              <w:rPr>
+                                <w:sz w:val="20"/>
+                                <w:szCs w:val="20"/>
+                              </w:rPr>
+                              <w:t xml:space="preserve"> }}; {{ ", ".join(</w:t>
+                            </w:r>
+                            <w:proofErr w:type="spellStart"/>
+                            <w:r>
+                              <w:rPr>
+                                <w:sz w:val="20"/>
+                                <w:szCs w:val="20"/>
+                              </w:rPr>
+                              <w:t>impoundment_details.true_values</w:t>
+                            </w:r>
+                            <w:proofErr w:type="spellEnd"/>
+                            <w:r>
+                              <w:rPr>
+                                <w:sz w:val="20"/>
+                                <w:szCs w:val="20"/>
+                              </w:rPr>
+                              <w:t>()) }}</w:t>
+                            </w:r>
+                            <w:r>
+                              <w:rPr>
+                                <w:sz w:val="20"/>
+                                <w:szCs w:val="20"/>
+                              </w:rPr>
+                              <w:br/>
+                              <w:t>{% endif %}</w:t>
+                            </w:r>
+                            <w:r>
+                              <w:rPr>
+                                <w:sz w:val="20"/>
+                                <w:szCs w:val="20"/>
+                              </w:rPr>
+                              <w:br/>
+                              <w:t>{% else %}</w:t>
+                            </w:r>
+                            <w:r>
+                              <w:rPr>
+                                <w:sz w:val="20"/>
+                                <w:szCs w:val="20"/>
+                              </w:rPr>
+                              <w:br/>
+                              <w:t>N/A; N/A</w:t>
+                            </w:r>
+                            <w:r>
+                              <w:rPr>
+                                <w:sz w:val="20"/>
+                                <w:szCs w:val="20"/>
+                              </w:rPr>
+                              <w:br/>
+                              <w:t>{% endif %}</w:t>
                             </w:r>
                           </w:p>
-                          <w:p/>
                         </w:txbxContent>
                       </wps:txbx>
                       <wps:bodyPr rot="0" spcFirstLastPara="0" vertOverflow="overflow" horzOverflow="overflow" vert="horz" wrap="square" lIns="91440" tIns="45720" rIns="91440" bIns="45720" numCol="1" spcCol="0" rtlCol="0" fromWordArt="0" anchor="t" anchorCtr="0" forceAA="0" compatLnSpc="1">
@@ -8077,16 +8122,14 @@
           </mc:Choice>
           <mc:Fallback>
             <w:pict>
-              <v:shape w14:anchorId="0ABFC44F" id="Text Box 39" o:spid="_x0000_s1037" type="#_x0000_t202" style="position:absolute;left:0;text-align:left;margin-left:11.75pt;margin-top:2pt;width:559.9pt;height:91.4pt;z-index:487624192;visibility:visible;mso-wrap-style:square;mso-height-percent:0;mso-wrap-distance-left:9pt;mso-wrap-distance-top:0;mso-wrap-distance-right:9pt;mso-wrap-distance-bottom:0;mso-position-horizontal:absolute;mso-position-horizontal-relative:text;mso-position-vertical:absolute;mso-position-vertical-relative:text;mso-height-percent:0;mso-height-relative:margin;v-text-anchor:top" o:gfxdata="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" fillcolor="white [3201]" strokeweight=".5pt">
+              <v:shapetype w14:anchorId="0ABFC44F" id="_x0000_t202" coordsize="21600,21600" o:spt="202" path="m,l,21600r21600,l21600,xe">
+                <v:stroke joinstyle="miter"/>
+                <v:path gradientshapeok="t" o:connecttype="rect"/>
+              </v:shapetype>
+              <v:shape id="Text Box 39" o:spid="_x0000_s1037" type="#_x0000_t202" style="position:absolute;left:0;text-align:left;margin-left:11.75pt;margin-top:2pt;width:559.9pt;height:91.4pt;z-index:487624192;visibility:visible;mso-wrap-style:square;mso-height-percent:0;mso-wrap-distance-left:9pt;mso-wrap-distance-top:0;mso-wrap-distance-right:9pt;mso-wrap-distance-bottom:0;mso-position-horizontal:absolute;mso-position-horizontal-relative:text;mso-position-vertical:absolute;mso-position-vertical-relative:text;mso-height-percent:0;mso-height-relative:margin;v-text-anchor:top" o:gfxdata="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" fillcolor="white [3201]" strokeweight=".5pt">
                 <v:textbox>
                   <w:txbxContent>
                     <w:p>
-                      <w:pPr>
-                        <w:rPr>
-                          <w:sz w:val="20"/>
-                          <w:szCs w:val="20"/>
-                        </w:rPr>
-                      </w:pPr>
                       <w:r>
                         <w:t xml:space="preserve"> </w:t>
                       </w:r>
@@ -8113,21 +8156,13 @@
                         </w:rPr>
                         <w:t xml:space="preserve"> %}</w:t>
                       </w:r>
-                    </w:p>
-                    <w:p>
-                      <w:pPr>
-                        <w:rPr>
-                          <w:sz w:val="20"/>
-                          <w:szCs w:val="20"/>
-                        </w:rPr>
-                      </w:pPr>
-                      <w:proofErr w:type="gramStart"/>
                       <w:r>
                         <w:rPr>
                           <w:sz w:val="20"/>
                           <w:szCs w:val="20"/>
                         </w:rPr>
-                        <w:t xml:space="preserve">{{ </w:t>
+                        <w:br/>
+                        <w:t xml:space="preserve">{% if </w:t>
                       </w:r>
                       <w:proofErr w:type="spellStart"/>
                       <w:r>
@@ -8135,15 +8170,7 @@
                           <w:sz w:val="20"/>
                           <w:szCs w:val="20"/>
                         </w:rPr>
-                        <w:t>impoundment</w:t>
-                      </w:r>
-                      <w:proofErr w:type="gramEnd"/>
-                      <w:r>
-                        <w:rPr>
-                          <w:sz w:val="20"/>
-                          <w:szCs w:val="20"/>
-                        </w:rPr>
-                        <w:t>_documents</w:t>
+                        <w:t>fully_impounded</w:t>
                       </w:r>
                       <w:proofErr w:type="spellEnd"/>
                       <w:r>
@@ -8151,7 +8178,15 @@
                           <w:sz w:val="20"/>
                           <w:szCs w:val="20"/>
                         </w:rPr>
-                        <w:t>}}; {{ “,”.join(</w:t>
+                        <w:t xml:space="preserve"> %}</w:t>
+                      </w:r>
+                      <w:r>
+                        <w:rPr>
+                          <w:sz w:val="20"/>
+                          <w:szCs w:val="20"/>
+                        </w:rPr>
+                        <w:br/>
+                        <w:t>entire case; {{ ", ".join(</w:t>
                       </w:r>
                       <w:proofErr w:type="spellStart"/>
                       <w:r>
@@ -8169,23 +8204,87 @@
                         </w:rPr>
                         <w:t>()) }}</w:t>
                       </w:r>
-                    </w:p>
-                    <w:p>
-                      <w:pPr>
-                        <w:rPr>
-                          <w:sz w:val="20"/>
-                          <w:szCs w:val="20"/>
-                        </w:rPr>
-                      </w:pPr>
                       <w:r>
                         <w:rPr>
                           <w:sz w:val="20"/>
                           <w:szCs w:val="20"/>
                         </w:rPr>
-                        <w:t>{% else %} N/A; N/A {% endif %}</w:t>
+                        <w:br/>
+                        <w:t>{% else %}</w:t>
+                      </w:r>
+                      <w:r>
+                        <w:rPr>
+                          <w:sz w:val="20"/>
+                          <w:szCs w:val="20"/>
+                        </w:rPr>
+                        <w:br/>
+                        <w:t xml:space="preserve">{{ </w:t>
+                      </w:r>
+                      <w:proofErr w:type="spellStart"/>
+                      <w:r>
+                        <w:rPr>
+                          <w:sz w:val="20"/>
+                          <w:szCs w:val="20"/>
+                        </w:rPr>
+                        <w:t>impoundment_documents</w:t>
+                      </w:r>
+                      <w:proofErr w:type="spellEnd"/>
+                      <w:r>
+                        <w:rPr>
+                          <w:sz w:val="20"/>
+                          <w:szCs w:val="20"/>
+                        </w:rPr>
+                        <w:t xml:space="preserve"> }}; {{ ", ".join(</w:t>
+                      </w:r>
+                      <w:proofErr w:type="spellStart"/>
+                      <w:r>
+                        <w:rPr>
+                          <w:sz w:val="20"/>
+                          <w:szCs w:val="20"/>
+                        </w:rPr>
+                        <w:t>impoundment_details.true_values</w:t>
+                      </w:r>
+                      <w:proofErr w:type="spellEnd"/>
+                      <w:r>
+                        <w:rPr>
+                          <w:sz w:val="20"/>
+                          <w:szCs w:val="20"/>
+                        </w:rPr>
+                        <w:t>()) }}</w:t>
+                      </w:r>
+                      <w:r>
+                        <w:rPr>
+                          <w:sz w:val="20"/>
+                          <w:szCs w:val="20"/>
+                        </w:rPr>
+                        <w:br/>
+                        <w:t>{% endif %}</w:t>
+                      </w:r>
+                      <w:r>
+                        <w:rPr>
+                          <w:sz w:val="20"/>
+                          <w:szCs w:val="20"/>
+                        </w:rPr>
+                        <w:br/>
+                        <w:t>{% else %}</w:t>
+                      </w:r>
+                      <w:r>
+                        <w:rPr>
+                          <w:sz w:val="20"/>
+                          <w:szCs w:val="20"/>
+                        </w:rPr>
+                        <w:br/>
+                        <w:t>N/A; N/A</w:t>
+                      </w:r>
+                      <w:r>
+                        <w:rPr>
+                          <w:sz w:val="20"/>
+                          <w:szCs w:val="20"/>
+                        </w:rPr>
+                        <w:br/>
+                        <w:t>{% endif %}</w:t>
                       </w:r>
                     </w:p>
-                    <w:p/>
                   </w:txbxContent>
                 </v:textbox>
               </v:shape>
@@ -8701,7 +8800,7 @@
           <w:sz w:val="20"/>
         </w:rPr>
         <w:sectPr>
-          <w:footerReference w:type="default" r:id="rId21"/>
+          <w:footerReference w:type="default" r:id="rId22"/>
           <w:pgSz w:w="12240" w:h="15840"/>
           <w:pgMar w:top="620" w:right="360" w:bottom="700" w:left="360" w:header="0" w:footer="515" w:gutter="0"/>
           <w:cols w:space="720"/>
@@ -9411,7 +9510,7 @@
               </wp:anchor>
             </w:drawing>
           </mc:Choice>
-          <mc:Fallback xmlns:pic="http://schemas.openxmlformats.org/drawingml/2006/picture" xmlns:a="http://schemas.openxmlformats.org/drawingml/2006/main" xmlns:ve="http://schemas.openxmlformats.org/markup-compatibility/2006">
+          <mc:Fallback xmlns:ve="http://schemas.openxmlformats.org/markup-compatibility/2006" xmlns:a="http://schemas.openxmlformats.org/drawingml/2006/main" xmlns:pic="http://schemas.openxmlformats.org/drawingml/2006/picture">
             <w:pict>
               <v:rect style="position:absolute;margin-left:30.674pt;margin-top:3.427165pt;width:552.157pt;height:112.5pt;mso-position-horizontal-relative:page;mso-position-vertical-relative:paragraph;z-index:-15723520;mso-wrap-distance-left:0;mso-wrap-distance-right:0" id="docshape33" filled="false" stroked="true" strokeweight=".5pt" strokecolor="#000000">
                 <v:stroke dashstyle="solid"/>
@@ -9999,7 +10098,7 @@
               </wp:anchor>
             </w:drawing>
           </mc:Choice>
-          <mc:Fallback xmlns:pic="http://schemas.openxmlformats.org/drawingml/2006/picture" xmlns:a="http://schemas.openxmlformats.org/drawingml/2006/main" xmlns:ve="http://schemas.openxmlformats.org/markup-compatibility/2006">
+          <mc:Fallback xmlns:ve="http://schemas.openxmlformats.org/markup-compatibility/2006" xmlns:a="http://schemas.openxmlformats.org/drawingml/2006/main" xmlns:pic="http://schemas.openxmlformats.org/drawingml/2006/picture">
             <w:pict>
               <v:shape style="position:absolute;margin-left:177.229996pt;margin-top:12.534953pt;width:145.6pt;height:.1pt;mso-position-horizontal-relative:page;mso-position-vertical-relative:paragraph;z-index:-15722496;mso-wrap-distance-left:0;mso-wrap-distance-right:0" id="docshape35" coordorigin="3545,251" coordsize="2912,0" path="m3545,251l6456,251e" filled="false" stroked="true" strokeweight=".5pt" strokecolor="#000000">
                 <v:path arrowok="t"/>
@@ -10203,7 +10302,7 @@
               </wp:anchor>
             </w:drawing>
           </mc:Choice>
-          <mc:Fallback xmlns:pic="http://schemas.openxmlformats.org/drawingml/2006/picture" xmlns:a="http://schemas.openxmlformats.org/drawingml/2006/main" xmlns:ve="http://schemas.openxmlformats.org/markup-compatibility/2006">
+          <mc:Fallback xmlns:ve="http://schemas.openxmlformats.org/markup-compatibility/2006" xmlns:a="http://schemas.openxmlformats.org/drawingml/2006/main" xmlns:pic="http://schemas.openxmlformats.org/drawingml/2006/picture">
             <w:pict>
               <v:shape style="position:absolute;margin-left:250.733002pt;margin-top:12.538977pt;width:216.1pt;height:.1pt;mso-position-horizontal-relative:page;mso-position-vertical-relative:paragraph;z-index:-15721984;mso-wrap-distance-left:0;mso-wrap-distance-right:0" id="docshape36" coordorigin="5015,251" coordsize="4322,0" path="m5015,251l9336,251e" filled="false" stroked="true" strokeweight=".5pt" strokecolor="#000000">
                 <v:path arrowok="t"/>
@@ -10452,13 +10551,7 @@
         <w:rPr>
           <w:sz w:val="20"/>
         </w:rPr>
-        <w:t xml:space="preserve"> been entered in the Appeals Court or Supreme Judicial Court?</w:t>
-      </w:r>
-      <w:r>
-        <w:rPr>
-          <w:sz w:val="20"/>
-        </w:rPr>
-        <w:t xml:space="preserve"> </w:t>
+        <w:t xml:space="preserve"> been entered in the Appeals Court or Supreme Judicial Court? </w:t>
       </w:r>
       <w:proofErr w:type="gramStart"/>
       <w:r>
@@ -10523,13 +10616,7 @@
         <w:rPr>
           <w:sz w:val="20"/>
         </w:rPr>
-        <w:t xml:space="preserve"> appeals raising related issues?</w:t>
-      </w:r>
-      <w:r>
-        <w:rPr>
-          <w:sz w:val="20"/>
-        </w:rPr>
-        <w:t xml:space="preserve"> </w:t>
+        <w:t xml:space="preserve"> appeals raising related issues? </w:t>
       </w:r>
       <w:proofErr w:type="gramStart"/>
       <w:r>
@@ -10648,13 +10735,7 @@
                             </w:r>
                             <w:proofErr w:type="spellEnd"/>
                             <w:r>
-                              <w:t xml:space="preserve"> }}</w:t>
-                            </w:r>
-                            <w:r>
-                              <w:t>,</w:t>
-                            </w:r>
-                            <w:r>
-                              <w:t xml:space="preserve"> {{ </w:t>
+                              <w:t xml:space="preserve"> }}, {{ </w:t>
                             </w:r>
                             <w:proofErr w:type="spellStart"/>
                             <w:r>
@@ -10943,7 +11024,7 @@
               </wp:anchor>
             </w:drawing>
           </mc:Choice>
-          <mc:Fallback xmlns:pic="http://schemas.openxmlformats.org/drawingml/2006/picture" xmlns:a="http://schemas.openxmlformats.org/drawingml/2006/main" xmlns:ve="http://schemas.openxmlformats.org/markup-compatibility/2006">
+          <mc:Fallback xmlns:ve="http://schemas.openxmlformats.org/markup-compatibility/2006" xmlns:a="http://schemas.openxmlformats.org/drawingml/2006/main" xmlns:pic="http://schemas.openxmlformats.org/drawingml/2006/picture">
             <w:pict>
               <v:shape style="position:absolute;margin-left:299.184998pt;margin-top:13.258953pt;width:275pt;height:.1pt;mso-position-horizontal-relative:page;mso-position-vertical-relative:paragraph;z-index:-15720448;mso-wrap-distance-left:0;mso-wrap-distance-right:0" id="docshape38" coordorigin="5984,265" coordsize="5500,0" path="m5984,265l11483,265e" filled="false" stroked="true" strokeweight=".5pt" strokecolor="#000000">
                 <v:path arrowok="t"/>
@@ -11484,7 +11565,7 @@
               </wp:anchor>
             </w:drawing>
           </mc:Choice>
-          <mc:Fallback xmlns:pic="http://schemas.openxmlformats.org/drawingml/2006/picture" xmlns:a="http://schemas.openxmlformats.org/drawingml/2006/main" xmlns:ve="http://schemas.openxmlformats.org/markup-compatibility/2006">
+          <mc:Fallback xmlns:ve="http://schemas.openxmlformats.org/markup-compatibility/2006" xmlns:a="http://schemas.openxmlformats.org/drawingml/2006/main" xmlns:pic="http://schemas.openxmlformats.org/drawingml/2006/picture">
             <w:pict>
               <v:shape style="position:absolute;margin-left:299.184998pt;margin-top:18.423906pt;width:275pt;height:.1pt;mso-position-horizontal-relative:page;mso-position-vertical-relative:paragraph;z-index:-15719424;mso-wrap-distance-left:0;mso-wrap-distance-right:0" id="docshape40" coordorigin="5984,368" coordsize="5500,0" path="m5984,368l11483,368e" filled="false" stroked="true" strokeweight=".5pt" strokecolor="#000000">
                 <v:path arrowok="t"/>
@@ -11644,7 +11725,7 @@
               </wp:anchor>
             </w:drawing>
           </mc:Choice>
-          <mc:Fallback xmlns:pic="http://schemas.openxmlformats.org/drawingml/2006/picture" xmlns:a="http://schemas.openxmlformats.org/drawingml/2006/main" xmlns:ve="http://schemas.openxmlformats.org/markup-compatibility/2006">
+          <mc:Fallback xmlns:ve="http://schemas.openxmlformats.org/markup-compatibility/2006" xmlns:a="http://schemas.openxmlformats.org/drawingml/2006/main" xmlns:pic="http://schemas.openxmlformats.org/drawingml/2006/picture">
             <w:pict>
               <v:shape style="position:absolute;margin-left:299.184998pt;margin-top:13.231953pt;width:273.850pt;height:.1pt;mso-position-horizontal-relative:page;mso-position-vertical-relative:paragraph;z-index:-15718912;mso-wrap-distance-left:0;mso-wrap-distance-right:0" id="docshape41" coordorigin="5984,265" coordsize="5477,0" path="m5984,265l11460,265e" filled="false" stroked="true" strokeweight=".5pt" strokecolor="#000000">
                 <v:path arrowok="t"/>
@@ -11794,7 +11875,7 @@
         </w:rPr>
         <w:t xml:space="preserve">Pursuant to </w:t>
       </w:r>
-      <w:hyperlink r:id="rId22" w:anchor="-d-certificate-of-service-of-all-documents-other-than-briefs-and-appendices" w:history="1">
+      <w:hyperlink r:id="rId23" w:anchor="-d-certificate-of-service-of-all-documents-other-than-briefs-and-appendices" w:history="1">
         <w:proofErr w:type="spellStart"/>
         <w:r>
           <w:rPr>
@@ -13070,7 +13151,7 @@
               </wp:inline>
             </w:drawing>
           </mc:Choice>
-          <mc:Fallback xmlns:pic="http://schemas.openxmlformats.org/drawingml/2006/picture" xmlns:a="http://schemas.openxmlformats.org/drawingml/2006/main" xmlns:ve="http://schemas.openxmlformats.org/markup-compatibility/2006">
+          <mc:Fallback xmlns:ve="http://schemas.openxmlformats.org/markup-compatibility/2006" xmlns:a="http://schemas.openxmlformats.org/drawingml/2006/main" xmlns:pic="http://schemas.openxmlformats.org/drawingml/2006/picture">
             <w:pict>
               <v:group style="width:264.850pt;height:.5pt;mso-position-horizontal-relative:char;mso-position-vertical-relative:line" id="docshapegroup44" coordorigin="0,0" coordsize="5297,10">
                 <v:line style="position:absolute" from="0,5" to="5297,5" stroked="true" strokeweight=".5pt" strokecolor="#000000">
@@ -13162,7 +13243,7 @@
               </wp:inline>
             </w:drawing>
           </mc:Choice>
-          <mc:Fallback xmlns:pic="http://schemas.openxmlformats.org/drawingml/2006/picture" xmlns:a="http://schemas.openxmlformats.org/drawingml/2006/main" xmlns:ve="http://schemas.openxmlformats.org/markup-compatibility/2006">
+          <mc:Fallback xmlns:ve="http://schemas.openxmlformats.org/markup-compatibility/2006" xmlns:a="http://schemas.openxmlformats.org/drawingml/2006/main" xmlns:pic="http://schemas.openxmlformats.org/drawingml/2006/picture">
             <w:pict>
               <v:group style="width:237.85pt;height:.5pt;mso-position-horizontal-relative:char;mso-position-vertical-relative:line" id="docshapegroup45" coordorigin="0,0" coordsize="4757,10">
                 <v:line style="position:absolute" from="0,5" to="4757,5" stroked="true" strokeweight=".5pt" strokecolor="#000000">
@@ -13483,7 +13564,7 @@
               </wp:inline>
             </w:drawing>
           </mc:Choice>
-          <mc:Fallback xmlns:pic="http://schemas.openxmlformats.org/drawingml/2006/picture" xmlns:a="http://schemas.openxmlformats.org/drawingml/2006/main" xmlns:ve="http://schemas.openxmlformats.org/markup-compatibility/2006">
+          <mc:Fallback xmlns:ve="http://schemas.openxmlformats.org/markup-compatibility/2006" xmlns:a="http://schemas.openxmlformats.org/drawingml/2006/main" xmlns:pic="http://schemas.openxmlformats.org/drawingml/2006/picture">
             <w:pict>
               <v:group style="width:264.850pt;height:.5pt;mso-position-horizontal-relative:char;mso-position-vertical-relative:line" id="docshapegroup46" coordorigin="0,0" coordsize="5297,10">
                 <v:line style="position:absolute" from="0,5" to="5297,5" stroked="true" strokeweight=".5pt" strokecolor="#000000">
@@ -15119,7 +15200,6 @@
   <w:style w:type="character" w:default="1" w:styleId="DefaultParagraphFont">
     <w:name w:val="Default Paragraph Font"/>
     <w:uiPriority w:val="1"/>
-    <w:semiHidden/>
     <w:unhideWhenUsed/>
   </w:style>
   <w:style w:type="table" w:default="1" w:styleId="TableNormal">
@@ -15234,6 +15314,18 @@
     <w:semiHidden/>
     <w:unhideWhenUsed/>
     <w:rsid w:val="008C6935"/>
+  </w:style>
+  <w:style w:type="character" w:styleId="UnresolvedMention">
+    <w:name w:val="Unresolved Mention"/>
+    <w:basedOn w:val="DefaultParagraphFont"/>
+    <w:uiPriority w:val="99"/>
+    <w:semiHidden/>
+    <w:unhideWhenUsed/>
+    <w:rsid w:val="005D5F1F"/>
+    <w:rPr>
+      <w:color w:val="605E5C"/>
+      <w:shd w:val="clear" w:color="auto" w:fill="E1DFDD"/>
+    </w:rPr>
   </w:style>
 </w:styles>
 </file>

--- a/docassemble/CriminalDocketingStatement/data/templates/criminal_docketing_statement.docx
+++ b/docassemble/CriminalDocketingStatement/data/templates/criminal_docketing_statement.docx
@@ -4,3240 +4,11 @@
   <w:body>
     <w:p>
       <w:pPr>
-        <w:pStyle w:val="Heading1"/>
-      </w:pPr>
-      <w:r>
-        <w:t>MASSACHUSETTS</w:t>
-      </w:r>
-      <w:r>
-        <w:rPr>
-          <w:spacing w:val="-10"/>
-        </w:rPr>
-        <w:t xml:space="preserve"> </w:t>
-      </w:r>
-      <w:r>
-        <w:t>APPEALS</w:t>
-      </w:r>
-      <w:r>
-        <w:rPr>
-          <w:spacing w:val="-10"/>
-        </w:rPr>
-        <w:t xml:space="preserve"> </w:t>
-      </w:r>
-      <w:r>
-        <w:rPr>
-          <w:spacing w:val="-2"/>
-        </w:rPr>
-        <w:t>COURT</w:t>
-      </w:r>
-    </w:p>
-    <w:p>
-      <w:pPr>
-        <w:pStyle w:val="BodyText"/>
-        <w:spacing w:before="4"/>
-        <w:ind w:left="1670" w:right="1670"/>
-        <w:jc w:val="center"/>
-      </w:pPr>
-      <w:r>
-        <w:t>John</w:t>
-      </w:r>
-      <w:r>
-        <w:rPr>
-          <w:spacing w:val="-3"/>
-        </w:rPr>
-        <w:t xml:space="preserve"> </w:t>
-      </w:r>
-      <w:r>
-        <w:t>Adams</w:t>
-      </w:r>
-      <w:r>
-        <w:rPr>
-          <w:spacing w:val="-2"/>
-        </w:rPr>
-        <w:t xml:space="preserve"> Courthouse</w:t>
-      </w:r>
-    </w:p>
-    <w:p>
-      <w:pPr>
-        <w:pStyle w:val="BodyText"/>
-        <w:spacing w:before="12" w:line="249" w:lineRule="auto"/>
-        <w:ind w:left="3741" w:right="3738"/>
-        <w:jc w:val="center"/>
-      </w:pPr>
-      <w:r>
-        <w:t>One</w:t>
-      </w:r>
-      <w:r>
-        <w:rPr>
-          <w:spacing w:val="-10"/>
-        </w:rPr>
-        <w:t xml:space="preserve"> </w:t>
-      </w:r>
-      <w:r>
-        <w:t>Pemberton</w:t>
-      </w:r>
-      <w:r>
-        <w:rPr>
-          <w:spacing w:val="-10"/>
-        </w:rPr>
-        <w:t xml:space="preserve"> </w:t>
-      </w:r>
-      <w:r>
-        <w:t>Square,</w:t>
-      </w:r>
-      <w:r>
-        <w:rPr>
-          <w:spacing w:val="-10"/>
-        </w:rPr>
-        <w:t xml:space="preserve"> </w:t>
-      </w:r>
-      <w:r>
-        <w:t>Suite</w:t>
-      </w:r>
-      <w:r>
-        <w:rPr>
-          <w:spacing w:val="-10"/>
-        </w:rPr>
-        <w:t xml:space="preserve"> </w:t>
-      </w:r>
-      <w:r>
-        <w:t>1200 Boston, MA 02108</w:t>
-      </w:r>
-    </w:p>
-    <w:p>
-      <w:pPr>
-        <w:pStyle w:val="BodyText"/>
-        <w:spacing w:before="2"/>
-        <w:ind w:left="1670" w:right="1670"/>
-        <w:jc w:val="center"/>
-      </w:pPr>
-      <w:r>
-        <w:t>(617) 725-</w:t>
-      </w:r>
-      <w:r>
-        <w:rPr>
-          <w:spacing w:val="-4"/>
-        </w:rPr>
-        <w:t>8106</w:t>
-      </w:r>
-    </w:p>
-    <w:p>
-      <w:pPr>
-        <w:spacing w:before="15"/>
-        <w:ind w:left="1670" w:right="1669"/>
-        <w:jc w:val="center"/>
-        <w:rPr>
-          <w:b/>
-        </w:rPr>
-      </w:pPr>
-      <w:hyperlink r:id="rId7">
-        <w:r>
-          <w:rPr>
-            <w:b/>
-            <w:color w:val="0000FF"/>
-            <w:spacing w:val="-2"/>
-            <w:u w:val="single" w:color="0000FF"/>
-          </w:rPr>
-          <w:t>http://www.mass.gov/courts/appealscourt/</w:t>
-        </w:r>
-      </w:hyperlink>
-    </w:p>
-    <w:p>
-      <w:pPr>
-        <w:pStyle w:val="BodyText"/>
-        <w:spacing w:before="64"/>
-        <w:rPr>
-          <w:b/>
-          <w:sz w:val="28"/>
-        </w:rPr>
-      </w:pPr>
-    </w:p>
-    <w:p>
-      <w:pPr>
-        <w:pStyle w:val="Heading2"/>
-        <w:spacing w:line="249" w:lineRule="auto"/>
-        <w:ind w:left="4694"/>
-      </w:pPr>
-      <w:r>
-        <w:t>CRIMINAL</w:t>
-      </w:r>
-      <w:r>
-        <w:rPr>
-          <w:spacing w:val="-18"/>
-        </w:rPr>
-        <w:t xml:space="preserve"> </w:t>
-      </w:r>
-      <w:r>
-        <w:t>DOCKETING</w:t>
-      </w:r>
-      <w:r>
-        <w:rPr>
-          <w:spacing w:val="-17"/>
-        </w:rPr>
-        <w:t xml:space="preserve"> </w:t>
-      </w:r>
-      <w:r>
-        <w:t xml:space="preserve">STATEMENT </w:t>
-      </w:r>
-      <w:r>
-        <w:rPr>
-          <w:spacing w:val="-2"/>
-        </w:rPr>
-        <w:t>INSTRUCTIONS</w:t>
-      </w:r>
-    </w:p>
-    <w:p>
-      <w:pPr>
-        <w:pStyle w:val="BodyText"/>
-        <w:spacing w:before="237" w:line="249" w:lineRule="auto"/>
-        <w:ind w:left="28" w:right="128"/>
-        <w:rPr>
-          <w:sz w:val="22"/>
-        </w:rPr>
-      </w:pPr>
-      <w:r>
-        <w:t>Each</w:t>
-      </w:r>
-      <w:r>
-        <w:rPr>
-          <w:spacing w:val="-3"/>
-        </w:rPr>
-        <w:t xml:space="preserve"> </w:t>
-      </w:r>
-      <w:r>
-        <w:t>appellant</w:t>
-      </w:r>
-      <w:r>
-        <w:rPr>
-          <w:spacing w:val="-3"/>
-        </w:rPr>
-        <w:t xml:space="preserve"> </w:t>
-      </w:r>
-      <w:r>
-        <w:t>or</w:t>
-      </w:r>
-      <w:r>
-        <w:rPr>
-          <w:spacing w:val="-3"/>
-        </w:rPr>
-        <w:t xml:space="preserve"> </w:t>
-      </w:r>
-      <w:r>
-        <w:t>cross-appellant,</w:t>
-      </w:r>
-      <w:r>
-        <w:rPr>
-          <w:spacing w:val="-3"/>
-        </w:rPr>
-        <w:t xml:space="preserve"> </w:t>
-      </w:r>
-      <w:r>
-        <w:t>other</w:t>
-      </w:r>
-      <w:r>
-        <w:rPr>
-          <w:spacing w:val="-3"/>
-        </w:rPr>
-        <w:t xml:space="preserve"> </w:t>
-      </w:r>
-      <w:r>
-        <w:t>than</w:t>
-      </w:r>
-      <w:r>
-        <w:rPr>
-          <w:spacing w:val="-3"/>
-        </w:rPr>
-        <w:t xml:space="preserve"> </w:t>
-      </w:r>
-      <w:r>
-        <w:t>a</w:t>
-      </w:r>
-      <w:r>
-        <w:rPr>
-          <w:spacing w:val="-3"/>
-        </w:rPr>
-        <w:t xml:space="preserve"> </w:t>
-      </w:r>
-      <w:r>
-        <w:t>self-represented</w:t>
-      </w:r>
-      <w:r>
-        <w:rPr>
-          <w:spacing w:val="-3"/>
-        </w:rPr>
-        <w:t xml:space="preserve"> </w:t>
-      </w:r>
-      <w:r>
-        <w:t>litigant</w:t>
-      </w:r>
-      <w:r>
-        <w:rPr>
-          <w:spacing w:val="-3"/>
-        </w:rPr>
-        <w:t xml:space="preserve"> </w:t>
-      </w:r>
-      <w:r>
-        <w:t>who</w:t>
-      </w:r>
-      <w:r>
-        <w:rPr>
-          <w:spacing w:val="-3"/>
-        </w:rPr>
-        <w:t xml:space="preserve"> </w:t>
-      </w:r>
-      <w:r>
-        <w:t>is</w:t>
-      </w:r>
-      <w:r>
-        <w:rPr>
-          <w:spacing w:val="-4"/>
-        </w:rPr>
-        <w:t xml:space="preserve"> </w:t>
-      </w:r>
-      <w:r>
-        <w:t>incarcerated,</w:t>
-      </w:r>
-      <w:r>
-        <w:rPr>
-          <w:spacing w:val="-3"/>
-        </w:rPr>
-        <w:t xml:space="preserve"> </w:t>
-      </w:r>
-      <w:proofErr w:type="gramStart"/>
-      <w:r>
-        <w:t>is</w:t>
-      </w:r>
-      <w:r>
-        <w:rPr>
-          <w:spacing w:val="-4"/>
-        </w:rPr>
-        <w:t xml:space="preserve"> </w:t>
-      </w:r>
-      <w:r>
-        <w:t>required</w:t>
-      </w:r>
-      <w:r>
-        <w:rPr>
-          <w:spacing w:val="-3"/>
-        </w:rPr>
-        <w:t xml:space="preserve"> </w:t>
-      </w:r>
-      <w:r>
-        <w:t>to</w:t>
-      </w:r>
-      <w:proofErr w:type="gramEnd"/>
-      <w:r>
-        <w:rPr>
-          <w:spacing w:val="-3"/>
-        </w:rPr>
-        <w:t xml:space="preserve"> </w:t>
-      </w:r>
-      <w:r>
-        <w:t>submit</w:t>
-      </w:r>
-      <w:r>
-        <w:rPr>
-          <w:spacing w:val="-3"/>
-        </w:rPr>
-        <w:t xml:space="preserve"> </w:t>
-      </w:r>
-      <w:r>
-        <w:t>the attached docketing statement within fourteen days of issuance of the notice of entry of the appeal.</w:t>
-      </w:r>
-      <w:r>
-        <w:rPr>
-          <w:spacing w:val="40"/>
-        </w:rPr>
-        <w:t xml:space="preserve"> </w:t>
-      </w:r>
-      <w:r>
-        <w:rPr>
-          <w:sz w:val="22"/>
-        </w:rPr>
-        <w:t xml:space="preserve">See M.A.C. </w:t>
-      </w:r>
-      <w:hyperlink r:id="rId8">
-        <w:r>
-          <w:rPr>
-            <w:color w:val="0000FF"/>
-            <w:u w:val="single" w:color="0000FF"/>
-          </w:rPr>
-          <w:t>Rule</w:t>
-        </w:r>
-      </w:hyperlink>
-      <w:r>
-        <w:rPr>
-          <w:color w:val="0000FF"/>
-        </w:rPr>
-        <w:t xml:space="preserve"> </w:t>
-      </w:r>
-      <w:hyperlink r:id="rId9">
-        <w:r>
-          <w:rPr>
-            <w:color w:val="0000FF"/>
-            <w:spacing w:val="-2"/>
-            <w:u w:val="single" w:color="0000FF"/>
-          </w:rPr>
-          <w:t>10.0</w:t>
-        </w:r>
-      </w:hyperlink>
-      <w:r>
-        <w:rPr>
-          <w:spacing w:val="-2"/>
-          <w:sz w:val="22"/>
-        </w:rPr>
-        <w:t>.</w:t>
-      </w:r>
-    </w:p>
-    <w:p>
-      <w:pPr>
-        <w:pStyle w:val="BodyText"/>
-        <w:spacing w:before="267" w:line="249" w:lineRule="auto"/>
-        <w:ind w:left="28" w:right="144"/>
-        <w:jc w:val="both"/>
-      </w:pPr>
-      <w:r>
-        <w:t xml:space="preserve">All attorneys must electronically file the docketing statement using </w:t>
-      </w:r>
-      <w:hyperlink r:id="rId10">
-        <w:r>
-          <w:rPr>
-            <w:color w:val="0000FF"/>
-            <w:u w:val="single" w:color="0000FF"/>
-          </w:rPr>
-          <w:t>eFileMA.com</w:t>
-        </w:r>
-      </w:hyperlink>
-      <w:r>
-        <w:rPr>
-          <w:color w:val="0000FF"/>
-        </w:rPr>
-        <w:t xml:space="preserve"> </w:t>
-      </w:r>
-      <w:r>
-        <w:t>in non-impounded cases. Attorneys filing</w:t>
-      </w:r>
-      <w:r>
-        <w:rPr>
-          <w:spacing w:val="-1"/>
-        </w:rPr>
-        <w:t xml:space="preserve"> </w:t>
-      </w:r>
-      <w:r>
-        <w:t>in</w:t>
-      </w:r>
-      <w:r>
-        <w:rPr>
-          <w:spacing w:val="-1"/>
-        </w:rPr>
-        <w:t xml:space="preserve"> </w:t>
-      </w:r>
-      <w:r>
-        <w:t>impounded</w:t>
-      </w:r>
-      <w:r>
-        <w:rPr>
-          <w:spacing w:val="-1"/>
-        </w:rPr>
-        <w:t xml:space="preserve"> </w:t>
-      </w:r>
-      <w:r>
-        <w:t>cases</w:t>
-      </w:r>
-      <w:r>
-        <w:rPr>
-          <w:spacing w:val="-2"/>
-        </w:rPr>
-        <w:t xml:space="preserve"> </w:t>
-      </w:r>
-      <w:r>
-        <w:t>and</w:t>
-      </w:r>
-      <w:r>
-        <w:rPr>
-          <w:spacing w:val="-1"/>
-        </w:rPr>
-        <w:t xml:space="preserve"> </w:t>
-      </w:r>
-      <w:r>
-        <w:t>self-presented</w:t>
-      </w:r>
-      <w:r>
-        <w:rPr>
-          <w:spacing w:val="-1"/>
-        </w:rPr>
-        <w:t xml:space="preserve"> </w:t>
-      </w:r>
-      <w:r>
-        <w:t>parties</w:t>
-      </w:r>
-      <w:r>
-        <w:rPr>
-          <w:spacing w:val="-2"/>
-        </w:rPr>
-        <w:t xml:space="preserve"> </w:t>
-      </w:r>
-      <w:r>
-        <w:t>in</w:t>
-      </w:r>
-      <w:r>
-        <w:rPr>
-          <w:spacing w:val="-1"/>
-        </w:rPr>
-        <w:t xml:space="preserve"> </w:t>
-      </w:r>
-      <w:r>
-        <w:t>all</w:t>
-      </w:r>
-      <w:r>
-        <w:rPr>
-          <w:spacing w:val="-1"/>
-        </w:rPr>
-        <w:t xml:space="preserve"> </w:t>
-      </w:r>
-      <w:r>
-        <w:t>cases</w:t>
-      </w:r>
-      <w:r>
-        <w:rPr>
-          <w:spacing w:val="-2"/>
-        </w:rPr>
-        <w:t xml:space="preserve"> </w:t>
-      </w:r>
-      <w:proofErr w:type="gramStart"/>
-      <w:r>
-        <w:t>are</w:t>
-      </w:r>
-      <w:r>
-        <w:rPr>
-          <w:spacing w:val="-1"/>
-        </w:rPr>
-        <w:t xml:space="preserve"> </w:t>
-      </w:r>
-      <w:r>
-        <w:t>encouraged</w:t>
-      </w:r>
-      <w:proofErr w:type="gramEnd"/>
-      <w:r>
-        <w:t>,</w:t>
-      </w:r>
-      <w:r>
-        <w:rPr>
-          <w:spacing w:val="-1"/>
-        </w:rPr>
-        <w:t xml:space="preserve"> </w:t>
-      </w:r>
-      <w:r>
-        <w:t>but</w:t>
-      </w:r>
-      <w:r>
-        <w:rPr>
-          <w:spacing w:val="-1"/>
-        </w:rPr>
-        <w:t xml:space="preserve"> </w:t>
-      </w:r>
-      <w:r>
-        <w:t>not</w:t>
-      </w:r>
-      <w:r>
-        <w:rPr>
-          <w:spacing w:val="-1"/>
-        </w:rPr>
-        <w:t xml:space="preserve"> </w:t>
-      </w:r>
-      <w:r>
-        <w:t>required,</w:t>
-      </w:r>
-      <w:r>
-        <w:rPr>
-          <w:spacing w:val="-1"/>
-        </w:rPr>
-        <w:t xml:space="preserve"> </w:t>
-      </w:r>
-      <w:r>
-        <w:t>to</w:t>
-      </w:r>
-      <w:r>
-        <w:rPr>
-          <w:spacing w:val="-1"/>
-        </w:rPr>
-        <w:t xml:space="preserve"> </w:t>
-      </w:r>
-      <w:r>
-        <w:t>file</w:t>
-      </w:r>
-      <w:r>
-        <w:rPr>
-          <w:spacing w:val="-1"/>
-        </w:rPr>
-        <w:t xml:space="preserve"> </w:t>
-      </w:r>
-      <w:r>
-        <w:t>the</w:t>
-      </w:r>
-      <w:r>
-        <w:rPr>
-          <w:spacing w:val="-1"/>
-        </w:rPr>
-        <w:t xml:space="preserve"> </w:t>
-      </w:r>
-      <w:r>
-        <w:t>docketing statement</w:t>
-      </w:r>
-      <w:r>
-        <w:rPr>
-          <w:spacing w:val="-2"/>
-        </w:rPr>
-        <w:t xml:space="preserve"> </w:t>
-      </w:r>
-      <w:r>
-        <w:t>using</w:t>
-      </w:r>
-      <w:r>
-        <w:rPr>
-          <w:spacing w:val="-2"/>
-        </w:rPr>
-        <w:t xml:space="preserve"> </w:t>
-      </w:r>
-      <w:r>
-        <w:t>eFileMA.com.</w:t>
-      </w:r>
-      <w:r>
-        <w:rPr>
-          <w:spacing w:val="40"/>
-        </w:rPr>
-        <w:t xml:space="preserve"> </w:t>
-      </w:r>
-      <w:r>
-        <w:t>Docketing</w:t>
-      </w:r>
-      <w:r>
-        <w:rPr>
-          <w:spacing w:val="-2"/>
-        </w:rPr>
-        <w:t xml:space="preserve"> </w:t>
-      </w:r>
-      <w:r>
-        <w:t>statements</w:t>
-      </w:r>
-      <w:r>
-        <w:rPr>
-          <w:spacing w:val="-3"/>
-        </w:rPr>
-        <w:t xml:space="preserve"> </w:t>
-      </w:r>
-      <w:r>
-        <w:t>that</w:t>
-      </w:r>
-      <w:r>
-        <w:rPr>
-          <w:spacing w:val="-2"/>
-        </w:rPr>
-        <w:t xml:space="preserve"> </w:t>
-      </w:r>
-      <w:r>
-        <w:t>are</w:t>
-      </w:r>
-      <w:r>
-        <w:rPr>
-          <w:spacing w:val="-2"/>
-        </w:rPr>
-        <w:t xml:space="preserve"> </w:t>
-      </w:r>
-      <w:r>
-        <w:t>not</w:t>
-      </w:r>
-      <w:r>
-        <w:rPr>
-          <w:spacing w:val="-2"/>
-        </w:rPr>
-        <w:t xml:space="preserve"> </w:t>
-      </w:r>
-      <w:r>
-        <w:t>e-filed</w:t>
-      </w:r>
-      <w:r>
-        <w:rPr>
-          <w:spacing w:val="-2"/>
-        </w:rPr>
-        <w:t xml:space="preserve"> </w:t>
-      </w:r>
-      <w:r>
-        <w:t>must</w:t>
-      </w:r>
-      <w:r>
-        <w:rPr>
-          <w:spacing w:val="-2"/>
-        </w:rPr>
-        <w:t xml:space="preserve"> </w:t>
-      </w:r>
-      <w:r>
-        <w:t>be</w:t>
-      </w:r>
-      <w:r>
-        <w:rPr>
-          <w:spacing w:val="-2"/>
-        </w:rPr>
-        <w:t xml:space="preserve"> </w:t>
-      </w:r>
-      <w:proofErr w:type="gramStart"/>
-      <w:r>
-        <w:t>submitted</w:t>
-      </w:r>
-      <w:proofErr w:type="gramEnd"/>
-      <w:r>
-        <w:rPr>
-          <w:spacing w:val="-2"/>
-        </w:rPr>
-        <w:t xml:space="preserve"> </w:t>
-      </w:r>
-      <w:r>
-        <w:t>on</w:t>
-      </w:r>
-      <w:r>
-        <w:rPr>
-          <w:spacing w:val="-2"/>
-        </w:rPr>
-        <w:t xml:space="preserve"> </w:t>
-      </w:r>
-      <w:r>
-        <w:t>paper</w:t>
-      </w:r>
-      <w:r>
-        <w:rPr>
-          <w:spacing w:val="-2"/>
-        </w:rPr>
-        <w:t xml:space="preserve"> </w:t>
-      </w:r>
-      <w:r>
-        <w:t>by</w:t>
-      </w:r>
-      <w:r>
-        <w:rPr>
-          <w:spacing w:val="-2"/>
-        </w:rPr>
-        <w:t xml:space="preserve"> </w:t>
-      </w:r>
-      <w:r>
-        <w:t>mail</w:t>
-      </w:r>
-      <w:r>
-        <w:rPr>
-          <w:spacing w:val="-2"/>
-        </w:rPr>
-        <w:t xml:space="preserve"> </w:t>
-      </w:r>
-      <w:r>
-        <w:t>or</w:t>
-      </w:r>
-      <w:r>
-        <w:rPr>
-          <w:spacing w:val="-2"/>
-        </w:rPr>
-        <w:t xml:space="preserve"> </w:t>
-      </w:r>
-      <w:r>
-        <w:t>hand-delivery to the Appeals Court.</w:t>
-      </w:r>
-    </w:p>
-    <w:p>
-      <w:pPr>
-        <w:pStyle w:val="BodyText"/>
-        <w:spacing w:before="15"/>
-      </w:pPr>
-    </w:p>
-    <w:p>
-      <w:pPr>
-        <w:pStyle w:val="BodyText"/>
-        <w:spacing w:line="249" w:lineRule="auto"/>
-        <w:ind w:left="28" w:right="128"/>
-      </w:pPr>
-      <w:r>
-        <w:t>All</w:t>
-      </w:r>
-      <w:r>
-        <w:rPr>
-          <w:spacing w:val="-2"/>
-        </w:rPr>
-        <w:t xml:space="preserve"> </w:t>
-      </w:r>
-      <w:r>
-        <w:t>fields</w:t>
-      </w:r>
-      <w:r>
-        <w:rPr>
-          <w:spacing w:val="-3"/>
-        </w:rPr>
-        <w:t xml:space="preserve"> </w:t>
-      </w:r>
-      <w:r>
-        <w:t>and</w:t>
-      </w:r>
-      <w:r>
-        <w:rPr>
-          <w:spacing w:val="-2"/>
-        </w:rPr>
-        <w:t xml:space="preserve"> </w:t>
-      </w:r>
-      <w:r>
-        <w:t>the</w:t>
-      </w:r>
-      <w:r>
-        <w:rPr>
-          <w:spacing w:val="-2"/>
-        </w:rPr>
-        <w:t xml:space="preserve"> </w:t>
-      </w:r>
-      <w:r>
-        <w:t>certificate</w:t>
-      </w:r>
-      <w:r>
-        <w:rPr>
-          <w:spacing w:val="-2"/>
-        </w:rPr>
-        <w:t xml:space="preserve"> </w:t>
-      </w:r>
-      <w:r>
-        <w:t>of</w:t>
-      </w:r>
-      <w:r>
-        <w:rPr>
-          <w:spacing w:val="-2"/>
-        </w:rPr>
-        <w:t xml:space="preserve"> </w:t>
-      </w:r>
-      <w:r>
-        <w:t>service</w:t>
-      </w:r>
-      <w:r>
-        <w:rPr>
-          <w:spacing w:val="-2"/>
-        </w:rPr>
-        <w:t xml:space="preserve"> </w:t>
-      </w:r>
-      <w:r>
-        <w:t>must</w:t>
-      </w:r>
-      <w:r>
-        <w:rPr>
-          <w:spacing w:val="-2"/>
-        </w:rPr>
-        <w:t xml:space="preserve"> </w:t>
-      </w:r>
-      <w:proofErr w:type="gramStart"/>
-      <w:r>
-        <w:t>be</w:t>
-      </w:r>
-      <w:r>
-        <w:rPr>
-          <w:spacing w:val="-2"/>
-        </w:rPr>
-        <w:t xml:space="preserve"> </w:t>
-      </w:r>
-      <w:r>
-        <w:t>completed</w:t>
-      </w:r>
-      <w:proofErr w:type="gramEnd"/>
-      <w:r>
-        <w:t>.</w:t>
-      </w:r>
-      <w:r>
-        <w:rPr>
-          <w:spacing w:val="40"/>
-        </w:rPr>
-        <w:t xml:space="preserve"> </w:t>
-      </w:r>
-      <w:r>
-        <w:t>If</w:t>
-      </w:r>
-      <w:r>
-        <w:rPr>
-          <w:spacing w:val="-2"/>
-        </w:rPr>
-        <w:t xml:space="preserve"> </w:t>
-      </w:r>
-      <w:r>
-        <w:t>a</w:t>
-      </w:r>
-      <w:r>
-        <w:rPr>
-          <w:spacing w:val="-2"/>
-        </w:rPr>
-        <w:t xml:space="preserve"> </w:t>
-      </w:r>
-      <w:r>
-        <w:t>request</w:t>
-      </w:r>
-      <w:r>
-        <w:rPr>
-          <w:spacing w:val="-2"/>
-        </w:rPr>
-        <w:t xml:space="preserve"> </w:t>
-      </w:r>
-      <w:r>
-        <w:t>for</w:t>
-      </w:r>
-      <w:r>
-        <w:rPr>
-          <w:spacing w:val="-2"/>
-        </w:rPr>
-        <w:t xml:space="preserve"> </w:t>
-      </w:r>
-      <w:r>
-        <w:t>information</w:t>
-      </w:r>
-      <w:r>
-        <w:rPr>
-          <w:spacing w:val="-2"/>
-        </w:rPr>
-        <w:t xml:space="preserve"> </w:t>
-      </w:r>
-      <w:r>
-        <w:t>is</w:t>
-      </w:r>
-      <w:r>
-        <w:rPr>
-          <w:spacing w:val="-3"/>
-        </w:rPr>
-        <w:t xml:space="preserve"> </w:t>
-      </w:r>
-      <w:r>
-        <w:t>inapplicable</w:t>
-      </w:r>
-      <w:r>
-        <w:rPr>
-          <w:spacing w:val="-2"/>
-        </w:rPr>
-        <w:t xml:space="preserve"> </w:t>
-      </w:r>
-      <w:r>
-        <w:t>to</w:t>
-      </w:r>
-      <w:r>
-        <w:rPr>
-          <w:spacing w:val="-2"/>
-        </w:rPr>
-        <w:t xml:space="preserve"> </w:t>
-      </w:r>
-      <w:r>
-        <w:t>your</w:t>
-      </w:r>
-      <w:r>
-        <w:rPr>
-          <w:spacing w:val="-2"/>
-        </w:rPr>
-        <w:t xml:space="preserve"> </w:t>
-      </w:r>
-      <w:r>
-        <w:t>case, please enter "N/A."</w:t>
-      </w:r>
-      <w:r>
-        <w:rPr>
-          <w:spacing w:val="40"/>
-        </w:rPr>
-        <w:t xml:space="preserve"> </w:t>
-      </w:r>
-      <w:r>
-        <w:t xml:space="preserve">If inadequate space is provided for the information </w:t>
-      </w:r>
-      <w:proofErr w:type="gramStart"/>
-      <w:r>
-        <w:t>requested</w:t>
-      </w:r>
-      <w:proofErr w:type="gramEnd"/>
-      <w:r>
-        <w:t>, please provide the additional information in an attachment.</w:t>
-      </w:r>
-    </w:p>
-    <w:p>
-      <w:pPr>
-        <w:pStyle w:val="BodyText"/>
-        <w:spacing w:before="3" w:line="249" w:lineRule="auto"/>
-        <w:ind w:left="28" w:right="598"/>
-        <w:jc w:val="both"/>
-      </w:pPr>
-      <w:r>
-        <w:t>The</w:t>
-      </w:r>
-      <w:r>
-        <w:rPr>
-          <w:spacing w:val="-3"/>
-        </w:rPr>
-        <w:t xml:space="preserve"> </w:t>
-      </w:r>
-      <w:r>
-        <w:t>docketing</w:t>
-      </w:r>
-      <w:r>
-        <w:rPr>
-          <w:spacing w:val="-3"/>
-        </w:rPr>
-        <w:t xml:space="preserve"> </w:t>
-      </w:r>
-      <w:r>
-        <w:t>statement</w:t>
-      </w:r>
-      <w:r>
-        <w:rPr>
-          <w:spacing w:val="-3"/>
-        </w:rPr>
-        <w:t xml:space="preserve"> </w:t>
-      </w:r>
-      <w:r>
-        <w:t>and</w:t>
-      </w:r>
-      <w:r>
-        <w:rPr>
-          <w:spacing w:val="-3"/>
-        </w:rPr>
-        <w:t xml:space="preserve"> </w:t>
-      </w:r>
-      <w:r>
-        <w:t>certificate</w:t>
-      </w:r>
-      <w:r>
-        <w:rPr>
-          <w:spacing w:val="-3"/>
-        </w:rPr>
-        <w:t xml:space="preserve"> </w:t>
-      </w:r>
-      <w:r>
-        <w:t>of</w:t>
-      </w:r>
-      <w:r>
-        <w:rPr>
-          <w:spacing w:val="-3"/>
-        </w:rPr>
-        <w:t xml:space="preserve"> </w:t>
-      </w:r>
-      <w:r>
-        <w:t>service</w:t>
-      </w:r>
-      <w:r>
-        <w:rPr>
-          <w:spacing w:val="-3"/>
-        </w:rPr>
-        <w:t xml:space="preserve"> </w:t>
-      </w:r>
-      <w:r>
-        <w:t>may</w:t>
-      </w:r>
-      <w:r>
-        <w:rPr>
-          <w:spacing w:val="-3"/>
-        </w:rPr>
-        <w:t xml:space="preserve"> </w:t>
-      </w:r>
-      <w:proofErr w:type="gramStart"/>
-      <w:r>
-        <w:t>be</w:t>
-      </w:r>
-      <w:r>
-        <w:rPr>
-          <w:spacing w:val="-3"/>
-        </w:rPr>
-        <w:t xml:space="preserve"> </w:t>
-      </w:r>
-      <w:r>
-        <w:t>signed</w:t>
-      </w:r>
-      <w:proofErr w:type="gramEnd"/>
-      <w:r>
-        <w:rPr>
-          <w:spacing w:val="-3"/>
-        </w:rPr>
-        <w:t xml:space="preserve"> </w:t>
-      </w:r>
-      <w:r>
-        <w:t>electronically</w:t>
-      </w:r>
-      <w:r>
-        <w:rPr>
-          <w:spacing w:val="-3"/>
-        </w:rPr>
-        <w:t xml:space="preserve"> </w:t>
-      </w:r>
-      <w:r>
-        <w:t>by</w:t>
-      </w:r>
-      <w:r>
-        <w:rPr>
-          <w:spacing w:val="-3"/>
-        </w:rPr>
-        <w:t xml:space="preserve"> </w:t>
-      </w:r>
-      <w:r>
-        <w:t>the</w:t>
-      </w:r>
-      <w:r>
-        <w:rPr>
-          <w:spacing w:val="-3"/>
-        </w:rPr>
-        <w:t xml:space="preserve"> </w:t>
-      </w:r>
-      <w:r>
-        <w:t>person</w:t>
-      </w:r>
-      <w:r>
-        <w:rPr>
-          <w:spacing w:val="-3"/>
-        </w:rPr>
-        <w:t xml:space="preserve"> </w:t>
-      </w:r>
-      <w:r>
-        <w:t>filing</w:t>
-      </w:r>
-      <w:r>
-        <w:rPr>
-          <w:spacing w:val="-3"/>
-        </w:rPr>
-        <w:t xml:space="preserve"> </w:t>
-      </w:r>
-      <w:r>
-        <w:t>the</w:t>
-      </w:r>
-      <w:r>
-        <w:rPr>
-          <w:spacing w:val="-3"/>
-        </w:rPr>
-        <w:t xml:space="preserve"> </w:t>
-      </w:r>
-      <w:r>
-        <w:t>docketing statement.</w:t>
-      </w:r>
-      <w:r>
-        <w:rPr>
-          <w:spacing w:val="40"/>
-        </w:rPr>
-        <w:t xml:space="preserve"> </w:t>
-      </w:r>
-      <w:r>
-        <w:t>The</w:t>
-      </w:r>
-      <w:r>
-        <w:rPr>
-          <w:spacing w:val="-1"/>
-        </w:rPr>
-        <w:t xml:space="preserve"> </w:t>
-      </w:r>
-      <w:r>
-        <w:t>proper</w:t>
-      </w:r>
-      <w:r>
-        <w:rPr>
-          <w:spacing w:val="-1"/>
-        </w:rPr>
-        <w:t xml:space="preserve"> </w:t>
-      </w:r>
-      <w:r>
-        <w:t>format</w:t>
-      </w:r>
-      <w:r>
-        <w:rPr>
-          <w:spacing w:val="-1"/>
-        </w:rPr>
-        <w:t xml:space="preserve"> </w:t>
-      </w:r>
-      <w:r>
-        <w:t>for</w:t>
-      </w:r>
-      <w:r>
-        <w:rPr>
-          <w:spacing w:val="-1"/>
-        </w:rPr>
-        <w:t xml:space="preserve"> </w:t>
-      </w:r>
-      <w:r>
-        <w:t>an</w:t>
-      </w:r>
-      <w:r>
-        <w:rPr>
-          <w:spacing w:val="-1"/>
-        </w:rPr>
-        <w:t xml:space="preserve"> </w:t>
-      </w:r>
-      <w:r>
-        <w:t>electronic</w:t>
-      </w:r>
-      <w:r>
-        <w:rPr>
-          <w:spacing w:val="-1"/>
-        </w:rPr>
-        <w:t xml:space="preserve"> </w:t>
-      </w:r>
-      <w:r>
-        <w:t>signature</w:t>
-      </w:r>
-      <w:r>
-        <w:rPr>
-          <w:spacing w:val="-1"/>
-        </w:rPr>
-        <w:t xml:space="preserve"> </w:t>
-      </w:r>
-      <w:r>
-        <w:t>is</w:t>
-      </w:r>
-      <w:r>
-        <w:rPr>
-          <w:spacing w:val="-2"/>
-        </w:rPr>
-        <w:t xml:space="preserve"> </w:t>
-      </w:r>
-      <w:r>
-        <w:t>"/s/"</w:t>
-      </w:r>
-      <w:r>
-        <w:rPr>
-          <w:spacing w:val="-2"/>
-        </w:rPr>
-        <w:t xml:space="preserve"> </w:t>
-      </w:r>
-      <w:r>
-        <w:t>followed</w:t>
-      </w:r>
-      <w:r>
-        <w:rPr>
-          <w:spacing w:val="-1"/>
-        </w:rPr>
-        <w:t xml:space="preserve"> </w:t>
-      </w:r>
-      <w:r>
-        <w:t>by</w:t>
-      </w:r>
-      <w:r>
-        <w:rPr>
-          <w:spacing w:val="-1"/>
-        </w:rPr>
-        <w:t xml:space="preserve"> </w:t>
-      </w:r>
-      <w:r>
-        <w:t>the</w:t>
-      </w:r>
-      <w:r>
-        <w:rPr>
-          <w:spacing w:val="-1"/>
-        </w:rPr>
-        <w:t xml:space="preserve"> </w:t>
-      </w:r>
-      <w:r>
-        <w:t>name</w:t>
-      </w:r>
-      <w:r>
-        <w:rPr>
-          <w:spacing w:val="-1"/>
-        </w:rPr>
-        <w:t xml:space="preserve"> </w:t>
-      </w:r>
-      <w:r>
-        <w:t>of</w:t>
-      </w:r>
-      <w:r>
-        <w:rPr>
-          <w:spacing w:val="-1"/>
-        </w:rPr>
-        <w:t xml:space="preserve"> </w:t>
-      </w:r>
-      <w:r>
-        <w:t>the</w:t>
-      </w:r>
-      <w:r>
-        <w:rPr>
-          <w:spacing w:val="-1"/>
-        </w:rPr>
-        <w:t xml:space="preserve"> </w:t>
-      </w:r>
-      <w:r>
-        <w:t>filer,</w:t>
-      </w:r>
-      <w:r>
-        <w:rPr>
-          <w:spacing w:val="-1"/>
-        </w:rPr>
-        <w:t xml:space="preserve"> </w:t>
-      </w:r>
-      <w:r>
-        <w:t>e.g.,</w:t>
-      </w:r>
-      <w:r>
-        <w:rPr>
-          <w:spacing w:val="-1"/>
-        </w:rPr>
-        <w:t xml:space="preserve"> </w:t>
-      </w:r>
-      <w:r>
-        <w:t>"/s/</w:t>
-      </w:r>
-      <w:r>
-        <w:rPr>
-          <w:spacing w:val="-1"/>
-        </w:rPr>
-        <w:t xml:space="preserve"> </w:t>
-      </w:r>
-      <w:r>
-        <w:t xml:space="preserve">Jason </w:t>
-      </w:r>
-      <w:r>
-        <w:rPr>
-          <w:spacing w:val="-2"/>
-        </w:rPr>
-        <w:t>Jones."</w:t>
-      </w:r>
-    </w:p>
-    <w:p>
-      <w:pPr>
-        <w:pStyle w:val="BodyText"/>
-        <w:spacing w:before="15"/>
-      </w:pPr>
-    </w:p>
-    <w:p>
-      <w:pPr>
-        <w:pStyle w:val="BodyText"/>
-        <w:spacing w:line="249" w:lineRule="auto"/>
-        <w:ind w:left="28" w:right="128"/>
-      </w:pPr>
-      <w:r>
-        <w:t>To</w:t>
-      </w:r>
-      <w:r>
-        <w:rPr>
-          <w:spacing w:val="-2"/>
-        </w:rPr>
-        <w:t xml:space="preserve"> </w:t>
-      </w:r>
-      <w:r>
-        <w:t>the</w:t>
-      </w:r>
-      <w:r>
-        <w:rPr>
-          <w:spacing w:val="-2"/>
-        </w:rPr>
-        <w:t xml:space="preserve"> </w:t>
-      </w:r>
-      <w:r>
-        <w:t>extent</w:t>
-      </w:r>
-      <w:r>
-        <w:rPr>
-          <w:spacing w:val="-2"/>
-        </w:rPr>
-        <w:t xml:space="preserve"> </w:t>
-      </w:r>
-      <w:r>
-        <w:t>that</w:t>
-      </w:r>
-      <w:r>
-        <w:rPr>
-          <w:spacing w:val="-2"/>
-        </w:rPr>
-        <w:t xml:space="preserve"> </w:t>
-      </w:r>
-      <w:r>
-        <w:t>any</w:t>
-      </w:r>
-      <w:r>
-        <w:rPr>
-          <w:spacing w:val="-2"/>
-        </w:rPr>
-        <w:t xml:space="preserve"> </w:t>
-      </w:r>
-      <w:r>
-        <w:t>request</w:t>
-      </w:r>
-      <w:r>
-        <w:rPr>
-          <w:spacing w:val="-2"/>
-        </w:rPr>
-        <w:t xml:space="preserve"> </w:t>
-      </w:r>
-      <w:r>
-        <w:t>for</w:t>
-      </w:r>
-      <w:r>
-        <w:rPr>
-          <w:spacing w:val="-2"/>
-        </w:rPr>
-        <w:t xml:space="preserve"> </w:t>
-      </w:r>
-      <w:r>
-        <w:t>information</w:t>
-      </w:r>
-      <w:r>
-        <w:rPr>
-          <w:spacing w:val="-2"/>
-        </w:rPr>
-        <w:t xml:space="preserve"> </w:t>
-      </w:r>
-      <w:r>
-        <w:t>on</w:t>
-      </w:r>
-      <w:r>
-        <w:rPr>
-          <w:spacing w:val="-2"/>
-        </w:rPr>
-        <w:t xml:space="preserve"> </w:t>
-      </w:r>
-      <w:r>
-        <w:t>the</w:t>
-      </w:r>
-      <w:r>
-        <w:rPr>
-          <w:spacing w:val="-2"/>
-        </w:rPr>
-        <w:t xml:space="preserve"> </w:t>
-      </w:r>
-      <w:r>
-        <w:t>docketing</w:t>
-      </w:r>
-      <w:r>
-        <w:rPr>
-          <w:spacing w:val="-2"/>
-        </w:rPr>
-        <w:t xml:space="preserve"> </w:t>
-      </w:r>
-      <w:r>
-        <w:t>statement</w:t>
-      </w:r>
-      <w:r>
-        <w:rPr>
-          <w:spacing w:val="-2"/>
-        </w:rPr>
-        <w:t xml:space="preserve"> </w:t>
-      </w:r>
-      <w:r>
-        <w:t>is</w:t>
-      </w:r>
-      <w:r>
-        <w:rPr>
-          <w:spacing w:val="-3"/>
-        </w:rPr>
-        <w:t xml:space="preserve"> </w:t>
-      </w:r>
-      <w:r>
-        <w:t>not</w:t>
-      </w:r>
-      <w:r>
-        <w:rPr>
-          <w:spacing w:val="-2"/>
-        </w:rPr>
-        <w:t xml:space="preserve"> </w:t>
-      </w:r>
-      <w:r>
-        <w:t>clear,</w:t>
-      </w:r>
-      <w:r>
-        <w:rPr>
-          <w:spacing w:val="-2"/>
-        </w:rPr>
-        <w:t xml:space="preserve"> </w:t>
-      </w:r>
-      <w:r>
-        <w:t>please</w:t>
-      </w:r>
-      <w:r>
-        <w:rPr>
-          <w:spacing w:val="-2"/>
-        </w:rPr>
-        <w:t xml:space="preserve"> </w:t>
-      </w:r>
-      <w:r>
-        <w:t>refer</w:t>
-      </w:r>
-      <w:r>
-        <w:rPr>
-          <w:spacing w:val="-2"/>
-        </w:rPr>
-        <w:t xml:space="preserve"> </w:t>
-      </w:r>
-      <w:r>
-        <w:t>to</w:t>
-      </w:r>
-      <w:r>
-        <w:rPr>
-          <w:spacing w:val="-2"/>
-        </w:rPr>
-        <w:t xml:space="preserve"> </w:t>
-      </w:r>
-      <w:r>
-        <w:t>the</w:t>
-      </w:r>
-      <w:r>
-        <w:rPr>
-          <w:spacing w:val="-2"/>
-        </w:rPr>
-        <w:t xml:space="preserve"> </w:t>
-      </w:r>
-      <w:r>
-        <w:t>instructions for each section.</w:t>
-      </w:r>
-    </w:p>
-    <w:p>
-      <w:pPr>
-        <w:pStyle w:val="BodyText"/>
-        <w:spacing w:before="14"/>
-      </w:pPr>
-    </w:p>
-    <w:p>
-      <w:pPr>
-        <w:pStyle w:val="BodyText"/>
-        <w:spacing w:line="249" w:lineRule="auto"/>
-        <w:ind w:left="28" w:right="651"/>
-        <w:jc w:val="both"/>
-      </w:pPr>
-      <w:r>
-        <w:rPr>
-          <w:b/>
-        </w:rPr>
-        <w:t>Section</w:t>
-      </w:r>
-      <w:r>
-        <w:rPr>
-          <w:b/>
-          <w:spacing w:val="-3"/>
-        </w:rPr>
-        <w:t xml:space="preserve"> </w:t>
-      </w:r>
-      <w:r>
-        <w:rPr>
-          <w:b/>
-        </w:rPr>
-        <w:t>1.</w:t>
-      </w:r>
-      <w:r>
-        <w:rPr>
-          <w:b/>
-          <w:spacing w:val="-2"/>
-        </w:rPr>
-        <w:t xml:space="preserve"> </w:t>
-      </w:r>
-      <w:r>
-        <w:t>Please</w:t>
-      </w:r>
-      <w:r>
-        <w:rPr>
-          <w:spacing w:val="-2"/>
-        </w:rPr>
-        <w:t xml:space="preserve"> </w:t>
-      </w:r>
-      <w:r>
-        <w:t>provide</w:t>
-      </w:r>
-      <w:r>
-        <w:rPr>
-          <w:spacing w:val="-2"/>
-        </w:rPr>
-        <w:t xml:space="preserve"> </w:t>
-      </w:r>
-      <w:r>
-        <w:t>the</w:t>
-      </w:r>
-      <w:r>
-        <w:rPr>
-          <w:spacing w:val="-2"/>
-        </w:rPr>
-        <w:t xml:space="preserve"> </w:t>
-      </w:r>
-      <w:r>
-        <w:t>name</w:t>
-      </w:r>
-      <w:r>
-        <w:rPr>
-          <w:spacing w:val="-2"/>
-        </w:rPr>
-        <w:t xml:space="preserve"> </w:t>
-      </w:r>
-      <w:r>
-        <w:t>or</w:t>
-      </w:r>
-      <w:r>
-        <w:rPr>
-          <w:spacing w:val="-2"/>
-        </w:rPr>
-        <w:t xml:space="preserve"> </w:t>
-      </w:r>
-      <w:r>
-        <w:t>names</w:t>
-      </w:r>
-      <w:r>
-        <w:rPr>
-          <w:spacing w:val="-3"/>
-        </w:rPr>
-        <w:t xml:space="preserve"> </w:t>
-      </w:r>
-      <w:r>
-        <w:t>of</w:t>
-      </w:r>
-      <w:r>
-        <w:rPr>
-          <w:spacing w:val="-2"/>
-        </w:rPr>
-        <w:t xml:space="preserve"> </w:t>
-      </w:r>
-      <w:r>
-        <w:t>each</w:t>
-      </w:r>
-      <w:r>
-        <w:rPr>
-          <w:spacing w:val="-2"/>
-        </w:rPr>
-        <w:t xml:space="preserve"> </w:t>
-      </w:r>
-      <w:r>
-        <w:t>appellant</w:t>
-      </w:r>
-      <w:r>
-        <w:rPr>
-          <w:spacing w:val="-2"/>
-        </w:rPr>
-        <w:t xml:space="preserve"> </w:t>
-      </w:r>
-      <w:r>
-        <w:t>or</w:t>
-      </w:r>
-      <w:r>
-        <w:rPr>
-          <w:spacing w:val="-2"/>
-        </w:rPr>
-        <w:t xml:space="preserve"> </w:t>
-      </w:r>
-      <w:r>
-        <w:t>cross-appellant</w:t>
-      </w:r>
-      <w:r>
-        <w:rPr>
-          <w:spacing w:val="-2"/>
-        </w:rPr>
-        <w:t xml:space="preserve"> </w:t>
-      </w:r>
-      <w:r>
-        <w:t>on</w:t>
-      </w:r>
-      <w:r>
-        <w:rPr>
-          <w:spacing w:val="-2"/>
-        </w:rPr>
-        <w:t xml:space="preserve"> </w:t>
-      </w:r>
-      <w:r>
-        <w:t>whose</w:t>
-      </w:r>
-      <w:r>
-        <w:rPr>
-          <w:spacing w:val="-2"/>
-        </w:rPr>
-        <w:t xml:space="preserve"> </w:t>
-      </w:r>
-      <w:r>
-        <w:t>behalf</w:t>
-      </w:r>
-      <w:r>
-        <w:rPr>
-          <w:spacing w:val="-2"/>
-        </w:rPr>
-        <w:t xml:space="preserve"> </w:t>
-      </w:r>
-      <w:r>
-        <w:t>this</w:t>
-      </w:r>
-      <w:r>
-        <w:rPr>
-          <w:spacing w:val="-3"/>
-        </w:rPr>
-        <w:t xml:space="preserve"> </w:t>
-      </w:r>
-      <w:r>
-        <w:t xml:space="preserve">docketing statement is </w:t>
-      </w:r>
-      <w:proofErr w:type="gramStart"/>
-      <w:r>
-        <w:t>submitted</w:t>
-      </w:r>
-      <w:proofErr w:type="gramEnd"/>
-      <w:r>
-        <w:t>.</w:t>
-      </w:r>
-    </w:p>
-    <w:p>
-      <w:pPr>
-        <w:pStyle w:val="BodyText"/>
-        <w:spacing w:before="14"/>
-      </w:pPr>
-    </w:p>
-    <w:p>
-      <w:pPr>
-        <w:pStyle w:val="BodyText"/>
-        <w:spacing w:line="249" w:lineRule="auto"/>
-        <w:ind w:left="28" w:right="159"/>
-        <w:jc w:val="both"/>
-      </w:pPr>
-      <w:r>
-        <w:rPr>
-          <w:b/>
-        </w:rPr>
-        <w:t>Section</w:t>
-      </w:r>
-      <w:r>
-        <w:rPr>
-          <w:b/>
-          <w:spacing w:val="-1"/>
-        </w:rPr>
-        <w:t xml:space="preserve"> </w:t>
-      </w:r>
-      <w:r>
-        <w:rPr>
-          <w:b/>
-        </w:rPr>
-        <w:t xml:space="preserve">2. </w:t>
-      </w:r>
-      <w:r>
-        <w:t xml:space="preserve">If </w:t>
-      </w:r>
-      <w:proofErr w:type="gramStart"/>
-      <w:r>
-        <w:t>the docketing statement is</w:t>
-      </w:r>
-      <w:r>
-        <w:rPr>
-          <w:spacing w:val="-1"/>
-        </w:rPr>
-        <w:t xml:space="preserve"> </w:t>
-      </w:r>
-      <w:r>
-        <w:t>being submitted by an attorney</w:t>
-      </w:r>
-      <w:proofErr w:type="gramEnd"/>
-      <w:r>
-        <w:t>, please enter the attorney's</w:t>
-      </w:r>
-      <w:r>
-        <w:rPr>
-          <w:spacing w:val="-1"/>
-        </w:rPr>
-        <w:t xml:space="preserve"> </w:t>
-      </w:r>
-      <w:r>
-        <w:t>name and Board of Bar</w:t>
-      </w:r>
-      <w:r>
-        <w:rPr>
-          <w:spacing w:val="-3"/>
-        </w:rPr>
-        <w:t xml:space="preserve"> </w:t>
-      </w:r>
-      <w:r>
-        <w:t>Overseers</w:t>
-      </w:r>
-      <w:r>
-        <w:rPr>
-          <w:spacing w:val="-4"/>
-        </w:rPr>
-        <w:t xml:space="preserve"> </w:t>
-      </w:r>
-      <w:r>
-        <w:t>registration</w:t>
-      </w:r>
-      <w:r>
-        <w:rPr>
-          <w:spacing w:val="-3"/>
-        </w:rPr>
-        <w:t xml:space="preserve"> </w:t>
-      </w:r>
-      <w:r>
-        <w:t>number.</w:t>
-      </w:r>
-      <w:r>
-        <w:rPr>
-          <w:spacing w:val="40"/>
-        </w:rPr>
-        <w:t xml:space="preserve"> </w:t>
-      </w:r>
-      <w:r>
-        <w:t>If</w:t>
-      </w:r>
-      <w:r>
-        <w:rPr>
-          <w:spacing w:val="-3"/>
-        </w:rPr>
-        <w:t xml:space="preserve"> </w:t>
-      </w:r>
-      <w:r>
-        <w:t>the</w:t>
-      </w:r>
-      <w:r>
-        <w:rPr>
-          <w:spacing w:val="-3"/>
-        </w:rPr>
-        <w:t xml:space="preserve"> </w:t>
-      </w:r>
-      <w:r>
-        <w:t>docketing</w:t>
-      </w:r>
-      <w:r>
-        <w:rPr>
-          <w:spacing w:val="-3"/>
-        </w:rPr>
-        <w:t xml:space="preserve"> </w:t>
-      </w:r>
-      <w:r>
-        <w:t>statement</w:t>
-      </w:r>
-      <w:r>
-        <w:rPr>
-          <w:spacing w:val="-3"/>
-        </w:rPr>
-        <w:t xml:space="preserve"> </w:t>
-      </w:r>
-      <w:r>
-        <w:t>is</w:t>
-      </w:r>
-      <w:r>
-        <w:rPr>
-          <w:spacing w:val="-4"/>
-        </w:rPr>
-        <w:t xml:space="preserve"> </w:t>
-      </w:r>
-      <w:r>
-        <w:t>being</w:t>
-      </w:r>
-      <w:r>
-        <w:rPr>
-          <w:spacing w:val="-3"/>
-        </w:rPr>
-        <w:t xml:space="preserve"> </w:t>
-      </w:r>
-      <w:proofErr w:type="gramStart"/>
-      <w:r>
-        <w:t>submitted</w:t>
-      </w:r>
-      <w:proofErr w:type="gramEnd"/>
-      <w:r>
-        <w:rPr>
-          <w:spacing w:val="-3"/>
-        </w:rPr>
-        <w:t xml:space="preserve"> </w:t>
-      </w:r>
-      <w:r>
-        <w:t>by</w:t>
-      </w:r>
-      <w:r>
-        <w:rPr>
-          <w:spacing w:val="-3"/>
-        </w:rPr>
-        <w:t xml:space="preserve"> </w:t>
-      </w:r>
-      <w:r>
-        <w:t>a</w:t>
-      </w:r>
-      <w:r>
-        <w:rPr>
-          <w:spacing w:val="-3"/>
-        </w:rPr>
-        <w:t xml:space="preserve"> </w:t>
-      </w:r>
-      <w:r>
-        <w:t>self-represented</w:t>
-      </w:r>
-      <w:r>
-        <w:rPr>
-          <w:spacing w:val="-3"/>
-        </w:rPr>
-        <w:t xml:space="preserve"> </w:t>
-      </w:r>
-      <w:r>
-        <w:t>litigant,</w:t>
-      </w:r>
-      <w:r>
-        <w:rPr>
-          <w:spacing w:val="-3"/>
-        </w:rPr>
-        <w:t xml:space="preserve"> </w:t>
-      </w:r>
-      <w:r>
-        <w:t>please check the box on the second line and provide the self-represented litigant's name in the space provided.</w:t>
-      </w:r>
-    </w:p>
-    <w:p>
-      <w:pPr>
-        <w:pStyle w:val="BodyText"/>
-        <w:spacing w:before="15"/>
-      </w:pPr>
-    </w:p>
-    <w:p>
-      <w:pPr>
-        <w:pStyle w:val="BodyText"/>
-        <w:spacing w:line="249" w:lineRule="auto"/>
-        <w:ind w:left="28" w:right="128"/>
-      </w:pPr>
-      <w:r>
-        <w:rPr>
-          <w:b/>
-        </w:rPr>
-        <w:t xml:space="preserve">Section 3. </w:t>
-      </w:r>
-      <w:r>
-        <w:t>Please provide the lower court department and division, (e.g. Chelsea District Court) on the line at subsection (a).</w:t>
-      </w:r>
-      <w:r>
-        <w:rPr>
-          <w:spacing w:val="40"/>
-        </w:rPr>
-        <w:t xml:space="preserve"> </w:t>
-      </w:r>
-      <w:r>
-        <w:t>Please provide the lower court docket number(s) on the line at subsection (b).</w:t>
-      </w:r>
-      <w:r>
-        <w:rPr>
-          <w:spacing w:val="40"/>
-        </w:rPr>
-        <w:t xml:space="preserve"> </w:t>
-      </w:r>
-      <w:r>
-        <w:t>For subsection (c), please</w:t>
-      </w:r>
-      <w:r>
-        <w:rPr>
-          <w:spacing w:val="-2"/>
-        </w:rPr>
-        <w:t xml:space="preserve"> </w:t>
-      </w:r>
-      <w:r>
-        <w:t>list</w:t>
-      </w:r>
-      <w:r>
-        <w:rPr>
-          <w:spacing w:val="-2"/>
-        </w:rPr>
-        <w:t xml:space="preserve"> </w:t>
-      </w:r>
-      <w:r>
-        <w:t>each</w:t>
-      </w:r>
-      <w:r>
-        <w:rPr>
-          <w:spacing w:val="-2"/>
-        </w:rPr>
-        <w:t xml:space="preserve"> </w:t>
-      </w:r>
-      <w:r>
-        <w:t>judge</w:t>
-      </w:r>
-      <w:r>
-        <w:rPr>
-          <w:spacing w:val="-2"/>
-        </w:rPr>
-        <w:t xml:space="preserve"> </w:t>
-      </w:r>
-      <w:r>
-        <w:t>whose</w:t>
-      </w:r>
-      <w:r>
-        <w:rPr>
-          <w:spacing w:val="-2"/>
-        </w:rPr>
-        <w:t xml:space="preserve"> </w:t>
-      </w:r>
-      <w:r>
-        <w:t>order</w:t>
-      </w:r>
-      <w:r>
-        <w:rPr>
-          <w:spacing w:val="-2"/>
-        </w:rPr>
-        <w:t xml:space="preserve"> </w:t>
-      </w:r>
-      <w:r>
-        <w:t>or</w:t>
-      </w:r>
-      <w:r>
-        <w:rPr>
-          <w:spacing w:val="-2"/>
-        </w:rPr>
-        <w:t xml:space="preserve"> </w:t>
-      </w:r>
-      <w:r>
-        <w:t>judgment</w:t>
-      </w:r>
-      <w:r>
-        <w:rPr>
-          <w:spacing w:val="-2"/>
-        </w:rPr>
-        <w:t xml:space="preserve"> </w:t>
-      </w:r>
-      <w:r>
-        <w:t>is</w:t>
-      </w:r>
-      <w:r>
-        <w:rPr>
-          <w:spacing w:val="-3"/>
-        </w:rPr>
-        <w:t xml:space="preserve"> </w:t>
-      </w:r>
-      <w:r>
-        <w:t>the</w:t>
-      </w:r>
-      <w:r>
-        <w:rPr>
-          <w:spacing w:val="-2"/>
-        </w:rPr>
-        <w:t xml:space="preserve"> </w:t>
-      </w:r>
-      <w:r>
-        <w:t>subject</w:t>
-      </w:r>
-      <w:r>
-        <w:rPr>
-          <w:spacing w:val="-2"/>
-        </w:rPr>
-        <w:t xml:space="preserve"> </w:t>
-      </w:r>
-      <w:r>
-        <w:t>of</w:t>
-      </w:r>
-      <w:r>
-        <w:rPr>
-          <w:spacing w:val="-2"/>
-        </w:rPr>
-        <w:t xml:space="preserve"> </w:t>
-      </w:r>
-      <w:r>
-        <w:t>the</w:t>
-      </w:r>
-      <w:r>
-        <w:rPr>
-          <w:spacing w:val="-2"/>
-        </w:rPr>
-        <w:t xml:space="preserve"> </w:t>
-      </w:r>
-      <w:r>
-        <w:t>appeal</w:t>
-      </w:r>
-      <w:r>
-        <w:rPr>
-          <w:spacing w:val="-2"/>
-        </w:rPr>
-        <w:t xml:space="preserve"> </w:t>
-      </w:r>
-      <w:r>
-        <w:t>and</w:t>
-      </w:r>
-      <w:r>
-        <w:rPr>
-          <w:spacing w:val="-2"/>
-        </w:rPr>
-        <w:t xml:space="preserve"> </w:t>
-      </w:r>
-      <w:r>
-        <w:t>the</w:t>
-      </w:r>
-      <w:r>
-        <w:rPr>
-          <w:spacing w:val="-2"/>
-        </w:rPr>
-        <w:t xml:space="preserve"> </w:t>
-      </w:r>
-      <w:r>
-        <w:t>judge's</w:t>
-      </w:r>
-      <w:r>
-        <w:rPr>
-          <w:spacing w:val="-3"/>
-        </w:rPr>
-        <w:t xml:space="preserve"> </w:t>
-      </w:r>
-      <w:r>
-        <w:t>role</w:t>
-      </w:r>
-      <w:r>
-        <w:rPr>
-          <w:spacing w:val="-2"/>
-        </w:rPr>
-        <w:t xml:space="preserve"> </w:t>
-      </w:r>
-      <w:r>
-        <w:t>in</w:t>
-      </w:r>
-      <w:r>
-        <w:rPr>
-          <w:spacing w:val="-2"/>
-        </w:rPr>
-        <w:t xml:space="preserve"> </w:t>
-      </w:r>
-      <w:r>
-        <w:t>the</w:t>
-      </w:r>
-      <w:r>
-        <w:rPr>
-          <w:spacing w:val="-2"/>
-        </w:rPr>
-        <w:t xml:space="preserve"> </w:t>
-      </w:r>
-      <w:r>
-        <w:t>proceedings.</w:t>
-      </w:r>
-      <w:r>
-        <w:rPr>
-          <w:spacing w:val="40"/>
-        </w:rPr>
-        <w:t xml:space="preserve"> </w:t>
-      </w:r>
-      <w:r>
-        <w:t>If</w:t>
-      </w:r>
-      <w:r>
-        <w:rPr>
-          <w:spacing w:val="-2"/>
-        </w:rPr>
-        <w:t xml:space="preserve"> </w:t>
-      </w:r>
-      <w:r>
-        <w:t xml:space="preserve">a judge ruled on a motion, but you are not appealing that ruling, the judge need not </w:t>
-      </w:r>
-      <w:proofErr w:type="gramStart"/>
-      <w:r>
-        <w:t>be listed</w:t>
-      </w:r>
-      <w:proofErr w:type="gramEnd"/>
-      <w:r>
-        <w:t>.</w:t>
-      </w:r>
-      <w:r>
-        <w:rPr>
-          <w:spacing w:val="40"/>
-        </w:rPr>
-        <w:t xml:space="preserve"> </w:t>
-      </w:r>
-      <w:r>
-        <w:t>In subsection (d), please provide</w:t>
-      </w:r>
-      <w:r>
-        <w:rPr>
-          <w:spacing w:val="-1"/>
-        </w:rPr>
-        <w:t xml:space="preserve"> </w:t>
-      </w:r>
-      <w:r>
-        <w:t>information</w:t>
-      </w:r>
-      <w:r>
-        <w:rPr>
-          <w:spacing w:val="-1"/>
-        </w:rPr>
-        <w:t xml:space="preserve"> </w:t>
-      </w:r>
-      <w:r>
-        <w:t>concerning</w:t>
-      </w:r>
-      <w:r>
-        <w:rPr>
-          <w:spacing w:val="-1"/>
-        </w:rPr>
-        <w:t xml:space="preserve"> </w:t>
-      </w:r>
-      <w:r>
-        <w:t>any</w:t>
-      </w:r>
-      <w:r>
-        <w:rPr>
-          <w:spacing w:val="-1"/>
-        </w:rPr>
-        <w:t xml:space="preserve"> </w:t>
-      </w:r>
-      <w:r>
-        <w:t>statute</w:t>
-      </w:r>
-      <w:r>
-        <w:rPr>
-          <w:spacing w:val="-1"/>
-        </w:rPr>
-        <w:t xml:space="preserve"> </w:t>
-      </w:r>
-      <w:r>
-        <w:t>or</w:t>
-      </w:r>
-      <w:r>
-        <w:rPr>
-          <w:spacing w:val="-1"/>
-        </w:rPr>
-        <w:t xml:space="preserve"> </w:t>
-      </w:r>
-      <w:r>
-        <w:t>court</w:t>
-      </w:r>
-      <w:r>
-        <w:rPr>
-          <w:spacing w:val="-1"/>
-        </w:rPr>
-        <w:t xml:space="preserve"> </w:t>
-      </w:r>
-      <w:r>
-        <w:t>order</w:t>
-      </w:r>
-      <w:r>
-        <w:rPr>
-          <w:spacing w:val="-1"/>
-        </w:rPr>
-        <w:t xml:space="preserve"> </w:t>
-      </w:r>
-      <w:proofErr w:type="gramStart"/>
-      <w:r>
-        <w:t>deeming</w:t>
-      </w:r>
-      <w:proofErr w:type="gramEnd"/>
-      <w:r>
-        <w:rPr>
-          <w:spacing w:val="-1"/>
-        </w:rPr>
-        <w:t xml:space="preserve"> </w:t>
-      </w:r>
-      <w:r>
-        <w:t>the</w:t>
-      </w:r>
-      <w:r>
-        <w:rPr>
-          <w:spacing w:val="-1"/>
-        </w:rPr>
-        <w:t xml:space="preserve"> </w:t>
-      </w:r>
-      <w:r>
-        <w:t>case</w:t>
-      </w:r>
-      <w:r>
-        <w:rPr>
-          <w:spacing w:val="-1"/>
-        </w:rPr>
-        <w:t xml:space="preserve"> </w:t>
-      </w:r>
-      <w:r>
-        <w:t>or</w:t>
-      </w:r>
-      <w:r>
-        <w:rPr>
-          <w:spacing w:val="-1"/>
-        </w:rPr>
-        <w:t xml:space="preserve"> </w:t>
-      </w:r>
-      <w:r>
-        <w:t>any</w:t>
-      </w:r>
-      <w:r>
-        <w:rPr>
-          <w:spacing w:val="-1"/>
-        </w:rPr>
-        <w:t xml:space="preserve"> </w:t>
-      </w:r>
-      <w:r>
-        <w:t>part</w:t>
-      </w:r>
-      <w:r>
-        <w:rPr>
-          <w:spacing w:val="-1"/>
-        </w:rPr>
-        <w:t xml:space="preserve"> </w:t>
-      </w:r>
-      <w:r>
-        <w:t>thereof</w:t>
-      </w:r>
-      <w:r>
-        <w:rPr>
-          <w:spacing w:val="-1"/>
-        </w:rPr>
-        <w:t xml:space="preserve"> </w:t>
-      </w:r>
-      <w:r>
-        <w:t>as</w:t>
-      </w:r>
-      <w:r>
-        <w:rPr>
-          <w:spacing w:val="-2"/>
-        </w:rPr>
-        <w:t xml:space="preserve"> </w:t>
-      </w:r>
-      <w:r>
-        <w:t>impounded.</w:t>
-      </w:r>
-      <w:r>
-        <w:rPr>
-          <w:spacing w:val="40"/>
-        </w:rPr>
-        <w:t xml:space="preserve"> </w:t>
-      </w:r>
-      <w:r>
-        <w:t>For</w:t>
-      </w:r>
-      <w:r>
-        <w:rPr>
-          <w:spacing w:val="-1"/>
-        </w:rPr>
-        <w:t xml:space="preserve"> </w:t>
-      </w:r>
-      <w:r>
-        <w:t xml:space="preserve">the purposes of this form, the term "impounded" includes any </w:t>
-      </w:r>
-      <w:proofErr w:type="gramStart"/>
-      <w:r>
-        <w:t>portion</w:t>
-      </w:r>
-      <w:proofErr w:type="gramEnd"/>
-      <w:r>
-        <w:t xml:space="preserve"> of the record that is impounded, sealed, deemed confidential, or excluded from public access by statute, court order, rule, or standing order.</w:t>
-      </w:r>
-    </w:p>
-    <w:p>
-      <w:pPr>
-        <w:pStyle w:val="BodyText"/>
-        <w:spacing w:before="19"/>
-      </w:pPr>
-    </w:p>
-    <w:p>
-      <w:pPr>
-        <w:pStyle w:val="BodyText"/>
-        <w:ind w:left="28"/>
-      </w:pPr>
-      <w:r>
-        <w:rPr>
-          <w:b/>
-        </w:rPr>
-        <w:t>Section</w:t>
-      </w:r>
-      <w:r>
-        <w:rPr>
-          <w:b/>
-          <w:spacing w:val="-2"/>
-        </w:rPr>
-        <w:t xml:space="preserve"> </w:t>
-      </w:r>
-      <w:r>
-        <w:rPr>
-          <w:b/>
-        </w:rPr>
-        <w:t>4.</w:t>
-      </w:r>
-      <w:r>
-        <w:rPr>
-          <w:b/>
-          <w:spacing w:val="-1"/>
-        </w:rPr>
-        <w:t xml:space="preserve"> </w:t>
-      </w:r>
-      <w:r>
-        <w:t>From</w:t>
-      </w:r>
-      <w:r>
-        <w:rPr>
-          <w:spacing w:val="-1"/>
-        </w:rPr>
-        <w:t xml:space="preserve"> </w:t>
-      </w:r>
-      <w:r>
-        <w:t>the</w:t>
-      </w:r>
-      <w:r>
-        <w:rPr>
-          <w:spacing w:val="-1"/>
-        </w:rPr>
-        <w:t xml:space="preserve"> </w:t>
-      </w:r>
-      <w:r>
-        <w:t>dropdown menu,</w:t>
-      </w:r>
-      <w:r>
-        <w:rPr>
-          <w:spacing w:val="-1"/>
-        </w:rPr>
-        <w:t xml:space="preserve"> </w:t>
-      </w:r>
-      <w:r>
-        <w:t>please</w:t>
-      </w:r>
-      <w:r>
-        <w:rPr>
-          <w:spacing w:val="-1"/>
-        </w:rPr>
-        <w:t xml:space="preserve"> </w:t>
-      </w:r>
-      <w:r>
-        <w:t>select</w:t>
-      </w:r>
-      <w:r>
-        <w:rPr>
-          <w:spacing w:val="-1"/>
-        </w:rPr>
-        <w:t xml:space="preserve"> </w:t>
-      </w:r>
-      <w:r>
-        <w:t>the case</w:t>
-      </w:r>
-      <w:r>
-        <w:rPr>
-          <w:spacing w:val="-1"/>
-        </w:rPr>
-        <w:t xml:space="preserve"> </w:t>
-      </w:r>
-      <w:r>
-        <w:t>nature</w:t>
-      </w:r>
-      <w:r>
-        <w:rPr>
-          <w:spacing w:val="-1"/>
-        </w:rPr>
-        <w:t xml:space="preserve"> </w:t>
-      </w:r>
-      <w:r>
-        <w:t>that</w:t>
-      </w:r>
-      <w:r>
-        <w:rPr>
-          <w:spacing w:val="-1"/>
-        </w:rPr>
-        <w:t xml:space="preserve"> </w:t>
-      </w:r>
-      <w:r>
-        <w:t>most</w:t>
-      </w:r>
-      <w:r>
-        <w:rPr>
-          <w:spacing w:val="-1"/>
-        </w:rPr>
-        <w:t xml:space="preserve"> </w:t>
-      </w:r>
-      <w:r>
-        <w:t>closely describes</w:t>
-      </w:r>
-      <w:r>
-        <w:rPr>
-          <w:spacing w:val="-2"/>
-        </w:rPr>
-        <w:t xml:space="preserve"> </w:t>
-      </w:r>
-      <w:r>
-        <w:t>the</w:t>
-      </w:r>
-      <w:r>
-        <w:rPr>
-          <w:spacing w:val="-1"/>
-        </w:rPr>
-        <w:t xml:space="preserve"> </w:t>
-      </w:r>
-      <w:r>
-        <w:t>case</w:t>
-      </w:r>
-      <w:r>
-        <w:rPr>
-          <w:spacing w:val="-1"/>
-        </w:rPr>
-        <w:t xml:space="preserve"> </w:t>
-      </w:r>
-      <w:proofErr w:type="gramStart"/>
-      <w:r>
-        <w:t xml:space="preserve">being </w:t>
-      </w:r>
-      <w:r>
-        <w:rPr>
-          <w:spacing w:val="-2"/>
-        </w:rPr>
-        <w:t>appealed</w:t>
-      </w:r>
-      <w:proofErr w:type="gramEnd"/>
-      <w:r>
-        <w:rPr>
-          <w:spacing w:val="-2"/>
-        </w:rPr>
-        <w:t>.</w:t>
-      </w:r>
-    </w:p>
-    <w:p>
-      <w:pPr>
-        <w:pStyle w:val="BodyText"/>
-        <w:sectPr>
-          <w:footerReference w:type="even" r:id="rId11"/>
-          <w:footerReference w:type="default" r:id="rId12"/>
-          <w:type w:val="continuous"/>
-          <w:pgSz w:w="12240" w:h="15840"/>
-          <w:pgMar w:top="460" w:right="360" w:bottom="700" w:left="360" w:header="0" w:footer="515" w:gutter="0"/>
-          <w:pgNumType w:start="1"/>
-          <w:cols w:space="720"/>
-        </w:sectPr>
-      </w:pPr>
-    </w:p>
-    <w:p>
-      <w:pPr>
-        <w:pStyle w:val="BodyText"/>
-        <w:spacing w:before="62" w:line="249" w:lineRule="auto"/>
-        <w:ind w:left="192" w:right="209"/>
-      </w:pPr>
-      <w:r>
-        <w:rPr>
-          <w:b/>
-        </w:rPr>
-        <w:lastRenderedPageBreak/>
-        <w:t xml:space="preserve">Section 5. </w:t>
-      </w:r>
-      <w:r>
-        <w:t>Section 5 requests various information concerning the procedural history of the case.</w:t>
-      </w:r>
-      <w:r>
-        <w:rPr>
-          <w:spacing w:val="40"/>
-        </w:rPr>
-        <w:t xml:space="preserve"> </w:t>
-      </w:r>
-      <w:r>
-        <w:t>In subsection (a), please choose the nature of the appeal from the choices given.</w:t>
-      </w:r>
-      <w:r>
-        <w:rPr>
-          <w:spacing w:val="40"/>
-        </w:rPr>
-        <w:t xml:space="preserve"> </w:t>
-      </w:r>
-      <w:r>
-        <w:t xml:space="preserve">In subsection (b), please check all boxes that apply. In subsection (c), please </w:t>
-      </w:r>
-      <w:proofErr w:type="gramStart"/>
-      <w:r>
-        <w:t>indicate</w:t>
-      </w:r>
-      <w:proofErr w:type="gramEnd"/>
-      <w:r>
-        <w:t xml:space="preserve"> whether the appeal involves a ruling on a motion to suppress and whether the judge entered findings on the motion.</w:t>
-      </w:r>
-      <w:r>
-        <w:rPr>
-          <w:spacing w:val="40"/>
-        </w:rPr>
-        <w:t xml:space="preserve"> </w:t>
-      </w:r>
-      <w:r>
-        <w:t>In subsection (d), please list each offense charged, its disposition and the sentence</w:t>
-      </w:r>
-      <w:r>
-        <w:rPr>
-          <w:spacing w:val="-2"/>
-        </w:rPr>
-        <w:t xml:space="preserve"> </w:t>
-      </w:r>
-      <w:r>
-        <w:t>imposed</w:t>
-      </w:r>
-      <w:r>
-        <w:rPr>
-          <w:spacing w:val="-2"/>
-        </w:rPr>
-        <w:t xml:space="preserve"> </w:t>
-      </w:r>
-      <w:r>
-        <w:t>in</w:t>
-      </w:r>
-      <w:r>
-        <w:rPr>
-          <w:spacing w:val="-2"/>
-        </w:rPr>
-        <w:t xml:space="preserve"> </w:t>
-      </w:r>
-      <w:r>
-        <w:t>the</w:t>
-      </w:r>
-      <w:r>
-        <w:rPr>
-          <w:spacing w:val="-2"/>
-        </w:rPr>
-        <w:t xml:space="preserve"> </w:t>
-      </w:r>
-      <w:r>
-        <w:t>proceedings</w:t>
-      </w:r>
-      <w:r>
-        <w:rPr>
-          <w:spacing w:val="-3"/>
-        </w:rPr>
-        <w:t xml:space="preserve"> </w:t>
-      </w:r>
-      <w:r>
-        <w:t>below,</w:t>
-      </w:r>
-      <w:r>
-        <w:rPr>
-          <w:spacing w:val="-2"/>
-        </w:rPr>
-        <w:t xml:space="preserve"> </w:t>
-      </w:r>
-      <w:r>
-        <w:t>even</w:t>
-      </w:r>
-      <w:r>
-        <w:rPr>
-          <w:spacing w:val="-2"/>
-        </w:rPr>
-        <w:t xml:space="preserve"> </w:t>
-      </w:r>
-      <w:r>
-        <w:t>where</w:t>
-      </w:r>
-      <w:r>
-        <w:rPr>
-          <w:spacing w:val="-2"/>
-        </w:rPr>
-        <w:t xml:space="preserve"> </w:t>
-      </w:r>
-      <w:r>
-        <w:t>the</w:t>
-      </w:r>
-      <w:r>
-        <w:rPr>
-          <w:spacing w:val="-2"/>
-        </w:rPr>
-        <w:t xml:space="preserve"> </w:t>
-      </w:r>
-      <w:r>
-        <w:t>disposition</w:t>
-      </w:r>
-      <w:r>
-        <w:rPr>
-          <w:spacing w:val="-2"/>
-        </w:rPr>
-        <w:t xml:space="preserve"> </w:t>
-      </w:r>
-      <w:r>
-        <w:t>of</w:t>
-      </w:r>
-      <w:r>
-        <w:rPr>
-          <w:spacing w:val="-2"/>
-        </w:rPr>
-        <w:t xml:space="preserve"> </w:t>
-      </w:r>
-      <w:r>
-        <w:t>the</w:t>
-      </w:r>
-      <w:r>
-        <w:rPr>
-          <w:spacing w:val="-2"/>
-        </w:rPr>
-        <w:t xml:space="preserve"> </w:t>
-      </w:r>
-      <w:proofErr w:type="gramStart"/>
-      <w:r>
-        <w:t>particular</w:t>
-      </w:r>
-      <w:r>
-        <w:rPr>
-          <w:spacing w:val="-2"/>
-        </w:rPr>
-        <w:t xml:space="preserve"> </w:t>
-      </w:r>
-      <w:r>
-        <w:t>charge</w:t>
-      </w:r>
-      <w:proofErr w:type="gramEnd"/>
-      <w:r>
-        <w:rPr>
-          <w:spacing w:val="-2"/>
-        </w:rPr>
-        <w:t xml:space="preserve"> </w:t>
-      </w:r>
-      <w:r>
-        <w:t>is</w:t>
-      </w:r>
-      <w:r>
-        <w:rPr>
-          <w:spacing w:val="-3"/>
-        </w:rPr>
-        <w:t xml:space="preserve"> </w:t>
-      </w:r>
-      <w:r>
-        <w:t>not</w:t>
-      </w:r>
-      <w:r>
-        <w:rPr>
-          <w:spacing w:val="-2"/>
-        </w:rPr>
-        <w:t xml:space="preserve"> </w:t>
-      </w:r>
-      <w:r>
-        <w:t>at</w:t>
-      </w:r>
-      <w:r>
-        <w:rPr>
-          <w:spacing w:val="-2"/>
-        </w:rPr>
-        <w:t xml:space="preserve"> </w:t>
-      </w:r>
-      <w:r>
-        <w:t>issue</w:t>
-      </w:r>
-      <w:r>
-        <w:rPr>
-          <w:spacing w:val="-2"/>
-        </w:rPr>
-        <w:t xml:space="preserve"> </w:t>
-      </w:r>
-      <w:r>
-        <w:t>in</w:t>
-      </w:r>
-      <w:r>
-        <w:rPr>
-          <w:spacing w:val="-2"/>
-        </w:rPr>
-        <w:t xml:space="preserve"> </w:t>
-      </w:r>
-      <w:r>
-        <w:t>the appeal.</w:t>
-      </w:r>
-      <w:r>
-        <w:rPr>
-          <w:spacing w:val="76"/>
-        </w:rPr>
-        <w:t xml:space="preserve"> </w:t>
-      </w:r>
-      <w:r>
-        <w:t xml:space="preserve">Do not include charges the records of which have </w:t>
-      </w:r>
-      <w:proofErr w:type="gramStart"/>
-      <w:r>
-        <w:t>been sealed</w:t>
-      </w:r>
-      <w:proofErr w:type="gramEnd"/>
-      <w:r>
-        <w:t xml:space="preserve">. In subsection (e), please </w:t>
-      </w:r>
-      <w:proofErr w:type="gramStart"/>
-      <w:r>
-        <w:t>indicate</w:t>
-      </w:r>
-      <w:proofErr w:type="gramEnd"/>
-      <w:r>
-        <w:t xml:space="preserve"> whether the</w:t>
-      </w:r>
-      <w:r>
-        <w:rPr>
-          <w:spacing w:val="-1"/>
-        </w:rPr>
-        <w:t xml:space="preserve"> </w:t>
-      </w:r>
-      <w:r>
-        <w:t>defendant</w:t>
-      </w:r>
-      <w:r>
-        <w:rPr>
-          <w:spacing w:val="-1"/>
-        </w:rPr>
-        <w:t xml:space="preserve"> </w:t>
-      </w:r>
-      <w:r>
-        <w:t>is</w:t>
-      </w:r>
-      <w:r>
-        <w:rPr>
-          <w:spacing w:val="-2"/>
-        </w:rPr>
-        <w:t xml:space="preserve"> </w:t>
-      </w:r>
-      <w:r>
-        <w:t>incarcerated</w:t>
-      </w:r>
-      <w:r>
-        <w:rPr>
-          <w:spacing w:val="-1"/>
-        </w:rPr>
-        <w:t xml:space="preserve"> </w:t>
-      </w:r>
-      <w:r>
-        <w:t>at</w:t>
-      </w:r>
-      <w:r>
-        <w:rPr>
-          <w:spacing w:val="-1"/>
-        </w:rPr>
-        <w:t xml:space="preserve"> </w:t>
-      </w:r>
-      <w:r>
-        <w:t>the</w:t>
-      </w:r>
-      <w:r>
-        <w:rPr>
-          <w:spacing w:val="-1"/>
-        </w:rPr>
-        <w:t xml:space="preserve"> </w:t>
-      </w:r>
-      <w:r>
-        <w:t>time</w:t>
-      </w:r>
-      <w:r>
-        <w:rPr>
-          <w:spacing w:val="-1"/>
-        </w:rPr>
-        <w:t xml:space="preserve"> </w:t>
-      </w:r>
-      <w:r>
-        <w:t>the</w:t>
-      </w:r>
-      <w:r>
-        <w:rPr>
-          <w:spacing w:val="-1"/>
-        </w:rPr>
-        <w:t xml:space="preserve"> </w:t>
-      </w:r>
-      <w:r>
-        <w:t>docketing</w:t>
-      </w:r>
-      <w:r>
-        <w:rPr>
-          <w:spacing w:val="-1"/>
-        </w:rPr>
-        <w:t xml:space="preserve"> </w:t>
-      </w:r>
-      <w:r>
-        <w:t>statement</w:t>
-      </w:r>
-      <w:r>
-        <w:rPr>
-          <w:spacing w:val="-1"/>
-        </w:rPr>
-        <w:t xml:space="preserve"> </w:t>
-      </w:r>
-      <w:r>
-        <w:t>is</w:t>
-      </w:r>
-      <w:r>
-        <w:rPr>
-          <w:spacing w:val="-2"/>
-        </w:rPr>
-        <w:t xml:space="preserve"> </w:t>
-      </w:r>
-      <w:r>
-        <w:t>being</w:t>
-      </w:r>
-      <w:r>
-        <w:rPr>
-          <w:spacing w:val="-1"/>
-        </w:rPr>
-        <w:t xml:space="preserve"> </w:t>
-      </w:r>
-      <w:r>
-        <w:t>filed.</w:t>
-      </w:r>
-      <w:r>
-        <w:rPr>
-          <w:spacing w:val="40"/>
-        </w:rPr>
-        <w:t xml:space="preserve"> </w:t>
-      </w:r>
-      <w:r>
-        <w:t>In</w:t>
-      </w:r>
-      <w:r>
-        <w:rPr>
-          <w:spacing w:val="-1"/>
-        </w:rPr>
-        <w:t xml:space="preserve"> </w:t>
-      </w:r>
-      <w:r>
-        <w:t>subsection</w:t>
-      </w:r>
-      <w:r>
-        <w:rPr>
-          <w:spacing w:val="-1"/>
-        </w:rPr>
-        <w:t xml:space="preserve"> </w:t>
-      </w:r>
-      <w:r>
-        <w:t>(f),</w:t>
-      </w:r>
-      <w:r>
-        <w:rPr>
-          <w:spacing w:val="-1"/>
-        </w:rPr>
-        <w:t xml:space="preserve"> </w:t>
-      </w:r>
-      <w:r>
-        <w:t>please</w:t>
-      </w:r>
-      <w:r>
-        <w:rPr>
-          <w:spacing w:val="-1"/>
-        </w:rPr>
-        <w:t xml:space="preserve"> </w:t>
-      </w:r>
-      <w:r>
-        <w:t>provide</w:t>
-      </w:r>
-      <w:r>
-        <w:rPr>
-          <w:spacing w:val="-1"/>
-        </w:rPr>
-        <w:t xml:space="preserve"> </w:t>
-      </w:r>
-      <w:r>
-        <w:t xml:space="preserve">the </w:t>
-      </w:r>
-      <w:proofErr w:type="spellStart"/>
-      <w:r>
-        <w:t>defendant''s</w:t>
-      </w:r>
-      <w:proofErr w:type="spellEnd"/>
-      <w:r>
-        <w:rPr>
-          <w:spacing w:val="-4"/>
-        </w:rPr>
-        <w:t xml:space="preserve"> </w:t>
-      </w:r>
-      <w:r>
-        <w:t>current</w:t>
-      </w:r>
-      <w:r>
-        <w:rPr>
-          <w:spacing w:val="-3"/>
-        </w:rPr>
-        <w:t xml:space="preserve"> </w:t>
-      </w:r>
-      <w:r>
-        <w:t>address.</w:t>
-      </w:r>
-      <w:r>
-        <w:rPr>
-          <w:spacing w:val="40"/>
-        </w:rPr>
-        <w:t xml:space="preserve"> </w:t>
-      </w:r>
-      <w:r>
-        <w:t>In</w:t>
-      </w:r>
-      <w:r>
-        <w:rPr>
-          <w:spacing w:val="-3"/>
-        </w:rPr>
-        <w:t xml:space="preserve"> </w:t>
-      </w:r>
-      <w:r>
-        <w:t>subsection</w:t>
-      </w:r>
-      <w:r>
-        <w:rPr>
-          <w:spacing w:val="-3"/>
-        </w:rPr>
-        <w:t xml:space="preserve"> </w:t>
-      </w:r>
-      <w:r>
-        <w:t>(g),</w:t>
-      </w:r>
-      <w:r>
-        <w:rPr>
-          <w:spacing w:val="-3"/>
-        </w:rPr>
-        <w:t xml:space="preserve"> </w:t>
-      </w:r>
-      <w:r>
-        <w:t>please</w:t>
-      </w:r>
-      <w:r>
-        <w:rPr>
-          <w:spacing w:val="-3"/>
-        </w:rPr>
-        <w:t xml:space="preserve"> </w:t>
-      </w:r>
-      <w:proofErr w:type="gramStart"/>
-      <w:r>
-        <w:t>indicate</w:t>
-      </w:r>
-      <w:proofErr w:type="gramEnd"/>
-      <w:r>
-        <w:rPr>
-          <w:spacing w:val="-3"/>
-        </w:rPr>
-        <w:t xml:space="preserve"> </w:t>
-      </w:r>
-      <w:r>
-        <w:t>whether</w:t>
-      </w:r>
-      <w:r>
-        <w:rPr>
-          <w:spacing w:val="-3"/>
-        </w:rPr>
-        <w:t xml:space="preserve"> </w:t>
-      </w:r>
-      <w:r>
-        <w:t>the</w:t>
-      </w:r>
-      <w:r>
-        <w:rPr>
-          <w:spacing w:val="-3"/>
-        </w:rPr>
-        <w:t xml:space="preserve"> </w:t>
-      </w:r>
-      <w:proofErr w:type="spellStart"/>
-      <w:r>
-        <w:t>defendant''s</w:t>
-      </w:r>
-      <w:proofErr w:type="spellEnd"/>
-      <w:r>
-        <w:rPr>
-          <w:spacing w:val="-4"/>
-        </w:rPr>
-        <w:t xml:space="preserve"> </w:t>
-      </w:r>
-      <w:r>
-        <w:t>sentence</w:t>
-      </w:r>
-      <w:r>
-        <w:rPr>
-          <w:spacing w:val="-3"/>
-        </w:rPr>
-        <w:t xml:space="preserve"> </w:t>
-      </w:r>
-      <w:r>
-        <w:t>is</w:t>
-      </w:r>
-      <w:r>
-        <w:rPr>
-          <w:spacing w:val="-4"/>
-        </w:rPr>
-        <w:t xml:space="preserve"> </w:t>
-      </w:r>
-      <w:r>
-        <w:t>currently</w:t>
-      </w:r>
-      <w:r>
-        <w:rPr>
-          <w:spacing w:val="-3"/>
-        </w:rPr>
-        <w:t xml:space="preserve"> </w:t>
-      </w:r>
-      <w:r>
-        <w:t>stayed, and, if so, the date of the order staying the sentence and the name of the judge that entered the stay.</w:t>
-      </w:r>
-    </w:p>
-    <w:p>
-      <w:pPr>
-        <w:pStyle w:val="BodyText"/>
-        <w:spacing w:before="21"/>
-      </w:pPr>
-    </w:p>
-    <w:p>
-      <w:pPr>
-        <w:pStyle w:val="BodyText"/>
-        <w:spacing w:line="249" w:lineRule="auto"/>
-        <w:ind w:left="192" w:right="128"/>
-      </w:pPr>
-      <w:r>
-        <w:rPr>
-          <w:b/>
-        </w:rPr>
-        <w:t>Section</w:t>
-      </w:r>
-      <w:r>
-        <w:rPr>
-          <w:b/>
-          <w:spacing w:val="-3"/>
-        </w:rPr>
-        <w:t xml:space="preserve"> </w:t>
-      </w:r>
-      <w:r>
-        <w:rPr>
-          <w:b/>
-        </w:rPr>
-        <w:t>6.</w:t>
-      </w:r>
-      <w:r>
-        <w:rPr>
-          <w:b/>
-          <w:spacing w:val="-2"/>
-        </w:rPr>
-        <w:t xml:space="preserve"> </w:t>
-      </w:r>
-      <w:r>
-        <w:t>Please</w:t>
-      </w:r>
-      <w:r>
-        <w:rPr>
-          <w:spacing w:val="-2"/>
-        </w:rPr>
-        <w:t xml:space="preserve"> </w:t>
-      </w:r>
-      <w:proofErr w:type="gramStart"/>
-      <w:r>
-        <w:t>identify</w:t>
-      </w:r>
-      <w:proofErr w:type="gramEnd"/>
-      <w:r>
-        <w:rPr>
-          <w:spacing w:val="-2"/>
-        </w:rPr>
-        <w:t xml:space="preserve"> </w:t>
-      </w:r>
-      <w:r>
-        <w:t>any</w:t>
-      </w:r>
-      <w:r>
-        <w:rPr>
-          <w:spacing w:val="-2"/>
-        </w:rPr>
-        <w:t xml:space="preserve"> </w:t>
-      </w:r>
-      <w:r>
-        <w:t>related</w:t>
-      </w:r>
-      <w:r>
-        <w:rPr>
-          <w:spacing w:val="-2"/>
-        </w:rPr>
-        <w:t xml:space="preserve"> </w:t>
-      </w:r>
-      <w:r>
-        <w:t>appeals.</w:t>
-      </w:r>
-      <w:r>
-        <w:rPr>
-          <w:spacing w:val="40"/>
-        </w:rPr>
-        <w:t xml:space="preserve"> </w:t>
-      </w:r>
-      <w:r>
-        <w:t>Appeals</w:t>
-      </w:r>
-      <w:r>
-        <w:rPr>
-          <w:spacing w:val="-3"/>
-        </w:rPr>
-        <w:t xml:space="preserve"> </w:t>
-      </w:r>
-      <w:r>
-        <w:t>may</w:t>
-      </w:r>
-      <w:r>
-        <w:rPr>
-          <w:spacing w:val="-2"/>
-        </w:rPr>
-        <w:t xml:space="preserve"> </w:t>
-      </w:r>
-      <w:r>
-        <w:t>be</w:t>
-      </w:r>
-      <w:r>
-        <w:rPr>
-          <w:spacing w:val="-2"/>
-        </w:rPr>
-        <w:t xml:space="preserve"> </w:t>
-      </w:r>
-      <w:r>
-        <w:t>related</w:t>
-      </w:r>
-      <w:r>
-        <w:rPr>
-          <w:spacing w:val="-2"/>
-        </w:rPr>
-        <w:t xml:space="preserve"> </w:t>
-      </w:r>
-      <w:r>
-        <w:t>because</w:t>
-      </w:r>
-      <w:r>
-        <w:rPr>
-          <w:spacing w:val="-2"/>
-        </w:rPr>
-        <w:t xml:space="preserve"> </w:t>
-      </w:r>
-      <w:r>
-        <w:t>they</w:t>
-      </w:r>
-      <w:r>
-        <w:rPr>
-          <w:spacing w:val="-2"/>
-        </w:rPr>
-        <w:t xml:space="preserve"> </w:t>
-      </w:r>
-      <w:r>
-        <w:t>either</w:t>
-      </w:r>
-      <w:r>
-        <w:rPr>
-          <w:spacing w:val="-2"/>
-        </w:rPr>
-        <w:t xml:space="preserve"> </w:t>
-      </w:r>
-      <w:r>
-        <w:t>involve</w:t>
-      </w:r>
-      <w:r>
-        <w:rPr>
-          <w:spacing w:val="-2"/>
-        </w:rPr>
-        <w:t xml:space="preserve"> </w:t>
-      </w:r>
-      <w:r>
-        <w:t>the</w:t>
-      </w:r>
-      <w:r>
-        <w:rPr>
-          <w:spacing w:val="-2"/>
-        </w:rPr>
-        <w:t xml:space="preserve"> </w:t>
-      </w:r>
-      <w:r>
-        <w:t>same</w:t>
-      </w:r>
-      <w:r>
-        <w:rPr>
-          <w:spacing w:val="-2"/>
-        </w:rPr>
-        <w:t xml:space="preserve"> </w:t>
-      </w:r>
-      <w:r>
-        <w:t>parties or raise the same issue(s).</w:t>
-      </w:r>
-      <w:r>
-        <w:rPr>
-          <w:spacing w:val="40"/>
-        </w:rPr>
-        <w:t xml:space="preserve"> </w:t>
-      </w:r>
-      <w:r>
-        <w:t xml:space="preserve">For appeals that involve the same parties, please list all past, present, and </w:t>
-      </w:r>
-      <w:proofErr w:type="gramStart"/>
-      <w:r>
-        <w:t>anticipated</w:t>
-      </w:r>
-      <w:proofErr w:type="gramEnd"/>
-      <w:r>
-        <w:t xml:space="preserve"> appeals.</w:t>
-      </w:r>
-      <w:r>
-        <w:rPr>
-          <w:spacing w:val="40"/>
-        </w:rPr>
-        <w:t xml:space="preserve"> </w:t>
-      </w:r>
-      <w:r>
-        <w:t xml:space="preserve">For appeals that raise the same issue(s), please only list pending or </w:t>
-      </w:r>
-      <w:proofErr w:type="gramStart"/>
-      <w:r>
-        <w:t>anticipated</w:t>
-      </w:r>
-      <w:proofErr w:type="gramEnd"/>
-      <w:r>
-        <w:t xml:space="preserve"> appeals.</w:t>
-      </w:r>
-    </w:p>
-    <w:p>
-      <w:pPr>
-        <w:pStyle w:val="BodyText"/>
-        <w:spacing w:line="249" w:lineRule="auto"/>
-        <w:sectPr>
-          <w:pgSz w:w="12240" w:h="15840"/>
-          <w:pgMar w:top="460" w:right="360" w:bottom="700" w:left="360" w:header="0" w:footer="515" w:gutter="0"/>
-          <w:cols w:space="720"/>
-        </w:sectPr>
-      </w:pPr>
-    </w:p>
-    <w:p>
-      <w:pPr>
         <w:pStyle w:val="Heading2"/>
         <w:spacing w:before="62" w:line="249" w:lineRule="auto"/>
         <w:ind w:left="3214" w:firstLine="108"/>
       </w:pPr>
       <w:r>
-        <w:lastRenderedPageBreak/>
         <w:t>MASSACHUSETTS APPEALS COURT CRIMINAL</w:t>
       </w:r>
       <w:r>
@@ -3283,7 +54,12 @@
           <w:sz w:val="20"/>
         </w:rPr>
         <w:sectPr>
-          <w:footerReference w:type="default" r:id="rId13"/>
+          <w:headerReference w:type="even" r:id="rId7"/>
+          <w:headerReference w:type="default" r:id="rId8"/>
+          <w:footerReference w:type="even" r:id="rId9"/>
+          <w:footerReference w:type="default" r:id="rId10"/>
+          <w:headerReference w:type="first" r:id="rId11"/>
+          <w:footerReference w:type="first" r:id="rId12"/>
           <w:pgSz w:w="12240" w:h="15840"/>
           <w:pgMar w:top="660" w:right="360" w:bottom="340" w:left="360" w:header="0" w:footer="155" w:gutter="0"/>
           <w:cols w:space="720"/>
@@ -3339,44 +115,12 @@
                                 <w:szCs w:val="20"/>
                               </w:rPr>
                             </w:pPr>
-                            <w:proofErr w:type="gramStart"/>
                             <w:r>
                               <w:rPr>
                                 <w:sz w:val="20"/>
                                 <w:szCs w:val="20"/>
                               </w:rPr>
-                              <w:t xml:space="preserve">{{ </w:t>
-                            </w:r>
-                            <w:proofErr w:type="spellStart"/>
-                            <w:r>
-                              <w:rPr>
-                                <w:sz w:val="20"/>
-                                <w:szCs w:val="20"/>
-                              </w:rPr>
-                              <w:t>appeal</w:t>
-                            </w:r>
-                            <w:r>
-                              <w:rPr>
-                                <w:sz w:val="20"/>
-                                <w:szCs w:val="20"/>
-                              </w:rPr>
-                              <w:t>s</w:t>
-                            </w:r>
-                            <w:proofErr w:type="gramEnd"/>
-                            <w:r>
-                              <w:rPr>
-                                <w:sz w:val="20"/>
-                                <w:szCs w:val="20"/>
-                              </w:rPr>
-                              <w:t>_docket_number</w:t>
-                            </w:r>
-                            <w:proofErr w:type="spellEnd"/>
-                            <w:r>
-                              <w:rPr>
-                                <w:sz w:val="20"/>
-                                <w:szCs w:val="20"/>
-                              </w:rPr>
-                              <w:t xml:space="preserve"> }}</w:t>
+                              <w:t>{{ appeals_docket_number }}</w:t>
                             </w:r>
                           </w:p>
                         </w:txbxContent>
@@ -3415,44 +159,12 @@
                           <w:szCs w:val="20"/>
                         </w:rPr>
                       </w:pPr>
-                      <w:proofErr w:type="gramStart"/>
                       <w:r>
                         <w:rPr>
                           <w:sz w:val="20"/>
                           <w:szCs w:val="20"/>
                         </w:rPr>
-                        <w:t xml:space="preserve">{{ </w:t>
-                      </w:r>
-                      <w:proofErr w:type="spellStart"/>
-                      <w:r>
-                        <w:rPr>
-                          <w:sz w:val="20"/>
-                          <w:szCs w:val="20"/>
-                        </w:rPr>
-                        <w:t>appeal</w:t>
-                      </w:r>
-                      <w:r>
-                        <w:rPr>
-                          <w:sz w:val="20"/>
-                          <w:szCs w:val="20"/>
-                        </w:rPr>
-                        <w:t>s</w:t>
-                      </w:r>
-                      <w:proofErr w:type="gramEnd"/>
-                      <w:r>
-                        <w:rPr>
-                          <w:sz w:val="20"/>
-                          <w:szCs w:val="20"/>
-                        </w:rPr>
-                        <w:t>_docket_number</w:t>
-                      </w:r>
-                      <w:proofErr w:type="spellEnd"/>
-                      <w:r>
-                        <w:rPr>
-                          <w:sz w:val="20"/>
-                          <w:szCs w:val="20"/>
-                        </w:rPr>
-                        <w:t xml:space="preserve"> }}</w:t>
+                        <w:t>{{ appeals_docket_number }}</w:t>
                       </w:r>
                     </w:p>
                   </w:txbxContent>
@@ -3511,15 +223,7 @@
                               </w:rPr>
                             </w:pPr>
                             <w:r>
-                              <w:t xml:space="preserve">{% if </w:t>
-                            </w:r>
-                            <w:proofErr w:type="spellStart"/>
-                            <w:r>
-                              <w:t>record_impounded</w:t>
-                            </w:r>
-                            <w:proofErr w:type="spellEnd"/>
-                            <w:r>
-                              <w:t xml:space="preserve"> %} </w:t>
+                              <w:t xml:space="preserve">{% if record_impounded %} </w:t>
                             </w:r>
                             <w:r>
                               <w:rPr>
@@ -3527,33 +231,7 @@
                                 <w:bCs/>
                                 <w:color w:val="FF0000"/>
                               </w:rPr>
-                              <w:t xml:space="preserve">This appeal may </w:t>
-                            </w:r>
-                            <w:proofErr w:type="gramStart"/>
-                            <w:r>
-                              <w:rPr>
-                                <w:b/>
-                                <w:bCs/>
-                                <w:color w:val="FF0000"/>
-                              </w:rPr>
-                              <w:t>contain</w:t>
-                            </w:r>
-                            <w:proofErr w:type="gramEnd"/>
-                            <w:r>
-                              <w:rPr>
-                                <w:b/>
-                                <w:bCs/>
-                                <w:color w:val="FF0000"/>
-                              </w:rPr>
-                              <w:t xml:space="preserve"> impounded information</w:t>
-                            </w:r>
-                            <w:r>
-                              <w:rPr>
-                                <w:b/>
-                                <w:bCs/>
-                                <w:color w:val="FF0000"/>
-                              </w:rPr>
-                              <w:t xml:space="preserve"> </w:t>
+                              <w:t xml:space="preserve">This appeal may contain impounded information </w:t>
                             </w:r>
                             <w:r>
                               <w:rPr>
@@ -3595,15 +273,7 @@
                         </w:rPr>
                       </w:pPr>
                       <w:r>
-                        <w:t xml:space="preserve">{% if </w:t>
-                      </w:r>
-                      <w:proofErr w:type="spellStart"/>
-                      <w:r>
-                        <w:t>record_impounded</w:t>
-                      </w:r>
-                      <w:proofErr w:type="spellEnd"/>
-                      <w:r>
-                        <w:t xml:space="preserve"> %} </w:t>
+                        <w:t xml:space="preserve">{% if record_impounded %} </w:t>
                       </w:r>
                       <w:r>
                         <w:rPr>
@@ -3611,33 +281,7 @@
                           <w:bCs/>
                           <w:color w:val="FF0000"/>
                         </w:rPr>
-                        <w:t xml:space="preserve">This appeal may </w:t>
-                      </w:r>
-                      <w:proofErr w:type="gramStart"/>
-                      <w:r>
-                        <w:rPr>
-                          <w:b/>
-                          <w:bCs/>
-                          <w:color w:val="FF0000"/>
-                        </w:rPr>
-                        <w:t>contain</w:t>
-                      </w:r>
-                      <w:proofErr w:type="gramEnd"/>
-                      <w:r>
-                        <w:rPr>
-                          <w:b/>
-                          <w:bCs/>
-                          <w:color w:val="FF0000"/>
-                        </w:rPr>
-                        <w:t xml:space="preserve"> impounded information</w:t>
-                      </w:r>
-                      <w:r>
-                        <w:rPr>
-                          <w:b/>
-                          <w:bCs/>
-                          <w:color w:val="FF0000"/>
-                        </w:rPr>
-                        <w:t xml:space="preserve"> </w:t>
+                        <w:t xml:space="preserve">This appeal may contain impounded information </w:t>
                       </w:r>
                       <w:r>
                         <w:rPr>
@@ -3746,7 +390,7 @@
           <w:sz w:val="2"/>
         </w:rPr>
         <mc:AlternateContent>
-          <mc:Choice Requires="wps">
+          <mc:Choice Requires="wpg">
             <w:drawing>
               <wp:inline distT="0" distB="0" distL="0" distR="0" wp14:anchorId="23EEE4A1" wp14:editId="1EC5A8DE">
                 <wp:extent cx="1209675" cy="6350"/>
@@ -3814,12 +458,13 @@
               </wp:inline>
             </w:drawing>
           </mc:Choice>
-          <mc:Fallback xmlns:ve="http://schemas.openxmlformats.org/markup-compatibility/2006" xmlns:a="http://schemas.openxmlformats.org/drawingml/2006/main" xmlns:pic="http://schemas.openxmlformats.org/drawingml/2006/picture">
+          <mc:Fallback>
             <w:pict>
-              <v:group style="width:95.25pt;height:.5pt;mso-position-horizontal-relative:char;mso-position-vertical-relative:line" id="docshapegroup4" coordorigin="0,0" coordsize="1905,10">
-                <v:line style="position:absolute" from="0,5" to="1905,5" stroked="true" strokeweight=".5pt" strokecolor="#000000">
-                  <v:stroke dashstyle="solid"/>
-                </v:line>
+              <v:group w14:anchorId="3FBB1052" id="Group 6" o:spid="_x0000_s1026" style="width:95.25pt;height:.5pt;mso-position-horizontal-relative:char;mso-position-vertical-relative:line" coordsize="12096,63" o:gfxdata="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">
+                <v:shape id="Graphic 7" o:spid="_x0000_s1027" style="position:absolute;top:31;width:12096;height:13;visibility:visible;mso-wrap-style:square;v-text-anchor:top" coordsize="1209675,1270" o:gfxdata="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" path="m,l1209408,e" filled="f" strokeweight=".5pt">
+                  <v:path arrowok="t"/>
+                </v:shape>
+                <w10:anchorlock/>
               </v:group>
             </w:pict>
           </mc:Fallback>
@@ -3861,38 +506,7 @@
           <w:sz w:val="20"/>
         </w:rPr>
         <w:tab/>
-      </w:r>
-      <w:proofErr w:type="gramStart"/>
-      <w:r>
-        <w:rPr>
-          <w:spacing w:val="-5"/>
-          <w:sz w:val="20"/>
-        </w:rPr>
-        <w:t xml:space="preserve">{{ </w:t>
-      </w:r>
-      <w:proofErr w:type="spellStart"/>
-      <w:r>
-        <w:rPr>
-          <w:spacing w:val="-5"/>
-          <w:sz w:val="20"/>
-        </w:rPr>
-        <w:t>case</w:t>
-      </w:r>
-      <w:proofErr w:type="gramEnd"/>
-      <w:r>
-        <w:rPr>
-          <w:spacing w:val="-5"/>
-          <w:sz w:val="20"/>
-        </w:rPr>
-        <w:t>_caption</w:t>
-      </w:r>
-      <w:proofErr w:type="spellEnd"/>
-      <w:r>
-        <w:rPr>
-          <w:spacing w:val="-5"/>
-          <w:sz w:val="20"/>
-        </w:rPr>
-        <w:t xml:space="preserve"> }}</w:t>
+        <w:t>{{ case_caption }}</w:t>
       </w:r>
     </w:p>
     <w:p>
@@ -3973,12 +587,11 @@
               </wp:anchor>
             </w:drawing>
           </mc:Choice>
-          <mc:Fallback xmlns:ve="http://schemas.openxmlformats.org/markup-compatibility/2006" xmlns:a="http://schemas.openxmlformats.org/drawingml/2006/main" xmlns:pic="http://schemas.openxmlformats.org/drawingml/2006/picture">
+          <mc:Fallback>
             <w:pict>
-              <v:shape style="position:absolute;margin-left:110.497002pt;margin-top:6.181726pt;width:310.6pt;height:.1pt;mso-position-horizontal-relative:page;mso-position-vertical-relative:paragraph;z-index:-15728128;mso-wrap-distance-left:0;mso-wrap-distance-right:0" id="docshape5" coordorigin="2210,124" coordsize="6212,0" path="m2210,124l8422,124e" filled="false" stroked="true" strokeweight=".5pt" strokecolor="#000000">
+              <v:shape w14:anchorId="5700B32A" id="Graphic 8" o:spid="_x0000_s1026" style="position:absolute;margin-left:110.5pt;margin-top:6.2pt;width:310.6pt;height:.1pt;z-index:-15728128;visibility:visible;mso-wrap-style:square;mso-wrap-distance-left:0;mso-wrap-distance-top:0;mso-wrap-distance-right:0;mso-wrap-distance-bottom:0;mso-position-horizontal:absolute;mso-position-horizontal-relative:page;mso-position-vertical:absolute;mso-position-vertical-relative:text;v-text-anchor:top" coordsize="3944620,1270" o:gfxdata="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" path="m,l3944378,e" filled="f" strokeweight=".5pt">
                 <v:path arrowok="t"/>
-                <v:stroke dashstyle="solid"/>
-                <w10:wrap type="topAndBottom"/>
+                <w10:wrap type="topAndBottom" anchorx="page"/>
               </v:shape>
             </w:pict>
           </mc:Fallback>
@@ -4098,7 +711,6 @@
         </w:rPr>
         <w:t xml:space="preserve"> </w:t>
       </w:r>
-      <w:proofErr w:type="gramStart"/>
       <w:r>
         <w:rPr>
           <w:sz w:val="20"/>
@@ -4110,15 +722,7 @@
           <w:spacing w:val="-2"/>
           <w:sz w:val="20"/>
         </w:rPr>
-        <w:t>filed</w:t>
-      </w:r>
-      <w:proofErr w:type="gramEnd"/>
-      <w:r>
-        <w:rPr>
-          <w:spacing w:val="-2"/>
-          <w:sz w:val="20"/>
-        </w:rPr>
-        <w:t>:</w:t>
+        <w:t>filed:</w:t>
       </w:r>
     </w:p>
     <w:p>
@@ -4207,12 +811,11 @@
               </wp:anchor>
             </w:drawing>
           </mc:Choice>
-          <mc:Fallback xmlns:ve="http://schemas.openxmlformats.org/markup-compatibility/2006" xmlns:a="http://schemas.openxmlformats.org/drawingml/2006/main" xmlns:pic="http://schemas.openxmlformats.org/drawingml/2006/picture">
+          <mc:Fallback>
             <w:pict>
-              <v:shape style="position:absolute;margin-left:30.247999pt;margin-top:14.598907pt;width:417.85pt;height:.1pt;mso-position-horizontal-relative:page;mso-position-vertical-relative:paragraph;z-index:-15727616;mso-wrap-distance-left:0;mso-wrap-distance-right:0" id="docshape6" coordorigin="605,292" coordsize="8357,0" path="m605,292l8962,292e" filled="false" stroked="true" strokeweight=".5pt" strokecolor="#000000">
+              <v:shape w14:anchorId="1351281A" id="Graphic 9" o:spid="_x0000_s1026" style="position:absolute;margin-left:30.25pt;margin-top:14.6pt;width:417.85pt;height:.1pt;z-index:-15727616;visibility:visible;mso-wrap-style:square;mso-wrap-distance-left:0;mso-wrap-distance-top:0;mso-wrap-distance-right:0;mso-wrap-distance-bottom:0;mso-position-horizontal:absolute;mso-position-horizontal-relative:page;mso-position-vertical:absolute;mso-position-vertical-relative:text;v-text-anchor:top" coordsize="5306695,1270" o:gfxdata="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" path="m,l5306441,e" filled="f" strokeweight=".5pt">
                 <v:path arrowok="t"/>
-                <v:stroke dashstyle="solid"/>
-                <w10:wrap type="topAndBottom"/>
+                <w10:wrap type="topAndBottom" anchorx="page"/>
               </v:shape>
             </w:pict>
           </mc:Fallback>
@@ -4223,62 +826,7 @@
           <w:sz w:val="20"/>
         </w:rPr>
         <w:tab/>
-      </w:r>
-      <w:proofErr w:type="gramStart"/>
-      <w:r>
-        <w:rPr>
-          <w:sz w:val="20"/>
-        </w:rPr>
-        <w:t xml:space="preserve">{{ </w:t>
-      </w:r>
-      <w:proofErr w:type="spellStart"/>
-      <w:r>
-        <w:rPr>
-          <w:sz w:val="20"/>
-        </w:rPr>
-        <w:t>client.name</w:t>
-      </w:r>
-      <w:proofErr w:type="gramEnd"/>
-      <w:r>
-        <w:rPr>
-          <w:sz w:val="20"/>
-        </w:rPr>
-        <w:t>.full</w:t>
-      </w:r>
-      <w:proofErr w:type="spellEnd"/>
-      <w:r>
-        <w:rPr>
-          <w:sz w:val="20"/>
-        </w:rPr>
-        <w:t xml:space="preserve">() if </w:t>
-      </w:r>
-      <w:proofErr w:type="spellStart"/>
-      <w:r>
-        <w:rPr>
-          <w:sz w:val="20"/>
-        </w:rPr>
-        <w:t>filer_role</w:t>
-      </w:r>
-      <w:proofErr w:type="spellEnd"/>
-      <w:r>
-        <w:rPr>
-          <w:sz w:val="20"/>
-        </w:rPr>
-        <w:t xml:space="preserve"> == “attorney” else users[0].</w:t>
-      </w:r>
-      <w:proofErr w:type="spellStart"/>
-      <w:r>
-        <w:rPr>
-          <w:sz w:val="20"/>
-        </w:rPr>
-        <w:t>name.full</w:t>
-      </w:r>
-      <w:proofErr w:type="spellEnd"/>
-      <w:r>
-        <w:rPr>
-          <w:sz w:val="20"/>
-        </w:rPr>
-        <w:t>() }}</w:t>
+        <w:t>{{ client.name.full() if filer_role == “attorney” else users[0].name.full() }}</w:t>
       </w:r>
     </w:p>
     <w:p>
@@ -4380,53 +928,12 @@
                                 <w:szCs w:val="20"/>
                               </w:rPr>
                             </w:pPr>
-                            <w:proofErr w:type="gramStart"/>
                             <w:r>
                               <w:rPr>
                                 <w:sz w:val="20"/>
                                 <w:szCs w:val="20"/>
                               </w:rPr>
-                              <w:t xml:space="preserve">{{ </w:t>
-                            </w:r>
-                            <w:proofErr w:type="spellStart"/>
-                            <w:r>
-                              <w:rPr>
-                                <w:sz w:val="20"/>
-                                <w:szCs w:val="20"/>
-                              </w:rPr>
-                              <w:t>attorney</w:t>
-                            </w:r>
-                            <w:proofErr w:type="gramEnd"/>
-                            <w:r>
-                              <w:rPr>
-                                <w:sz w:val="20"/>
-                                <w:szCs w:val="20"/>
-                              </w:rPr>
-                              <w:t>_bbo</w:t>
-                            </w:r>
-                            <w:proofErr w:type="spellEnd"/>
-                            <w:r>
-                              <w:rPr>
-                                <w:sz w:val="20"/>
-                                <w:szCs w:val="20"/>
-                              </w:rPr>
-                              <w:t xml:space="preserve"> if </w:t>
-                            </w:r>
-                            <w:proofErr w:type="spellStart"/>
-                            <w:r>
-                              <w:rPr>
-                                <w:sz w:val="20"/>
-                                <w:szCs w:val="20"/>
-                              </w:rPr>
-                              <w:t>filer_role</w:t>
-                            </w:r>
-                            <w:proofErr w:type="spellEnd"/>
-                            <w:r>
-                              <w:rPr>
-                                <w:sz w:val="20"/>
-                                <w:szCs w:val="20"/>
-                              </w:rPr>
-                              <w:t xml:space="preserve"> == "attorney" else "N/A" }}</w:t>
+                              <w:t>{{ attorney_bbo if filer_role == "attorney" else "N/A" }}</w:t>
                             </w:r>
                           </w:p>
                           <w:p>
@@ -4466,53 +973,12 @@
                           <w:szCs w:val="20"/>
                         </w:rPr>
                       </w:pPr>
-                      <w:proofErr w:type="gramStart"/>
                       <w:r>
                         <w:rPr>
                           <w:sz w:val="20"/>
                           <w:szCs w:val="20"/>
                         </w:rPr>
-                        <w:t xml:space="preserve">{{ </w:t>
-                      </w:r>
-                      <w:proofErr w:type="spellStart"/>
-                      <w:r>
-                        <w:rPr>
-                          <w:sz w:val="20"/>
-                          <w:szCs w:val="20"/>
-                        </w:rPr>
-                        <w:t>attorney</w:t>
-                      </w:r>
-                      <w:proofErr w:type="gramEnd"/>
-                      <w:r>
-                        <w:rPr>
-                          <w:sz w:val="20"/>
-                          <w:szCs w:val="20"/>
-                        </w:rPr>
-                        <w:t>_bbo</w:t>
-                      </w:r>
-                      <w:proofErr w:type="spellEnd"/>
-                      <w:r>
-                        <w:rPr>
-                          <w:sz w:val="20"/>
-                          <w:szCs w:val="20"/>
-                        </w:rPr>
-                        <w:t xml:space="preserve"> if </w:t>
-                      </w:r>
-                      <w:proofErr w:type="spellStart"/>
-                      <w:r>
-                        <w:rPr>
-                          <w:sz w:val="20"/>
-                          <w:szCs w:val="20"/>
-                        </w:rPr>
-                        <w:t>filer_role</w:t>
-                      </w:r>
-                      <w:proofErr w:type="spellEnd"/>
-                      <w:r>
-                        <w:rPr>
-                          <w:sz w:val="20"/>
-                          <w:szCs w:val="20"/>
-                        </w:rPr>
-                        <w:t xml:space="preserve"> == "attorney" else "N/A" }}</w:t>
+                        <w:t>{{ attorney_bbo if filer_role == "attorney" else "N/A" }}</w:t>
                       </w:r>
                     </w:p>
                     <w:p>
@@ -4580,53 +1046,12 @@
                                 <w:szCs w:val="20"/>
                               </w:rPr>
                             </w:pPr>
-                            <w:proofErr w:type="gramStart"/>
                             <w:r>
                               <w:rPr>
                                 <w:sz w:val="20"/>
                                 <w:szCs w:val="20"/>
                               </w:rPr>
-                              <w:t>{{ users</w:t>
-                            </w:r>
-                            <w:proofErr w:type="gramEnd"/>
-                            <w:r>
-                              <w:rPr>
-                                <w:sz w:val="20"/>
-                                <w:szCs w:val="20"/>
-                              </w:rPr>
-                              <w:t>[0].</w:t>
-                            </w:r>
-                            <w:proofErr w:type="spellStart"/>
-                            <w:r>
-                              <w:rPr>
-                                <w:sz w:val="20"/>
-                                <w:szCs w:val="20"/>
-                              </w:rPr>
-                              <w:t>name.full</w:t>
-                            </w:r>
-                            <w:proofErr w:type="spellEnd"/>
-                            <w:r>
-                              <w:rPr>
-                                <w:sz w:val="20"/>
-                                <w:szCs w:val="20"/>
-                              </w:rPr>
-                              <w:t xml:space="preserve">() if </w:t>
-                            </w:r>
-                            <w:proofErr w:type="spellStart"/>
-                            <w:r>
-                              <w:rPr>
-                                <w:sz w:val="20"/>
-                                <w:szCs w:val="20"/>
-                              </w:rPr>
-                              <w:t>filer_role</w:t>
-                            </w:r>
-                            <w:proofErr w:type="spellEnd"/>
-                            <w:r>
-                              <w:rPr>
-                                <w:sz w:val="20"/>
-                                <w:szCs w:val="20"/>
-                              </w:rPr>
-                              <w:t xml:space="preserve"> == "attorney" else “N/A” }}</w:t>
+                              <w:t>{{ users[0].name.full() if filer_role == "attorney" else “N/A” }}</w:t>
                             </w:r>
                           </w:p>
                         </w:txbxContent>
@@ -4658,53 +1083,12 @@
                           <w:szCs w:val="20"/>
                         </w:rPr>
                       </w:pPr>
-                      <w:proofErr w:type="gramStart"/>
                       <w:r>
                         <w:rPr>
                           <w:sz w:val="20"/>
                           <w:szCs w:val="20"/>
                         </w:rPr>
-                        <w:t>{{ users</w:t>
-                      </w:r>
-                      <w:proofErr w:type="gramEnd"/>
-                      <w:r>
-                        <w:rPr>
-                          <w:sz w:val="20"/>
-                          <w:szCs w:val="20"/>
-                        </w:rPr>
-                        <w:t>[0].</w:t>
-                      </w:r>
-                      <w:proofErr w:type="spellStart"/>
-                      <w:r>
-                        <w:rPr>
-                          <w:sz w:val="20"/>
-                          <w:szCs w:val="20"/>
-                        </w:rPr>
-                        <w:t>name.full</w:t>
-                      </w:r>
-                      <w:proofErr w:type="spellEnd"/>
-                      <w:r>
-                        <w:rPr>
-                          <w:sz w:val="20"/>
-                          <w:szCs w:val="20"/>
-                        </w:rPr>
-                        <w:t xml:space="preserve">() if </w:t>
-                      </w:r>
-                      <w:proofErr w:type="spellStart"/>
-                      <w:r>
-                        <w:rPr>
-                          <w:sz w:val="20"/>
-                          <w:szCs w:val="20"/>
-                        </w:rPr>
-                        <w:t>filer_role</w:t>
-                      </w:r>
-                      <w:proofErr w:type="spellEnd"/>
-                      <w:r>
-                        <w:rPr>
-                          <w:sz w:val="20"/>
-                          <w:szCs w:val="20"/>
-                        </w:rPr>
-                        <w:t xml:space="preserve"> == "attorney" else “N/A” }}</w:t>
+                        <w:t>{{ users[0].name.full() if filer_role == "attorney" else “N/A” }}</w:t>
                       </w:r>
                     </w:p>
                   </w:txbxContent>
@@ -4756,21 +1140,12 @@
         </w:rPr>
         <w:tab/>
       </w:r>
-      <w:proofErr w:type="spellStart"/>
       <w:r>
         <w:rPr>
           <w:position w:val="-10"/>
           <w:sz w:val="20"/>
         </w:rPr>
-        <w:t>BBO</w:t>
-      </w:r>
-      <w:proofErr w:type="spellEnd"/>
-      <w:r>
-        <w:rPr>
-          <w:position w:val="-10"/>
-          <w:sz w:val="20"/>
-        </w:rPr>
-        <w:t>#</w:t>
+        <w:t>BBO#</w:t>
       </w:r>
       <w:r>
         <w:rPr>
@@ -4852,69 +1227,12 @@
                                 <w:szCs w:val="20"/>
                               </w:rPr>
                             </w:pPr>
-                            <w:proofErr w:type="gramStart"/>
                             <w:r>
                               <w:rPr>
                                 <w:sz w:val="20"/>
                                 <w:szCs w:val="20"/>
                               </w:rPr>
-                              <w:t>{{ users</w:t>
-                            </w:r>
-                            <w:proofErr w:type="gramEnd"/>
-                            <w:r>
-                              <w:rPr>
-                                <w:sz w:val="20"/>
-                                <w:szCs w:val="20"/>
-                              </w:rPr>
-                              <w:t>[0].</w:t>
-                            </w:r>
-                            <w:proofErr w:type="spellStart"/>
-                            <w:r>
-                              <w:rPr>
-                                <w:sz w:val="20"/>
-                                <w:szCs w:val="20"/>
-                              </w:rPr>
-                              <w:t>name.full</w:t>
-                            </w:r>
-                            <w:proofErr w:type="spellEnd"/>
-                            <w:r>
-                              <w:rPr>
-                                <w:sz w:val="20"/>
-                                <w:szCs w:val="20"/>
-                              </w:rPr>
-                              <w:t xml:space="preserve">() if </w:t>
-                            </w:r>
-                            <w:proofErr w:type="spellStart"/>
-                            <w:r>
-                              <w:rPr>
-                                <w:sz w:val="20"/>
-                                <w:szCs w:val="20"/>
-                              </w:rPr>
-                              <w:t>filer_role</w:t>
-                            </w:r>
-                            <w:proofErr w:type="spellEnd"/>
-                            <w:r>
-                              <w:rPr>
-                                <w:sz w:val="20"/>
-                                <w:szCs w:val="20"/>
-                              </w:rPr>
-                              <w:t xml:space="preserve"> == "</w:t>
-                            </w:r>
-                            <w:proofErr w:type="spellStart"/>
-                            <w:r>
-                              <w:rPr>
-                                <w:sz w:val="20"/>
-                                <w:szCs w:val="20"/>
-                              </w:rPr>
-                              <w:t>pro_se</w:t>
-                            </w:r>
-                            <w:proofErr w:type="spellEnd"/>
-                            <w:r>
-                              <w:rPr>
-                                <w:sz w:val="20"/>
-                                <w:szCs w:val="20"/>
-                              </w:rPr>
-                              <w:t>" else "N/A" }}</w:t>
+                              <w:t>{{ users[0].name.full() if filer_role == "pro_se" else "N/A" }}</w:t>
                             </w:r>
                           </w:p>
                           <w:p>
@@ -4957,69 +1275,12 @@
                           <w:szCs w:val="20"/>
                         </w:rPr>
                       </w:pPr>
-                      <w:proofErr w:type="gramStart"/>
                       <w:r>
                         <w:rPr>
                           <w:sz w:val="20"/>
                           <w:szCs w:val="20"/>
                         </w:rPr>
-                        <w:t>{{ users</w:t>
-                      </w:r>
-                      <w:proofErr w:type="gramEnd"/>
-                      <w:r>
-                        <w:rPr>
-                          <w:sz w:val="20"/>
-                          <w:szCs w:val="20"/>
-                        </w:rPr>
-                        <w:t>[0].</w:t>
-                      </w:r>
-                      <w:proofErr w:type="spellStart"/>
-                      <w:r>
-                        <w:rPr>
-                          <w:sz w:val="20"/>
-                          <w:szCs w:val="20"/>
-                        </w:rPr>
-                        <w:t>name.full</w:t>
-                      </w:r>
-                      <w:proofErr w:type="spellEnd"/>
-                      <w:r>
-                        <w:rPr>
-                          <w:sz w:val="20"/>
-                          <w:szCs w:val="20"/>
-                        </w:rPr>
-                        <w:t xml:space="preserve">() if </w:t>
-                      </w:r>
-                      <w:proofErr w:type="spellStart"/>
-                      <w:r>
-                        <w:rPr>
-                          <w:sz w:val="20"/>
-                          <w:szCs w:val="20"/>
-                        </w:rPr>
-                        <w:t>filer_role</w:t>
-                      </w:r>
-                      <w:proofErr w:type="spellEnd"/>
-                      <w:r>
-                        <w:rPr>
-                          <w:sz w:val="20"/>
-                          <w:szCs w:val="20"/>
-                        </w:rPr>
-                        <w:t xml:space="preserve"> == "</w:t>
-                      </w:r>
-                      <w:proofErr w:type="spellStart"/>
-                      <w:r>
-                        <w:rPr>
-                          <w:sz w:val="20"/>
-                          <w:szCs w:val="20"/>
-                        </w:rPr>
-                        <w:t>pro_se</w:t>
-                      </w:r>
-                      <w:proofErr w:type="spellEnd"/>
-                      <w:r>
-                        <w:rPr>
-                          <w:sz w:val="20"/>
-                          <w:szCs w:val="20"/>
-                        </w:rPr>
-                        <w:t>" else "N/A" }}</w:t>
+                        <w:t>{{ users[0].name.full() if filer_role == "pro_se" else "N/A" }}</w:t>
                       </w:r>
                     </w:p>
                     <w:p>
@@ -5045,80 +1306,37 @@
           <w:sz w:val="20"/>
         </w:rPr>
       </w:pPr>
-      <w:proofErr w:type="gramStart"/>
       <w:r>
         <w:rPr>
           <w:sz w:val="20"/>
         </w:rPr>
         <w:t>{{ "</w:t>
       </w:r>
-      <w:proofErr w:type="gramEnd"/>
       <w:r>
         <w:rPr>
           <w:rFonts w:ascii="Segoe UI Symbol" w:hAnsi="Segoe UI Symbol" w:cs="Segoe UI Symbol"/>
           <w:sz w:val="20"/>
         </w:rPr>
-        <w:t>☒</w:t>
+        <w:t xml:space="preserve">☒” </w:t>
+      </w:r>
+      <w:r>
+        <w:rPr>
+          <w:sz w:val="20"/>
+        </w:rPr>
+        <w:t>if filer_role == "pro_se" else "</w:t>
       </w:r>
       <w:r>
         <w:rPr>
           <w:rFonts w:ascii="Segoe UI Symbol" w:hAnsi="Segoe UI Symbol" w:cs="Segoe UI Symbol"/>
           <w:sz w:val="20"/>
         </w:rPr>
-        <w:t xml:space="preserve">” </w:t>
-      </w:r>
-      <w:r>
-        <w:rPr>
-          <w:sz w:val="20"/>
-        </w:rPr>
-        <w:t xml:space="preserve">if </w:t>
-      </w:r>
-      <w:proofErr w:type="spellStart"/>
-      <w:r>
-        <w:rPr>
-          <w:sz w:val="20"/>
-        </w:rPr>
-        <w:t>filer_role</w:t>
-      </w:r>
-      <w:proofErr w:type="spellEnd"/>
-      <w:r>
-        <w:rPr>
-          <w:sz w:val="20"/>
-        </w:rPr>
-        <w:t xml:space="preserve"> == "</w:t>
-      </w:r>
-      <w:proofErr w:type="spellStart"/>
-      <w:r>
-        <w:rPr>
-          <w:sz w:val="20"/>
-        </w:rPr>
-        <w:t>pro_se</w:t>
-      </w:r>
-      <w:proofErr w:type="spellEnd"/>
-      <w:r>
-        <w:rPr>
-          <w:sz w:val="20"/>
-        </w:rPr>
-        <w:t>" else "</w:t>
-      </w:r>
-      <w:r>
-        <w:rPr>
-          <w:rFonts w:ascii="Segoe UI Symbol" w:hAnsi="Segoe UI Symbol" w:cs="Segoe UI Symbol"/>
-          <w:sz w:val="20"/>
-        </w:rPr>
         <w:t>☐</w:t>
       </w:r>
       <w:r>
         <w:rPr>
           <w:sz w:val="20"/>
         </w:rPr>
-        <w:t>"</w:t>
-      </w:r>
-      <w:r>
-        <w:rPr>
-          <w:sz w:val="20"/>
-        </w:rPr>
-        <w:t xml:space="preserve"> }}</w:t>
+        <w:t>" }}</w:t>
       </w:r>
       <w:r>
         <w:rPr>
@@ -5273,7 +1491,7 @@
           </mc:Choice>
           <mc:Fallback>
             <w:pict>
-              <v:shape w14:anchorId="29AB103D" id="Graphic 10" o:spid="_x0000_s1026" style="position:absolute;margin-left:324.2pt;margin-top:5.5pt;width:247.6pt;height:.1pt;z-index:-15727104;visibility:visible;mso-wrap-style:square;mso-wrap-distance-left:0;mso-wrap-distance-top:0;mso-wrap-distance-right:0;mso-wrap-distance-bottom:0;mso-position-horizontal:absolute;mso-position-horizontal-relative:page;mso-position-vertical:absolute;mso-position-vertical-relative:text;v-text-anchor:top" coordsize="3144520,1270" o:gfxdata="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" path="m,l3144100,e" filled="f" strokeweight=".5pt">
+              <v:shape w14:anchorId="10E2AE9F" id="Graphic 10" o:spid="_x0000_s1026" style="position:absolute;margin-left:324.2pt;margin-top:5.5pt;width:247.6pt;height:.1pt;z-index:-15727104;visibility:visible;mso-wrap-style:square;mso-wrap-distance-left:0;mso-wrap-distance-top:0;mso-wrap-distance-right:0;mso-wrap-distance-bottom:0;mso-position-horizontal:absolute;mso-position-horizontal-relative:page;mso-position-vertical:absolute;mso-position-vertical-relative:text;v-text-anchor:top" coordsize="3144520,1270" o:gfxdata="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" path="m,l3144100,e" filled="f" strokeweight=".5pt">
                 <v:path arrowok="t"/>
                 <w10:wrap type="topAndBottom" anchorx="page"/>
               </v:shape>
@@ -5408,12 +1626,11 @@
               </wp:anchor>
             </w:drawing>
           </mc:Choice>
-          <mc:Fallback xmlns:ve="http://schemas.openxmlformats.org/markup-compatibility/2006" xmlns:a="http://schemas.openxmlformats.org/drawingml/2006/main" xmlns:pic="http://schemas.openxmlformats.org/drawingml/2006/picture">
+          <mc:Fallback>
             <w:pict>
-              <v:shape style="position:absolute;margin-left:170.009003pt;margin-top:12.518929pt;width:286.9pt;height:.1pt;mso-position-horizontal-relative:page;mso-position-vertical-relative:paragraph;z-index:-15726592;mso-wrap-distance-left:0;mso-wrap-distance-right:0" id="docshape8" coordorigin="3400,250" coordsize="5738,0" path="m3400,250l9138,250e" filled="false" stroked="true" strokeweight=".5pt" strokecolor="#000000">
+              <v:shape w14:anchorId="211AE662" id="Graphic 11" o:spid="_x0000_s1026" style="position:absolute;margin-left:170pt;margin-top:12.5pt;width:286.9pt;height:.1pt;z-index:-15726592;visibility:visible;mso-wrap-style:square;mso-wrap-distance-left:0;mso-wrap-distance-top:0;mso-wrap-distance-right:0;mso-wrap-distance-bottom:0;mso-position-horizontal:absolute;mso-position-horizontal-relative:page;mso-position-vertical:absolute;mso-position-vertical-relative:text;v-text-anchor:top" coordsize="3643629,1270" o:gfxdata="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" path="m,l3643299,e" filled="f" strokeweight=".5pt">
                 <v:path arrowok="t"/>
-                <v:stroke dashstyle="solid"/>
-                <w10:wrap type="topAndBottom"/>
+                <w10:wrap type="topAndBottom" anchorx="page"/>
               </v:shape>
             </w:pict>
           </mc:Fallback>
@@ -5470,6 +1687,29 @@
           <w:sz w:val="20"/>
         </w:rPr>
         <w:t>}}</w:t>
+      </w:r>
+      <w:r>
+        <w:rPr>
+          <w:spacing w:val="-2"/>
+          <w:sz w:val="20"/>
+        </w:rPr>
+        <w:t xml:space="preserve"> {{ </w:t>
+      </w:r>
+      <w:proofErr w:type="spellStart"/>
+      <w:r>
+        <w:rPr>
+          <w:spacing w:val="-2"/>
+          <w:sz w:val="20"/>
+        </w:rPr>
+        <w:t>agency_name</w:t>
+      </w:r>
+      <w:proofErr w:type="spellEnd"/>
+      <w:r>
+        <w:rPr>
+          <w:spacing w:val="-2"/>
+          <w:sz w:val="20"/>
+        </w:rPr>
+        <w:t xml:space="preserve"> }}</w:t>
       </w:r>
     </w:p>
     <w:p>
@@ -5566,12 +1806,11 @@
               </wp:anchor>
             </w:drawing>
           </mc:Choice>
-          <mc:Fallback xmlns:ve="http://schemas.openxmlformats.org/markup-compatibility/2006" xmlns:a="http://schemas.openxmlformats.org/drawingml/2006/main" xmlns:pic="http://schemas.openxmlformats.org/drawingml/2006/picture">
+          <mc:Fallback>
             <w:pict>
-              <v:shape style="position:absolute;margin-left:170.203995pt;margin-top:12.531977pt;width:286.9pt;height:.1pt;mso-position-horizontal-relative:page;mso-position-vertical-relative:paragraph;z-index:-15726080;mso-wrap-distance-left:0;mso-wrap-distance-right:0" id="docshape9" coordorigin="3404,251" coordsize="5738,0" path="m3404,251l9142,251e" filled="false" stroked="true" strokeweight=".5pt" strokecolor="#000000">
+              <v:shape w14:anchorId="755B91D1" id="Graphic 12" o:spid="_x0000_s1026" style="position:absolute;margin-left:170.2pt;margin-top:12.55pt;width:286.9pt;height:.1pt;z-index:-15726080;visibility:visible;mso-wrap-style:square;mso-wrap-distance-left:0;mso-wrap-distance-top:0;mso-wrap-distance-right:0;mso-wrap-distance-bottom:0;mso-position-horizontal:absolute;mso-position-horizontal-relative:page;mso-position-vertical:absolute;mso-position-vertical-relative:text;v-text-anchor:top" coordsize="3643629,1270" o:gfxdata="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" path="m,l3643299,e" filled="f" strokeweight=".5pt">
                 <v:path arrowok="t"/>
-                <v:stroke dashstyle="solid"/>
-                <w10:wrap type="topAndBottom"/>
+                <w10:wrap type="topAndBottom" anchorx="page"/>
               </v:shape>
             </w:pict>
           </mc:Fallback>
@@ -5596,59 +1835,7 @@
           <w:sz w:val="20"/>
         </w:rPr>
         <w:tab/>
-      </w:r>
-      <w:proofErr w:type="gramStart"/>
-      <w:r>
-        <w:rPr>
-          <w:spacing w:val="-2"/>
-          <w:sz w:val="20"/>
-        </w:rPr>
-        <w:t xml:space="preserve">{{ </w:t>
-      </w:r>
-      <w:proofErr w:type="spellStart"/>
-      <w:r>
-        <w:rPr>
-          <w:spacing w:val="-2"/>
-          <w:sz w:val="20"/>
-        </w:rPr>
-        <w:t>lower</w:t>
-      </w:r>
-      <w:proofErr w:type="gramEnd"/>
-      <w:r>
-        <w:rPr>
-          <w:spacing w:val="-2"/>
-          <w:sz w:val="20"/>
-        </w:rPr>
-        <w:t>_</w:t>
-      </w:r>
-      <w:r>
-        <w:rPr>
-          <w:spacing w:val="-2"/>
-          <w:sz w:val="20"/>
-        </w:rPr>
-        <w:t>docket</w:t>
-      </w:r>
-      <w:r>
-        <w:rPr>
-          <w:spacing w:val="-2"/>
-          <w:sz w:val="20"/>
-        </w:rPr>
-        <w:t>_</w:t>
-      </w:r>
-      <w:r>
-        <w:rPr>
-          <w:spacing w:val="-2"/>
-          <w:sz w:val="20"/>
-        </w:rPr>
-        <w:t>number</w:t>
-      </w:r>
-      <w:proofErr w:type="spellEnd"/>
-      <w:r>
-        <w:rPr>
-          <w:spacing w:val="-2"/>
-          <w:sz w:val="20"/>
-        </w:rPr>
-        <w:t xml:space="preserve"> }}</w:t>
+        <w:t>{{ lower_docket_number }}</w:t>
       </w:r>
     </w:p>
     <w:p>
@@ -5818,37 +2005,12 @@
                                 <w:szCs w:val="20"/>
                               </w:rPr>
                             </w:pPr>
-                            <w:proofErr w:type="gramStart"/>
                             <w:r>
                               <w:rPr>
                                 <w:sz w:val="20"/>
                                 <w:szCs w:val="20"/>
                               </w:rPr>
-                              <w:t xml:space="preserve">{{ </w:t>
-                            </w:r>
-                            <w:proofErr w:type="spellStart"/>
-                            <w:r>
-                              <w:rPr>
-                                <w:sz w:val="20"/>
-                                <w:szCs w:val="20"/>
-                              </w:rPr>
-                              <w:t>judge</w:t>
-                            </w:r>
-                            <w:proofErr w:type="gramEnd"/>
-                            <w:r>
-                              <w:rPr>
-                                <w:sz w:val="20"/>
-                                <w:szCs w:val="20"/>
-                              </w:rPr>
-                              <w:t>1_role</w:t>
-                            </w:r>
-                            <w:proofErr w:type="spellEnd"/>
-                            <w:r>
-                              <w:rPr>
-                                <w:sz w:val="20"/>
-                                <w:szCs w:val="20"/>
-                              </w:rPr>
-                              <w:t xml:space="preserve"> }}</w:t>
+                              <w:t>{{ judge1_role }}</w:t>
                             </w:r>
                           </w:p>
                         </w:txbxContent>
@@ -5880,37 +2042,12 @@
                           <w:szCs w:val="20"/>
                         </w:rPr>
                       </w:pPr>
-                      <w:proofErr w:type="gramStart"/>
                       <w:r>
                         <w:rPr>
                           <w:sz w:val="20"/>
                           <w:szCs w:val="20"/>
                         </w:rPr>
-                        <w:t xml:space="preserve">{{ </w:t>
-                      </w:r>
-                      <w:proofErr w:type="spellStart"/>
-                      <w:r>
-                        <w:rPr>
-                          <w:sz w:val="20"/>
-                          <w:szCs w:val="20"/>
-                        </w:rPr>
-                        <w:t>judge</w:t>
-                      </w:r>
-                      <w:proofErr w:type="gramEnd"/>
-                      <w:r>
-                        <w:rPr>
-                          <w:sz w:val="20"/>
-                          <w:szCs w:val="20"/>
-                        </w:rPr>
-                        <w:t>1_role</w:t>
-                      </w:r>
-                      <w:proofErr w:type="spellEnd"/>
-                      <w:r>
-                        <w:rPr>
-                          <w:sz w:val="20"/>
-                          <w:szCs w:val="20"/>
-                        </w:rPr>
-                        <w:t xml:space="preserve"> }}</w:t>
+                        <w:t>{{ judge1_role }}</w:t>
                       </w:r>
                     </w:p>
                   </w:txbxContent>
@@ -5969,37 +2106,12 @@
                                 <w:szCs w:val="20"/>
                               </w:rPr>
                             </w:pPr>
-                            <w:proofErr w:type="gramStart"/>
                             <w:r>
                               <w:rPr>
                                 <w:sz w:val="20"/>
                                 <w:szCs w:val="20"/>
                               </w:rPr>
-                              <w:t xml:space="preserve">{{ </w:t>
-                            </w:r>
-                            <w:proofErr w:type="spellStart"/>
-                            <w:r>
-                              <w:rPr>
-                                <w:sz w:val="20"/>
-                                <w:szCs w:val="20"/>
-                              </w:rPr>
-                              <w:t>judge</w:t>
-                            </w:r>
-                            <w:proofErr w:type="gramEnd"/>
-                            <w:r>
-                              <w:rPr>
-                                <w:sz w:val="20"/>
-                                <w:szCs w:val="20"/>
-                              </w:rPr>
-                              <w:t>1</w:t>
-                            </w:r>
-                            <w:proofErr w:type="spellEnd"/>
-                            <w:r>
-                              <w:rPr>
-                                <w:sz w:val="20"/>
-                                <w:szCs w:val="20"/>
-                              </w:rPr>
-                              <w:t xml:space="preserve"> }}</w:t>
+                              <w:t>{{ judge1 }}</w:t>
                             </w:r>
                           </w:p>
                         </w:txbxContent>
@@ -6031,37 +2143,12 @@
                           <w:szCs w:val="20"/>
                         </w:rPr>
                       </w:pPr>
-                      <w:proofErr w:type="gramStart"/>
                       <w:r>
                         <w:rPr>
                           <w:sz w:val="20"/>
                           <w:szCs w:val="20"/>
                         </w:rPr>
-                        <w:t xml:space="preserve">{{ </w:t>
-                      </w:r>
-                      <w:proofErr w:type="spellStart"/>
-                      <w:r>
-                        <w:rPr>
-                          <w:sz w:val="20"/>
-                          <w:szCs w:val="20"/>
-                        </w:rPr>
-                        <w:t>judge</w:t>
-                      </w:r>
-                      <w:proofErr w:type="gramEnd"/>
-                      <w:r>
-                        <w:rPr>
-                          <w:sz w:val="20"/>
-                          <w:szCs w:val="20"/>
-                        </w:rPr>
-                        <w:t>1</w:t>
-                      </w:r>
-                      <w:proofErr w:type="spellEnd"/>
-                      <w:r>
-                        <w:rPr>
-                          <w:sz w:val="20"/>
-                          <w:szCs w:val="20"/>
-                        </w:rPr>
-                        <w:t xml:space="preserve"> }}</w:t>
+                        <w:t>{{ judge1 }}</w:t>
                       </w:r>
                     </w:p>
                   </w:txbxContent>
@@ -6186,44 +2273,12 @@
                                 <w:szCs w:val="20"/>
                               </w:rPr>
                             </w:pPr>
-                            <w:proofErr w:type="gramStart"/>
                             <w:r>
                               <w:rPr>
                                 <w:sz w:val="20"/>
                                 <w:szCs w:val="20"/>
                               </w:rPr>
-                              <w:t xml:space="preserve">{{ </w:t>
-                            </w:r>
-                            <w:proofErr w:type="spellStart"/>
-                            <w:r>
-                              <w:rPr>
-                                <w:sz w:val="20"/>
-                                <w:szCs w:val="20"/>
-                              </w:rPr>
-                              <w:t>judge</w:t>
-                            </w:r>
-                            <w:proofErr w:type="gramEnd"/>
-                            <w:r>
-                              <w:rPr>
-                                <w:sz w:val="20"/>
-                                <w:szCs w:val="20"/>
-                              </w:rPr>
-                              <w:t>2</w:t>
-                            </w:r>
-                            <w:r>
-                              <w:rPr>
-                                <w:sz w:val="20"/>
-                                <w:szCs w:val="20"/>
-                              </w:rPr>
-                              <w:t>_role</w:t>
-                            </w:r>
-                            <w:proofErr w:type="spellEnd"/>
-                            <w:r>
-                              <w:rPr>
-                                <w:sz w:val="20"/>
-                                <w:szCs w:val="20"/>
-                              </w:rPr>
-                              <w:t xml:space="preserve"> }}</w:t>
+                              <w:t>{{ judge2_role }}</w:t>
                             </w:r>
                           </w:p>
                         </w:txbxContent>
@@ -6255,44 +2310,12 @@
                           <w:szCs w:val="20"/>
                         </w:rPr>
                       </w:pPr>
-                      <w:proofErr w:type="gramStart"/>
                       <w:r>
                         <w:rPr>
                           <w:sz w:val="20"/>
                           <w:szCs w:val="20"/>
                         </w:rPr>
-                        <w:t xml:space="preserve">{{ </w:t>
-                      </w:r>
-                      <w:proofErr w:type="spellStart"/>
-                      <w:r>
-                        <w:rPr>
-                          <w:sz w:val="20"/>
-                          <w:szCs w:val="20"/>
-                        </w:rPr>
-                        <w:t>judge</w:t>
-                      </w:r>
-                      <w:proofErr w:type="gramEnd"/>
-                      <w:r>
-                        <w:rPr>
-                          <w:sz w:val="20"/>
-                          <w:szCs w:val="20"/>
-                        </w:rPr>
-                        <w:t>2</w:t>
-                      </w:r>
-                      <w:r>
-                        <w:rPr>
-                          <w:sz w:val="20"/>
-                          <w:szCs w:val="20"/>
-                        </w:rPr>
-                        <w:t>_role</w:t>
-                      </w:r>
-                      <w:proofErr w:type="spellEnd"/>
-                      <w:r>
-                        <w:rPr>
-                          <w:sz w:val="20"/>
-                          <w:szCs w:val="20"/>
-                        </w:rPr>
-                        <w:t xml:space="preserve"> }}</w:t>
+                        <w:t>{{ judge2_role }}</w:t>
                       </w:r>
                     </w:p>
                   </w:txbxContent>
@@ -6351,37 +2374,12 @@
                                 <w:szCs w:val="20"/>
                               </w:rPr>
                             </w:pPr>
-                            <w:proofErr w:type="gramStart"/>
                             <w:r>
                               <w:rPr>
                                 <w:sz w:val="20"/>
                                 <w:szCs w:val="20"/>
                               </w:rPr>
-                              <w:t xml:space="preserve">{{ </w:t>
-                            </w:r>
-                            <w:proofErr w:type="spellStart"/>
-                            <w:r>
-                              <w:rPr>
-                                <w:sz w:val="20"/>
-                                <w:szCs w:val="20"/>
-                              </w:rPr>
-                              <w:t>judge</w:t>
-                            </w:r>
-                            <w:proofErr w:type="gramEnd"/>
-                            <w:r>
-                              <w:rPr>
-                                <w:sz w:val="20"/>
-                                <w:szCs w:val="20"/>
-                              </w:rPr>
-                              <w:t>2</w:t>
-                            </w:r>
-                            <w:proofErr w:type="spellEnd"/>
-                            <w:r>
-                              <w:rPr>
-                                <w:sz w:val="20"/>
-                                <w:szCs w:val="20"/>
-                              </w:rPr>
-                              <w:t xml:space="preserve"> }}</w:t>
+                              <w:t>{{ judge2 }}</w:t>
                             </w:r>
                           </w:p>
                         </w:txbxContent>
@@ -6413,37 +2411,12 @@
                           <w:szCs w:val="20"/>
                         </w:rPr>
                       </w:pPr>
-                      <w:proofErr w:type="gramStart"/>
                       <w:r>
                         <w:rPr>
                           <w:sz w:val="20"/>
                           <w:szCs w:val="20"/>
                         </w:rPr>
-                        <w:t xml:space="preserve">{{ </w:t>
-                      </w:r>
-                      <w:proofErr w:type="spellStart"/>
-                      <w:r>
-                        <w:rPr>
-                          <w:sz w:val="20"/>
-                          <w:szCs w:val="20"/>
-                        </w:rPr>
-                        <w:t>judge</w:t>
-                      </w:r>
-                      <w:proofErr w:type="gramEnd"/>
-                      <w:r>
-                        <w:rPr>
-                          <w:sz w:val="20"/>
-                          <w:szCs w:val="20"/>
-                        </w:rPr>
-                        <w:t>2</w:t>
-                      </w:r>
-                      <w:proofErr w:type="spellEnd"/>
-                      <w:r>
-                        <w:rPr>
-                          <w:sz w:val="20"/>
-                          <w:szCs w:val="20"/>
-                        </w:rPr>
-                        <w:t xml:space="preserve"> }}</w:t>
+                        <w:t>{{ judge2 }}</w:t>
                       </w:r>
                     </w:p>
                   </w:txbxContent>
@@ -6552,44 +2525,12 @@
                                 <w:szCs w:val="20"/>
                               </w:rPr>
                             </w:pPr>
-                            <w:proofErr w:type="gramStart"/>
                             <w:r>
                               <w:rPr>
                                 <w:sz w:val="20"/>
                                 <w:szCs w:val="20"/>
                               </w:rPr>
-                              <w:t xml:space="preserve">{{ </w:t>
-                            </w:r>
-                            <w:proofErr w:type="spellStart"/>
-                            <w:r>
-                              <w:rPr>
-                                <w:sz w:val="20"/>
-                                <w:szCs w:val="20"/>
-                              </w:rPr>
-                              <w:t>judge</w:t>
-                            </w:r>
-                            <w:proofErr w:type="gramEnd"/>
-                            <w:r>
-                              <w:rPr>
-                                <w:sz w:val="20"/>
-                                <w:szCs w:val="20"/>
-                              </w:rPr>
-                              <w:t>3</w:t>
-                            </w:r>
-                            <w:r>
-                              <w:rPr>
-                                <w:sz w:val="20"/>
-                                <w:szCs w:val="20"/>
-                              </w:rPr>
-                              <w:t>_role</w:t>
-                            </w:r>
-                            <w:proofErr w:type="spellEnd"/>
-                            <w:r>
-                              <w:rPr>
-                                <w:sz w:val="20"/>
-                                <w:szCs w:val="20"/>
-                              </w:rPr>
-                              <w:t xml:space="preserve"> }}</w:t>
+                              <w:t>{{ judge3_role }}</w:t>
                             </w:r>
                           </w:p>
                         </w:txbxContent>
@@ -6621,44 +2562,12 @@
                           <w:szCs w:val="20"/>
                         </w:rPr>
                       </w:pPr>
-                      <w:proofErr w:type="gramStart"/>
                       <w:r>
                         <w:rPr>
                           <w:sz w:val="20"/>
                           <w:szCs w:val="20"/>
                         </w:rPr>
-                        <w:t xml:space="preserve">{{ </w:t>
-                      </w:r>
-                      <w:proofErr w:type="spellStart"/>
-                      <w:r>
-                        <w:rPr>
-                          <w:sz w:val="20"/>
-                          <w:szCs w:val="20"/>
-                        </w:rPr>
-                        <w:t>judge</w:t>
-                      </w:r>
-                      <w:proofErr w:type="gramEnd"/>
-                      <w:r>
-                        <w:rPr>
-                          <w:sz w:val="20"/>
-                          <w:szCs w:val="20"/>
-                        </w:rPr>
-                        <w:t>3</w:t>
-                      </w:r>
-                      <w:r>
-                        <w:rPr>
-                          <w:sz w:val="20"/>
-                          <w:szCs w:val="20"/>
-                        </w:rPr>
-                        <w:t>_role</w:t>
-                      </w:r>
-                      <w:proofErr w:type="spellEnd"/>
-                      <w:r>
-                        <w:rPr>
-                          <w:sz w:val="20"/>
-                          <w:szCs w:val="20"/>
-                        </w:rPr>
-                        <w:t xml:space="preserve"> }}</w:t>
+                        <w:t>{{ judge3_role }}</w:t>
                       </w:r>
                     </w:p>
                   </w:txbxContent>
@@ -6717,37 +2626,12 @@
                                 <w:szCs w:val="20"/>
                               </w:rPr>
                             </w:pPr>
-                            <w:proofErr w:type="gramStart"/>
                             <w:r>
                               <w:rPr>
                                 <w:sz w:val="20"/>
                                 <w:szCs w:val="20"/>
                               </w:rPr>
-                              <w:t xml:space="preserve">{{ </w:t>
-                            </w:r>
-                            <w:proofErr w:type="spellStart"/>
-                            <w:r>
-                              <w:rPr>
-                                <w:sz w:val="20"/>
-                                <w:szCs w:val="20"/>
-                              </w:rPr>
-                              <w:t>judge</w:t>
-                            </w:r>
-                            <w:proofErr w:type="gramEnd"/>
-                            <w:r>
-                              <w:rPr>
-                                <w:sz w:val="20"/>
-                                <w:szCs w:val="20"/>
-                              </w:rPr>
-                              <w:t>3</w:t>
-                            </w:r>
-                            <w:proofErr w:type="spellEnd"/>
-                            <w:r>
-                              <w:rPr>
-                                <w:sz w:val="20"/>
-                                <w:szCs w:val="20"/>
-                              </w:rPr>
-                              <w:t xml:space="preserve"> }}</w:t>
+                              <w:t>{{ judge3 }}</w:t>
                             </w:r>
                           </w:p>
                         </w:txbxContent>
@@ -6779,37 +2663,12 @@
                           <w:szCs w:val="20"/>
                         </w:rPr>
                       </w:pPr>
-                      <w:proofErr w:type="gramStart"/>
                       <w:r>
                         <w:rPr>
                           <w:sz w:val="20"/>
                           <w:szCs w:val="20"/>
                         </w:rPr>
-                        <w:t xml:space="preserve">{{ </w:t>
-                      </w:r>
-                      <w:proofErr w:type="spellStart"/>
-                      <w:r>
-                        <w:rPr>
-                          <w:sz w:val="20"/>
-                          <w:szCs w:val="20"/>
-                        </w:rPr>
-                        <w:t>judge</w:t>
-                      </w:r>
-                      <w:proofErr w:type="gramEnd"/>
-                      <w:r>
-                        <w:rPr>
-                          <w:sz w:val="20"/>
-                          <w:szCs w:val="20"/>
-                        </w:rPr>
-                        <w:t>3</w:t>
-                      </w:r>
-                      <w:proofErr w:type="spellEnd"/>
-                      <w:r>
-                        <w:rPr>
-                          <w:sz w:val="20"/>
-                          <w:szCs w:val="20"/>
-                        </w:rPr>
-                        <w:t xml:space="preserve"> }}</w:t>
+                        <w:t>{{ judge3 }}</w:t>
                       </w:r>
                     </w:p>
                   </w:txbxContent>
@@ -6918,45 +2777,14 @@
         <w:rPr>
           <w:sz w:val="20"/>
         </w:rPr>
-        <w:t>Was the case or any information in the record impounded in the lower court? (see Instructions Section 3)</w:t>
-      </w:r>
-      <w:proofErr w:type="gramStart"/>
-      <w:r>
-        <w:rPr>
-          <w:sz w:val="20"/>
-        </w:rPr>
-        <w:t xml:space="preserve">.  </w:t>
+        <w:t xml:space="preserve">Was the case or any information in the record impounded in the lower court? (see Instructions Section 3).  </w:t>
       </w:r>
       <w:r>
         <w:rPr>
           <w:position w:val="1"/>
           <w:sz w:val="20"/>
         </w:rPr>
-        <w:t>{{ “</w:t>
-      </w:r>
-      <w:proofErr w:type="gramEnd"/>
-      <w:r>
-        <w:rPr>
-          <w:position w:val="1"/>
-          <w:sz w:val="20"/>
-        </w:rPr>
-        <w:t xml:space="preserve">Yes” if </w:t>
-      </w:r>
-      <w:proofErr w:type="spellStart"/>
-      <w:r>
-        <w:rPr>
-          <w:position w:val="1"/>
-          <w:sz w:val="20"/>
-        </w:rPr>
-        <w:t>record_impounded</w:t>
-      </w:r>
-      <w:proofErr w:type="spellEnd"/>
-      <w:r>
-        <w:rPr>
-          <w:position w:val="1"/>
-          <w:sz w:val="20"/>
-        </w:rPr>
-        <w:t xml:space="preserve"> else “No” }}</w:t>
+        <w:t>{{ “Yes” if record_impounded else “No” }}</w:t>
       </w:r>
       <w:r>
         <w:rPr>
@@ -7002,35 +2830,7 @@
         <w:rPr>
           <w:sz w:val="20"/>
         </w:rPr>
-        <w:t xml:space="preserve">If yes, was the entire case fully impounded?  </w:t>
-      </w:r>
-      <w:proofErr w:type="gramStart"/>
-      <w:r>
-        <w:rPr>
-          <w:sz w:val="20"/>
-        </w:rPr>
-        <w:t>{{ “</w:t>
-      </w:r>
-      <w:proofErr w:type="gramEnd"/>
-      <w:r>
-        <w:rPr>
-          <w:sz w:val="20"/>
-        </w:rPr>
-        <w:t xml:space="preserve">Yes” if </w:t>
-      </w:r>
-      <w:proofErr w:type="spellStart"/>
-      <w:r>
-        <w:rPr>
-          <w:sz w:val="20"/>
-        </w:rPr>
-        <w:t>fully_impounded</w:t>
-      </w:r>
-      <w:proofErr w:type="spellEnd"/>
-      <w:r>
-        <w:rPr>
-          <w:sz w:val="20"/>
-        </w:rPr>
-        <w:t xml:space="preserve"> else “No” }}</w:t>
+        <w:t>If yes, was the entire case fully impounded?  {{ “Yes” if fully_impounded else “No” }}</w:t>
       </w:r>
       <w:r>
         <w:rPr>
@@ -7346,7 +3146,7 @@
         </w:rPr>
         <w:t xml:space="preserve"> </w:t>
       </w:r>
-      <w:hyperlink r:id="rId14" w:history="1">
+      <w:hyperlink r:id="rId13" w:history="1">
         <w:r>
           <w:rPr>
             <w:rStyle w:val="Hyperlink"/>
@@ -7375,7 +3175,7 @@
         </w:rPr>
         <w:t xml:space="preserve"> </w:t>
       </w:r>
-      <w:hyperlink r:id="rId15" w:anchor="-c-notice-to-the-clerk" w:history="1">
+      <w:hyperlink r:id="rId14" w:anchor="-c-notice-to-the-clerk" w:history="1">
         <w:r>
           <w:rPr>
             <w:rStyle w:val="Hyperlink"/>
@@ -7451,7 +3251,7 @@
         </w:rPr>
         <w:t xml:space="preserve"> </w:t>
       </w:r>
-      <w:hyperlink r:id="rId16" w:anchor="section-2-maintaining-confidentiality-of-previously-impounded-material-in-cases-on-appeal" w:history="1">
+      <w:hyperlink r:id="rId15" w:anchor="section-2-maintaining-confidentiality-of-previously-impounded-material-in-cases-on-appeal" w:history="1">
         <w:r>
           <w:rPr>
             <w:rStyle w:val="Hyperlink"/>
@@ -7531,19 +3331,11 @@
         </w:rPr>
         <w:t xml:space="preserve"> </w:t>
       </w:r>
-      <w:proofErr w:type="spellStart"/>
-      <w:r>
-        <w:rPr>
-          <w:sz w:val="20"/>
-        </w:rPr>
-        <w:t>Mass.R.A.P</w:t>
-      </w:r>
-      <w:proofErr w:type="spellEnd"/>
-      <w:r>
-        <w:rPr>
-          <w:sz w:val="20"/>
-        </w:rPr>
-        <w:t>.</w:t>
+      <w:r>
+        <w:rPr>
+          <w:sz w:val="20"/>
+        </w:rPr>
+        <w:t>Mass.R.A.P.</w:t>
       </w:r>
       <w:r>
         <w:rPr>
@@ -7552,7 +3344,7 @@
         </w:rPr>
         <w:t xml:space="preserve"> </w:t>
       </w:r>
-      <w:hyperlink r:id="rId17" w:anchor="-d-references-in-briefs-to-parties" w:history="1">
+      <w:hyperlink r:id="rId16" w:anchor="-d-references-in-briefs-to-parties" w:history="1">
         <w:r>
           <w:rPr>
             <w:rStyle w:val="Hyperlink"/>
@@ -7574,7 +3366,7 @@
         </w:rPr>
         <w:t xml:space="preserve"> </w:t>
       </w:r>
-      <w:hyperlink r:id="rId18" w:anchor="-m-references-to-impounded-material" w:history="1">
+      <w:hyperlink r:id="rId17" w:anchor="-m-references-to-impounded-material" w:history="1">
         <w:r>
           <w:rPr>
             <w:rStyle w:val="Hyperlink"/>
@@ -7596,7 +3388,7 @@
         </w:rPr>
         <w:t xml:space="preserve"> </w:t>
       </w:r>
-      <w:hyperlink r:id="rId19" w:anchor="-a-duty-of-appellant-to-prepare-and-file-content-of-appendix" w:history="1">
+      <w:hyperlink r:id="rId18" w:anchor="-a-duty-of-appellant-to-prepare-and-file-content-of-appendix" w:history="1">
         <w:r>
           <w:rPr>
             <w:rStyle w:val="Hyperlink"/>
@@ -7631,7 +3423,7 @@
         </w:rPr>
         <w:t xml:space="preserve"> </w:t>
       </w:r>
-      <w:hyperlink r:id="rId20" w:anchor="-g-amendment-of-appendix" w:history="1">
+      <w:hyperlink r:id="rId19" w:anchor="-g-amendment-of-appendix" w:history="1">
         <w:r>
           <w:rPr>
             <w:rStyle w:val="Hyperlink"/>
@@ -7679,8 +3471,7 @@
         </w:rPr>
         <w:t xml:space="preserve"> </w:t>
       </w:r>
-      <w:hyperlink r:id="rId21" w:history="1">
-        <w:proofErr w:type="spellStart"/>
+      <w:hyperlink r:id="rId20" w:history="1">
         <w:r>
           <w:rPr>
             <w:rStyle w:val="Hyperlink"/>
@@ -7688,7 +3479,6 @@
           </w:rPr>
           <w:t>Mass.R.A.P</w:t>
         </w:r>
-        <w:proofErr w:type="spellEnd"/>
         <w:r>
           <w:rPr>
             <w:rStyle w:val="Hyperlink"/>
@@ -7796,14 +3586,12 @@
         </w:rPr>
         <w:t xml:space="preserve"> </w:t>
       </w:r>
-      <w:proofErr w:type="gramStart"/>
       <w:r>
         <w:rPr>
           <w:sz w:val="20"/>
         </w:rPr>
         <w:t>therein</w:t>
       </w:r>
-      <w:proofErr w:type="gramEnd"/>
       <w:r>
         <w:rPr>
           <w:spacing w:val="-2"/>
@@ -7956,23 +3744,7 @@
                                 <w:sz w:val="20"/>
                                 <w:szCs w:val="20"/>
                               </w:rPr>
-                              <w:t xml:space="preserve">{% if </w:t>
-                            </w:r>
-                            <w:proofErr w:type="spellStart"/>
-                            <w:r>
-                              <w:rPr>
-                                <w:sz w:val="20"/>
-                                <w:szCs w:val="20"/>
-                              </w:rPr>
-                              <w:t>record_impounded</w:t>
-                            </w:r>
-                            <w:proofErr w:type="spellEnd"/>
-                            <w:r>
-                              <w:rPr>
-                                <w:sz w:val="20"/>
-                                <w:szCs w:val="20"/>
-                              </w:rPr>
-                              <w:t xml:space="preserve"> %}</w:t>
+                              <w:t>{% if record_impounded %}</w:t>
                             </w:r>
                             <w:r>
                               <w:rPr>
@@ -7980,23 +3752,7 @@
                                 <w:szCs w:val="20"/>
                               </w:rPr>
                               <w:br/>
-                              <w:t xml:space="preserve">{% if </w:t>
-                            </w:r>
-                            <w:proofErr w:type="spellStart"/>
-                            <w:r>
-                              <w:rPr>
-                                <w:sz w:val="20"/>
-                                <w:szCs w:val="20"/>
-                              </w:rPr>
-                              <w:t>fully_impounded</w:t>
-                            </w:r>
-                            <w:proofErr w:type="spellEnd"/>
-                            <w:r>
-                              <w:rPr>
-                                <w:sz w:val="20"/>
-                                <w:szCs w:val="20"/>
-                              </w:rPr>
-                              <w:t xml:space="preserve"> %}</w:t>
+                              <w:t>{% if fully_impounded %}</w:t>
                             </w:r>
                             <w:r>
                               <w:rPr>
@@ -8004,23 +3760,7 @@
                                 <w:szCs w:val="20"/>
                               </w:rPr>
                               <w:br/>
-                              <w:t>entire case; {{ ", ".join(</w:t>
-                            </w:r>
-                            <w:proofErr w:type="spellStart"/>
-                            <w:r>
-                              <w:rPr>
-                                <w:sz w:val="20"/>
-                                <w:szCs w:val="20"/>
-                              </w:rPr>
-                              <w:t>impoundment_details.true_values</w:t>
-                            </w:r>
-                            <w:proofErr w:type="spellEnd"/>
-                            <w:r>
-                              <w:rPr>
-                                <w:sz w:val="20"/>
-                                <w:szCs w:val="20"/>
-                              </w:rPr>
-                              <w:t>()) }}</w:t>
+                              <w:t>entire case; {{ ", ".join(impoundment_details.true_values()) }}</w:t>
                             </w:r>
                             <w:r>
                               <w:rPr>
@@ -8036,39 +3776,7 @@
                                 <w:szCs w:val="20"/>
                               </w:rPr>
                               <w:br/>
-                              <w:t xml:space="preserve">{{ </w:t>
-                            </w:r>
-                            <w:proofErr w:type="spellStart"/>
-                            <w:r>
-                              <w:rPr>
-                                <w:sz w:val="20"/>
-                                <w:szCs w:val="20"/>
-                              </w:rPr>
-                              <w:t>impoundment_documents</w:t>
-                            </w:r>
-                            <w:proofErr w:type="spellEnd"/>
-                            <w:r>
-                              <w:rPr>
-                                <w:sz w:val="20"/>
-                                <w:szCs w:val="20"/>
-                              </w:rPr>
-                              <w:t xml:space="preserve"> }}; {{ ", ".join(</w:t>
-                            </w:r>
-                            <w:proofErr w:type="spellStart"/>
-                            <w:r>
-                              <w:rPr>
-                                <w:sz w:val="20"/>
-                                <w:szCs w:val="20"/>
-                              </w:rPr>
-                              <w:t>impoundment_details.true_values</w:t>
-                            </w:r>
-                            <w:proofErr w:type="spellEnd"/>
-                            <w:r>
-                              <w:rPr>
-                                <w:sz w:val="20"/>
-                                <w:szCs w:val="20"/>
-                              </w:rPr>
-                              <w:t>()) }}</w:t>
+                              <w:t>{{ impoundment_documents }}; {{ ", ".join(impoundment_details.true_values()) }}</w:t>
                             </w:r>
                             <w:r>
                               <w:rPr>
@@ -8122,11 +3830,7 @@
           </mc:Choice>
           <mc:Fallback>
             <w:pict>
-              <v:shapetype w14:anchorId="0ABFC44F" id="_x0000_t202" coordsize="21600,21600" o:spt="202" path="m,l,21600r21600,l21600,xe">
-                <v:stroke joinstyle="miter"/>
-                <v:path gradientshapeok="t" o:connecttype="rect"/>
-              </v:shapetype>
-              <v:shape id="Text Box 39" o:spid="_x0000_s1037" type="#_x0000_t202" style="position:absolute;left:0;text-align:left;margin-left:11.75pt;margin-top:2pt;width:559.9pt;height:91.4pt;z-index:487624192;visibility:visible;mso-wrap-style:square;mso-height-percent:0;mso-wrap-distance-left:9pt;mso-wrap-distance-top:0;mso-wrap-distance-right:9pt;mso-wrap-distance-bottom:0;mso-position-horizontal:absolute;mso-position-horizontal-relative:text;mso-position-vertical:absolute;mso-position-vertical-relative:text;mso-height-percent:0;mso-height-relative:margin;v-text-anchor:top" o:gfxdata="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" fillcolor="white [3201]" strokeweight=".5pt">
+              <v:shape w14:anchorId="0ABFC44F" id="Text Box 39" o:spid="_x0000_s1037" type="#_x0000_t202" style="position:absolute;left:0;text-align:left;margin-left:11.75pt;margin-top:2pt;width:559.9pt;height:91.4pt;z-index:487624192;visibility:visible;mso-wrap-style:square;mso-height-percent:0;mso-wrap-distance-left:9pt;mso-wrap-distance-top:0;mso-wrap-distance-right:9pt;mso-wrap-distance-bottom:0;mso-position-horizontal:absolute;mso-position-horizontal-relative:text;mso-position-vertical:absolute;mso-position-vertical-relative:text;mso-height-percent:0;mso-height-relative:margin;v-text-anchor:top" o:gfxdata="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" fillcolor="white [3201]" strokeweight=".5pt">
                 <v:textbox>
                   <w:txbxContent>
                     <w:p>
@@ -8138,23 +3842,7 @@
                           <w:sz w:val="20"/>
                           <w:szCs w:val="20"/>
                         </w:rPr>
-                        <w:t xml:space="preserve">{% if </w:t>
-                      </w:r>
-                      <w:proofErr w:type="spellStart"/>
-                      <w:r>
-                        <w:rPr>
-                          <w:sz w:val="20"/>
-                          <w:szCs w:val="20"/>
-                        </w:rPr>
-                        <w:t>record_impounded</w:t>
-                      </w:r>
-                      <w:proofErr w:type="spellEnd"/>
-                      <w:r>
-                        <w:rPr>
-                          <w:sz w:val="20"/>
-                          <w:szCs w:val="20"/>
-                        </w:rPr>
-                        <w:t xml:space="preserve"> %}</w:t>
+                        <w:t>{% if record_impounded %}</w:t>
                       </w:r>
                       <w:r>
                         <w:rPr>
@@ -8162,23 +3850,7 @@
                           <w:szCs w:val="20"/>
                         </w:rPr>
                         <w:br/>
-                        <w:t xml:space="preserve">{% if </w:t>
-                      </w:r>
-                      <w:proofErr w:type="spellStart"/>
-                      <w:r>
-                        <w:rPr>
-                          <w:sz w:val="20"/>
-                          <w:szCs w:val="20"/>
-                        </w:rPr>
-                        <w:t>fully_impounded</w:t>
-                      </w:r>
-                      <w:proofErr w:type="spellEnd"/>
-                      <w:r>
-                        <w:rPr>
-                          <w:sz w:val="20"/>
-                          <w:szCs w:val="20"/>
-                        </w:rPr>
-                        <w:t xml:space="preserve"> %}</w:t>
+                        <w:t>{% if fully_impounded %}</w:t>
                       </w:r>
                       <w:r>
                         <w:rPr>
@@ -8186,23 +3858,7 @@
                           <w:szCs w:val="20"/>
                         </w:rPr>
                         <w:br/>
-                        <w:t>entire case; {{ ", ".join(</w:t>
-                      </w:r>
-                      <w:proofErr w:type="spellStart"/>
-                      <w:r>
-                        <w:rPr>
-                          <w:sz w:val="20"/>
-                          <w:szCs w:val="20"/>
-                        </w:rPr>
-                        <w:t>impoundment_details.true_values</w:t>
-                      </w:r>
-                      <w:proofErr w:type="spellEnd"/>
-                      <w:r>
-                        <w:rPr>
-                          <w:sz w:val="20"/>
-                          <w:szCs w:val="20"/>
-                        </w:rPr>
-                        <w:t>()) }}</w:t>
+                        <w:t>entire case; {{ ", ".join(impoundment_details.true_values()) }}</w:t>
                       </w:r>
                       <w:r>
                         <w:rPr>
@@ -8218,39 +3874,7 @@
                           <w:szCs w:val="20"/>
                         </w:rPr>
                         <w:br/>
-                        <w:t xml:space="preserve">{{ </w:t>
-                      </w:r>
-                      <w:proofErr w:type="spellStart"/>
-                      <w:r>
-                        <w:rPr>
-                          <w:sz w:val="20"/>
-                          <w:szCs w:val="20"/>
-                        </w:rPr>
-                        <w:t>impoundment_documents</w:t>
-                      </w:r>
-                      <w:proofErr w:type="spellEnd"/>
-                      <w:r>
-                        <w:rPr>
-                          <w:sz w:val="20"/>
-                          <w:szCs w:val="20"/>
-                        </w:rPr>
-                        <w:t xml:space="preserve"> }}; {{ ", ".join(</w:t>
-                      </w:r>
-                      <w:proofErr w:type="spellStart"/>
-                      <w:r>
-                        <w:rPr>
-                          <w:sz w:val="20"/>
-                          <w:szCs w:val="20"/>
-                        </w:rPr>
-                        <w:t>impoundment_details.true_values</w:t>
-                      </w:r>
-                      <w:proofErr w:type="spellEnd"/>
-                      <w:r>
-                        <w:rPr>
-                          <w:sz w:val="20"/>
-                          <w:szCs w:val="20"/>
-                        </w:rPr>
-                        <w:t>()) }}</w:t>
+                        <w:t>{{ impoundment_documents }}; {{ ", ".join(impoundment_details.true_values()) }}</w:t>
                       </w:r>
                       <w:r>
                         <w:rPr>
@@ -8394,68 +4018,18 @@
                       <wps:txbx>
                         <w:txbxContent>
                           <w:p>
-                            <w:proofErr w:type="gramStart"/>
                             <w:r>
-                              <w:t xml:space="preserve">{{  </w:t>
-                            </w:r>
-                            <w:proofErr w:type="spellStart"/>
-                            <w:proofErr w:type="gramEnd"/>
-                            <w:r>
-                              <w:t>nature_of_case_other</w:t>
-                            </w:r>
-                            <w:proofErr w:type="spellEnd"/>
-                            <w:r>
-                              <w:t xml:space="preserve"> if </w:t>
-                            </w:r>
-                            <w:proofErr w:type="spellStart"/>
-                            <w:r>
-                              <w:t>nature_of_case</w:t>
-                            </w:r>
-                            <w:proofErr w:type="spellEnd"/>
-                            <w:r>
-                              <w:t xml:space="preserve"> == "Other"</w:t>
+                              <w:t>{{  nature_of_case_other if nature_of_case == "Other"</w:t>
                             </w:r>
                           </w:p>
                           <w:p>
                             <w:r>
-                              <w:t xml:space="preserve">  else </w:t>
-                            </w:r>
-                            <w:proofErr w:type="spellStart"/>
-                            <w:r>
-                              <w:t>possession_other</w:t>
-                            </w:r>
-                            <w:proofErr w:type="spellEnd"/>
-                            <w:r>
-                              <w:t xml:space="preserve"> if </w:t>
-                            </w:r>
-                            <w:proofErr w:type="spellStart"/>
-                            <w:r>
-                              <w:t>nature_of_case</w:t>
-                            </w:r>
-                            <w:proofErr w:type="spellEnd"/>
-                            <w:r>
-                              <w:t xml:space="preserve"> == "Possession, Other"</w:t>
+                              <w:t xml:space="preserve">  else possession_other if nature_of_case == "Possession, Other"</w:t>
                             </w:r>
                           </w:p>
                           <w:p>
                             <w:r>
-                              <w:t xml:space="preserve">  else </w:t>
-                            </w:r>
-                            <w:proofErr w:type="spellStart"/>
-                            <w:r>
-                              <w:t>nature_of_</w:t>
-                            </w:r>
-                            <w:proofErr w:type="gramStart"/>
-                            <w:r>
-                              <w:t>case</w:t>
-                            </w:r>
-                            <w:proofErr w:type="spellEnd"/>
-                            <w:r>
-                              <w:t xml:space="preserve"> }</w:t>
-                            </w:r>
-                            <w:proofErr w:type="gramEnd"/>
-                            <w:r>
-                              <w:t>}</w:t>
+                              <w:t xml:space="preserve">  else nature_of_case }}</w:t>
                             </w:r>
                           </w:p>
                         </w:txbxContent>
@@ -8481,68 +4055,18 @@
                 <v:textbox>
                   <w:txbxContent>
                     <w:p>
-                      <w:proofErr w:type="gramStart"/>
                       <w:r>
-                        <w:t xml:space="preserve">{{  </w:t>
-                      </w:r>
-                      <w:proofErr w:type="spellStart"/>
-                      <w:proofErr w:type="gramEnd"/>
-                      <w:r>
-                        <w:t>nature_of_case_other</w:t>
-                      </w:r>
-                      <w:proofErr w:type="spellEnd"/>
-                      <w:r>
-                        <w:t xml:space="preserve"> if </w:t>
-                      </w:r>
-                      <w:proofErr w:type="spellStart"/>
-                      <w:r>
-                        <w:t>nature_of_case</w:t>
-                      </w:r>
-                      <w:proofErr w:type="spellEnd"/>
-                      <w:r>
-                        <w:t xml:space="preserve"> == "Other"</w:t>
+                        <w:t>{{  nature_of_case_other if nature_of_case == "Other"</w:t>
                       </w:r>
                     </w:p>
                     <w:p>
                       <w:r>
-                        <w:t xml:space="preserve">  else </w:t>
-                      </w:r>
-                      <w:proofErr w:type="spellStart"/>
-                      <w:r>
-                        <w:t>possession_other</w:t>
-                      </w:r>
-                      <w:proofErr w:type="spellEnd"/>
-                      <w:r>
-                        <w:t xml:space="preserve"> if </w:t>
-                      </w:r>
-                      <w:proofErr w:type="spellStart"/>
-                      <w:r>
-                        <w:t>nature_of_case</w:t>
-                      </w:r>
-                      <w:proofErr w:type="spellEnd"/>
-                      <w:r>
-                        <w:t xml:space="preserve"> == "Possession, Other"</w:t>
+                        <w:t xml:space="preserve">  else possession_other if nature_of_case == "Possession, Other"</w:t>
                       </w:r>
                     </w:p>
                     <w:p>
                       <w:r>
-                        <w:t xml:space="preserve">  else </w:t>
-                      </w:r>
-                      <w:proofErr w:type="spellStart"/>
-                      <w:r>
-                        <w:t>nature_of_</w:t>
-                      </w:r>
-                      <w:proofErr w:type="gramStart"/>
-                      <w:r>
-                        <w:t>case</w:t>
-                      </w:r>
-                      <w:proofErr w:type="spellEnd"/>
-                      <w:r>
-                        <w:t xml:space="preserve"> }</w:t>
-                      </w:r>
-                      <w:proofErr w:type="gramEnd"/>
-                      <w:r>
-                        <w:t>}</w:t>
+                        <w:t xml:space="preserve">  else nature_of_case }}</w:t>
                       </w:r>
                     </w:p>
                   </w:txbxContent>
@@ -8564,21 +4088,7 @@
         <w:rPr>
           <w:sz w:val="20"/>
         </w:rPr>
-        <w:t xml:space="preserve">Select the most </w:t>
-      </w:r>
-      <w:proofErr w:type="gramStart"/>
-      <w:r>
-        <w:rPr>
-          <w:sz w:val="20"/>
-        </w:rPr>
-        <w:t>appropriate description</w:t>
-      </w:r>
-      <w:proofErr w:type="gramEnd"/>
-      <w:r>
-        <w:rPr>
-          <w:sz w:val="20"/>
-        </w:rPr>
-        <w:t xml:space="preserve">, or enter a </w:t>
+        <w:t xml:space="preserve">Select the most appropriate description, or enter a </w:t>
       </w:r>
       <w:r>
         <w:rPr>
@@ -8667,85 +4177,68 @@
           <w:spacing w:val="-2"/>
           <w:sz w:val="20"/>
         </w:rPr>
-        <w:t>Appeal</w:t>
+        <w:t xml:space="preserve">Appeal: </w:t>
       </w:r>
       <w:r>
         <w:rPr>
           <w:spacing w:val="-2"/>
           <w:sz w:val="20"/>
         </w:rPr>
-        <w:t xml:space="preserve">: </w:t>
-      </w:r>
+        <w:tab/>
+      </w:r>
+      <w:proofErr w:type="gramStart"/>
+      <w:r>
+        <w:rPr>
+          <w:sz w:val="20"/>
+          <w:szCs w:val="20"/>
+        </w:rPr>
+        <w:t>{{ "</w:t>
+      </w:r>
+      <w:proofErr w:type="gramEnd"/>
+      <w:r>
+        <w:rPr>
+          <w:sz w:val="20"/>
+          <w:szCs w:val="20"/>
+        </w:rPr>
+        <w:t>, ".join(</w:t>
+      </w:r>
+      <w:proofErr w:type="spellStart"/>
+      <w:r>
+        <w:rPr>
+          <w:sz w:val="20"/>
+          <w:szCs w:val="20"/>
+        </w:rPr>
+        <w:t>nature_of_appeal</w:t>
+      </w:r>
+      <w:r>
+        <w:rPr>
+          <w:sz w:val="20"/>
+          <w:szCs w:val="20"/>
+        </w:rPr>
+        <w:t>.true_values</w:t>
+      </w:r>
+      <w:proofErr w:type="spellEnd"/>
+      <w:r>
+        <w:rPr>
+          <w:sz w:val="20"/>
+          <w:szCs w:val="20"/>
+        </w:rPr>
+        <w:t>())</w:t>
+      </w:r>
+      <w:proofErr w:type="spellStart"/>
       <w:r>
         <w:rPr>
           <w:spacing w:val="-2"/>
           <w:sz w:val="20"/>
         </w:rPr>
-        <w:tab/>
-      </w:r>
-      <w:proofErr w:type="gramStart"/>
+        <w:t xml:space="preserve"> </w:t>
+      </w:r>
       <w:r>
         <w:rPr>
           <w:spacing w:val="-2"/>
           <w:sz w:val="20"/>
         </w:rPr>
-        <w:t>{{ “</w:t>
-      </w:r>
-      <w:proofErr w:type="gramEnd"/>
-      <w:r>
-        <w:rPr>
-          <w:spacing w:val="-2"/>
-          <w:sz w:val="20"/>
-        </w:rPr>
-        <w:t xml:space="preserve">Commonwealth’s Appeal” if </w:t>
-      </w:r>
-      <w:proofErr w:type="spellStart"/>
-      <w:r>
-        <w:rPr>
-          <w:spacing w:val="-2"/>
-          <w:sz w:val="20"/>
-        </w:rPr>
-        <w:t>nature_of_appeal</w:t>
-      </w:r>
-      <w:proofErr w:type="spellEnd"/>
-      <w:r>
-        <w:rPr>
-          <w:spacing w:val="-2"/>
-          <w:sz w:val="20"/>
-        </w:rPr>
-        <w:t xml:space="preserve"> == “commonwealth” else “” }} {{ “Defendant’s Direct Appeal” if </w:t>
-      </w:r>
-      <w:proofErr w:type="spellStart"/>
-      <w:r>
-        <w:rPr>
-          <w:spacing w:val="-2"/>
-          <w:sz w:val="20"/>
-        </w:rPr>
-        <w:t>nature_of_appeal</w:t>
-      </w:r>
-      <w:proofErr w:type="spellEnd"/>
-      <w:r>
-        <w:rPr>
-          <w:spacing w:val="-2"/>
-          <w:sz w:val="20"/>
-        </w:rPr>
-        <w:t xml:space="preserve"> == “direct” else “” }} {{ “Defendant’s Collateral Appeal” if </w:t>
-      </w:r>
-      <w:proofErr w:type="spellStart"/>
-      <w:r>
-        <w:rPr>
-          <w:spacing w:val="-2"/>
-          <w:sz w:val="20"/>
-        </w:rPr>
-        <w:t>nature_of_appeal</w:t>
-      </w:r>
-      <w:proofErr w:type="spellEnd"/>
-      <w:r>
-        <w:rPr>
-          <w:spacing w:val="-2"/>
-          <w:sz w:val="20"/>
-        </w:rPr>
-        <w:t xml:space="preserve"> == “collateral” else “” }}</w:t>
+        <w:t>}}</w:t>
       </w:r>
       <w:r>
         <w:rPr>
@@ -8774,7 +4267,14 @@
         <w:rPr>
           <w:sz w:val="20"/>
         </w:rPr>
-        <w:t xml:space="preserve">Appeal taken from (check all that </w:t>
+        <w:t>Appeal take</w:t>
+      </w:r>
+      <w:proofErr w:type="spellEnd"/>
+      <w:r>
+        <w:rPr>
+          <w:sz w:val="20"/>
+        </w:rPr>
+        <w:t xml:space="preserve">n from (check all that </w:t>
       </w:r>
       <w:r>
         <w:rPr>
@@ -8800,7 +4300,7 @@
           <w:sz w:val="20"/>
         </w:rPr>
         <w:sectPr>
-          <w:footerReference w:type="default" r:id="rId22"/>
+          <w:footerReference w:type="default" r:id="rId21"/>
           <w:pgSz w:w="12240" w:h="15840"/>
           <w:pgMar w:top="620" w:right="360" w:bottom="700" w:left="360" w:header="0" w:footer="515" w:gutter="0"/>
           <w:cols w:space="720"/>
@@ -8827,15 +4327,7 @@
         <w:t>☒</w:t>
       </w:r>
       <w:r>
-        <w:t xml:space="preserve">" if </w:t>
-      </w:r>
-      <w:proofErr w:type="spellStart"/>
-      <w:r>
-        <w:t>appeal_taken_from</w:t>
-      </w:r>
-      <w:proofErr w:type="spellEnd"/>
-      <w:r>
-        <w:t>["pretrial"] else "</w:t>
+        <w:t>" if appeal_taken_from["pretrial"] else "</w:t>
       </w:r>
       <w:r>
         <w:rPr>
@@ -8844,12 +4336,46 @@
         <w:t>☐</w:t>
       </w:r>
       <w:r>
-        <w:t>" }} Pretrial Order</w:t>
-      </w:r>
-      <w:r>
-        <w:t xml:space="preserve">   </w:t>
-      </w:r>
-      <w:r>
+        <w:t>" }} Pretrial Order   {{ "</w:t>
+      </w:r>
+      <w:r>
+        <w:rPr>
+          <w:rFonts w:ascii="Segoe UI Symbol" w:hAnsi="Segoe UI Symbol" w:cs="Segoe UI Symbol"/>
+        </w:rPr>
+        <w:t>☒</w:t>
+      </w:r>
+      <w:r>
+        <w:t>" if appeal_taken_from["jury"] else "</w:t>
+      </w:r>
+      <w:r>
+        <w:rPr>
+          <w:rFonts w:ascii="Segoe UI Symbol" w:hAnsi="Segoe UI Symbol" w:cs="Segoe UI Symbol"/>
+        </w:rPr>
+        <w:t>☐</w:t>
+      </w:r>
+      <w:r>
+        <w:t>" }} Jury Trial    {{ "</w:t>
+      </w:r>
+      <w:r>
+        <w:rPr>
+          <w:rFonts w:ascii="Segoe UI Symbol" w:hAnsi="Segoe UI Symbol" w:cs="Segoe UI Symbol"/>
+        </w:rPr>
+        <w:t>☒</w:t>
+      </w:r>
+      <w:r>
+        <w:t>" if appeal_taken_from["non_jury"] else "</w:t>
+      </w:r>
+      <w:r>
+        <w:rPr>
+          <w:rFonts w:ascii="Segoe UI Symbol" w:hAnsi="Segoe UI Symbol" w:cs="Segoe UI Symbol"/>
+        </w:rPr>
+        <w:t>☐</w:t>
+      </w:r>
+      <w:r>
+        <w:t>" }} Non-Jury Trial</w:t>
+      </w:r>
+      <w:r>
+        <w:tab/>
         <w:t>{{ "</w:t>
       </w:r>
       <w:r>
@@ -8859,98 +4385,7 @@
         <w:t>☒</w:t>
       </w:r>
       <w:r>
-        <w:t xml:space="preserve">" if </w:t>
-      </w:r>
-      <w:proofErr w:type="spellStart"/>
-      <w:r>
-        <w:t>appeal_taken_from</w:t>
-      </w:r>
-      <w:proofErr w:type="spellEnd"/>
-      <w:r>
-        <w:t>["jury"] else "</w:t>
-      </w:r>
-      <w:r>
-        <w:rPr>
-          <w:rFonts w:ascii="Segoe UI Symbol" w:hAnsi="Segoe UI Symbol" w:cs="Segoe UI Symbol"/>
-        </w:rPr>
-        <w:t>☐</w:t>
-      </w:r>
-      <w:r>
-        <w:t>" }} Jury Trial</w:t>
-      </w:r>
-      <w:r>
-        <w:t xml:space="preserve">    </w:t>
-      </w:r>
-      <w:r>
-        <w:t>{{ "</w:t>
-      </w:r>
-      <w:r>
-        <w:rPr>
-          <w:rFonts w:ascii="Segoe UI Symbol" w:hAnsi="Segoe UI Symbol" w:cs="Segoe UI Symbol"/>
-        </w:rPr>
-        <w:t>☒</w:t>
-      </w:r>
-      <w:r>
-        <w:t xml:space="preserve">" if </w:t>
-      </w:r>
-      <w:proofErr w:type="spellStart"/>
-      <w:r>
-        <w:t>appeal_taken_from</w:t>
-      </w:r>
-      <w:proofErr w:type="spellEnd"/>
-      <w:r>
-        <w:t>["</w:t>
-      </w:r>
-      <w:proofErr w:type="spellStart"/>
-      <w:r>
-        <w:t>non_jury</w:t>
-      </w:r>
-      <w:proofErr w:type="spellEnd"/>
-      <w:r>
-        <w:t>"] else "</w:t>
-      </w:r>
-      <w:r>
-        <w:rPr>
-          <w:rFonts w:ascii="Segoe UI Symbol" w:hAnsi="Segoe UI Symbol" w:cs="Segoe UI Symbol"/>
-        </w:rPr>
-        <w:t>☐</w:t>
-      </w:r>
-      <w:r>
-        <w:t>" }} Non-Jury Tria</w:t>
-      </w:r>
-      <w:r>
-        <w:t>l</w:t>
-      </w:r>
-      <w:r>
-        <w:tab/>
-      </w:r>
-      <w:r>
-        <w:t>{{ "</w:t>
-      </w:r>
-      <w:r>
-        <w:rPr>
-          <w:rFonts w:ascii="Segoe UI Symbol" w:hAnsi="Segoe UI Symbol" w:cs="Segoe UI Symbol"/>
-        </w:rPr>
-        <w:t>☒</w:t>
-      </w:r>
-      <w:r>
-        <w:t xml:space="preserve">" if </w:t>
-      </w:r>
-      <w:proofErr w:type="spellStart"/>
-      <w:r>
-        <w:t>appeal_taken_from</w:t>
-      </w:r>
-      <w:proofErr w:type="spellEnd"/>
-      <w:r>
-        <w:t>["</w:t>
-      </w:r>
-      <w:proofErr w:type="spellStart"/>
-      <w:r>
-        <w:t>post_conviction</w:t>
-      </w:r>
-      <w:proofErr w:type="spellEnd"/>
-      <w:r>
-        <w:t>"] else "</w:t>
+        <w:t>" if appeal_taken_from["post_conviction"] else "</w:t>
       </w:r>
       <w:r>
         <w:rPr>
@@ -9003,41 +4438,7 @@
         <w:rPr>
           <w:sz w:val="20"/>
         </w:rPr>
-        <w:t>If the appeal involves a motion to suppress, did the judge enter findings</w:t>
-      </w:r>
-      <w:proofErr w:type="gramStart"/>
-      <w:r>
-        <w:rPr>
-          <w:sz w:val="20"/>
-        </w:rPr>
-        <w:t>?</w:t>
-      </w:r>
-      <w:r>
-        <w:rPr>
-          <w:sz w:val="20"/>
-        </w:rPr>
-        <w:t xml:space="preserve">  {{ “</w:t>
-      </w:r>
-      <w:proofErr w:type="gramEnd"/>
-      <w:r>
-        <w:rPr>
-          <w:sz w:val="20"/>
-        </w:rPr>
-        <w:t xml:space="preserve">Yes” if </w:t>
-      </w:r>
-      <w:proofErr w:type="spellStart"/>
-      <w:r>
-        <w:rPr>
-          <w:sz w:val="20"/>
-        </w:rPr>
-        <w:t>motion_findings</w:t>
-      </w:r>
-      <w:proofErr w:type="spellEnd"/>
-      <w:r>
-        <w:rPr>
-          <w:sz w:val="20"/>
-        </w:rPr>
-        <w:t xml:space="preserve"> else “No” }}</w:t>
+        <w:t>If the appeal involves a motion to suppress, did the judge enter findings?  {{ “Yes” if motion_findings else “No” }}</w:t>
       </w:r>
     </w:p>
     <w:p>
@@ -9059,27 +4460,8 @@
           <w:sz w:val="20"/>
         </w:rPr>
         <w:tab/>
-      </w:r>
-      <w:r>
-        <w:rPr>
-          <w:sz w:val="20"/>
-        </w:rPr>
-        <w:t>If yes, are the findings:</w:t>
-      </w:r>
-      <w:r>
-        <w:rPr>
-          <w:sz w:val="20"/>
-        </w:rPr>
-        <w:t xml:space="preserve"> </w:t>
-      </w:r>
-      <w:proofErr w:type="gramStart"/>
-      <w:r>
-        <w:rPr>
-          <w:sz w:val="20"/>
-        </w:rPr>
-        <w:t>{{ "</w:t>
-      </w:r>
-      <w:proofErr w:type="gramEnd"/>
+        <w:t>If yes, are the findings: {{ "</w:t>
+      </w:r>
       <w:r>
         <w:rPr>
           <w:rFonts w:ascii="Segoe UI Symbol" w:hAnsi="Segoe UI Symbol" w:cs="Segoe UI Symbol"/>
@@ -9091,21 +4473,7 @@
         <w:rPr>
           <w:sz w:val="20"/>
         </w:rPr>
-        <w:t xml:space="preserve">" if </w:t>
-      </w:r>
-      <w:proofErr w:type="spellStart"/>
-      <w:r>
-        <w:rPr>
-          <w:sz w:val="20"/>
-        </w:rPr>
-        <w:t>findings_type</w:t>
-      </w:r>
-      <w:proofErr w:type="spellEnd"/>
-      <w:r>
-        <w:rPr>
-          <w:sz w:val="20"/>
-        </w:rPr>
-        <w:t xml:space="preserve"> == "written" else "</w:t>
+        <w:t>" if findings_type == "written" else "</w:t>
       </w:r>
       <w:r>
         <w:rPr>
@@ -9131,21 +4499,7 @@
         <w:rPr>
           <w:sz w:val="20"/>
         </w:rPr>
-        <w:t xml:space="preserve">" if </w:t>
-      </w:r>
-      <w:proofErr w:type="spellStart"/>
-      <w:r>
-        <w:rPr>
-          <w:sz w:val="20"/>
-        </w:rPr>
-        <w:t>findings_type</w:t>
-      </w:r>
-      <w:proofErr w:type="spellEnd"/>
-      <w:r>
-        <w:rPr>
-          <w:sz w:val="20"/>
-        </w:rPr>
-        <w:t xml:space="preserve"> == "transcribed" else "</w:t>
+        <w:t>" if findings_type == "transcribed" else "</w:t>
       </w:r>
       <w:r>
         <w:rPr>
@@ -9158,19 +4512,7 @@
         <w:rPr>
           <w:sz w:val="20"/>
         </w:rPr>
-        <w:t>" }}</w:t>
-      </w:r>
-      <w:r>
-        <w:rPr>
-          <w:sz w:val="20"/>
-        </w:rPr>
-        <w:t xml:space="preserve"> </w:t>
-      </w:r>
-      <w:r>
-        <w:rPr>
-          <w:sz w:val="20"/>
-        </w:rPr>
-        <w:t>Transcribed</w:t>
+        <w:t>" }} Transcribed</w:t>
       </w:r>
     </w:p>
     <w:p>
@@ -9293,7 +4635,6 @@
         </w:rPr>
         <w:t xml:space="preserve"> </w:t>
       </w:r>
-      <w:proofErr w:type="gramStart"/>
       <w:r>
         <w:rPr>
           <w:sz w:val="20"/>
@@ -9305,15 +4646,7 @@
           <w:spacing w:val="-2"/>
           <w:sz w:val="20"/>
         </w:rPr>
-        <w:t>sealed</w:t>
-      </w:r>
-      <w:proofErr w:type="gramEnd"/>
-      <w:r>
-        <w:rPr>
-          <w:spacing w:val="-2"/>
-          <w:sz w:val="20"/>
-        </w:rPr>
-        <w:t>):</w:t>
+        <w:t>sealed):</w:t>
       </w:r>
     </w:p>
     <w:p>
@@ -9369,21 +4702,8 @@
                       <wps:txbx>
                         <w:txbxContent>
                           <w:p>
-                            <w:proofErr w:type="gramStart"/>
                             <w:r>
-                              <w:t xml:space="preserve">{{ </w:t>
-                            </w:r>
-                            <w:proofErr w:type="spellStart"/>
-                            <w:r>
-                              <w:t>offense</w:t>
-                            </w:r>
-                            <w:proofErr w:type="gramEnd"/>
-                            <w:r>
-                              <w:t>_information</w:t>
-                            </w:r>
-                            <w:proofErr w:type="spellEnd"/>
-                            <w:r>
-                              <w:t xml:space="preserve"> }} </w:t>
+                              <w:t xml:space="preserve">{{ offense_information }} </w:t>
                             </w:r>
                           </w:p>
                         </w:txbxContent>
@@ -9406,21 +4726,8 @@
                 <v:textbox>
                   <w:txbxContent>
                     <w:p>
-                      <w:proofErr w:type="gramStart"/>
                       <w:r>
-                        <w:t xml:space="preserve">{{ </w:t>
-                      </w:r>
-                      <w:proofErr w:type="spellStart"/>
-                      <w:r>
-                        <w:t>offense</w:t>
-                      </w:r>
-                      <w:proofErr w:type="gramEnd"/>
-                      <w:r>
-                        <w:t>_information</w:t>
-                      </w:r>
-                      <w:proofErr w:type="spellEnd"/>
-                      <w:r>
-                        <w:t xml:space="preserve"> }} </w:t>
+                        <w:t xml:space="preserve">{{ offense_information }} </w:t>
                       </w:r>
                     </w:p>
                   </w:txbxContent>
@@ -9510,12 +4817,12 @@
               </wp:anchor>
             </w:drawing>
           </mc:Choice>
-          <mc:Fallback xmlns:ve="http://schemas.openxmlformats.org/markup-compatibility/2006" xmlns:a="http://schemas.openxmlformats.org/drawingml/2006/main" xmlns:pic="http://schemas.openxmlformats.org/drawingml/2006/picture">
+          <mc:Fallback>
             <w:pict>
-              <v:rect style="position:absolute;margin-left:30.674pt;margin-top:3.427165pt;width:552.157pt;height:112.5pt;mso-position-horizontal-relative:page;mso-position-vertical-relative:paragraph;z-index:-15723520;mso-wrap-distance-left:0;mso-wrap-distance-right:0" id="docshape33" filled="false" stroked="true" strokeweight=".5pt" strokecolor="#000000">
-                <v:stroke dashstyle="solid"/>
-                <w10:wrap type="topAndBottom"/>
-              </v:rect>
+              <v:shape w14:anchorId="2705356D" id="Graphic 44" o:spid="_x0000_s1026" style="position:absolute;margin-left:30.65pt;margin-top:3.45pt;width:552.2pt;height:112.5pt;z-index:-15723520;visibility:visible;mso-wrap-style:square;mso-wrap-distance-left:0;mso-wrap-distance-top:0;mso-wrap-distance-right:0;mso-wrap-distance-bottom:0;mso-position-horizontal:absolute;mso-position-horizontal-relative:page;mso-position-vertical:absolute;mso-position-vertical-relative:text;v-text-anchor:top" coordsize="7012940,1428750" o:gfxdata="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" path="m,1428750r7012393,l7012393,,,,,1428750xe" filled="f" strokeweight=".5pt">
+                <v:path arrowok="t"/>
+                <w10:wrap type="topAndBottom" anchorx="page"/>
+              </v:shape>
             </w:pict>
           </mc:Fallback>
         </mc:AlternateContent>
@@ -9571,63 +4878,11 @@
         </w:rPr>
         <w:t xml:space="preserve"> </w:t>
       </w:r>
-      <w:proofErr w:type="gramStart"/>
-      <w:r>
-        <w:rPr>
-          <w:sz w:val="20"/>
-        </w:rPr>
-        <w:t xml:space="preserve">{{ </w:t>
-      </w:r>
-      <w:r>
-        <w:rPr>
-          <w:sz w:val="20"/>
-        </w:rPr>
-        <w:t>"</w:t>
-      </w:r>
-      <w:proofErr w:type="gramEnd"/>
-      <w:r>
-        <w:rPr>
-          <w:sz w:val="20"/>
-        </w:rPr>
-        <w:t>Yes</w:t>
-      </w:r>
-      <w:r>
-        <w:rPr>
-          <w:sz w:val="20"/>
-        </w:rPr>
-        <w:t xml:space="preserve">" if </w:t>
-      </w:r>
-      <w:proofErr w:type="spellStart"/>
-      <w:r>
-        <w:rPr>
-          <w:sz w:val="20"/>
-        </w:rPr>
-        <w:t>defendant_</w:t>
-      </w:r>
-      <w:r>
-        <w:rPr>
-          <w:sz w:val="20"/>
-        </w:rPr>
-        <w:t>incarcerated</w:t>
-      </w:r>
-      <w:proofErr w:type="spellEnd"/>
-      <w:r>
-        <w:rPr>
-          <w:sz w:val="20"/>
-        </w:rPr>
-        <w:t xml:space="preserve"> else "No"</w:t>
-      </w:r>
-      <w:r>
-        <w:rPr>
-          <w:sz w:val="20"/>
-        </w:rPr>
-        <w:t xml:space="preserve"> </w:t>
-      </w:r>
-      <w:r>
-        <w:rPr>
-          <w:sz w:val="20"/>
-        </w:rPr>
-        <w:t>}}</w:t>
+      <w:r>
+        <w:rPr>
+          <w:sz w:val="20"/>
+        </w:rPr>
+        <w:t>{{ "Yes" if defendant_incarcerated else "No" }}</w:t>
       </w:r>
     </w:p>
     <w:p>
@@ -9716,7 +4971,7 @@
           </mc:Choice>
           <mc:Fallback>
             <w:pict>
-              <v:shape w14:anchorId="14D3BE43" id="Graphic 47" o:spid="_x0000_s1026" style="position:absolute;margin-left:153.7pt;margin-top:19.8pt;width:429.35pt;height:.1pt;z-index:-15723008;visibility:visible;mso-wrap-style:square;mso-wrap-distance-left:0;mso-wrap-distance-top:0;mso-wrap-distance-right:0;mso-wrap-distance-bottom:0;mso-position-horizontal:absolute;mso-position-horizontal-relative:page;mso-position-vertical:absolute;mso-position-vertical-relative:text;v-text-anchor:top" coordsize="5452745,1270" o:gfxdata="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" path="m,l5452630,e" filled="f" strokeweight=".5pt">
+              <v:shape w14:anchorId="7C6572EF" id="Graphic 47" o:spid="_x0000_s1026" style="position:absolute;margin-left:153.7pt;margin-top:19.8pt;width:429.35pt;height:.1pt;z-index:-15723008;visibility:visible;mso-wrap-style:square;mso-wrap-distance-left:0;mso-wrap-distance-top:0;mso-wrap-distance-right:0;mso-wrap-distance-bottom:0;mso-position-horizontal:absolute;mso-position-horizontal-relative:page;mso-position-vertical:absolute;mso-position-vertical-relative:text;v-text-anchor:top" coordsize="5452745,1270" o:gfxdata="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" path="m,l5452630,e" filled="f" strokeweight=".5pt">
                 <v:path arrowok="t"/>
                 <w10:wrap type="topAndBottom" anchorx="page"/>
               </v:shape>
@@ -9755,91 +5010,13 @@
           <w:spacing w:val="-2"/>
           <w:sz w:val="20"/>
         </w:rPr>
-        <w:t>address</w:t>
-      </w:r>
-      <w:proofErr w:type="gramStart"/>
-      <w:r>
-        <w:rPr>
-          <w:spacing w:val="-2"/>
-          <w:sz w:val="20"/>
-        </w:rPr>
-        <w:t>:</w:t>
-      </w:r>
-      <w:r>
-        <w:rPr>
-          <w:spacing w:val="-2"/>
-          <w:sz w:val="20"/>
-        </w:rPr>
-        <w:t xml:space="preserve">  </w:t>
-      </w:r>
-      <w:r>
-        <w:rPr>
-          <w:sz w:val="20"/>
-        </w:rPr>
-        <w:t>{</w:t>
-      </w:r>
-      <w:proofErr w:type="gramEnd"/>
-      <w:r>
-        <w:rPr>
-          <w:sz w:val="20"/>
-        </w:rPr>
-        <w:t xml:space="preserve">% if </w:t>
-      </w:r>
-      <w:proofErr w:type="spellStart"/>
-      <w:r>
-        <w:rPr>
-          <w:sz w:val="20"/>
-        </w:rPr>
-        <w:t>defendant_incarcerated</w:t>
-      </w:r>
-      <w:proofErr w:type="spellEnd"/>
-      <w:r>
-        <w:rPr>
-          <w:sz w:val="20"/>
-        </w:rPr>
-        <w:t xml:space="preserve"> %} {{ </w:t>
-      </w:r>
-      <w:proofErr w:type="spellStart"/>
-      <w:r>
-        <w:rPr>
-          <w:sz w:val="20"/>
-        </w:rPr>
-        <w:t>institution_name</w:t>
-      </w:r>
-      <w:proofErr w:type="spellEnd"/>
-      <w:r>
-        <w:rPr>
-          <w:sz w:val="20"/>
-        </w:rPr>
-        <w:t xml:space="preserve"> }}, {{ </w:t>
-      </w:r>
-      <w:proofErr w:type="spellStart"/>
-      <w:r>
-        <w:rPr>
-          <w:sz w:val="20"/>
-        </w:rPr>
-        <w:t>defendant_address.on_one_line</w:t>
-      </w:r>
-      <w:proofErr w:type="spellEnd"/>
-      <w:r>
-        <w:rPr>
-          <w:sz w:val="20"/>
-        </w:rPr>
-        <w:t xml:space="preserve">() }} {% else %} {{ </w:t>
-      </w:r>
-      <w:proofErr w:type="spellStart"/>
-      <w:r>
-        <w:rPr>
-          <w:sz w:val="20"/>
-        </w:rPr>
-        <w:t>defendant_address.on_one_line</w:t>
-      </w:r>
-      <w:proofErr w:type="spellEnd"/>
-      <w:r>
-        <w:rPr>
-          <w:sz w:val="20"/>
-        </w:rPr>
-        <w:t>() }} {% endif %}</w:t>
+        <w:t xml:space="preserve">address:  </w:t>
+      </w:r>
+      <w:r>
+        <w:rPr>
+          <w:sz w:val="20"/>
+        </w:rPr>
+        <w:t>{% if defendant_incarcerated %} {{ institution_name }}, {{ defendant_address.on_one_line() }} {% else %} {{ defendant_address.on_one_line() }} {% endif %}</w:t>
       </w:r>
       <w:r>
         <w:rPr>
@@ -9912,7 +5089,7 @@
           </mc:Choice>
           <mc:Fallback>
             <w:pict>
-              <v:shape w14:anchorId="6FA43410" id="Graphic 47" o:spid="_x0000_s1026" style="position:absolute;margin-left:153.7pt;margin-top:19.8pt;width:429.35pt;height:.1pt;z-index:-15687168;visibility:visible;mso-wrap-style:square;mso-wrap-distance-left:0;mso-wrap-distance-top:0;mso-wrap-distance-right:0;mso-wrap-distance-bottom:0;mso-position-horizontal:absolute;mso-position-horizontal-relative:page;mso-position-vertical:absolute;mso-position-vertical-relative:text;v-text-anchor:top" coordsize="5452745,1270" o:gfxdata="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" path="m,l5452630,e" filled="f" strokeweight=".5pt">
+              <v:shape w14:anchorId="035B8BBE" id="Graphic 47" o:spid="_x0000_s1026" style="position:absolute;margin-left:153.7pt;margin-top:19.8pt;width:429.35pt;height:.1pt;z-index:-15687168;visibility:visible;mso-wrap-style:square;mso-wrap-distance-left:0;mso-wrap-distance-top:0;mso-wrap-distance-right:0;mso-wrap-distance-bottom:0;mso-position-horizontal:absolute;mso-position-horizontal-relative:page;mso-position-vertical:absolute;mso-position-vertical-relative:text;v-text-anchor:top" coordsize="5452745,1270" o:gfxdata="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" path="m,l5452630,e" filled="f" strokeweight=".5pt">
                 <v:path arrowok="t"/>
                 <w10:wrap type="topAndBottom" anchorx="page"/>
               </v:shape>
@@ -9967,14 +5144,7 @@
         <w:rPr>
           <w:sz w:val="20"/>
         </w:rPr>
-        <w:t>of the sentence</w:t>
-      </w:r>
-      <w:proofErr w:type="gramStart"/>
-      <w:r>
-        <w:rPr>
-          <w:sz w:val="20"/>
-        </w:rPr>
-        <w:t>?</w:t>
+        <w:t>of the sentence?</w:t>
       </w:r>
       <w:r>
         <w:rPr>
@@ -9987,28 +5157,7 @@
         <w:rPr>
           <w:sz w:val="20"/>
         </w:rPr>
-        <w:t>{{ "</w:t>
-      </w:r>
-      <w:proofErr w:type="gramEnd"/>
-      <w:r>
-        <w:rPr>
-          <w:sz w:val="20"/>
-        </w:rPr>
-        <w:t xml:space="preserve">Yes" if </w:t>
-      </w:r>
-      <w:proofErr w:type="spellStart"/>
-      <w:r>
-        <w:rPr>
-          <w:sz w:val="20"/>
-        </w:rPr>
-        <w:t>sentence_stayed</w:t>
-      </w:r>
-      <w:proofErr w:type="spellEnd"/>
-      <w:r>
-        <w:rPr>
-          <w:sz w:val="20"/>
-        </w:rPr>
-        <w:t xml:space="preserve"> else "No" }}</w:t>
+        <w:t>{{ "Yes" if sentence_stayed else "No" }}</w:t>
       </w:r>
     </w:p>
     <w:p>
@@ -10098,12 +5247,11 @@
               </wp:anchor>
             </w:drawing>
           </mc:Choice>
-          <mc:Fallback xmlns:ve="http://schemas.openxmlformats.org/markup-compatibility/2006" xmlns:a="http://schemas.openxmlformats.org/drawingml/2006/main" xmlns:pic="http://schemas.openxmlformats.org/drawingml/2006/picture">
+          <mc:Fallback>
             <w:pict>
-              <v:shape style="position:absolute;margin-left:177.229996pt;margin-top:12.534953pt;width:145.6pt;height:.1pt;mso-position-horizontal-relative:page;mso-position-vertical-relative:paragraph;z-index:-15722496;mso-wrap-distance-left:0;mso-wrap-distance-right:0" id="docshape35" coordorigin="3545,251" coordsize="2912,0" path="m3545,251l6456,251e" filled="false" stroked="true" strokeweight=".5pt" strokecolor="#000000">
+              <v:shape w14:anchorId="269098F8" id="Graphic 50" o:spid="_x0000_s1026" style="position:absolute;margin-left:177.25pt;margin-top:12.55pt;width:145.6pt;height:.1pt;z-index:-15722496;visibility:visible;mso-wrap-style:square;mso-wrap-distance-left:0;mso-wrap-distance-top:0;mso-wrap-distance-right:0;mso-wrap-distance-bottom:0;mso-position-horizontal:absolute;mso-position-horizontal-relative:page;mso-position-vertical:absolute;mso-position-vertical-relative:text;v-text-anchor:top" coordsize="1849120,1270" o:gfxdata="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" path="m,l1849005,e" filled="f" strokeweight=".5pt">
                 <v:path arrowok="t"/>
-                <v:stroke dashstyle="solid"/>
-                <w10:wrap type="topAndBottom"/>
+                <w10:wrap type="topAndBottom" anchorx="page"/>
               </v:shape>
             </w:pict>
           </mc:Fallback>
@@ -10180,38 +5328,7 @@
           <w:sz w:val="20"/>
         </w:rPr>
         <w:tab/>
-      </w:r>
-      <w:proofErr w:type="gramStart"/>
-      <w:r>
-        <w:rPr>
-          <w:spacing w:val="-2"/>
-          <w:sz w:val="20"/>
-        </w:rPr>
-        <w:t xml:space="preserve">{{ </w:t>
-      </w:r>
-      <w:proofErr w:type="spellStart"/>
-      <w:r>
-        <w:rPr>
-          <w:spacing w:val="-2"/>
-          <w:sz w:val="20"/>
-        </w:rPr>
-        <w:t>stay</w:t>
-      </w:r>
-      <w:proofErr w:type="gramEnd"/>
-      <w:r>
-        <w:rPr>
-          <w:spacing w:val="-2"/>
-          <w:sz w:val="20"/>
-        </w:rPr>
-        <w:t>_order_date</w:t>
-      </w:r>
-      <w:proofErr w:type="spellEnd"/>
-      <w:r>
-        <w:rPr>
-          <w:spacing w:val="-2"/>
-          <w:sz w:val="20"/>
-        </w:rPr>
-        <w:t xml:space="preserve"> }}</w:t>
+        <w:t>{{ stay_order_date }}</w:t>
       </w:r>
     </w:p>
     <w:p>
@@ -10302,12 +5419,11 @@
               </wp:anchor>
             </w:drawing>
           </mc:Choice>
-          <mc:Fallback xmlns:ve="http://schemas.openxmlformats.org/markup-compatibility/2006" xmlns:a="http://schemas.openxmlformats.org/drawingml/2006/main" xmlns:pic="http://schemas.openxmlformats.org/drawingml/2006/picture">
+          <mc:Fallback>
             <w:pict>
-              <v:shape style="position:absolute;margin-left:250.733002pt;margin-top:12.538977pt;width:216.1pt;height:.1pt;mso-position-horizontal-relative:page;mso-position-vertical-relative:paragraph;z-index:-15721984;mso-wrap-distance-left:0;mso-wrap-distance-right:0" id="docshape36" coordorigin="5015,251" coordsize="4322,0" path="m5015,251l9336,251e" filled="false" stroked="true" strokeweight=".5pt" strokecolor="#000000">
+              <v:shape w14:anchorId="47C66ABB" id="Graphic 51" o:spid="_x0000_s1026" style="position:absolute;margin-left:250.75pt;margin-top:12.55pt;width:216.1pt;height:.1pt;z-index:-15721984;visibility:visible;mso-wrap-style:square;mso-wrap-distance-left:0;mso-wrap-distance-top:0;mso-wrap-distance-right:0;mso-wrap-distance-bottom:0;mso-position-horizontal:absolute;mso-position-horizontal-relative:page;mso-position-vertical:absolute;mso-position-vertical-relative:text;v-text-anchor:top" coordsize="2744470,1270" o:gfxdata="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" path="m,l2744317,e" filled="f" strokeweight=".5pt">
                 <v:path arrowok="t"/>
-                <v:stroke dashstyle="solid"/>
-                <w10:wrap type="topAndBottom"/>
+                <w10:wrap type="topAndBottom" anchorx="page"/>
               </v:shape>
             </w:pict>
           </mc:Fallback>
@@ -10332,38 +5448,7 @@
           <w:sz w:val="20"/>
         </w:rPr>
         <w:tab/>
-      </w:r>
-      <w:proofErr w:type="gramStart"/>
-      <w:r>
-        <w:rPr>
-          <w:spacing w:val="-2"/>
-          <w:sz w:val="20"/>
-        </w:rPr>
-        <w:t xml:space="preserve">{{ </w:t>
-      </w:r>
-      <w:proofErr w:type="spellStart"/>
-      <w:r>
-        <w:rPr>
-          <w:spacing w:val="-2"/>
-          <w:sz w:val="20"/>
-        </w:rPr>
-        <w:t>stay</w:t>
-      </w:r>
-      <w:proofErr w:type="gramEnd"/>
-      <w:r>
-        <w:rPr>
-          <w:spacing w:val="-2"/>
-          <w:sz w:val="20"/>
-        </w:rPr>
-        <w:t>_judge_name</w:t>
-      </w:r>
-      <w:proofErr w:type="spellEnd"/>
-      <w:r>
-        <w:rPr>
-          <w:spacing w:val="-2"/>
-          <w:sz w:val="20"/>
-        </w:rPr>
-        <w:t xml:space="preserve"> }}</w:t>
+        <w:t>{{ stay_judge_name }}</w:t>
       </w:r>
     </w:p>
     <w:p>
@@ -10501,16 +5586,8 @@
         <w:rPr>
           <w:sz w:val="20"/>
         </w:rPr>
-        <w:t xml:space="preserve">Are there any pending, past, or anticipated future appeals or original appellate proceedings that involve these parties or </w:t>
-      </w:r>
-      <w:proofErr w:type="gramStart"/>
-      <w:r>
-        <w:rPr>
-          <w:sz w:val="20"/>
-        </w:rPr>
-        <w:t>this</w:t>
-      </w:r>
-      <w:proofErr w:type="gramEnd"/>
+        <w:t>Are there any pending, past, or anticipated future appeals or original appellate proceedings that involve these parties or this</w:t>
+      </w:r>
     </w:p>
     <w:p>
       <w:pPr>
@@ -10537,49 +5614,7 @@
         <w:rPr>
           <w:sz w:val="20"/>
         </w:rPr>
-        <w:t xml:space="preserve">case which </w:t>
-      </w:r>
-      <w:proofErr w:type="gramStart"/>
-      <w:r>
-        <w:rPr>
-          <w:sz w:val="20"/>
-        </w:rPr>
-        <w:t>have</w:t>
-      </w:r>
-      <w:proofErr w:type="gramEnd"/>
-      <w:r>
-        <w:rPr>
-          <w:sz w:val="20"/>
-        </w:rPr>
-        <w:t xml:space="preserve"> been entered in the Appeals Court or Supreme Judicial Court? </w:t>
-      </w:r>
-      <w:proofErr w:type="gramStart"/>
-      <w:r>
-        <w:rPr>
-          <w:sz w:val="20"/>
-        </w:rPr>
-        <w:t>{{ “</w:t>
-      </w:r>
-      <w:proofErr w:type="gramEnd"/>
-      <w:r>
-        <w:rPr>
-          <w:sz w:val="20"/>
-        </w:rPr>
-        <w:t xml:space="preserve">Yes” if </w:t>
-      </w:r>
-      <w:proofErr w:type="spellStart"/>
-      <w:r>
-        <w:rPr>
-          <w:sz w:val="20"/>
-        </w:rPr>
-        <w:t>related_appeals_parties</w:t>
-      </w:r>
-      <w:proofErr w:type="spellEnd"/>
-      <w:r>
-        <w:rPr>
-          <w:sz w:val="20"/>
-        </w:rPr>
-        <w:t xml:space="preserve"> else “No” }}</w:t>
+        <w:t>case which have been entered in the Appeals Court or Supreme Judicial Court? {{ “Yes” if related_appeals_parties else “No” }}</w:t>
       </w:r>
     </w:p>
     <w:p>
@@ -10602,49 +5637,7 @@
         <w:rPr>
           <w:sz w:val="20"/>
         </w:rPr>
-        <w:t xml:space="preserve">Do you know of any pending or </w:t>
-      </w:r>
-      <w:proofErr w:type="gramStart"/>
-      <w:r>
-        <w:rPr>
-          <w:sz w:val="20"/>
-        </w:rPr>
-        <w:t>anticipated</w:t>
-      </w:r>
-      <w:proofErr w:type="gramEnd"/>
-      <w:r>
-        <w:rPr>
-          <w:sz w:val="20"/>
-        </w:rPr>
-        <w:t xml:space="preserve"> appeals raising related issues? </w:t>
-      </w:r>
-      <w:proofErr w:type="gramStart"/>
-      <w:r>
-        <w:rPr>
-          <w:sz w:val="20"/>
-        </w:rPr>
-        <w:t>{{ “</w:t>
-      </w:r>
-      <w:proofErr w:type="gramEnd"/>
-      <w:r>
-        <w:rPr>
-          <w:sz w:val="20"/>
-        </w:rPr>
-        <w:t xml:space="preserve">Yes” if </w:t>
-      </w:r>
-      <w:proofErr w:type="spellStart"/>
-      <w:r>
-        <w:rPr>
-          <w:sz w:val="20"/>
-        </w:rPr>
-        <w:t>related_appeals_issues</w:t>
-      </w:r>
-      <w:proofErr w:type="spellEnd"/>
-      <w:r>
-        <w:rPr>
-          <w:sz w:val="20"/>
-        </w:rPr>
-        <w:t xml:space="preserve"> else “No” }} </w:t>
+        <w:t xml:space="preserve">Do you know of any pending or anticipated appeals raising related issues? {{ “Yes” if related_appeals_issues else “No” }} </w:t>
       </w:r>
     </w:p>
     <w:p>
@@ -10701,67 +5694,17 @@
                         <w:txbxContent>
                           <w:p>
                             <w:r>
-                              <w:t xml:space="preserve">{% if </w:t>
-                            </w:r>
-                            <w:proofErr w:type="spellStart"/>
-                            <w:r>
-                              <w:t>related_appeals_parties</w:t>
-                            </w:r>
-                            <w:proofErr w:type="spellEnd"/>
-                            <w:r>
-                              <w:t xml:space="preserve"> or </w:t>
-                            </w:r>
-                            <w:proofErr w:type="spellStart"/>
-                            <w:r>
-                              <w:t>related_appeals_issues</w:t>
-                            </w:r>
-                            <w:proofErr w:type="spellEnd"/>
-                            <w:r>
-                              <w:t xml:space="preserve"> %}</w:t>
+                              <w:t>{% if related_appeals_parties or related_appeals_issues %}</w:t>
                             </w:r>
                           </w:p>
                           <w:p>
-                            <w:proofErr w:type="gramStart"/>
                             <w:r>
-                              <w:t xml:space="preserve">{{ </w:t>
-                            </w:r>
-                            <w:proofErr w:type="spellStart"/>
-                            <w:r>
-                              <w:t>related</w:t>
-                            </w:r>
-                            <w:proofErr w:type="gramEnd"/>
-                            <w:r>
-                              <w:t>_appeals_case_name</w:t>
-                            </w:r>
-                            <w:proofErr w:type="spellEnd"/>
-                            <w:r>
-                              <w:t xml:space="preserve"> }}, {{ </w:t>
-                            </w:r>
-                            <w:proofErr w:type="spellStart"/>
-                            <w:r>
-                              <w:t>related_appeals_docket</w:t>
-                            </w:r>
-                            <w:proofErr w:type="spellEnd"/>
-                            <w:r>
-                              <w:t xml:space="preserve"> }}</w:t>
+                              <w:t>{{ related_appeals_case_name }}, {{ related_appeals_docket }}</w:t>
                             </w:r>
                           </w:p>
                           <w:p>
-                            <w:proofErr w:type="gramStart"/>
                             <w:r>
-                              <w:t xml:space="preserve">{{ </w:t>
-                            </w:r>
-                            <w:proofErr w:type="spellStart"/>
-                            <w:r>
-                              <w:t>related</w:t>
-                            </w:r>
-                            <w:proofErr w:type="gramEnd"/>
-                            <w:r>
-                              <w:t>_appeals_description</w:t>
-                            </w:r>
-                            <w:proofErr w:type="spellEnd"/>
-                            <w:r>
-                              <w:t xml:space="preserve"> }}</w:t>
+                              <w:t>{{ related_appeals_description }}</w:t>
                             </w:r>
                           </w:p>
                           <w:p>
@@ -10801,73 +5744,17 @@
                   <w:txbxContent>
                     <w:p>
                       <w:r>
-                        <w:t xml:space="preserve">{% if </w:t>
-                      </w:r>
-                      <w:proofErr w:type="spellStart"/>
-                      <w:r>
-                        <w:t>related_appeals_parties</w:t>
-                      </w:r>
-                      <w:proofErr w:type="spellEnd"/>
-                      <w:r>
-                        <w:t xml:space="preserve"> or </w:t>
-                      </w:r>
-                      <w:proofErr w:type="spellStart"/>
-                      <w:r>
-                        <w:t>related_appeals_issues</w:t>
-                      </w:r>
-                      <w:proofErr w:type="spellEnd"/>
-                      <w:r>
-                        <w:t xml:space="preserve"> %}</w:t>
+                        <w:t>{% if related_appeals_parties or related_appeals_issues %}</w:t>
                       </w:r>
                     </w:p>
                     <w:p>
-                      <w:proofErr w:type="gramStart"/>
                       <w:r>
-                        <w:t xml:space="preserve">{{ </w:t>
-                      </w:r>
-                      <w:proofErr w:type="spellStart"/>
-                      <w:r>
-                        <w:t>related</w:t>
-                      </w:r>
-                      <w:proofErr w:type="gramEnd"/>
-                      <w:r>
-                        <w:t>_appeals_case_name</w:t>
-                      </w:r>
-                      <w:proofErr w:type="spellEnd"/>
-                      <w:r>
-                        <w:t xml:space="preserve"> }}</w:t>
-                      </w:r>
-                      <w:r>
-                        <w:t>,</w:t>
-                      </w:r>
-                      <w:r>
-                        <w:t xml:space="preserve"> {{ </w:t>
-                      </w:r>
-                      <w:proofErr w:type="spellStart"/>
-                      <w:r>
-                        <w:t>related_appeals_docket</w:t>
-                      </w:r>
-                      <w:proofErr w:type="spellEnd"/>
-                      <w:r>
-                        <w:t xml:space="preserve"> }}</w:t>
+                        <w:t>{{ related_appeals_case_name }}, {{ related_appeals_docket }}</w:t>
                       </w:r>
                     </w:p>
                     <w:p>
-                      <w:proofErr w:type="gramStart"/>
                       <w:r>
-                        <w:t xml:space="preserve">{{ </w:t>
-                      </w:r>
-                      <w:proofErr w:type="spellStart"/>
-                      <w:r>
-                        <w:t>related</w:t>
-                      </w:r>
-                      <w:proofErr w:type="gramEnd"/>
-                      <w:r>
-                        <w:t>_appeals_description</w:t>
-                      </w:r>
-                      <w:proofErr w:type="spellEnd"/>
-                      <w:r>
-                        <w:t xml:space="preserve"> }}</w:t>
+                        <w:t>{{ related_appeals_description }}</w:t>
                       </w:r>
                     </w:p>
                     <w:p>
@@ -11024,12 +5911,11 @@
               </wp:anchor>
             </w:drawing>
           </mc:Choice>
-          <mc:Fallback xmlns:ve="http://schemas.openxmlformats.org/markup-compatibility/2006" xmlns:a="http://schemas.openxmlformats.org/drawingml/2006/main" xmlns:pic="http://schemas.openxmlformats.org/drawingml/2006/picture">
+          <mc:Fallback>
             <w:pict>
-              <v:shape style="position:absolute;margin-left:299.184998pt;margin-top:13.258953pt;width:275pt;height:.1pt;mso-position-horizontal-relative:page;mso-position-vertical-relative:paragraph;z-index:-15720448;mso-wrap-distance-left:0;mso-wrap-distance-right:0" id="docshape38" coordorigin="5984,265" coordsize="5500,0" path="m5984,265l11483,265e" filled="false" stroked="true" strokeweight=".5pt" strokecolor="#000000">
+              <v:shape w14:anchorId="43F01A16" id="Graphic 53" o:spid="_x0000_s1026" style="position:absolute;margin-left:299.2pt;margin-top:13.25pt;width:275pt;height:.1pt;z-index:-15720448;visibility:visible;mso-wrap-style:square;mso-wrap-distance-left:0;mso-wrap-distance-top:0;mso-wrap-distance-right:0;mso-wrap-distance-bottom:0;mso-position-horizontal:absolute;mso-position-horizontal-relative:page;mso-position-vertical:absolute;mso-position-vertical-relative:text;v-text-anchor:top" coordsize="3492500,1270" o:gfxdata="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" path="m,l3492042,e" filled="f" strokeweight=".5pt">
                 <v:path arrowok="t"/>
-                <v:stroke dashstyle="solid"/>
-                <w10:wrap type="topAndBottom"/>
+                <w10:wrap type="topAndBottom" anchorx="page"/>
               </v:shape>
             </w:pict>
           </mc:Fallback>
@@ -11083,39 +5969,11 @@
         </w:rPr>
         <w:tab/>
       </w:r>
-      <w:proofErr w:type="gramStart"/>
       <w:r>
         <w:rPr>
           <w:sz w:val="19"/>
         </w:rPr>
-        <w:t>{{ users</w:t>
-      </w:r>
-      <w:proofErr w:type="gramEnd"/>
-      <w:r>
-        <w:rPr>
-          <w:sz w:val="19"/>
-        </w:rPr>
-        <w:t>[0].</w:t>
-      </w:r>
-      <w:proofErr w:type="spellStart"/>
-      <w:r>
-        <w:rPr>
-          <w:sz w:val="19"/>
-        </w:rPr>
-        <w:t>name.full</w:t>
-      </w:r>
-      <w:proofErr w:type="spellEnd"/>
-      <w:r>
-        <w:rPr>
-          <w:sz w:val="19"/>
-        </w:rPr>
-        <w:t>()</w:t>
-      </w:r>
-      <w:r>
-        <w:rPr>
-          <w:sz w:val="19"/>
-        </w:rPr>
-        <w:t xml:space="preserve"> }}</w:t>
+        <w:t>{{ users[0].name.full() }}</w:t>
       </w:r>
     </w:p>
     <w:p>
@@ -11195,33 +6053,7 @@
         <w:rPr>
           <w:sz w:val="19"/>
         </w:rPr>
-        <w:t xml:space="preserve">/s/ </w:t>
-      </w:r>
-      <w:proofErr w:type="gramStart"/>
-      <w:r>
-        <w:rPr>
-          <w:sz w:val="19"/>
-        </w:rPr>
-        <w:t>{{ users</w:t>
-      </w:r>
-      <w:proofErr w:type="gramEnd"/>
-      <w:r>
-        <w:rPr>
-          <w:sz w:val="19"/>
-        </w:rPr>
-        <w:t>[0].</w:t>
-      </w:r>
-      <w:r>
-        <w:rPr>
-          <w:sz w:val="19"/>
-        </w:rPr>
-        <w:t>signature</w:t>
-      </w:r>
-      <w:r>
-        <w:rPr>
-          <w:sz w:val="19"/>
-        </w:rPr>
-        <w:t xml:space="preserve"> }}</w:t>
+        <w:t>/s/ {{ users[0].signature }}</w:t>
       </w:r>
     </w:p>
     <w:p>
@@ -11304,7 +6136,7 @@
           </mc:Choice>
           <mc:Fallback>
             <w:pict>
-              <v:shape w14:anchorId="681FD2F0" id="Graphic 54" o:spid="_x0000_s1026" style="position:absolute;margin-left:299.15pt;margin-top:24.65pt;width:273.85pt;height:.1pt;z-index:-15719936;visibility:visible;mso-wrap-style:square;mso-wrap-distance-left:0;mso-wrap-distance-top:0;mso-wrap-distance-right:0;mso-wrap-distance-bottom:0;mso-position-horizontal:absolute;mso-position-horizontal-relative:page;mso-position-vertical:absolute;mso-position-vertical-relative:text;v-text-anchor:top" coordsize="3477895,1270" o:gfxdata="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" path="m,l3477641,e" filled="f" strokeweight=".5pt">
+              <v:shape w14:anchorId="666874BD" id="Graphic 54" o:spid="_x0000_s1026" style="position:absolute;margin-left:299.15pt;margin-top:24.65pt;width:273.85pt;height:.1pt;z-index:-15719936;visibility:visible;mso-wrap-style:square;mso-wrap-distance-left:0;mso-wrap-distance-top:0;mso-wrap-distance-right:0;mso-wrap-distance-bottom:0;mso-position-horizontal:absolute;mso-position-horizontal-relative:page;mso-position-vertical:absolute;mso-position-vertical-relative:text;v-text-anchor:top" coordsize="3477895,1270" o:gfxdata="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" path="m,l3477641,e" filled="f" strokeweight=".5pt">
                 <v:path arrowok="t"/>
                 <w10:wrap type="topAndBottom" anchorx="page"/>
               </v:shape>
@@ -11392,34 +6224,7 @@
           <w:sz w:val="20"/>
         </w:rPr>
         <w:tab/>
-      </w:r>
-      <w:proofErr w:type="gramStart"/>
-      <w:r>
-        <w:rPr>
-          <w:sz w:val="20"/>
-        </w:rPr>
-        <w:t>{{ users</w:t>
-      </w:r>
-      <w:proofErr w:type="gramEnd"/>
-      <w:r>
-        <w:rPr>
-          <w:sz w:val="20"/>
-        </w:rPr>
-        <w:t>[0].</w:t>
-      </w:r>
-      <w:proofErr w:type="spellStart"/>
-      <w:r>
-        <w:rPr>
-          <w:sz w:val="20"/>
-        </w:rPr>
-        <w:t>address.address</w:t>
-      </w:r>
-      <w:proofErr w:type="spellEnd"/>
-      <w:r>
-        <w:rPr>
-          <w:sz w:val="20"/>
-        </w:rPr>
-        <w:t xml:space="preserve"> }}</w:t>
+        <w:t>{{ users[0].address.address }}</w:t>
       </w:r>
     </w:p>
     <w:p>
@@ -11430,47 +6235,11 @@
           <w:sz w:val="20"/>
         </w:rPr>
       </w:pPr>
-      <w:proofErr w:type="gramStart"/>
-      <w:r>
-        <w:rPr>
-          <w:sz w:val="20"/>
-        </w:rPr>
-        <w:t>{{ users</w:t>
-      </w:r>
-      <w:proofErr w:type="gramEnd"/>
-      <w:r>
-        <w:rPr>
-          <w:sz w:val="20"/>
-        </w:rPr>
-        <w:t>[0].</w:t>
-      </w:r>
-      <w:proofErr w:type="spellStart"/>
-      <w:r>
-        <w:rPr>
-          <w:sz w:val="20"/>
-        </w:rPr>
-        <w:t>address.city</w:t>
-      </w:r>
-      <w:proofErr w:type="spellEnd"/>
-      <w:r>
-        <w:rPr>
-          <w:sz w:val="20"/>
-        </w:rPr>
-        <w:t xml:space="preserve"> }}, {{ users[0].</w:t>
-      </w:r>
-      <w:proofErr w:type="spellStart"/>
-      <w:r>
-        <w:rPr>
-          <w:sz w:val="20"/>
-        </w:rPr>
-        <w:t>address.state</w:t>
-      </w:r>
-      <w:proofErr w:type="spellEnd"/>
-      <w:r>
-        <w:rPr>
-          <w:sz w:val="20"/>
-        </w:rPr>
-        <w:t xml:space="preserve"> }} </w:t>
+      <w:r>
+        <w:rPr>
+          <w:sz w:val="20"/>
+        </w:rPr>
+        <w:t xml:space="preserve">{{ users[0].address.city }}, {{ users[0].address.state }} </w:t>
       </w:r>
     </w:p>
     <w:p>
@@ -11481,19 +6250,11 @@
           <w:sz w:val="20"/>
         </w:rPr>
       </w:pPr>
-      <w:proofErr w:type="gramStart"/>
-      <w:r>
-        <w:rPr>
-          <w:sz w:val="20"/>
-        </w:rPr>
-        <w:t>{{ users</w:t>
-      </w:r>
-      <w:proofErr w:type="gramEnd"/>
-      <w:r>
-        <w:rPr>
-          <w:sz w:val="20"/>
-        </w:rPr>
-        <w:t>[0].address.zip }}</w:t>
+      <w:r>
+        <w:rPr>
+          <w:sz w:val="20"/>
+        </w:rPr>
+        <w:t>{{ users[0].address.zip }}</w:t>
       </w:r>
       <w:r>
         <w:rPr>
@@ -11565,12 +6326,11 @@
               </wp:anchor>
             </w:drawing>
           </mc:Choice>
-          <mc:Fallback xmlns:ve="http://schemas.openxmlformats.org/markup-compatibility/2006" xmlns:a="http://schemas.openxmlformats.org/drawingml/2006/main" xmlns:pic="http://schemas.openxmlformats.org/drawingml/2006/picture">
+          <mc:Fallback>
             <w:pict>
-              <v:shape style="position:absolute;margin-left:299.184998pt;margin-top:18.423906pt;width:275pt;height:.1pt;mso-position-horizontal-relative:page;mso-position-vertical-relative:paragraph;z-index:-15719424;mso-wrap-distance-left:0;mso-wrap-distance-right:0" id="docshape40" coordorigin="5984,368" coordsize="5500,0" path="m5984,368l11483,368e" filled="false" stroked="true" strokeweight=".5pt" strokecolor="#000000">
+              <v:shape w14:anchorId="027394CB" id="Graphic 55" o:spid="_x0000_s1026" style="position:absolute;margin-left:299.2pt;margin-top:18.4pt;width:275pt;height:.1pt;z-index:-15719424;visibility:visible;mso-wrap-style:square;mso-wrap-distance-left:0;mso-wrap-distance-top:0;mso-wrap-distance-right:0;mso-wrap-distance-bottom:0;mso-position-horizontal:absolute;mso-position-horizontal-relative:page;mso-position-vertical:absolute;mso-position-vertical-relative:text;v-text-anchor:top" coordsize="3492500,1270" o:gfxdata="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" path="m,l3492042,e" filled="f" strokeweight=".5pt">
                 <v:path arrowok="t"/>
-                <v:stroke dashstyle="solid"/>
-                <w10:wrap type="topAndBottom"/>
+                <w10:wrap type="topAndBottom" anchorx="page"/>
               </v:shape>
             </w:pict>
           </mc:Fallback>
@@ -11586,14 +6346,12 @@
           <w:sz w:val="20"/>
         </w:rPr>
       </w:pPr>
-      <w:proofErr w:type="spellStart"/>
       <w:r>
         <w:rPr>
           <w:sz w:val="20"/>
         </w:rPr>
         <w:t>BBO</w:t>
       </w:r>
-      <w:proofErr w:type="spellEnd"/>
       <w:r>
         <w:rPr>
           <w:spacing w:val="-3"/>
@@ -11725,12 +6483,11 @@
               </wp:anchor>
             </w:drawing>
           </mc:Choice>
-          <mc:Fallback xmlns:ve="http://schemas.openxmlformats.org/markup-compatibility/2006" xmlns:a="http://schemas.openxmlformats.org/drawingml/2006/main" xmlns:pic="http://schemas.openxmlformats.org/drawingml/2006/picture">
+          <mc:Fallback>
             <w:pict>
-              <v:shape style="position:absolute;margin-left:299.184998pt;margin-top:13.231953pt;width:273.850pt;height:.1pt;mso-position-horizontal-relative:page;mso-position-vertical-relative:paragraph;z-index:-15718912;mso-wrap-distance-left:0;mso-wrap-distance-right:0" id="docshape41" coordorigin="5984,265" coordsize="5477,0" path="m5984,265l11460,265e" filled="false" stroked="true" strokeweight=".5pt" strokecolor="#000000">
+              <v:shape w14:anchorId="5DE3AAE4" id="Graphic 56" o:spid="_x0000_s1026" style="position:absolute;margin-left:299.2pt;margin-top:13.25pt;width:273.85pt;height:.1pt;z-index:-15718912;visibility:visible;mso-wrap-style:square;mso-wrap-distance-left:0;mso-wrap-distance-top:0;mso-wrap-distance-right:0;mso-wrap-distance-bottom:0;mso-position-horizontal:absolute;mso-position-horizontal-relative:page;mso-position-vertical:absolute;mso-position-vertical-relative:text;v-text-anchor:top" coordsize="3477895,1270" o:gfxdata="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" path="m,l3477641,e" filled="f" strokeweight=".5pt">
                 <v:path arrowok="t"/>
-                <v:stroke dashstyle="solid"/>
-                <w10:wrap type="topAndBottom"/>
+                <w10:wrap type="topAndBottom" anchorx="page"/>
               </v:shape>
             </w:pict>
           </mc:Fallback>
@@ -11784,53 +6541,12 @@
         </w:rPr>
         <w:tab/>
       </w:r>
-      <w:proofErr w:type="gramStart"/>
       <w:r>
         <w:rPr>
           <w:sz w:val="20"/>
           <w:szCs w:val="20"/>
         </w:rPr>
-        <w:t xml:space="preserve">{{ </w:t>
-      </w:r>
-      <w:proofErr w:type="spellStart"/>
-      <w:r>
-        <w:rPr>
-          <w:sz w:val="20"/>
-          <w:szCs w:val="20"/>
-        </w:rPr>
-        <w:t>attorney</w:t>
-      </w:r>
-      <w:proofErr w:type="gramEnd"/>
-      <w:r>
-        <w:rPr>
-          <w:sz w:val="20"/>
-          <w:szCs w:val="20"/>
-        </w:rPr>
-        <w:t>_bbo</w:t>
-      </w:r>
-      <w:proofErr w:type="spellEnd"/>
-      <w:r>
-        <w:rPr>
-          <w:sz w:val="20"/>
-          <w:szCs w:val="20"/>
-        </w:rPr>
-        <w:t xml:space="preserve"> if </w:t>
-      </w:r>
-      <w:proofErr w:type="spellStart"/>
-      <w:r>
-        <w:rPr>
-          <w:sz w:val="20"/>
-          <w:szCs w:val="20"/>
-        </w:rPr>
-        <w:t>filer_role</w:t>
-      </w:r>
-      <w:proofErr w:type="spellEnd"/>
-      <w:r>
-        <w:rPr>
-          <w:sz w:val="20"/>
-          <w:szCs w:val="20"/>
-        </w:rPr>
-        <w:t xml:space="preserve"> == "attorney" else "N/A" }}</w:t>
+        <w:t>{{ attorney_bbo if filer_role == "attorney" else "N/A" }}</w:t>
       </w:r>
     </w:p>
     <w:p>
@@ -11875,22 +6591,13 @@
         </w:rPr>
         <w:t xml:space="preserve">Pursuant to </w:t>
       </w:r>
-      <w:hyperlink r:id="rId23" w:anchor="-d-certificate-of-service-of-all-documents-other-than-briefs-and-appendices" w:history="1">
-        <w:proofErr w:type="spellStart"/>
+      <w:hyperlink r:id="rId22" w:anchor="-d-certificate-of-service-of-all-documents-other-than-briefs-and-appendices" w:history="1">
         <w:r>
           <w:rPr>
             <w:rStyle w:val="Hyperlink"/>
             <w:sz w:val="20"/>
           </w:rPr>
-          <w:t>Mass.R.A.P</w:t>
-        </w:r>
-        <w:proofErr w:type="spellEnd"/>
-        <w:r>
-          <w:rPr>
-            <w:rStyle w:val="Hyperlink"/>
-            <w:sz w:val="20"/>
-          </w:rPr>
-          <w:t>. 13(d)</w:t>
+          <w:t>Mass.R.A.P. 13(d)</w:t>
         </w:r>
       </w:hyperlink>
       <w:r>
@@ -11912,23 +6619,7 @@
           <w:u w:val="single"/>
         </w:rPr>
         <w:tab/>
-        <w:t xml:space="preserve">{{ </w:t>
-      </w:r>
-      <w:proofErr w:type="spellStart"/>
-      <w:r>
-        <w:rPr>
-          <w:sz w:val="20"/>
-          <w:u w:val="single"/>
-        </w:rPr>
-        <w:t>service_date</w:t>
-      </w:r>
-      <w:proofErr w:type="spellEnd"/>
-      <w:r>
-        <w:rPr>
-          <w:sz w:val="20"/>
-          <w:u w:val="single"/>
-        </w:rPr>
-        <w:t xml:space="preserve"> }}</w:t>
+        <w:t>{{ service_date }}</w:t>
       </w:r>
       <w:r>
         <w:rPr>
@@ -12186,69 +6877,12 @@
           <w:sz w:val="20"/>
         </w:rPr>
       </w:pPr>
-      <w:proofErr w:type="gramStart"/>
       <w:r>
         <w:rPr>
           <w:sz w:val="20"/>
           <w:u w:val="single"/>
         </w:rPr>
-        <w:t xml:space="preserve">{{ </w:t>
-      </w:r>
-      <w:proofErr w:type="spellStart"/>
-      <w:r>
-        <w:rPr>
-          <w:sz w:val="20"/>
-          <w:u w:val="single"/>
-        </w:rPr>
-        <w:t>client.name</w:t>
-      </w:r>
-      <w:proofErr w:type="gramEnd"/>
-      <w:r>
-        <w:rPr>
-          <w:sz w:val="20"/>
-          <w:u w:val="single"/>
-        </w:rPr>
-        <w:t>.full</w:t>
-      </w:r>
-      <w:proofErr w:type="spellEnd"/>
-      <w:r>
-        <w:rPr>
-          <w:sz w:val="20"/>
-          <w:u w:val="single"/>
-        </w:rPr>
-        <w:t xml:space="preserve">() if </w:t>
-      </w:r>
-      <w:proofErr w:type="spellStart"/>
-      <w:r>
-        <w:rPr>
-          <w:sz w:val="20"/>
-          <w:u w:val="single"/>
-        </w:rPr>
-        <w:t>filer_role</w:t>
-      </w:r>
-      <w:proofErr w:type="spellEnd"/>
-      <w:r>
-        <w:rPr>
-          <w:sz w:val="20"/>
-          <w:u w:val="single"/>
-        </w:rPr>
-        <w:t xml:space="preserve"> == “attorney” else users[0].</w:t>
-      </w:r>
-      <w:proofErr w:type="spellStart"/>
-      <w:r>
-        <w:rPr>
-          <w:sz w:val="20"/>
-          <w:u w:val="single"/>
-        </w:rPr>
-        <w:t>name.full</w:t>
-      </w:r>
-      <w:proofErr w:type="spellEnd"/>
-      <w:r>
-        <w:rPr>
-          <w:sz w:val="20"/>
-          <w:u w:val="single"/>
-        </w:rPr>
-        <w:t>() }}</w:t>
+        <w:t>{{ client.name.full() if filer_role == “attorney” else users[0].name.full() }}</w:t>
       </w:r>
       <w:r>
         <w:rPr>
@@ -12320,87 +6954,7 @@
           <w:position w:val="2"/>
           <w:sz w:val="20"/>
         </w:rPr>
-        <w:t xml:space="preserve"> </w:t>
-      </w:r>
-      <w:proofErr w:type="gramStart"/>
-      <w:r>
-        <w:rPr>
-          <w:position w:val="2"/>
-          <w:sz w:val="20"/>
-        </w:rPr>
-        <w:t>{{ “</w:t>
-      </w:r>
-      <w:proofErr w:type="gramEnd"/>
-      <w:r>
-        <w:rPr>
-          <w:position w:val="2"/>
-          <w:sz w:val="20"/>
-        </w:rPr>
-        <w:t xml:space="preserve">hand delivery” if </w:t>
-      </w:r>
-      <w:proofErr w:type="spellStart"/>
-      <w:r>
-        <w:rPr>
-          <w:position w:val="2"/>
-          <w:sz w:val="20"/>
-        </w:rPr>
-        <w:t>service_type</w:t>
-      </w:r>
-      <w:proofErr w:type="spellEnd"/>
-      <w:r>
-        <w:rPr>
-          <w:position w:val="2"/>
-          <w:sz w:val="20"/>
-        </w:rPr>
-        <w:t xml:space="preserve"> == “hand” else “” }} {{“first class mail” if </w:t>
-      </w:r>
-      <w:proofErr w:type="spellStart"/>
-      <w:r>
-        <w:rPr>
-          <w:position w:val="2"/>
-          <w:sz w:val="20"/>
-        </w:rPr>
-        <w:t>service_type</w:t>
-      </w:r>
-      <w:proofErr w:type="spellEnd"/>
-      <w:r>
-        <w:rPr>
-          <w:position w:val="2"/>
-          <w:sz w:val="20"/>
-        </w:rPr>
-        <w:t xml:space="preserve"> == “mail” else “” }} {{“email/</w:t>
-      </w:r>
-      <w:proofErr w:type="spellStart"/>
-      <w:r>
-        <w:rPr>
-          <w:position w:val="2"/>
-          <w:sz w:val="20"/>
-        </w:rPr>
-        <w:t>efile</w:t>
-      </w:r>
-      <w:proofErr w:type="spellEnd"/>
-      <w:r>
-        <w:rPr>
-          <w:position w:val="2"/>
-          <w:sz w:val="20"/>
-        </w:rPr>
-        <w:t xml:space="preserve">” if </w:t>
-      </w:r>
-      <w:proofErr w:type="spellStart"/>
-      <w:r>
-        <w:rPr>
-          <w:position w:val="2"/>
-          <w:sz w:val="20"/>
-        </w:rPr>
-        <w:t>service_type</w:t>
-      </w:r>
-      <w:proofErr w:type="spellEnd"/>
-      <w:r>
-        <w:rPr>
-          <w:position w:val="2"/>
-          <w:sz w:val="20"/>
-        </w:rPr>
-        <w:t xml:space="preserve"> == “email” else “” }} </w:t>
+        <w:t xml:space="preserve"> {{ “hand delivery” if service_type == “hand” else “” }} {{“first class mail” if service_type == “mail” else “” }} {{“email/efile” if service_type == “email” else “” }} </w:t>
       </w:r>
     </w:p>
     <w:p>
@@ -12456,21 +7010,8 @@
                       <wps:txbx>
                         <w:txbxContent>
                           <w:p>
-                            <w:proofErr w:type="gramStart"/>
                             <w:r>
-                              <w:t xml:space="preserve">{{ </w:t>
-                            </w:r>
-                            <w:proofErr w:type="spellStart"/>
-                            <w:r>
-                              <w:t>parties</w:t>
-                            </w:r>
-                            <w:proofErr w:type="gramEnd"/>
-                            <w:r>
-                              <w:t>_to_be_served</w:t>
-                            </w:r>
-                            <w:proofErr w:type="spellEnd"/>
-                            <w:r>
-                              <w:t xml:space="preserve"> }}</w:t>
+                              <w:t>{{ parties_to_be_served }}</w:t>
                             </w:r>
                           </w:p>
                         </w:txbxContent>
@@ -12489,25 +7030,12 @@
           </mc:Choice>
           <mc:Fallback>
             <w:pict>
-              <v:shape w14:anchorId="6C9B82DF" id="Text Box 66" o:spid="_x0000_s1040" type="#_x0000_t202" style="position:absolute;left:0;text-align:left;margin-left:39.25pt;margin-top:26.5pt;width:498.35pt;height:93.35pt;z-index:487600640;visibility:visible;mso-wrap-style:square;mso-wrap-distance-left:9pt;mso-wrap-distance-top:0;mso-wrap-distance-right:9pt;mso-wrap-distance-bottom:0;mso-position-horizontal:absolute;mso-position-horizontal-relative:text;mso-position-vertical:absolute;mso-position-vertical-relative:text;v-text-anchor:top" o:gfxdata="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" fillcolor="white [3201]" strokeweight=".5pt">
+              <v:shape w14:anchorId="6C9B82DF" id="Text Box 66" o:spid="_x0000_s1041" type="#_x0000_t202" style="position:absolute;left:0;text-align:left;margin-left:39.25pt;margin-top:26.5pt;width:498.35pt;height:93.35pt;z-index:487600640;visibility:visible;mso-wrap-style:square;mso-wrap-distance-left:9pt;mso-wrap-distance-top:0;mso-wrap-distance-right:9pt;mso-wrap-distance-bottom:0;mso-position-horizontal:absolute;mso-position-horizontal-relative:text;mso-position-vertical:absolute;mso-position-vertical-relative:text;v-text-anchor:top" o:gfxdata="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" fillcolor="white [3201]" strokeweight=".5pt">
                 <v:textbox>
                   <w:txbxContent>
                     <w:p>
-                      <w:proofErr w:type="gramStart"/>
                       <w:r>
-                        <w:t xml:space="preserve">{{ </w:t>
-                      </w:r>
-                      <w:proofErr w:type="spellStart"/>
-                      <w:r>
-                        <w:t>parties</w:t>
-                      </w:r>
-                      <w:proofErr w:type="gramEnd"/>
-                      <w:r>
-                        <w:t>_to_be_served</w:t>
-                      </w:r>
-                      <w:proofErr w:type="spellEnd"/>
-                      <w:r>
-                        <w:t xml:space="preserve"> }}</w:t>
+                        <w:t>{{ parties_to_be_served }}</w:t>
                       </w:r>
                     </w:p>
                   </w:txbxContent>
@@ -12599,7 +7127,7 @@
           </mc:Choice>
           <mc:Fallback>
             <w:pict>
-              <v:shape w14:anchorId="16271587" id="Graphic 73" o:spid="_x0000_s1026" style="position:absolute;margin-left:56.85pt;margin-top:26.65pt;width:498.35pt;height:93.35pt;z-index:-15716864;visibility:visible;mso-wrap-style:square;mso-wrap-distance-left:0;mso-wrap-distance-top:0;mso-wrap-distance-right:0;mso-wrap-distance-bottom:0;mso-position-horizontal:absolute;mso-position-horizontal-relative:page;mso-position-vertical:absolute;mso-position-vertical-relative:text;v-text-anchor:top" coordsize="6329045,1185545" o:gfxdata="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" path="m,1185290r6328791,l6328791,,,,,1185290xe" filled="f" strokeweight=".5pt">
+              <v:shape w14:anchorId="71A33D83" id="Graphic 73" o:spid="_x0000_s1026" style="position:absolute;margin-left:56.85pt;margin-top:26.65pt;width:498.35pt;height:93.35pt;z-index:-15716864;visibility:visible;mso-wrap-style:square;mso-wrap-distance-left:0;mso-wrap-distance-top:0;mso-wrap-distance-right:0;mso-wrap-distance-bottom:0;mso-position-horizontal:absolute;mso-position-horizontal-relative:page;mso-position-vertical:absolute;mso-position-vertical-relative:text;v-text-anchor:top" coordsize="6329045,1185545" o:gfxdata="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" path="m,1185290r6328791,l6328791,,,,,1185290xe" filled="f" strokeweight=".5pt">
                 <v:path arrowok="t"/>
                 <w10:wrap type="topAndBottom" anchorx="page"/>
               </v:shape>
@@ -12763,7 +7291,6 @@
         </w:rPr>
         <w:t xml:space="preserve"> </w:t>
       </w:r>
-      <w:proofErr w:type="gramStart"/>
       <w:r>
         <w:rPr>
           <w:sz w:val="20"/>
@@ -12783,7 +7310,6 @@
         </w:rPr>
         <w:t>made</w:t>
       </w:r>
-      <w:proofErr w:type="gramEnd"/>
       <w:r>
         <w:rPr>
           <w:spacing w:val="-2"/>
@@ -12909,33 +7435,7 @@
         <w:rPr>
           <w:sz w:val="19"/>
         </w:rPr>
-        <w:t xml:space="preserve">/s/ </w:t>
-      </w:r>
-      <w:proofErr w:type="gramStart"/>
-      <w:r>
-        <w:rPr>
-          <w:sz w:val="19"/>
-        </w:rPr>
-        <w:t>{{ users</w:t>
-      </w:r>
-      <w:proofErr w:type="gramEnd"/>
-      <w:r>
-        <w:rPr>
-          <w:sz w:val="19"/>
-        </w:rPr>
-        <w:t>[0].</w:t>
-      </w:r>
-      <w:r>
-        <w:rPr>
-          <w:sz w:val="19"/>
-        </w:rPr>
-        <w:t>signature</w:t>
-      </w:r>
-      <w:r>
-        <w:rPr>
-          <w:sz w:val="19"/>
-        </w:rPr>
-        <w:t xml:space="preserve"> }}</w:t>
+        <w:t>/s/ {{ users[0].signature }}</w:t>
       </w:r>
       <w:r>
         <w:rPr>
@@ -13036,33 +7536,11 @@
         </w:rPr>
         <w:tab/>
       </w:r>
-      <w:proofErr w:type="gramStart"/>
       <w:r>
         <w:rPr>
           <w:sz w:val="19"/>
         </w:rPr>
-        <w:t>{{ users</w:t>
-      </w:r>
-      <w:proofErr w:type="gramEnd"/>
-      <w:r>
-        <w:rPr>
-          <w:sz w:val="19"/>
-        </w:rPr>
-        <w:t>[0].</w:t>
-      </w:r>
-      <w:proofErr w:type="spellStart"/>
-      <w:r>
-        <w:rPr>
-          <w:sz w:val="19"/>
-        </w:rPr>
-        <w:t>phone_number</w:t>
-      </w:r>
-      <w:proofErr w:type="spellEnd"/>
-      <w:r>
-        <w:rPr>
-          <w:sz w:val="19"/>
-        </w:rPr>
-        <w:t xml:space="preserve"> }}</w:t>
+        <w:t>{{ users[0].phone_number }}</w:t>
       </w:r>
     </w:p>
     <w:p>
@@ -13083,7 +7561,7 @@
           <w:sz w:val="2"/>
         </w:rPr>
         <mc:AlternateContent>
-          <mc:Choice Requires="wps">
+          <mc:Choice Requires="wpg">
             <w:drawing>
               <wp:inline distT="0" distB="0" distL="0" distR="0" wp14:anchorId="278C2B83" wp14:editId="476E14CF">
                 <wp:extent cx="3363595" cy="6350"/>
@@ -13151,12 +7629,13 @@
               </wp:inline>
             </w:drawing>
           </mc:Choice>
-          <mc:Fallback xmlns:ve="http://schemas.openxmlformats.org/markup-compatibility/2006" xmlns:a="http://schemas.openxmlformats.org/drawingml/2006/main" xmlns:pic="http://schemas.openxmlformats.org/drawingml/2006/picture">
+          <mc:Fallback>
             <w:pict>
-              <v:group style="width:264.850pt;height:.5pt;mso-position-horizontal-relative:char;mso-position-vertical-relative:line" id="docshapegroup44" coordorigin="0,0" coordsize="5297,10">
-                <v:line style="position:absolute" from="0,5" to="5297,5" stroked="true" strokeweight=".5pt" strokecolor="#000000">
-                  <v:stroke dashstyle="solid"/>
-                </v:line>
+              <v:group w14:anchorId="5B83D91E" id="Group 62" o:spid="_x0000_s1026" style="width:264.85pt;height:.5pt;mso-position-horizontal-relative:char;mso-position-vertical-relative:line" coordsize="33635,63" o:gfxdata="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">
+                <v:shape id="Graphic 63" o:spid="_x0000_s1027" style="position:absolute;top:31;width:33635;height:13;visibility:visible;mso-wrap-style:square;v-text-anchor:top" coordsize="3363595,1270" o:gfxdata="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" path="m,l3363341,e" filled="f" strokeweight=".5pt">
+                  <v:path arrowok="t"/>
+                </v:shape>
+                <w10:anchorlock/>
               </v:group>
             </w:pict>
           </mc:Fallback>
@@ -13175,7 +7654,7 @@
           <w:sz w:val="2"/>
         </w:rPr>
         <mc:AlternateContent>
-          <mc:Choice Requires="wps">
+          <mc:Choice Requires="wpg">
             <w:drawing>
               <wp:inline distT="0" distB="0" distL="0" distR="0" wp14:anchorId="65212955" wp14:editId="443B7D71">
                 <wp:extent cx="3020695" cy="6350"/>
@@ -13243,12 +7722,13 @@
               </wp:inline>
             </w:drawing>
           </mc:Choice>
-          <mc:Fallback xmlns:ve="http://schemas.openxmlformats.org/markup-compatibility/2006" xmlns:a="http://schemas.openxmlformats.org/drawingml/2006/main" xmlns:pic="http://schemas.openxmlformats.org/drawingml/2006/picture">
+          <mc:Fallback>
             <w:pict>
-              <v:group style="width:237.85pt;height:.5pt;mso-position-horizontal-relative:char;mso-position-vertical-relative:line" id="docshapegroup45" coordorigin="0,0" coordsize="4757,10">
-                <v:line style="position:absolute" from="0,5" to="4757,5" stroked="true" strokeweight=".5pt" strokecolor="#000000">
-                  <v:stroke dashstyle="solid"/>
-                </v:line>
+              <v:group w14:anchorId="70B71BD8" id="Group 64" o:spid="_x0000_s1026" style="width:237.85pt;height:.5pt;mso-position-horizontal-relative:char;mso-position-vertical-relative:line" coordsize="30206,63" o:gfxdata="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">
+                <v:shape id="Graphic 65" o:spid="_x0000_s1027" style="position:absolute;top:31;width:30206;height:13;visibility:visible;mso-wrap-style:square;v-text-anchor:top" coordsize="3020695,1270" o:gfxdata="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" path="m,l3020441,e" filled="f" strokeweight=".5pt">
+                  <v:path arrowok="t"/>
+                </v:shape>
+                <w10:anchorlock/>
               </v:group>
             </w:pict>
           </mc:Fallback>
@@ -13350,33 +7830,11 @@
           <w:sz w:val="20"/>
         </w:rPr>
       </w:pPr>
-      <w:proofErr w:type="gramStart"/>
-      <w:r>
-        <w:rPr>
-          <w:sz w:val="20"/>
-        </w:rPr>
-        <w:t>{{ users</w:t>
-      </w:r>
-      <w:proofErr w:type="gramEnd"/>
-      <w:r>
-        <w:rPr>
-          <w:sz w:val="20"/>
-        </w:rPr>
-        <w:t>[0].</w:t>
-      </w:r>
-      <w:proofErr w:type="spellStart"/>
-      <w:r>
-        <w:rPr>
-          <w:sz w:val="20"/>
-        </w:rPr>
-        <w:t>address.address</w:t>
-      </w:r>
-      <w:proofErr w:type="spellEnd"/>
-      <w:r>
-        <w:rPr>
-          <w:sz w:val="20"/>
-        </w:rPr>
-        <w:t xml:space="preserve"> }}</w:t>
+      <w:r>
+        <w:rPr>
+          <w:sz w:val="20"/>
+        </w:rPr>
+        <w:t>{{ users[0].address.address }}</w:t>
       </w:r>
     </w:p>
     <w:p>
@@ -13387,47 +7845,11 @@
           <w:sz w:val="20"/>
         </w:rPr>
       </w:pPr>
-      <w:proofErr w:type="gramStart"/>
-      <w:r>
-        <w:rPr>
-          <w:sz w:val="20"/>
-        </w:rPr>
-        <w:t>{{ users</w:t>
-      </w:r>
-      <w:proofErr w:type="gramEnd"/>
-      <w:r>
-        <w:rPr>
-          <w:sz w:val="20"/>
-        </w:rPr>
-        <w:t>[0].</w:t>
-      </w:r>
-      <w:proofErr w:type="spellStart"/>
-      <w:r>
-        <w:rPr>
-          <w:sz w:val="20"/>
-        </w:rPr>
-        <w:t>address.city</w:t>
-      </w:r>
-      <w:proofErr w:type="spellEnd"/>
-      <w:r>
-        <w:rPr>
-          <w:sz w:val="20"/>
-        </w:rPr>
-        <w:t xml:space="preserve"> }}, {{ users[0].</w:t>
-      </w:r>
-      <w:proofErr w:type="spellStart"/>
-      <w:r>
-        <w:rPr>
-          <w:sz w:val="20"/>
-        </w:rPr>
-        <w:t>address.state</w:t>
-      </w:r>
-      <w:proofErr w:type="spellEnd"/>
-      <w:r>
-        <w:rPr>
-          <w:sz w:val="20"/>
-        </w:rPr>
-        <w:t xml:space="preserve"> }} </w:t>
+      <w:r>
+        <w:rPr>
+          <w:sz w:val="20"/>
+        </w:rPr>
+        <w:t xml:space="preserve">{{ users[0].address.city }}, {{ users[0].address.state }} </w:t>
       </w:r>
     </w:p>
     <w:p>
@@ -13438,19 +7860,11 @@
           <w:sz w:val="20"/>
         </w:rPr>
       </w:pPr>
-      <w:proofErr w:type="gramStart"/>
-      <w:r>
-        <w:rPr>
-          <w:sz w:val="20"/>
-        </w:rPr>
-        <w:t>{{ users</w:t>
-      </w:r>
-      <w:proofErr w:type="gramEnd"/>
-      <w:r>
-        <w:rPr>
-          <w:sz w:val="20"/>
-        </w:rPr>
-        <w:t>[0].address.zip }}</w:t>
+      <w:r>
+        <w:rPr>
+          <w:sz w:val="20"/>
+        </w:rPr>
+        <w:t>{{ users[0].address.zip }}</w:t>
       </w:r>
     </w:p>
     <w:p>
@@ -13465,21 +7879,7 @@
         <w:rPr>
           <w:sz w:val="20"/>
         </w:rPr>
-        <w:t xml:space="preserve">Email: </w:t>
-      </w:r>
-      <w:proofErr w:type="gramStart"/>
-      <w:r>
-        <w:rPr>
-          <w:sz w:val="20"/>
-        </w:rPr>
-        <w:t>{{ users</w:t>
-      </w:r>
-      <w:proofErr w:type="gramEnd"/>
-      <w:r>
-        <w:rPr>
-          <w:sz w:val="20"/>
-        </w:rPr>
-        <w:t>[0].email }}</w:t>
+        <w:t>Email: {{ users[0].email }}</w:t>
       </w:r>
     </w:p>
     <w:p>
@@ -13496,7 +7896,7 @@
           <w:sz w:val="2"/>
         </w:rPr>
         <mc:AlternateContent>
-          <mc:Choice Requires="wps">
+          <mc:Choice Requires="wpg">
             <w:drawing>
               <wp:inline distT="0" distB="0" distL="0" distR="0" wp14:anchorId="3948308B" wp14:editId="217B0BD4">
                 <wp:extent cx="3363595" cy="6350"/>
@@ -13564,12 +7964,13 @@
               </wp:inline>
             </w:drawing>
           </mc:Choice>
-          <mc:Fallback xmlns:ve="http://schemas.openxmlformats.org/markup-compatibility/2006" xmlns:a="http://schemas.openxmlformats.org/drawingml/2006/main" xmlns:pic="http://schemas.openxmlformats.org/drawingml/2006/picture">
+          <mc:Fallback>
             <w:pict>
-              <v:group style="width:264.850pt;height:.5pt;mso-position-horizontal-relative:char;mso-position-vertical-relative:line" id="docshapegroup46" coordorigin="0,0" coordsize="5297,10">
-                <v:line style="position:absolute" from="0,5" to="5297,5" stroked="true" strokeweight=".5pt" strokecolor="#000000">
-                  <v:stroke dashstyle="solid"/>
-                </v:line>
+              <v:group w14:anchorId="6C1EA8FE" id="Group 66" o:spid="_x0000_s1026" style="width:264.85pt;height:.5pt;mso-position-horizontal-relative:char;mso-position-vertical-relative:line" coordsize="33635,63" o:gfxdata="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">
+                <v:shape id="Graphic 67" o:spid="_x0000_s1027" style="position:absolute;top:31;width:33635;height:13;visibility:visible;mso-wrap-style:square;v-text-anchor:top" coordsize="3363595,1270" o:gfxdata="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" path="m,l3363341,e" filled="f" strokeweight=".5pt">
+                  <v:path arrowok="t"/>
+                </v:shape>
+                <w10:anchorlock/>
               </v:group>
             </w:pict>
           </mc:Fallback>
@@ -13628,7 +8029,7 @@
       <w:rPr>
         <w:rStyle w:val="PageNumber"/>
       </w:rPr>
-      <w:id w:val="-1941287910"/>
+      <w:id w:val="-1136333138"/>
       <w:docPartObj>
         <w:docPartGallery w:val="Page Numbers (Bottom of Page)"/>
         <w:docPartUnique/>
@@ -13642,46 +8043,66 @@
           <w:rPr>
             <w:rStyle w:val="PageNumber"/>
           </w:rPr>
-          <w:pPrChange w:id="0" w:author="Lynch, Kathryn" w:date="2026-04-17T16:18:00Z" w16du:dateUtc="2026-04-17T20:18:00Z">
-            <w:pPr>
-              <w:pStyle w:val="Footer"/>
-            </w:pPr>
-          </w:pPrChange>
         </w:pPr>
-        <w:ins w:id="1" w:author="Lynch, Kathryn" w:date="2026-04-17T16:18:00Z" w16du:dateUtc="2026-04-17T20:18:00Z">
-          <w:r>
-            <w:rPr>
-              <w:rStyle w:val="PageNumber"/>
-            </w:rPr>
-            <w:fldChar w:fldCharType="begin"/>
-          </w:r>
-          <w:r>
-            <w:rPr>
-              <w:rStyle w:val="PageNumber"/>
-            </w:rPr>
-            <w:instrText xml:space="preserve"> </w:instrText>
-          </w:r>
-        </w:ins>
         <w:r>
           <w:rPr>
             <w:rStyle w:val="PageNumber"/>
           </w:rPr>
-          <w:instrText>PAGE</w:instrText>
+          <w:fldChar w:fldCharType="begin"/>
         </w:r>
-        <w:ins w:id="2" w:author="Lynch, Kathryn" w:date="2026-04-17T16:18:00Z" w16du:dateUtc="2026-04-17T20:18:00Z">
-          <w:r>
-            <w:rPr>
-              <w:rStyle w:val="PageNumber"/>
-            </w:rPr>
-            <w:instrText xml:space="preserve"> </w:instrText>
-          </w:r>
-          <w:r>
-            <w:rPr>
-              <w:rStyle w:val="PageNumber"/>
-            </w:rPr>
-            <w:fldChar w:fldCharType="end"/>
-          </w:r>
-        </w:ins>
+        <w:r>
+          <w:rPr>
+            <w:rStyle w:val="PageNumber"/>
+          </w:rPr>
+          <w:instrText xml:space="preserve"> PAGE </w:instrText>
+        </w:r>
+        <w:r>
+          <w:rPr>
+            <w:rStyle w:val="PageNumber"/>
+          </w:rPr>
+          <w:fldChar w:fldCharType="end"/>
+        </w:r>
+      </w:p>
+    </w:sdtContent>
+  </w:sdt>
+  <w:sdt>
+    <w:sdtPr>
+      <w:rPr>
+        <w:rStyle w:val="PageNumber"/>
+      </w:rPr>
+      <w:id w:val="7492858"/>
+      <w:docPartObj>
+        <w:docPartGallery w:val="Page Numbers (Bottom of Page)"/>
+        <w:docPartUnique/>
+      </w:docPartObj>
+    </w:sdtPr>
+    <w:sdtContent>
+      <w:p>
+        <w:pPr>
+          <w:pStyle w:val="Footer"/>
+          <w:framePr w:wrap="none" w:vAnchor="text" w:hAnchor="margin" w:xAlign="center" w:y="1"/>
+          <w:rPr>
+            <w:rStyle w:val="PageNumber"/>
+          </w:rPr>
+        </w:pPr>
+        <w:r>
+          <w:rPr>
+            <w:rStyle w:val="PageNumber"/>
+          </w:rPr>
+          <w:fldChar w:fldCharType="begin"/>
+        </w:r>
+        <w:r>
+          <w:rPr>
+            <w:rStyle w:val="PageNumber"/>
+          </w:rPr>
+          <w:instrText xml:space="preserve"> PAGE </w:instrText>
+        </w:r>
+        <w:r>
+          <w:rPr>
+            <w:rStyle w:val="PageNumber"/>
+          </w:rPr>
+          <w:fldChar w:fldCharType="end"/>
+        </w:r>
       </w:p>
     </w:sdtContent>
   </w:sdt>
@@ -13708,356 +8129,10 @@
         <w:noProof/>
         <w:sz w:val="20"/>
       </w:rPr>
-      <w:drawing>
-        <wp:anchor distT="0" distB="0" distL="0" distR="0" simplePos="0" relativeHeight="487429120" behindDoc="1" locked="0" layoutInCell="1" allowOverlap="1" wp14:anchorId="16F6C4D5" wp14:editId="13E9E7EA">
-          <wp:simplePos x="0" y="0"/>
-          <wp:positionH relativeFrom="page">
-            <wp:posOffset>1856697</wp:posOffset>
-          </wp:positionH>
-          <wp:positionV relativeFrom="page">
-            <wp:posOffset>9857629</wp:posOffset>
-          </wp:positionV>
-          <wp:extent cx="172873" cy="172873"/>
-          <wp:effectExtent l="0" t="0" r="0" b="0"/>
-          <wp:wrapNone/>
-          <wp:docPr id="1" name="Image 1"/>
-          <wp:cNvGraphicFramePr>
-            <a:graphicFrameLocks xmlns:a="http://schemas.openxmlformats.org/drawingml/2006/main"/>
-          </wp:cNvGraphicFramePr>
-          <a:graphic xmlns:a="http://schemas.openxmlformats.org/drawingml/2006/main">
-            <a:graphicData uri="http://schemas.openxmlformats.org/drawingml/2006/picture">
-              <pic:pic xmlns:pic="http://schemas.openxmlformats.org/drawingml/2006/picture">
-                <pic:nvPicPr>
-                  <pic:cNvPr id="1" name="Image 1"/>
-                  <pic:cNvPicPr/>
-                </pic:nvPicPr>
-                <pic:blipFill>
-                  <a:blip r:embed="rId1" cstate="print"/>
-                  <a:stretch>
-                    <a:fillRect/>
-                  </a:stretch>
-                </pic:blipFill>
-                <pic:spPr>
-                  <a:xfrm>
-                    <a:off x="0" y="0"/>
-                    <a:ext cx="172873" cy="172873"/>
-                  </a:xfrm>
-                  <a:prstGeom prst="rect">
-                    <a:avLst/>
-                  </a:prstGeom>
-                </pic:spPr>
-              </pic:pic>
-            </a:graphicData>
-          </a:graphic>
-        </wp:anchor>
-      </w:drawing>
-    </w:r>
-    <w:r>
-      <w:rPr>
-        <w:noProof/>
-        <w:sz w:val="20"/>
-      </w:rPr>
       <mc:AlternateContent>
         <mc:Choice Requires="wps">
           <w:drawing>
-            <wp:anchor distT="0" distB="0" distL="0" distR="0" simplePos="0" relativeHeight="487429632" behindDoc="1" locked="0" layoutInCell="1" allowOverlap="1" wp14:anchorId="0F72A8E5" wp14:editId="3CC6051A">
-              <wp:simplePos x="0" y="0"/>
-              <wp:positionH relativeFrom="page">
-                <wp:posOffset>3506203</wp:posOffset>
-              </wp:positionH>
-              <wp:positionV relativeFrom="page">
-                <wp:posOffset>9591888</wp:posOffset>
-              </wp:positionV>
-              <wp:extent cx="88900" cy="166370"/>
-              <wp:effectExtent l="0" t="0" r="0" b="0"/>
-              <wp:wrapNone/>
-              <wp:docPr id="2" name="Textbox 2"/>
-              <wp:cNvGraphicFramePr>
-                <a:graphicFrameLocks xmlns:a="http://schemas.openxmlformats.org/drawingml/2006/main"/>
-              </wp:cNvGraphicFramePr>
-              <a:graphic xmlns:a="http://schemas.openxmlformats.org/drawingml/2006/main">
-                <a:graphicData uri="http://schemas.microsoft.com/office/word/2010/wordprocessingShape">
-                  <wps:wsp>
-                    <wps:cNvSpPr txBox="1">
-                      <a:spLocks/>
-                    </wps:cNvSpPr>
-                    <wps:spPr>
-                      <a:xfrm>
-                        <a:off x="0" y="0"/>
-                        <a:ext cx="88900" cy="166370"/>
-                      </a:xfrm>
-                      <a:prstGeom prst="rect">
-                        <a:avLst/>
-                      </a:prstGeom>
-                    </wps:spPr>
-                    <wps:txbx>
-                      <w:txbxContent>
-                        <w:p>
-                          <w:pPr>
-                            <w:spacing w:before="11"/>
-                            <w:ind w:left="20"/>
-                            <w:rPr>
-                              <w:sz w:val="20"/>
-                            </w:rPr>
-                          </w:pPr>
-                          <w:r>
-                            <w:rPr>
-                              <w:spacing w:val="-10"/>
-                              <w:sz w:val="20"/>
-                            </w:rPr>
-                            <w:t>#</w:t>
-                          </w:r>
-                        </w:p>
-                      </w:txbxContent>
-                    </wps:txbx>
-                    <wps:bodyPr wrap="square" lIns="0" tIns="0" rIns="0" bIns="0" rtlCol="0">
-                      <a:noAutofit/>
-                    </wps:bodyPr>
-                  </wps:wsp>
-                </a:graphicData>
-              </a:graphic>
-            </wp:anchor>
-          </w:drawing>
-        </mc:Choice>
-        <mc:Fallback>
-          <w:pict>
-            <v:shapetype w14:anchorId="0F72A8E5" id="_x0000_t202" coordsize="21600,21600" o:spt="202" path="m,l,21600r21600,l21600,xe">
-              <v:stroke joinstyle="miter"/>
-              <v:path gradientshapeok="t" o:connecttype="rect"/>
-            </v:shapetype>
-            <v:shape id="Textbox 2" o:spid="_x0000_s1041" type="#_x0000_t202" style="position:absolute;margin-left:276.1pt;margin-top:755.25pt;width:7pt;height:13.1pt;z-index:-15886848;visibility:visible;mso-wrap-style:square;mso-wrap-distance-left:0;mso-wrap-distance-top:0;mso-wrap-distance-right:0;mso-wrap-distance-bottom:0;mso-position-horizontal:absolute;mso-position-horizontal-relative:page;mso-position-vertical:absolute;mso-position-vertical-relative:page;v-text-anchor:top" o:gfxdata="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" filled="f" stroked="f">
-              <v:textbox inset="0,0,0,0">
-                <w:txbxContent>
-                  <w:p>
-                    <w:pPr>
-                      <w:spacing w:before="11"/>
-                      <w:ind w:left="20"/>
-                      <w:rPr>
-                        <w:sz w:val="20"/>
-                      </w:rPr>
-                    </w:pPr>
-                    <w:r>
-                      <w:rPr>
-                        <w:spacing w:val="-10"/>
-                        <w:sz w:val="20"/>
-                      </w:rPr>
-                      <w:t>#</w:t>
-                    </w:r>
-                  </w:p>
-                </w:txbxContent>
-              </v:textbox>
-              <w10:wrap anchorx="page" anchory="page"/>
-            </v:shape>
-          </w:pict>
-        </mc:Fallback>
-      </mc:AlternateContent>
-    </w:r>
-    <w:r>
-      <w:rPr>
-        <w:noProof/>
-        <w:sz w:val="20"/>
-      </w:rPr>
-      <mc:AlternateContent>
-        <mc:Choice Requires="wps">
-          <w:drawing>
-            <wp:anchor distT="0" distB="0" distL="0" distR="0" simplePos="0" relativeHeight="487430144" behindDoc="1" locked="0" layoutInCell="1" allowOverlap="1" wp14:anchorId="13BE7ADC" wp14:editId="0D7BF72F">
-              <wp:simplePos x="0" y="0"/>
-              <wp:positionH relativeFrom="page">
-                <wp:posOffset>233895</wp:posOffset>
-              </wp:positionH>
-              <wp:positionV relativeFrom="page">
-                <wp:posOffset>9820405</wp:posOffset>
-              </wp:positionV>
-              <wp:extent cx="971550" cy="167640"/>
-              <wp:effectExtent l="0" t="0" r="0" b="0"/>
-              <wp:wrapNone/>
-              <wp:docPr id="3" name="Textbox 3"/>
-              <wp:cNvGraphicFramePr>
-                <a:graphicFrameLocks xmlns:a="http://schemas.openxmlformats.org/drawingml/2006/main"/>
-              </wp:cNvGraphicFramePr>
-              <a:graphic xmlns:a="http://schemas.openxmlformats.org/drawingml/2006/main">
-                <a:graphicData uri="http://schemas.microsoft.com/office/word/2010/wordprocessingShape">
-                  <wps:wsp>
-                    <wps:cNvSpPr txBox="1">
-                      <a:spLocks/>
-                    </wps:cNvSpPr>
-                    <wps:spPr>
-                      <a:xfrm>
-                        <a:off x="0" y="0"/>
-                        <a:ext cx="971550" cy="167640"/>
-                      </a:xfrm>
-                      <a:prstGeom prst="rect">
-                        <a:avLst/>
-                      </a:prstGeom>
-                    </wps:spPr>
-                    <wps:txbx>
-                      <w:txbxContent>
-                        <w:p>
-                          <w:pPr>
-                            <w:spacing w:before="13"/>
-                            <w:ind w:left="20"/>
-                            <w:rPr>
-                              <w:rFonts w:ascii="Arial"/>
-                              <w:sz w:val="20"/>
-                            </w:rPr>
-                          </w:pPr>
-                          <w:proofErr w:type="spellStart"/>
-                          <w:r>
-                            <w:rPr>
-                              <w:rFonts w:ascii="Arial"/>
-                              <w:sz w:val="20"/>
-                            </w:rPr>
-                            <w:t>APC001</w:t>
-                          </w:r>
-                          <w:proofErr w:type="spellEnd"/>
-                          <w:r>
-                            <w:rPr>
-                              <w:rFonts w:ascii="Arial"/>
-                              <w:spacing w:val="-5"/>
-                              <w:sz w:val="20"/>
-                            </w:rPr>
-                            <w:t xml:space="preserve"> </w:t>
-                          </w:r>
-                          <w:r>
-                            <w:rPr>
-                              <w:rFonts w:ascii="Arial"/>
-                              <w:spacing w:val="-2"/>
-                              <w:sz w:val="20"/>
-                            </w:rPr>
-                            <w:t>(4/1/26)</w:t>
-                          </w:r>
-                        </w:p>
-                      </w:txbxContent>
-                    </wps:txbx>
-                    <wps:bodyPr wrap="square" lIns="0" tIns="0" rIns="0" bIns="0" rtlCol="0">
-                      <a:noAutofit/>
-                    </wps:bodyPr>
-                  </wps:wsp>
-                </a:graphicData>
-              </a:graphic>
-            </wp:anchor>
-          </w:drawing>
-        </mc:Choice>
-        <mc:Fallback>
-          <w:pict>
-            <v:shape w14:anchorId="13BE7ADC" id="Textbox 3" o:spid="_x0000_s1042" type="#_x0000_t202" style="position:absolute;margin-left:18.4pt;margin-top:773.25pt;width:76.5pt;height:13.2pt;z-index:-15886336;visibility:visible;mso-wrap-style:square;mso-wrap-distance-left:0;mso-wrap-distance-top:0;mso-wrap-distance-right:0;mso-wrap-distance-bottom:0;mso-position-horizontal:absolute;mso-position-horizontal-relative:page;mso-position-vertical:absolute;mso-position-vertical-relative:page;v-text-anchor:top" o:gfxdata="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" filled="f" stroked="f">
-              <v:textbox inset="0,0,0,0">
-                <w:txbxContent>
-                  <w:p>
-                    <w:pPr>
-                      <w:spacing w:before="13"/>
-                      <w:ind w:left="20"/>
-                      <w:rPr>
-                        <w:rFonts w:ascii="Arial"/>
-                        <w:sz w:val="20"/>
-                      </w:rPr>
-                    </w:pPr>
-                    <w:proofErr w:type="spellStart"/>
-                    <w:r>
-                      <w:rPr>
-                        <w:rFonts w:ascii="Arial"/>
-                        <w:sz w:val="20"/>
-                      </w:rPr>
-                      <w:t>APC001</w:t>
-                    </w:r>
-                    <w:proofErr w:type="spellEnd"/>
-                    <w:r>
-                      <w:rPr>
-                        <w:rFonts w:ascii="Arial"/>
-                        <w:spacing w:val="-5"/>
-                        <w:sz w:val="20"/>
-                      </w:rPr>
-                      <w:t xml:space="preserve"> </w:t>
-                    </w:r>
-                    <w:r>
-                      <w:rPr>
-                        <w:rFonts w:ascii="Arial"/>
-                        <w:spacing w:val="-2"/>
-                        <w:sz w:val="20"/>
-                      </w:rPr>
-                      <w:t>(4/1/26)</w:t>
-                    </w:r>
-                  </w:p>
-                </w:txbxContent>
-              </v:textbox>
-              <w10:wrap anchorx="page" anchory="page"/>
-            </v:shape>
-          </w:pict>
-        </mc:Fallback>
-      </mc:AlternateContent>
-    </w:r>
-  </w:p>
-</w:ftr>
-</file>
-
-<file path=word/footer3.xml><?xml version="1.0" encoding="utf-8"?>
-<w:ftr xmlns:wpc="http://schemas.microsoft.com/office/word/2010/wordprocessingCanvas" xmlns:cx="http://schemas.microsoft.com/office/drawing/2014/chartex" xmlns:cx1="http://schemas.microsoft.com/office/drawing/2015/9/8/chartex" xmlns:cx2="http://schemas.microsoft.com/office/drawing/2015/10/21/chartex" xmlns:cx3="http://schemas.microsoft.com/office/drawing/2016/5/9/chartex" xmlns:cx4="http://schemas.microsoft.com/office/drawing/2016/5/10/chartex" xmlns:cx5="http://schemas.microsoft.com/office/drawing/2016/5/11/chartex" xmlns:cx6="http://schemas.microsoft.com/office/drawing/2016/5/12/chartex" xmlns:cx7="http://schemas.microsoft.com/office/drawing/2016/5/13/chartex" xmlns:cx8="http://schemas.microsoft.com/office/drawing/2016/5/14/chartex" xmlns:mc="http://schemas.openxmlformats.org/markup-compatibility/2006" xmlns:aink="http://schemas.microsoft.com/office/drawing/2016/ink" xmlns:am3d="http://schemas.microsoft.com/office/drawing/2017/model3d" xmlns:o="urn:schemas-microsoft-com:office:office" xmlns:oel="http://schemas.microsoft.com/office/2019/extlst" xmlns:r="http://schemas.openxmlformats.org/officeDocument/2006/relationships" xmlns:m="http://schemas.openxmlformats.org/officeDocument/2006/math" xmlns:v="urn:schemas-microsoft-com:vml" xmlns:wp14="http://schemas.microsoft.com/office/word/2010/wordprocessingDrawing" xmlns:wp="http://schemas.openxmlformats.org/drawingml/2006/wordprocessingDrawing" xmlns:w10="urn:schemas-microsoft-com:office:word" xmlns:w="http://schemas.openxmlformats.org/wordprocessingml/2006/main" xmlns:w14="http://schemas.microsoft.com/office/word/2010/wordml" xmlns:w15="http://schemas.microsoft.com/office/word/2012/wordml" xmlns:w16cex="http://schemas.microsoft.com/office/word/2018/wordml/cex" xmlns:w16cid="http://schemas.microsoft.com/office/word/2016/wordml/cid" xmlns:w16="http://schemas.microsoft.com/office/word/2018/wordml" xmlns:w16du="http://schemas.microsoft.com/office/word/2023/wordml/word16du" xmlns:w16sdtdh="http://schemas.microsoft.com/office/word/2020/wordml/sdtdatahash" xmlns:w16se="http://schemas.microsoft.com/office/word/2015/wordml/symex" xmlns:wpg="http://schemas.microsoft.com/office/word/2010/wordprocessingGroup" xmlns:wpi="http://schemas.microsoft.com/office/word/2010/wordprocessingInk" xmlns:wne="http://schemas.microsoft.com/office/word/2006/wordml" xmlns:wps="http://schemas.microsoft.com/office/word/2010/wordprocessingShape" mc:Ignorable="w14 w15 w16se w16cid w16 w16cex w16sdtdh w16du wp14">
-  <w:p>
-    <w:pPr>
-      <w:pStyle w:val="BodyText"/>
-      <w:spacing w:line="14" w:lineRule="auto"/>
-      <w:rPr>
-        <w:sz w:val="20"/>
-      </w:rPr>
-    </w:pPr>
-    <w:r>
-      <w:rPr>
-        <w:noProof/>
-        <w:sz w:val="20"/>
-      </w:rPr>
-      <w:drawing>
-        <wp:anchor distT="0" distB="0" distL="0" distR="0" simplePos="0" relativeHeight="487430656" behindDoc="1" locked="0" layoutInCell="1" allowOverlap="1" wp14:anchorId="67C66E75" wp14:editId="42887B09">
-          <wp:simplePos x="0" y="0"/>
-          <wp:positionH relativeFrom="page">
-            <wp:posOffset>1856697</wp:posOffset>
-          </wp:positionH>
-          <wp:positionV relativeFrom="page">
-            <wp:posOffset>9857629</wp:posOffset>
-          </wp:positionV>
-          <wp:extent cx="172873" cy="172873"/>
-          <wp:effectExtent l="0" t="0" r="0" b="0"/>
-          <wp:wrapNone/>
-          <wp:docPr id="4" name="Image 4"/>
-          <wp:cNvGraphicFramePr>
-            <a:graphicFrameLocks xmlns:a="http://schemas.openxmlformats.org/drawingml/2006/main"/>
-          </wp:cNvGraphicFramePr>
-          <a:graphic xmlns:a="http://schemas.openxmlformats.org/drawingml/2006/main">
-            <a:graphicData uri="http://schemas.openxmlformats.org/drawingml/2006/picture">
-              <pic:pic xmlns:pic="http://schemas.openxmlformats.org/drawingml/2006/picture">
-                <pic:nvPicPr>
-                  <pic:cNvPr id="4" name="Image 4"/>
-                  <pic:cNvPicPr/>
-                </pic:nvPicPr>
-                <pic:blipFill>
-                  <a:blip r:embed="rId1" cstate="print"/>
-                  <a:stretch>
-                    <a:fillRect/>
-                  </a:stretch>
-                </pic:blipFill>
-                <pic:spPr>
-                  <a:xfrm>
-                    <a:off x="0" y="0"/>
-                    <a:ext cx="172873" cy="172873"/>
-                  </a:xfrm>
-                  <a:prstGeom prst="rect">
-                    <a:avLst/>
-                  </a:prstGeom>
-                </pic:spPr>
-              </pic:pic>
-            </a:graphicData>
-          </a:graphic>
-        </wp:anchor>
-      </w:drawing>
-    </w:r>
-    <w:r>
-      <w:rPr>
-        <w:noProof/>
-        <w:sz w:val="20"/>
-      </w:rPr>
-      <mc:AlternateContent>
-        <mc:Choice Requires="wps">
-          <w:drawing>
-            <wp:anchor distT="0" distB="0" distL="0" distR="0" simplePos="0" relativeHeight="487431168" behindDoc="1" locked="0" layoutInCell="1" allowOverlap="1" wp14:anchorId="08E4DDC4" wp14:editId="4F1C6558">
+            <wp:anchor distT="0" distB="0" distL="0" distR="0" simplePos="0" relativeHeight="487431168" behindDoc="1" locked="0" layoutInCell="1" allowOverlap="1" wp14:anchorId="08E4DDC4" wp14:editId="6A53A821">
               <wp:simplePos x="0" y="0"/>
               <wp:positionH relativeFrom="page">
                 <wp:posOffset>233895</wp:posOffset>
@@ -14141,7 +8216,7 @@
               <v:stroke joinstyle="miter"/>
               <v:path gradientshapeok="t" o:connecttype="rect"/>
             </v:shapetype>
-            <v:shape id="Textbox 5" o:spid="_x0000_s1043" type="#_x0000_t202" style="position:absolute;margin-left:18.4pt;margin-top:773.25pt;width:76.5pt;height:13.2pt;z-index:-15885312;visibility:visible;mso-wrap-style:square;mso-wrap-distance-left:0;mso-wrap-distance-top:0;mso-wrap-distance-right:0;mso-wrap-distance-bottom:0;mso-position-horizontal:absolute;mso-position-horizontal-relative:page;mso-position-vertical:absolute;mso-position-vertical-relative:page;v-text-anchor:top" o:gfxdata="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" filled="f" stroked="f">
+            <v:shape id="Textbox 5" o:spid="_x0000_s1042" type="#_x0000_t202" style="position:absolute;margin-left:18.4pt;margin-top:773.25pt;width:76.5pt;height:13.2pt;z-index:-15885312;visibility:visible;mso-wrap-style:square;mso-wrap-distance-left:0;mso-wrap-distance-top:0;mso-wrap-distance-right:0;mso-wrap-distance-bottom:0;mso-position-horizontal:absolute;mso-position-horizontal-relative:page;mso-position-vertical:absolute;mso-position-vertical-relative:page;v-text-anchor:top" o:gfxdata="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" filled="f" stroked="f">
               <v:textbox inset="0,0,0,0">
                 <w:txbxContent>
                   <w:p>
@@ -14191,85 +8266,18 @@
 </w:ftr>
 </file>
 
+<file path=word/footer3.xml><?xml version="1.0" encoding="utf-8"?>
+<w:ftr xmlns:wpc="http://schemas.microsoft.com/office/word/2010/wordprocessingCanvas" xmlns:cx="http://schemas.microsoft.com/office/drawing/2014/chartex" xmlns:cx1="http://schemas.microsoft.com/office/drawing/2015/9/8/chartex" xmlns:cx2="http://schemas.microsoft.com/office/drawing/2015/10/21/chartex" xmlns:cx3="http://schemas.microsoft.com/office/drawing/2016/5/9/chartex" xmlns:cx4="http://schemas.microsoft.com/office/drawing/2016/5/10/chartex" xmlns:cx5="http://schemas.microsoft.com/office/drawing/2016/5/11/chartex" xmlns:cx6="http://schemas.microsoft.com/office/drawing/2016/5/12/chartex" xmlns:cx7="http://schemas.microsoft.com/office/drawing/2016/5/13/chartex" xmlns:cx8="http://schemas.microsoft.com/office/drawing/2016/5/14/chartex" xmlns:mc="http://schemas.openxmlformats.org/markup-compatibility/2006" xmlns:aink="http://schemas.microsoft.com/office/drawing/2016/ink" xmlns:am3d="http://schemas.microsoft.com/office/drawing/2017/model3d" xmlns:o="urn:schemas-microsoft-com:office:office" xmlns:oel="http://schemas.microsoft.com/office/2019/extlst" xmlns:r="http://schemas.openxmlformats.org/officeDocument/2006/relationships" xmlns:m="http://schemas.openxmlformats.org/officeDocument/2006/math" xmlns:v="urn:schemas-microsoft-com:vml" xmlns:wp14="http://schemas.microsoft.com/office/word/2010/wordprocessingDrawing" xmlns:wp="http://schemas.openxmlformats.org/drawingml/2006/wordprocessingDrawing" xmlns:w10="urn:schemas-microsoft-com:office:word" xmlns:w="http://schemas.openxmlformats.org/wordprocessingml/2006/main" xmlns:w14="http://schemas.microsoft.com/office/word/2010/wordml" xmlns:w15="http://schemas.microsoft.com/office/word/2012/wordml" xmlns:w16cex="http://schemas.microsoft.com/office/word/2018/wordml/cex" xmlns:w16cid="http://schemas.microsoft.com/office/word/2016/wordml/cid" xmlns:w16="http://schemas.microsoft.com/office/word/2018/wordml" xmlns:w16du="http://schemas.microsoft.com/office/word/2023/wordml/word16du" xmlns:w16sdtdh="http://schemas.microsoft.com/office/word/2020/wordml/sdtdatahash" xmlns:w16se="http://schemas.microsoft.com/office/word/2015/wordml/symex" xmlns:wpg="http://schemas.microsoft.com/office/word/2010/wordprocessingGroup" xmlns:wpi="http://schemas.microsoft.com/office/word/2010/wordprocessingInk" xmlns:wne="http://schemas.microsoft.com/office/word/2006/wordml" xmlns:wps="http://schemas.microsoft.com/office/word/2010/wordprocessingShape" mc:Ignorable="w14 w15 w16se w16cid w16 w16cex w16sdtdh w16du wp14">
+  <w:p>
+    <w:pPr>
+      <w:pStyle w:val="Footer"/>
+    </w:pPr>
+  </w:p>
+</w:ftr>
+</file>
+
 <file path=word/footer4.xml><?xml version="1.0" encoding="utf-8"?>
 <w:ftr xmlns:wpc="http://schemas.microsoft.com/office/word/2010/wordprocessingCanvas" xmlns:cx="http://schemas.microsoft.com/office/drawing/2014/chartex" xmlns:cx1="http://schemas.microsoft.com/office/drawing/2015/9/8/chartex" xmlns:cx2="http://schemas.microsoft.com/office/drawing/2015/10/21/chartex" xmlns:cx3="http://schemas.microsoft.com/office/drawing/2016/5/9/chartex" xmlns:cx4="http://schemas.microsoft.com/office/drawing/2016/5/10/chartex" xmlns:cx5="http://schemas.microsoft.com/office/drawing/2016/5/11/chartex" xmlns:cx6="http://schemas.microsoft.com/office/drawing/2016/5/12/chartex" xmlns:cx7="http://schemas.microsoft.com/office/drawing/2016/5/13/chartex" xmlns:cx8="http://schemas.microsoft.com/office/drawing/2016/5/14/chartex" xmlns:mc="http://schemas.openxmlformats.org/markup-compatibility/2006" xmlns:aink="http://schemas.microsoft.com/office/drawing/2016/ink" xmlns:am3d="http://schemas.microsoft.com/office/drawing/2017/model3d" xmlns:o="urn:schemas-microsoft-com:office:office" xmlns:oel="http://schemas.microsoft.com/office/2019/extlst" xmlns:r="http://schemas.openxmlformats.org/officeDocument/2006/relationships" xmlns:m="http://schemas.openxmlformats.org/officeDocument/2006/math" xmlns:v="urn:schemas-microsoft-com:vml" xmlns:wp14="http://schemas.microsoft.com/office/word/2010/wordprocessingDrawing" xmlns:wp="http://schemas.openxmlformats.org/drawingml/2006/wordprocessingDrawing" xmlns:w10="urn:schemas-microsoft-com:office:word" xmlns:w="http://schemas.openxmlformats.org/wordprocessingml/2006/main" xmlns:w14="http://schemas.microsoft.com/office/word/2010/wordml" xmlns:w15="http://schemas.microsoft.com/office/word/2012/wordml" xmlns:w16cex="http://schemas.microsoft.com/office/word/2018/wordml/cex" xmlns:w16cid="http://schemas.microsoft.com/office/word/2016/wordml/cid" xmlns:w16="http://schemas.microsoft.com/office/word/2018/wordml" xmlns:w16du="http://schemas.microsoft.com/office/word/2023/wordml/word16du" xmlns:w16sdtdh="http://schemas.microsoft.com/office/word/2020/wordml/sdtdatahash" xmlns:w16se="http://schemas.microsoft.com/office/word/2015/wordml/symex" xmlns:wpg="http://schemas.microsoft.com/office/word/2010/wordprocessingGroup" xmlns:wpi="http://schemas.microsoft.com/office/word/2010/wordprocessingInk" xmlns:wne="http://schemas.microsoft.com/office/word/2006/wordml" xmlns:wps="http://schemas.microsoft.com/office/word/2010/wordprocessingShape" mc:Ignorable="w14 w15 w16se w16cid w16 w16cex w16sdtdh w16du wp14">
-  <w:sdt>
-    <w:sdtPr>
-      <w:rPr>
-        <w:rStyle w:val="PageNumber"/>
-      </w:rPr>
-      <w:id w:val="-830759960"/>
-      <w:docPartObj>
-        <w:docPartGallery w:val="Page Numbers (Bottom of Page)"/>
-        <w:docPartUnique/>
-      </w:docPartObj>
-    </w:sdtPr>
-    <w:sdtContent>
-      <w:p>
-        <w:pPr>
-          <w:pStyle w:val="Footer"/>
-          <w:framePr w:wrap="none" w:vAnchor="text" w:hAnchor="margin" w:xAlign="center" w:y="1"/>
-          <w:rPr>
-            <w:rStyle w:val="PageNumber"/>
-          </w:rPr>
-          <w:pPrChange w:id="3" w:author="Lynch, Kathryn" w:date="2026-04-17T16:18:00Z" w16du:dateUtc="2026-04-17T20:18:00Z">
-            <w:pPr>
-              <w:pStyle w:val="Footer"/>
-            </w:pPr>
-          </w:pPrChange>
-        </w:pPr>
-        <w:ins w:id="4" w:author="Lynch, Kathryn" w:date="2026-04-17T16:18:00Z" w16du:dateUtc="2026-04-17T20:18:00Z">
-          <w:r>
-            <w:rPr>
-              <w:rStyle w:val="PageNumber"/>
-            </w:rPr>
-            <w:fldChar w:fldCharType="begin"/>
-          </w:r>
-          <w:r>
-            <w:rPr>
-              <w:rStyle w:val="PageNumber"/>
-            </w:rPr>
-            <w:instrText xml:space="preserve"> </w:instrText>
-          </w:r>
-        </w:ins>
-        <w:r>
-          <w:rPr>
-            <w:rStyle w:val="PageNumber"/>
-          </w:rPr>
-          <w:instrText>PAGE</w:instrText>
-        </w:r>
-        <w:ins w:id="5" w:author="Lynch, Kathryn" w:date="2026-04-17T16:18:00Z" w16du:dateUtc="2026-04-17T20:18:00Z">
-          <w:r>
-            <w:rPr>
-              <w:rStyle w:val="PageNumber"/>
-            </w:rPr>
-            <w:instrText xml:space="preserve"> </w:instrText>
-          </w:r>
-        </w:ins>
-        <w:r>
-          <w:rPr>
-            <w:rStyle w:val="PageNumber"/>
-          </w:rPr>
-          <w:fldChar w:fldCharType="separate"/>
-        </w:r>
-        <w:r>
-          <w:rPr>
-            <w:rStyle w:val="PageNumber"/>
-            <w:noProof/>
-          </w:rPr>
-          <w:t>5</w:t>
-        </w:r>
-        <w:ins w:id="6" w:author="Lynch, Kathryn" w:date="2026-04-17T16:18:00Z" w16du:dateUtc="2026-04-17T20:18:00Z">
-          <w:r>
-            <w:rPr>
-              <w:rStyle w:val="PageNumber"/>
-            </w:rPr>
-            <w:fldChar w:fldCharType="end"/>
-          </w:r>
-        </w:ins>
-      </w:p>
-    </w:sdtContent>
-  </w:sdt>
   <w:p>
     <w:pPr>
       <w:pStyle w:val="BodyText"/>
@@ -14283,59 +8291,10 @@
         <w:noProof/>
         <w:sz w:val="20"/>
       </w:rPr>
-      <w:drawing>
-        <wp:anchor distT="0" distB="0" distL="0" distR="0" simplePos="0" relativeHeight="487431680" behindDoc="1" locked="0" layoutInCell="1" allowOverlap="1" wp14:anchorId="0F68C334" wp14:editId="41155A63">
-          <wp:simplePos x="0" y="0"/>
-          <wp:positionH relativeFrom="page">
-            <wp:posOffset>1856697</wp:posOffset>
-          </wp:positionH>
-          <wp:positionV relativeFrom="page">
-            <wp:posOffset>9857629</wp:posOffset>
-          </wp:positionV>
-          <wp:extent cx="172873" cy="172873"/>
-          <wp:effectExtent l="0" t="0" r="0" b="0"/>
-          <wp:wrapNone/>
-          <wp:docPr id="29" name="Image 29"/>
-          <wp:cNvGraphicFramePr>
-            <a:graphicFrameLocks xmlns:a="http://schemas.openxmlformats.org/drawingml/2006/main"/>
-          </wp:cNvGraphicFramePr>
-          <a:graphic xmlns:a="http://schemas.openxmlformats.org/drawingml/2006/main">
-            <a:graphicData uri="http://schemas.openxmlformats.org/drawingml/2006/picture">
-              <pic:pic xmlns:pic="http://schemas.openxmlformats.org/drawingml/2006/picture">
-                <pic:nvPicPr>
-                  <pic:cNvPr id="29" name="Image 29"/>
-                  <pic:cNvPicPr/>
-                </pic:nvPicPr>
-                <pic:blipFill>
-                  <a:blip r:embed="rId1" cstate="print"/>
-                  <a:stretch>
-                    <a:fillRect/>
-                  </a:stretch>
-                </pic:blipFill>
-                <pic:spPr>
-                  <a:xfrm>
-                    <a:off x="0" y="0"/>
-                    <a:ext cx="172873" cy="172873"/>
-                  </a:xfrm>
-                  <a:prstGeom prst="rect">
-                    <a:avLst/>
-                  </a:prstGeom>
-                </pic:spPr>
-              </pic:pic>
-            </a:graphicData>
-          </a:graphic>
-        </wp:anchor>
-      </w:drawing>
-    </w:r>
-    <w:r>
-      <w:rPr>
-        <w:noProof/>
-        <w:sz w:val="20"/>
-      </w:rPr>
       <mc:AlternateContent>
         <mc:Choice Requires="wps">
           <w:drawing>
-            <wp:anchor distT="0" distB="0" distL="0" distR="0" simplePos="0" relativeHeight="487432704" behindDoc="1" locked="0" layoutInCell="1" allowOverlap="1" wp14:anchorId="67BC5405" wp14:editId="5080B16B">
+            <wp:anchor distT="0" distB="0" distL="0" distR="0" simplePos="0" relativeHeight="487432704" behindDoc="1" locked="0" layoutInCell="1" allowOverlap="1" wp14:anchorId="67BC5405" wp14:editId="42BF7F0E">
               <wp:simplePos x="0" y="0"/>
               <wp:positionH relativeFrom="page">
                 <wp:posOffset>233895</wp:posOffset>
@@ -14419,7 +8378,7 @@
               <v:stroke joinstyle="miter"/>
               <v:path gradientshapeok="t" o:connecttype="rect"/>
             </v:shapetype>
-            <v:shape id="Textbox 31" o:spid="_x0000_s1044" type="#_x0000_t202" style="position:absolute;margin-left:18.4pt;margin-top:773.25pt;width:76.5pt;height:13.2pt;z-index:-15883776;visibility:visible;mso-wrap-style:square;mso-wrap-distance-left:0;mso-wrap-distance-top:0;mso-wrap-distance-right:0;mso-wrap-distance-bottom:0;mso-position-horizontal:absolute;mso-position-horizontal-relative:page;mso-position-vertical:absolute;mso-position-vertical-relative:page;v-text-anchor:top" o:gfxdata="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" filled="f" stroked="f">
+            <v:shape id="Textbox 31" o:spid="_x0000_s1043" type="#_x0000_t202" style="position:absolute;margin-left:18.4pt;margin-top:773.25pt;width:76.5pt;height:13.2pt;z-index:-15883776;visibility:visible;mso-wrap-style:square;mso-wrap-distance-left:0;mso-wrap-distance-top:0;mso-wrap-distance-right:0;mso-wrap-distance-bottom:0;mso-position-horizontal:absolute;mso-position-horizontal-relative:page;mso-position-vertical:absolute;mso-position-vertical-relative:page;v-text-anchor:top" o:gfxdata="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" filled="f" stroked="f">
               <v:textbox inset="0,0,0,0">
                 <w:txbxContent>
                   <w:p>
@@ -14488,6 +8447,36 @@
 </w:footnotes>
 </file>
 
+<file path=word/header1.xml><?xml version="1.0" encoding="utf-8"?>
+<w:hdr xmlns:wpc="http://schemas.microsoft.com/office/word/2010/wordprocessingCanvas" xmlns:cx="http://schemas.microsoft.com/office/drawing/2014/chartex" xmlns:cx1="http://schemas.microsoft.com/office/drawing/2015/9/8/chartex" xmlns:cx2="http://schemas.microsoft.com/office/drawing/2015/10/21/chartex" xmlns:cx3="http://schemas.microsoft.com/office/drawing/2016/5/9/chartex" xmlns:cx4="http://schemas.microsoft.com/office/drawing/2016/5/10/chartex" xmlns:cx5="http://schemas.microsoft.com/office/drawing/2016/5/11/chartex" xmlns:cx6="http://schemas.microsoft.com/office/drawing/2016/5/12/chartex" xmlns:cx7="http://schemas.microsoft.com/office/drawing/2016/5/13/chartex" xmlns:cx8="http://schemas.microsoft.com/office/drawing/2016/5/14/chartex" xmlns:mc="http://schemas.openxmlformats.org/markup-compatibility/2006" xmlns:aink="http://schemas.microsoft.com/office/drawing/2016/ink" xmlns:am3d="http://schemas.microsoft.com/office/drawing/2017/model3d" xmlns:o="urn:schemas-microsoft-com:office:office" xmlns:oel="http://schemas.microsoft.com/office/2019/extlst" xmlns:r="http://schemas.openxmlformats.org/officeDocument/2006/relationships" xmlns:m="http://schemas.openxmlformats.org/officeDocument/2006/math" xmlns:v="urn:schemas-microsoft-com:vml" xmlns:wp14="http://schemas.microsoft.com/office/word/2010/wordprocessingDrawing" xmlns:wp="http://schemas.openxmlformats.org/drawingml/2006/wordprocessingDrawing" xmlns:w10="urn:schemas-microsoft-com:office:word" xmlns:w="http://schemas.openxmlformats.org/wordprocessingml/2006/main" xmlns:w14="http://schemas.microsoft.com/office/word/2010/wordml" xmlns:w15="http://schemas.microsoft.com/office/word/2012/wordml" xmlns:w16cex="http://schemas.microsoft.com/office/word/2018/wordml/cex" xmlns:w16cid="http://schemas.microsoft.com/office/word/2016/wordml/cid" xmlns:w16="http://schemas.microsoft.com/office/word/2018/wordml" xmlns:w16du="http://schemas.microsoft.com/office/word/2023/wordml/word16du" xmlns:w16sdtdh="http://schemas.microsoft.com/office/word/2020/wordml/sdtdatahash" xmlns:w16se="http://schemas.microsoft.com/office/word/2015/wordml/symex" xmlns:wpg="http://schemas.microsoft.com/office/word/2010/wordprocessingGroup" xmlns:wpi="http://schemas.microsoft.com/office/word/2010/wordprocessingInk" xmlns:wne="http://schemas.microsoft.com/office/word/2006/wordml" xmlns:wps="http://schemas.microsoft.com/office/word/2010/wordprocessingShape" mc:Ignorable="w14 w15 w16se w16cid w16 w16cex w16sdtdh w16du wp14">
+  <w:p>
+    <w:pPr>
+      <w:pStyle w:val="Header"/>
+    </w:pPr>
+  </w:p>
+</w:hdr>
+</file>
+
+<file path=word/header2.xml><?xml version="1.0" encoding="utf-8"?>
+<w:hdr xmlns:wpc="http://schemas.microsoft.com/office/word/2010/wordprocessingCanvas" xmlns:cx="http://schemas.microsoft.com/office/drawing/2014/chartex" xmlns:cx1="http://schemas.microsoft.com/office/drawing/2015/9/8/chartex" xmlns:cx2="http://schemas.microsoft.com/office/drawing/2015/10/21/chartex" xmlns:cx3="http://schemas.microsoft.com/office/drawing/2016/5/9/chartex" xmlns:cx4="http://schemas.microsoft.com/office/drawing/2016/5/10/chartex" xmlns:cx5="http://schemas.microsoft.com/office/drawing/2016/5/11/chartex" xmlns:cx6="http://schemas.microsoft.com/office/drawing/2016/5/12/chartex" xmlns:cx7="http://schemas.microsoft.com/office/drawing/2016/5/13/chartex" xmlns:cx8="http://schemas.microsoft.com/office/drawing/2016/5/14/chartex" xmlns:mc="http://schemas.openxmlformats.org/markup-compatibility/2006" xmlns:aink="http://schemas.microsoft.com/office/drawing/2016/ink" xmlns:am3d="http://schemas.microsoft.com/office/drawing/2017/model3d" xmlns:o="urn:schemas-microsoft-com:office:office" xmlns:oel="http://schemas.microsoft.com/office/2019/extlst" xmlns:r="http://schemas.openxmlformats.org/officeDocument/2006/relationships" xmlns:m="http://schemas.openxmlformats.org/officeDocument/2006/math" xmlns:v="urn:schemas-microsoft-com:vml" xmlns:wp14="http://schemas.microsoft.com/office/word/2010/wordprocessingDrawing" xmlns:wp="http://schemas.openxmlformats.org/drawingml/2006/wordprocessingDrawing" xmlns:w10="urn:schemas-microsoft-com:office:word" xmlns:w="http://schemas.openxmlformats.org/wordprocessingml/2006/main" xmlns:w14="http://schemas.microsoft.com/office/word/2010/wordml" xmlns:w15="http://schemas.microsoft.com/office/word/2012/wordml" xmlns:w16cex="http://schemas.microsoft.com/office/word/2018/wordml/cex" xmlns:w16cid="http://schemas.microsoft.com/office/word/2016/wordml/cid" xmlns:w16="http://schemas.microsoft.com/office/word/2018/wordml" xmlns:w16du="http://schemas.microsoft.com/office/word/2023/wordml/word16du" xmlns:w16sdtdh="http://schemas.microsoft.com/office/word/2020/wordml/sdtdatahash" xmlns:w16se="http://schemas.microsoft.com/office/word/2015/wordml/symex" xmlns:wpg="http://schemas.microsoft.com/office/word/2010/wordprocessingGroup" xmlns:wpi="http://schemas.microsoft.com/office/word/2010/wordprocessingInk" xmlns:wne="http://schemas.microsoft.com/office/word/2006/wordml" xmlns:wps="http://schemas.microsoft.com/office/word/2010/wordprocessingShape" mc:Ignorable="w14 w15 w16se w16cid w16 w16cex w16sdtdh w16du wp14">
+  <w:p>
+    <w:pPr>
+      <w:pStyle w:val="Header"/>
+    </w:pPr>
+  </w:p>
+</w:hdr>
+</file>
+
+<file path=word/header3.xml><?xml version="1.0" encoding="utf-8"?>
+<w:hdr xmlns:wpc="http://schemas.microsoft.com/office/word/2010/wordprocessingCanvas" xmlns:cx="http://schemas.microsoft.com/office/drawing/2014/chartex" xmlns:cx1="http://schemas.microsoft.com/office/drawing/2015/9/8/chartex" xmlns:cx2="http://schemas.microsoft.com/office/drawing/2015/10/21/chartex" xmlns:cx3="http://schemas.microsoft.com/office/drawing/2016/5/9/chartex" xmlns:cx4="http://schemas.microsoft.com/office/drawing/2016/5/10/chartex" xmlns:cx5="http://schemas.microsoft.com/office/drawing/2016/5/11/chartex" xmlns:cx6="http://schemas.microsoft.com/office/drawing/2016/5/12/chartex" xmlns:cx7="http://schemas.microsoft.com/office/drawing/2016/5/13/chartex" xmlns:cx8="http://schemas.microsoft.com/office/drawing/2016/5/14/chartex" xmlns:mc="http://schemas.openxmlformats.org/markup-compatibility/2006" xmlns:aink="http://schemas.microsoft.com/office/drawing/2016/ink" xmlns:am3d="http://schemas.microsoft.com/office/drawing/2017/model3d" xmlns:o="urn:schemas-microsoft-com:office:office" xmlns:oel="http://schemas.microsoft.com/office/2019/extlst" xmlns:r="http://schemas.openxmlformats.org/officeDocument/2006/relationships" xmlns:m="http://schemas.openxmlformats.org/officeDocument/2006/math" xmlns:v="urn:schemas-microsoft-com:vml" xmlns:wp14="http://schemas.microsoft.com/office/word/2010/wordprocessingDrawing" xmlns:wp="http://schemas.openxmlformats.org/drawingml/2006/wordprocessingDrawing" xmlns:w10="urn:schemas-microsoft-com:office:word" xmlns:w="http://schemas.openxmlformats.org/wordprocessingml/2006/main" xmlns:w14="http://schemas.microsoft.com/office/word/2010/wordml" xmlns:w15="http://schemas.microsoft.com/office/word/2012/wordml" xmlns:w16cex="http://schemas.microsoft.com/office/word/2018/wordml/cex" xmlns:w16cid="http://schemas.microsoft.com/office/word/2016/wordml/cid" xmlns:w16="http://schemas.microsoft.com/office/word/2018/wordml" xmlns:w16du="http://schemas.microsoft.com/office/word/2023/wordml/word16du" xmlns:w16sdtdh="http://schemas.microsoft.com/office/word/2020/wordml/sdtdatahash" xmlns:w16se="http://schemas.microsoft.com/office/word/2015/wordml/symex" xmlns:wpg="http://schemas.microsoft.com/office/word/2010/wordprocessingGroup" xmlns:wpi="http://schemas.microsoft.com/office/word/2010/wordprocessingInk" xmlns:wne="http://schemas.microsoft.com/office/word/2006/wordml" xmlns:wps="http://schemas.microsoft.com/office/word/2010/wordprocessingShape" mc:Ignorable="w14 w15 w16se w16cid w16 w16cex w16sdtdh w16du wp14">
+  <w:p>
+    <w:pPr>
+      <w:pStyle w:val="Header"/>
+    </w:pPr>
+  </w:p>
+</w:hdr>
+</file>
+
 <file path=word/numbering.xml><?xml version="1.0" encoding="utf-8"?>
 <w:numbering xmlns:wpc="http://schemas.microsoft.com/office/word/2010/wordprocessingCanvas" xmlns:cx="http://schemas.microsoft.com/office/drawing/2014/chartex" xmlns:cx1="http://schemas.microsoft.com/office/drawing/2015/9/8/chartex" xmlns:cx2="http://schemas.microsoft.com/office/drawing/2015/10/21/chartex" xmlns:cx3="http://schemas.microsoft.com/office/drawing/2016/5/9/chartex" xmlns:cx4="http://schemas.microsoft.com/office/drawing/2016/5/10/chartex" xmlns:cx5="http://schemas.microsoft.com/office/drawing/2016/5/11/chartex" xmlns:cx6="http://schemas.microsoft.com/office/drawing/2016/5/12/chartex" xmlns:cx7="http://schemas.microsoft.com/office/drawing/2016/5/13/chartex" xmlns:cx8="http://schemas.microsoft.com/office/drawing/2016/5/14/chartex" xmlns:mc="http://schemas.openxmlformats.org/markup-compatibility/2006" xmlns:aink="http://schemas.microsoft.com/office/drawing/2016/ink" xmlns:am3d="http://schemas.microsoft.com/office/drawing/2017/model3d" xmlns:o="urn:schemas-microsoft-com:office:office" xmlns:oel="http://schemas.microsoft.com/office/2019/extlst" xmlns:r="http://schemas.openxmlformats.org/officeDocument/2006/relationships" xmlns:m="http://schemas.openxmlformats.org/officeDocument/2006/math" xmlns:v="urn:schemas-microsoft-com:vml" xmlns:wp14="http://schemas.microsoft.com/office/word/2010/wordprocessingDrawing" xmlns:wp="http://schemas.openxmlformats.org/drawingml/2006/wordprocessingDrawing" xmlns:w10="urn:schemas-microsoft-com:office:word" xmlns:w="http://schemas.openxmlformats.org/wordprocessingml/2006/main" xmlns:w14="http://schemas.microsoft.com/office/word/2010/wordml" xmlns:w15="http://schemas.microsoft.com/office/word/2012/wordml" xmlns:w16cex="http://schemas.microsoft.com/office/word/2018/wordml/cex" xmlns:w16cid="http://schemas.microsoft.com/office/word/2016/wordml/cid" xmlns:w16="http://schemas.microsoft.com/office/word/2018/wordml" xmlns:w16du="http://schemas.microsoft.com/office/word/2023/wordml/word16du" xmlns:w16sdtdh="http://schemas.microsoft.com/office/word/2020/wordml/sdtdatahash" xmlns:w16se="http://schemas.microsoft.com/office/word/2015/wordml/symex" xmlns:wpg="http://schemas.microsoft.com/office/word/2010/wordprocessingGroup" xmlns:wpi="http://schemas.microsoft.com/office/word/2010/wordprocessingInk" xmlns:wne="http://schemas.microsoft.com/office/word/2006/wordml" xmlns:wps="http://schemas.microsoft.com/office/word/2010/wordprocessingShape" mc:Ignorable="w14 w15 w16se w16cid w16 w16cex w16sdtdh w16du wp14">
   <w:abstractNum w:abstractNumId="0" w15:restartNumberingAfterBreak="0">
@@ -14748,14 +8737,6 @@
     <w:abstractNumId w:val="0"/>
   </w:num>
 </w:numbering>
-</file>
-
-<file path=word/people.xml><?xml version="1.0" encoding="utf-8"?>
-<w15:people xmlns:wpc="http://schemas.microsoft.com/office/word/2010/wordprocessingCanvas" xmlns:cx="http://schemas.microsoft.com/office/drawing/2014/chartex" xmlns:cx1="http://schemas.microsoft.com/office/drawing/2015/9/8/chartex" xmlns:cx2="http://schemas.microsoft.com/office/drawing/2015/10/21/chartex" xmlns:cx3="http://schemas.microsoft.com/office/drawing/2016/5/9/chartex" xmlns:cx4="http://schemas.microsoft.com/office/drawing/2016/5/10/chartex" xmlns:cx5="http://schemas.microsoft.com/office/drawing/2016/5/11/chartex" xmlns:cx6="http://schemas.microsoft.com/office/drawing/2016/5/12/chartex" xmlns:cx7="http://schemas.microsoft.com/office/drawing/2016/5/13/chartex" xmlns:cx8="http://schemas.microsoft.com/office/drawing/2016/5/14/chartex" xmlns:mc="http://schemas.openxmlformats.org/markup-compatibility/2006" xmlns:aink="http://schemas.microsoft.com/office/drawing/2016/ink" xmlns:am3d="http://schemas.microsoft.com/office/drawing/2017/model3d" xmlns:o="urn:schemas-microsoft-com:office:office" xmlns:oel="http://schemas.microsoft.com/office/2019/extlst" xmlns:r="http://schemas.openxmlformats.org/officeDocument/2006/relationships" xmlns:m="http://schemas.openxmlformats.org/officeDocument/2006/math" xmlns:v="urn:schemas-microsoft-com:vml" xmlns:wp14="http://schemas.microsoft.com/office/word/2010/wordprocessingDrawing" xmlns:wp="http://schemas.openxmlformats.org/drawingml/2006/wordprocessingDrawing" xmlns:w10="urn:schemas-microsoft-com:office:word" xmlns:w="http://schemas.openxmlformats.org/wordprocessingml/2006/main" xmlns:w14="http://schemas.microsoft.com/office/word/2010/wordml" xmlns:w15="http://schemas.microsoft.com/office/word/2012/wordml" xmlns:w16cex="http://schemas.microsoft.com/office/word/2018/wordml/cex" xmlns:w16cid="http://schemas.microsoft.com/office/word/2016/wordml/cid" xmlns:w16="http://schemas.microsoft.com/office/word/2018/wordml" xmlns:w16du="http://schemas.microsoft.com/office/word/2023/wordml/word16du" xmlns:w16sdtdh="http://schemas.microsoft.com/office/word/2020/wordml/sdtdatahash" xmlns:w16se="http://schemas.microsoft.com/office/word/2015/wordml/symex" xmlns:wpg="http://schemas.microsoft.com/office/word/2010/wordprocessingGroup" xmlns:wpi="http://schemas.microsoft.com/office/word/2010/wordprocessingInk" xmlns:wne="http://schemas.microsoft.com/office/word/2006/wordml" xmlns:wps="http://schemas.microsoft.com/office/word/2010/wordprocessingShape" mc:Ignorable="w14 w15 w16se w16cid w16 w16cex w16sdtdh w16du wp14">
-  <w15:person w15:author="Lynch, Kathryn">
-    <w15:presenceInfo w15:providerId="AD" w15:userId="S::nkl09456@su.suffolk.edu::8e2a41cf-05fd-48d9-bed4-bcfa85c811bd"/>
-  </w15:person>
-</w15:people>
 </file>
 
 <file path=word/styles.xml><?xml version="1.0" encoding="utf-8"?>
@@ -15200,6 +9181,7 @@
   <w:style w:type="character" w:default="1" w:styleId="DefaultParagraphFont">
     <w:name w:val="Default Paragraph Font"/>
     <w:uiPriority w:val="1"/>
+    <w:semiHidden/>
     <w:unhideWhenUsed/>
   </w:style>
   <w:style w:type="table" w:default="1" w:styleId="TableNormal">

--- a/docassemble/CriminalDocketingStatement/data/templates/criminal_docketing_statement.docx
+++ b/docassemble/CriminalDocketingStatement/data/templates/criminal_docketing_statement.docx
@@ -1,6 +1,6 @@
 
 <file path=word/document.xml><?xml version="1.0" encoding="utf-8"?>
-<w:document xmlns:wpc="http://schemas.microsoft.com/office/word/2010/wordprocessingCanvas" xmlns:cx="http://schemas.microsoft.com/office/drawing/2014/chartex" xmlns:cx1="http://schemas.microsoft.com/office/drawing/2015/9/8/chartex" xmlns:cx2="http://schemas.microsoft.com/office/drawing/2015/10/21/chartex" xmlns:cx3="http://schemas.microsoft.com/office/drawing/2016/5/9/chartex" xmlns:cx4="http://schemas.microsoft.com/office/drawing/2016/5/10/chartex" xmlns:cx5="http://schemas.microsoft.com/office/drawing/2016/5/11/chartex" xmlns:cx6="http://schemas.microsoft.com/office/drawing/2016/5/12/chartex" xmlns:cx7="http://schemas.microsoft.com/office/drawing/2016/5/13/chartex" xmlns:cx8="http://schemas.microsoft.com/office/drawing/2016/5/14/chartex" xmlns:mc="http://schemas.openxmlformats.org/markup-compatibility/2006" xmlns:aink="http://schemas.microsoft.com/office/drawing/2016/ink" xmlns:am3d="http://schemas.microsoft.com/office/drawing/2017/model3d" xmlns:o="urn:schemas-microsoft-com:office:office" xmlns:oel="http://schemas.microsoft.com/office/2019/extlst" xmlns:r="http://schemas.openxmlformats.org/officeDocument/2006/relationships" xmlns:m="http://schemas.openxmlformats.org/officeDocument/2006/math" xmlns:v="urn:schemas-microsoft-com:vml" xmlns:wp14="http://schemas.microsoft.com/office/word/2010/wordprocessingDrawing" xmlns:wp="http://schemas.openxmlformats.org/drawingml/2006/wordprocessingDrawing" xmlns:w10="urn:schemas-microsoft-com:office:word" xmlns:w="http://schemas.openxmlformats.org/wordprocessingml/2006/main" xmlns:w14="http://schemas.microsoft.com/office/word/2010/wordml" xmlns:w15="http://schemas.microsoft.com/office/word/2012/wordml" xmlns:w16cex="http://schemas.microsoft.com/office/word/2018/wordml/cex" xmlns:w16cid="http://schemas.microsoft.com/office/word/2016/wordml/cid" xmlns:w16="http://schemas.microsoft.com/office/word/2018/wordml" xmlns:w16du="http://schemas.microsoft.com/office/word/2023/wordml/word16du" xmlns:w16sdtdh="http://schemas.microsoft.com/office/word/2020/wordml/sdtdatahash" xmlns:w16se="http://schemas.microsoft.com/office/word/2015/wordml/symex" xmlns:wpg="http://schemas.microsoft.com/office/word/2010/wordprocessingGroup" xmlns:wpi="http://schemas.microsoft.com/office/word/2010/wordprocessingInk" xmlns:wne="http://schemas.microsoft.com/office/word/2006/wordml" xmlns:wps="http://schemas.microsoft.com/office/word/2010/wordprocessingShape" mc:Ignorable="w14 w15 w16se w16cid w16 w16cex w16sdtdh w16du wp14">
+<w:document xmlns:wpc="http://schemas.microsoft.com/office/word/2010/wordprocessingCanvas" xmlns:cx="http://schemas.microsoft.com/office/drawing/2014/chartex" xmlns:cx1="http://schemas.microsoft.com/office/drawing/2015/9/8/chartex" xmlns:cx2="http://schemas.microsoft.com/office/drawing/2015/10/21/chartex" xmlns:cx3="http://schemas.microsoft.com/office/drawing/2016/5/9/chartex" xmlns:cx4="http://schemas.microsoft.com/office/drawing/2016/5/10/chartex" xmlns:cx5="http://schemas.microsoft.com/office/drawing/2016/5/11/chartex" xmlns:cx6="http://schemas.microsoft.com/office/drawing/2016/5/12/chartex" xmlns:cx7="http://schemas.microsoft.com/office/drawing/2016/5/13/chartex" xmlns:cx8="http://schemas.microsoft.com/office/drawing/2016/5/14/chartex" xmlns:mc="http://schemas.openxmlformats.org/markup-compatibility/2006" xmlns:m="http://schemas.openxmlformats.org/officeDocument/2006/math" xmlns:aink="http://schemas.microsoft.com/office/drawing/2016/ink" xmlns:am3d="http://schemas.microsoft.com/office/drawing/2017/model3d" xmlns:oel="http://schemas.microsoft.com/office/2019/extlst" xmlns:r="http://schemas.openxmlformats.org/officeDocument/2006/relationships" xmlns:wp14="http://schemas.microsoft.com/office/word/2010/wordprocessingDrawing" xmlns:wp="http://schemas.openxmlformats.org/drawingml/2006/wordprocessingDrawing" xmlns:wpg="http://schemas.microsoft.com/office/word/2010/wordprocessingGroup" xmlns:wpi="http://schemas.microsoft.com/office/word/2010/wordprocessingInk" xmlns:wps="http://schemas.microsoft.com/office/word/2010/wordprocessingShape" xmlns:o="urn:schemas-microsoft-com:office:office" xmlns:v="urn:schemas-microsoft-com:vml" xmlns:w10="urn:schemas-microsoft-com:office:word" xmlns:w="http://schemas.openxmlformats.org/wordprocessingml/2006/main" xmlns:w14="http://schemas.microsoft.com/office/word/2010/wordml" xmlns:w15="http://schemas.microsoft.com/office/word/2012/wordml" xmlns:w16cex="http://schemas.microsoft.com/office/word/2018/wordml/cex" xmlns:w16cid="http://schemas.microsoft.com/office/word/2016/wordml/cid" xmlns:w16="http://schemas.microsoft.com/office/word/2018/wordml" xmlns:w16sdtdh="http://schemas.microsoft.com/office/word/2020/wordml/sdtdatahash" xmlns:w16sdtfl="http://schemas.microsoft.com/office/word/2024/wordml/sdtformatlock" xmlns:w16se="http://schemas.microsoft.com/office/word/2015/wordml/symex" xmlns:w16du="http://schemas.microsoft.com/office/word/2023/wordml/word16du" xmlns:wne="http://schemas.microsoft.com/office/word/2006/wordml" mc:Ignorable="w14 w15 w16se w16cid w16 w16cex w16sdtdh w16sdtfl w16du wp14">
   <w:body>
     <w:p>
       <w:pPr>
@@ -1693,7 +1693,15 @@
           <w:spacing w:val="-2"/>
           <w:sz w:val="20"/>
         </w:rPr>
-        <w:t xml:space="preserve"> {{ </w:t>
+        <w:t xml:space="preserve"> </w:t>
+      </w:r>
+      <w:proofErr w:type="gramStart"/>
+      <w:r>
+        <w:rPr>
+          <w:spacing w:val="-2"/>
+          <w:sz w:val="20"/>
+        </w:rPr>
+        <w:t xml:space="preserve">{{ </w:t>
       </w:r>
       <w:proofErr w:type="spellStart"/>
       <w:r>
@@ -1701,7 +1709,23 @@
           <w:spacing w:val="-2"/>
           <w:sz w:val="20"/>
         </w:rPr>
-        <w:t>agency_name</w:t>
+        <w:t>agency</w:t>
+      </w:r>
+      <w:proofErr w:type="gramEnd"/>
+      <w:r>
+        <w:rPr>
+          <w:spacing w:val="-2"/>
+          <w:sz w:val="20"/>
+        </w:rPr>
+        <w:t>_</w:t>
+      </w:r>
+      <w:proofErr w:type="gramStart"/>
+      <w:r>
+        <w:rPr>
+          <w:spacing w:val="-2"/>
+          <w:sz w:val="20"/>
+        </w:rPr>
+        <w:t>name</w:t>
       </w:r>
       <w:proofErr w:type="spellEnd"/>
       <w:r>
@@ -1709,7 +1733,15 @@
           <w:spacing w:val="-2"/>
           <w:sz w:val="20"/>
         </w:rPr>
-        <w:t xml:space="preserve"> }}</w:t>
+        <w:t xml:space="preserve"> }</w:t>
+      </w:r>
+      <w:proofErr w:type="gramEnd"/>
+      <w:r>
+        <w:rPr>
+          <w:spacing w:val="-2"/>
+          <w:sz w:val="20"/>
+        </w:rPr>
+        <w:t>}</w:t>
       </w:r>
     </w:p>
     <w:p>
@@ -4200,7 +4232,23 @@
           <w:sz w:val="20"/>
           <w:szCs w:val="20"/>
         </w:rPr>
-        <w:t>, ".join(</w:t>
+        <w:t xml:space="preserve">, </w:t>
+      </w:r>
+      <w:proofErr w:type="gramStart"/>
+      <w:r>
+        <w:rPr>
+          <w:sz w:val="20"/>
+          <w:szCs w:val="20"/>
+        </w:rPr>
+        <w:t>".join</w:t>
+      </w:r>
+      <w:proofErr w:type="gramEnd"/>
+      <w:r>
+        <w:rPr>
+          <w:sz w:val="20"/>
+          <w:szCs w:val="20"/>
+        </w:rPr>
+        <w:t>(</w:t>
       </w:r>
       <w:proofErr w:type="spellStart"/>
       <w:r>
@@ -4208,14 +4256,31 @@
           <w:sz w:val="20"/>
           <w:szCs w:val="20"/>
         </w:rPr>
-        <w:t>nature_of_appeal</w:t>
-      </w:r>
+        <w:t>nature_of_</w:t>
+      </w:r>
+      <w:proofErr w:type="gramStart"/>
       <w:r>
         <w:rPr>
           <w:sz w:val="20"/>
           <w:szCs w:val="20"/>
         </w:rPr>
-        <w:t>.true_values</w:t>
+        <w:t>appeal.true</w:t>
+      </w:r>
+      <w:proofErr w:type="gramEnd"/>
+      <w:r>
+        <w:rPr>
+          <w:sz w:val="20"/>
+          <w:szCs w:val="20"/>
+        </w:rPr>
+        <w:t>_</w:t>
+      </w:r>
+      <w:proofErr w:type="gramStart"/>
+      <w:r>
+        <w:rPr>
+          <w:sz w:val="20"/>
+          <w:szCs w:val="20"/>
+        </w:rPr>
+        <w:t>values</w:t>
       </w:r>
       <w:proofErr w:type="spellEnd"/>
       <w:r>
@@ -4223,9 +4288,24 @@
           <w:sz w:val="20"/>
           <w:szCs w:val="20"/>
         </w:rPr>
-        <w:t>())</w:t>
-      </w:r>
-      <w:proofErr w:type="spellStart"/>
+        <w:t>(</w:t>
+      </w:r>
+      <w:proofErr w:type="gramEnd"/>
+      <w:r>
+        <w:rPr>
+          <w:sz w:val="20"/>
+          <w:szCs w:val="20"/>
+        </w:rPr>
+        <w:t>)</w:t>
+      </w:r>
+      <w:proofErr w:type="gramStart"/>
+      <w:r>
+        <w:rPr>
+          <w:sz w:val="20"/>
+          <w:szCs w:val="20"/>
+        </w:rPr>
+        <w:t>)</w:t>
+      </w:r>
       <w:r>
         <w:rPr>
           <w:spacing w:val="-2"/>
@@ -4238,7 +4318,15 @@
           <w:spacing w:val="-2"/>
           <w:sz w:val="20"/>
         </w:rPr>
-        <w:t>}}</w:t>
+        <w:t>}</w:t>
+      </w:r>
+      <w:proofErr w:type="gramEnd"/>
+      <w:r>
+        <w:rPr>
+          <w:spacing w:val="-2"/>
+          <w:sz w:val="20"/>
+        </w:rPr>
+        <w:t>}</w:t>
       </w:r>
       <w:r>
         <w:rPr>
@@ -4267,14 +4355,7 @@
         <w:rPr>
           <w:sz w:val="20"/>
         </w:rPr>
-        <w:t>Appeal take</w:t>
-      </w:r>
-      <w:proofErr w:type="spellEnd"/>
-      <w:r>
-        <w:rPr>
-          <w:sz w:val="20"/>
-        </w:rPr>
-        <w:t xml:space="preserve">n from (check all that </w:t>
+        <w:t xml:space="preserve">Appeal taken from (check all that </w:t>
       </w:r>
       <w:r>
         <w:rPr>
@@ -4432,17 +4513,71 @@
         <w:rPr>
           <w:position w:val="1"/>
           <w:sz w:val="20"/>
-        </w:rPr>
-      </w:pPr>
-      <w:r>
-        <w:rPr>
-          <w:sz w:val="20"/>
-        </w:rPr>
-        <w:t>If the appeal involves a motion to suppress, did the judge enter findings?  {{ “Yes” if motion_findings else “No” }}</w:t>
-      </w:r>
-    </w:p>
-    <w:p>
-      <w:pPr>
+          <w:szCs w:val="20"/>
+        </w:rPr>
+      </w:pPr>
+      <w:r>
+        <w:t xml:space="preserve"> </w:t>
+      </w:r>
+      <w:r>
+        <w:rPr>
+          <w:sz w:val="20"/>
+          <w:szCs w:val="20"/>
+        </w:rPr>
+        <w:t xml:space="preserve">Does the appeal involve a motion to suppress? </w:t>
+      </w:r>
+      <w:proofErr w:type="gramStart"/>
+      <w:r>
+        <w:rPr>
+          <w:sz w:val="20"/>
+          <w:szCs w:val="20"/>
+        </w:rPr>
+        <w:t>{{ '</w:t>
+      </w:r>
+      <w:proofErr w:type="gramEnd"/>
+      <w:r>
+        <w:rPr>
+          <w:sz w:val="20"/>
+          <w:szCs w:val="20"/>
+        </w:rPr>
+        <w:t xml:space="preserve">Yes' if </w:t>
+      </w:r>
+      <w:proofErr w:type="spellStart"/>
+      <w:r>
+        <w:rPr>
+          <w:sz w:val="20"/>
+          <w:szCs w:val="20"/>
+        </w:rPr>
+        <w:t>motion_suppress</w:t>
+      </w:r>
+      <w:proofErr w:type="spellEnd"/>
+      <w:r>
+        <w:rPr>
+          <w:sz w:val="20"/>
+          <w:szCs w:val="20"/>
+        </w:rPr>
+        <w:t xml:space="preserve"> else 'No</w:t>
+      </w:r>
+      <w:proofErr w:type="gramStart"/>
+      <w:r>
+        <w:rPr>
+          <w:sz w:val="20"/>
+          <w:szCs w:val="20"/>
+        </w:rPr>
+        <w:t>' }</w:t>
+      </w:r>
+      <w:proofErr w:type="gramEnd"/>
+      <w:r>
+        <w:rPr>
+          <w:sz w:val="20"/>
+          <w:szCs w:val="20"/>
+        </w:rPr>
+        <w:t>}</w:t>
+      </w:r>
+    </w:p>
+    <w:p>
+      <w:pPr>
+        <w:pStyle w:val="ListParagraph"/>
         <w:tabs>
           <w:tab w:val="left" w:pos="433"/>
           <w:tab w:val="left" w:pos="446"/>
@@ -4450,6 +4585,7 @@
           <w:tab w:val="left" w:pos="6934"/>
         </w:tabs>
         <w:spacing w:before="206" w:line="403" w:lineRule="auto"/>
+        <w:ind w:left="447" w:firstLine="0"/>
         <w:rPr>
           <w:position w:val="1"/>
           <w:sz w:val="20"/>
@@ -4459,9 +4595,66 @@
         <w:rPr>
           <w:sz w:val="20"/>
         </w:rPr>
+        <w:t xml:space="preserve">If the appeal involves a motion to suppress, did the judge enter findings?  </w:t>
+      </w:r>
+      <w:proofErr w:type="gramStart"/>
+      <w:r>
+        <w:rPr>
+          <w:sz w:val="20"/>
+        </w:rPr>
+        <w:t>{{ “</w:t>
+      </w:r>
+      <w:proofErr w:type="gramEnd"/>
+      <w:r>
+        <w:rPr>
+          <w:sz w:val="20"/>
+        </w:rPr>
+        <w:t>Yes” if motion_findings else “No</w:t>
+      </w:r>
+      <w:proofErr w:type="gramStart"/>
+      <w:r>
+        <w:rPr>
+          <w:sz w:val="20"/>
+        </w:rPr>
+        <w:t>” }</w:t>
+      </w:r>
+      <w:proofErr w:type="gramEnd"/>
+      <w:r>
+        <w:rPr>
+          <w:sz w:val="20"/>
+        </w:rPr>
+        <w:t>}</w:t>
+      </w:r>
+    </w:p>
+    <w:p>
+      <w:pPr>
+        <w:tabs>
+          <w:tab w:val="left" w:pos="433"/>
+          <w:tab w:val="left" w:pos="446"/>
+          <w:tab w:val="left" w:pos="2634"/>
+          <w:tab w:val="left" w:pos="6934"/>
+        </w:tabs>
+        <w:spacing w:before="206" w:line="403" w:lineRule="auto"/>
+        <w:rPr>
+          <w:position w:val="1"/>
+          <w:sz w:val="20"/>
+        </w:rPr>
+      </w:pPr>
+      <w:r>
+        <w:rPr>
+          <w:sz w:val="20"/>
+        </w:rPr>
         <w:tab/>
-        <w:t>If yes, are the findings: {{ "</w:t>
-      </w:r>
+        <w:t xml:space="preserve">If yes, are the findings: </w:t>
+      </w:r>
+      <w:proofErr w:type="gramStart"/>
+      <w:r>
+        <w:rPr>
+          <w:sz w:val="20"/>
+        </w:rPr>
+        <w:t>{{ "</w:t>
+      </w:r>
+      <w:proofErr w:type="gramEnd"/>
       <w:r>
         <w:rPr>
           <w:rFonts w:ascii="Segoe UI Symbol" w:hAnsi="Segoe UI Symbol" w:cs="Segoe UI Symbol"/>
@@ -4482,12 +4675,28 @@
         </w:rPr>
         <w:t>☐</w:t>
       </w:r>
-      <w:r>
-        <w:rPr>
-          <w:sz w:val="20"/>
-        </w:rPr>
-        <w:t>" }} Written {{ "</w:t>
-      </w:r>
+      <w:proofErr w:type="gramStart"/>
+      <w:r>
+        <w:rPr>
+          <w:sz w:val="20"/>
+        </w:rPr>
+        <w:t>" }</w:t>
+      </w:r>
+      <w:proofErr w:type="gramEnd"/>
+      <w:r>
+        <w:rPr>
+          <w:sz w:val="20"/>
+        </w:rPr>
+        <w:t xml:space="preserve">} Written </w:t>
+      </w:r>
+      <w:proofErr w:type="gramStart"/>
+      <w:r>
+        <w:rPr>
+          <w:sz w:val="20"/>
+        </w:rPr>
+        <w:t>{{ "</w:t>
+      </w:r>
+      <w:proofErr w:type="gramEnd"/>
       <w:r>
         <w:rPr>
           <w:rFonts w:ascii="Segoe UI Symbol" w:hAnsi="Segoe UI Symbol" w:cs="Segoe UI Symbol"/>
@@ -4508,11 +4717,19 @@
         </w:rPr>
         <w:t>☐</w:t>
       </w:r>
-      <w:r>
-        <w:rPr>
-          <w:sz w:val="20"/>
-        </w:rPr>
-        <w:t>" }} Transcribed</w:t>
+      <w:proofErr w:type="gramStart"/>
+      <w:r>
+        <w:rPr>
+          <w:sz w:val="20"/>
+        </w:rPr>
+        <w:t>" }</w:t>
+      </w:r>
+      <w:proofErr w:type="gramEnd"/>
+      <w:r>
+        <w:rPr>
+          <w:sz w:val="20"/>
+        </w:rPr>
+        <w:t>} Transcribed</w:t>
       </w:r>
     </w:p>
     <w:p>
@@ -6053,7 +6270,140 @@
         <w:rPr>
           <w:sz w:val="19"/>
         </w:rPr>
-        <w:t>/s/ {{ users[0].signature }}</w:t>
+        <w:t xml:space="preserve">/s/ </w:t>
+      </w:r>
+      <w:proofErr w:type="gramStart"/>
+      <w:r>
+        <w:rPr>
+          <w:sz w:val="19"/>
+        </w:rPr>
+        <w:t>{{ users</w:t>
+      </w:r>
+      <w:proofErr w:type="gramEnd"/>
+      <w:r>
+        <w:rPr>
+          <w:sz w:val="19"/>
+        </w:rPr>
+        <w:t>[0</w:t>
+      </w:r>
+      <w:proofErr w:type="gramStart"/>
+      <w:r>
+        <w:rPr>
+          <w:sz w:val="19"/>
+        </w:rPr>
+        <w:t>].signature</w:t>
+      </w:r>
+      <w:proofErr w:type="gramEnd"/>
+      <w:r>
+        <w:rPr>
+          <w:sz w:val="19"/>
+        </w:rPr>
+        <w:t xml:space="preserve"> }}</w:t>
+      </w:r>
+    </w:p>
+    <w:p>
+      <w:pPr>
+        <w:pStyle w:val="BodyText"/>
+        <w:spacing w:before="206"/>
+        <w:rPr>
+          <w:sz w:val="19"/>
+        </w:rPr>
+      </w:pPr>
+      <w:r>
+        <w:rPr>
+          <w:sz w:val="19"/>
+        </w:rPr>
+        <w:tab/>
+      </w:r>
+      <w:r>
+        <w:rPr>
+          <w:sz w:val="19"/>
+        </w:rPr>
+        <w:tab/>
+      </w:r>
+      <w:r>
+        <w:rPr>
+          <w:sz w:val="19"/>
+        </w:rPr>
+        <w:tab/>
+      </w:r>
+      <w:r>
+        <w:rPr>
+          <w:sz w:val="19"/>
+        </w:rPr>
+        <w:tab/>
+      </w:r>
+      <w:r>
+        <w:rPr>
+          <w:sz w:val="19"/>
+        </w:rPr>
+        <w:tab/>
+      </w:r>
+      <w:r>
+        <w:rPr>
+          <w:sz w:val="19"/>
+        </w:rPr>
+        <w:tab/>
+      </w:r>
+      <w:r>
+        <w:rPr>
+          <w:sz w:val="19"/>
+        </w:rPr>
+        <w:tab/>
+      </w:r>
+      <w:r>
+        <w:rPr>
+          <w:sz w:val="19"/>
+        </w:rPr>
+        <w:tab/>
+      </w:r>
+      <w:r>
+        <w:rPr>
+          <w:sz w:val="19"/>
+        </w:rPr>
+        <w:t xml:space="preserve">Date: </w:t>
+      </w:r>
+      <w:proofErr w:type="gramStart"/>
+      <w:r>
+        <w:rPr>
+          <w:sz w:val="19"/>
+        </w:rPr>
+        <w:t xml:space="preserve">{{ </w:t>
+      </w:r>
+      <w:proofErr w:type="spellStart"/>
+      <w:r>
+        <w:rPr>
+          <w:sz w:val="19"/>
+        </w:rPr>
+        <w:t>signature</w:t>
+      </w:r>
+      <w:proofErr w:type="gramEnd"/>
+      <w:r>
+        <w:rPr>
+          <w:sz w:val="19"/>
+        </w:rPr>
+        <w:t>_</w:t>
+      </w:r>
+      <w:proofErr w:type="gramStart"/>
+      <w:r>
+        <w:rPr>
+          <w:sz w:val="19"/>
+        </w:rPr>
+        <w:t>date</w:t>
+      </w:r>
+      <w:proofErr w:type="spellEnd"/>
+      <w:r>
+        <w:rPr>
+          <w:sz w:val="19"/>
+        </w:rPr>
+        <w:t xml:space="preserve"> }</w:t>
+      </w:r>
+      <w:proofErr w:type="gramEnd"/>
+      <w:r>
+        <w:rPr>
+          <w:sz w:val="19"/>
+        </w:rPr>
+        <w:t>}</w:t>
       </w:r>
     </w:p>
     <w:p>
@@ -8004,7 +8354,7 @@
 </file>
 
 <file path=word/endnotes.xml><?xml version="1.0" encoding="utf-8"?>
-<w:endnotes xmlns:wpc="http://schemas.microsoft.com/office/word/2010/wordprocessingCanvas" xmlns:cx="http://schemas.microsoft.com/office/drawing/2014/chartex" xmlns:cx1="http://schemas.microsoft.com/office/drawing/2015/9/8/chartex" xmlns:cx2="http://schemas.microsoft.com/office/drawing/2015/10/21/chartex" xmlns:cx3="http://schemas.microsoft.com/office/drawing/2016/5/9/chartex" xmlns:cx4="http://schemas.microsoft.com/office/drawing/2016/5/10/chartex" xmlns:cx5="http://schemas.microsoft.com/office/drawing/2016/5/11/chartex" xmlns:cx6="http://schemas.microsoft.com/office/drawing/2016/5/12/chartex" xmlns:cx7="http://schemas.microsoft.com/office/drawing/2016/5/13/chartex" xmlns:cx8="http://schemas.microsoft.com/office/drawing/2016/5/14/chartex" xmlns:mc="http://schemas.openxmlformats.org/markup-compatibility/2006" xmlns:aink="http://schemas.microsoft.com/office/drawing/2016/ink" xmlns:am3d="http://schemas.microsoft.com/office/drawing/2017/model3d" xmlns:o="urn:schemas-microsoft-com:office:office" xmlns:oel="http://schemas.microsoft.com/office/2019/extlst" xmlns:r="http://schemas.openxmlformats.org/officeDocument/2006/relationships" xmlns:m="http://schemas.openxmlformats.org/officeDocument/2006/math" xmlns:v="urn:schemas-microsoft-com:vml" xmlns:wp14="http://schemas.microsoft.com/office/word/2010/wordprocessingDrawing" xmlns:wp="http://schemas.openxmlformats.org/drawingml/2006/wordprocessingDrawing" xmlns:w10="urn:schemas-microsoft-com:office:word" xmlns:w="http://schemas.openxmlformats.org/wordprocessingml/2006/main" xmlns:w14="http://schemas.microsoft.com/office/word/2010/wordml" xmlns:w15="http://schemas.microsoft.com/office/word/2012/wordml" xmlns:w16cex="http://schemas.microsoft.com/office/word/2018/wordml/cex" xmlns:w16cid="http://schemas.microsoft.com/office/word/2016/wordml/cid" xmlns:w16="http://schemas.microsoft.com/office/word/2018/wordml" xmlns:w16du="http://schemas.microsoft.com/office/word/2023/wordml/word16du" xmlns:w16sdtdh="http://schemas.microsoft.com/office/word/2020/wordml/sdtdatahash" xmlns:w16se="http://schemas.microsoft.com/office/word/2015/wordml/symex" xmlns:wpg="http://schemas.microsoft.com/office/word/2010/wordprocessingGroup" xmlns:wpi="http://schemas.microsoft.com/office/word/2010/wordprocessingInk" xmlns:wne="http://schemas.microsoft.com/office/word/2006/wordml" xmlns:wps="http://schemas.microsoft.com/office/word/2010/wordprocessingShape" mc:Ignorable="w14 w15 w16se w16cid w16 w16cex w16sdtdh w16du wp14">
+<w:endnotes xmlns:wpc="http://schemas.microsoft.com/office/word/2010/wordprocessingCanvas" xmlns:cx="http://schemas.microsoft.com/office/drawing/2014/chartex" xmlns:cx1="http://schemas.microsoft.com/office/drawing/2015/9/8/chartex" xmlns:cx2="http://schemas.microsoft.com/office/drawing/2015/10/21/chartex" xmlns:cx3="http://schemas.microsoft.com/office/drawing/2016/5/9/chartex" xmlns:cx4="http://schemas.microsoft.com/office/drawing/2016/5/10/chartex" xmlns:cx5="http://schemas.microsoft.com/office/drawing/2016/5/11/chartex" xmlns:cx6="http://schemas.microsoft.com/office/drawing/2016/5/12/chartex" xmlns:cx7="http://schemas.microsoft.com/office/drawing/2016/5/13/chartex" xmlns:cx8="http://schemas.microsoft.com/office/drawing/2016/5/14/chartex" xmlns:mc="http://schemas.openxmlformats.org/markup-compatibility/2006" xmlns:m="http://schemas.openxmlformats.org/officeDocument/2006/math" xmlns:aink="http://schemas.microsoft.com/office/drawing/2016/ink" xmlns:am3d="http://schemas.microsoft.com/office/drawing/2017/model3d" xmlns:oel="http://schemas.microsoft.com/office/2019/extlst" xmlns:r="http://schemas.openxmlformats.org/officeDocument/2006/relationships" xmlns:wp14="http://schemas.microsoft.com/office/word/2010/wordprocessingDrawing" xmlns:wp="http://schemas.openxmlformats.org/drawingml/2006/wordprocessingDrawing" xmlns:wpg="http://schemas.microsoft.com/office/word/2010/wordprocessingGroup" xmlns:wpi="http://schemas.microsoft.com/office/word/2010/wordprocessingInk" xmlns:wps="http://schemas.microsoft.com/office/word/2010/wordprocessingShape" xmlns:o="urn:schemas-microsoft-com:office:office" xmlns:v="urn:schemas-microsoft-com:vml" xmlns:w10="urn:schemas-microsoft-com:office:word" xmlns:w="http://schemas.openxmlformats.org/wordprocessingml/2006/main" xmlns:w14="http://schemas.microsoft.com/office/word/2010/wordml" xmlns:w15="http://schemas.microsoft.com/office/word/2012/wordml" xmlns:w16cex="http://schemas.microsoft.com/office/word/2018/wordml/cex" xmlns:w16cid="http://schemas.microsoft.com/office/word/2016/wordml/cid" xmlns:w16="http://schemas.microsoft.com/office/word/2018/wordml" xmlns:w16sdtdh="http://schemas.microsoft.com/office/word/2020/wordml/sdtdatahash" xmlns:w16sdtfl="http://schemas.microsoft.com/office/word/2024/wordml/sdtformatlock" xmlns:w16se="http://schemas.microsoft.com/office/word/2015/wordml/symex" xmlns:w16du="http://schemas.microsoft.com/office/word/2023/wordml/word16du" xmlns:wne="http://schemas.microsoft.com/office/word/2006/wordml" mc:Ignorable="w14 w15 w16se w16cid w16 w16cex w16sdtdh w16sdtfl w16du wp14">
   <w:endnote w:type="separator" w:id="-1">
     <w:p>
       <w:r>
@@ -8023,7 +8373,7 @@
 </file>
 
 <file path=word/footer1.xml><?xml version="1.0" encoding="utf-8"?>
-<w:ftr xmlns:wpc="http://schemas.microsoft.com/office/word/2010/wordprocessingCanvas" xmlns:cx="http://schemas.microsoft.com/office/drawing/2014/chartex" xmlns:cx1="http://schemas.microsoft.com/office/drawing/2015/9/8/chartex" xmlns:cx2="http://schemas.microsoft.com/office/drawing/2015/10/21/chartex" xmlns:cx3="http://schemas.microsoft.com/office/drawing/2016/5/9/chartex" xmlns:cx4="http://schemas.microsoft.com/office/drawing/2016/5/10/chartex" xmlns:cx5="http://schemas.microsoft.com/office/drawing/2016/5/11/chartex" xmlns:cx6="http://schemas.microsoft.com/office/drawing/2016/5/12/chartex" xmlns:cx7="http://schemas.microsoft.com/office/drawing/2016/5/13/chartex" xmlns:cx8="http://schemas.microsoft.com/office/drawing/2016/5/14/chartex" xmlns:mc="http://schemas.openxmlformats.org/markup-compatibility/2006" xmlns:aink="http://schemas.microsoft.com/office/drawing/2016/ink" xmlns:am3d="http://schemas.microsoft.com/office/drawing/2017/model3d" xmlns:o="urn:schemas-microsoft-com:office:office" xmlns:oel="http://schemas.microsoft.com/office/2019/extlst" xmlns:r="http://schemas.openxmlformats.org/officeDocument/2006/relationships" xmlns:m="http://schemas.openxmlformats.org/officeDocument/2006/math" xmlns:v="urn:schemas-microsoft-com:vml" xmlns:wp14="http://schemas.microsoft.com/office/word/2010/wordprocessingDrawing" xmlns:wp="http://schemas.openxmlformats.org/drawingml/2006/wordprocessingDrawing" xmlns:w10="urn:schemas-microsoft-com:office:word" xmlns:w="http://schemas.openxmlformats.org/wordprocessingml/2006/main" xmlns:w14="http://schemas.microsoft.com/office/word/2010/wordml" xmlns:w15="http://schemas.microsoft.com/office/word/2012/wordml" xmlns:w16cex="http://schemas.microsoft.com/office/word/2018/wordml/cex" xmlns:w16cid="http://schemas.microsoft.com/office/word/2016/wordml/cid" xmlns:w16="http://schemas.microsoft.com/office/word/2018/wordml" xmlns:w16du="http://schemas.microsoft.com/office/word/2023/wordml/word16du" xmlns:w16sdtdh="http://schemas.microsoft.com/office/word/2020/wordml/sdtdatahash" xmlns:w16se="http://schemas.microsoft.com/office/word/2015/wordml/symex" xmlns:wpg="http://schemas.microsoft.com/office/word/2010/wordprocessingGroup" xmlns:wpi="http://schemas.microsoft.com/office/word/2010/wordprocessingInk" xmlns:wne="http://schemas.microsoft.com/office/word/2006/wordml" xmlns:wps="http://schemas.microsoft.com/office/word/2010/wordprocessingShape" mc:Ignorable="w14 w15 w16se w16cid w16 w16cex w16sdtdh w16du wp14">
+<w:ftr xmlns:wpc="http://schemas.microsoft.com/office/word/2010/wordprocessingCanvas" xmlns:cx="http://schemas.microsoft.com/office/drawing/2014/chartex" xmlns:cx1="http://schemas.microsoft.com/office/drawing/2015/9/8/chartex" xmlns:cx2="http://schemas.microsoft.com/office/drawing/2015/10/21/chartex" xmlns:cx3="http://schemas.microsoft.com/office/drawing/2016/5/9/chartex" xmlns:cx4="http://schemas.microsoft.com/office/drawing/2016/5/10/chartex" xmlns:cx5="http://schemas.microsoft.com/office/drawing/2016/5/11/chartex" xmlns:cx6="http://schemas.microsoft.com/office/drawing/2016/5/12/chartex" xmlns:cx7="http://schemas.microsoft.com/office/drawing/2016/5/13/chartex" xmlns:cx8="http://schemas.microsoft.com/office/drawing/2016/5/14/chartex" xmlns:mc="http://schemas.openxmlformats.org/markup-compatibility/2006" xmlns:m="http://schemas.openxmlformats.org/officeDocument/2006/math" xmlns:aink="http://schemas.microsoft.com/office/drawing/2016/ink" xmlns:am3d="http://schemas.microsoft.com/office/drawing/2017/model3d" xmlns:oel="http://schemas.microsoft.com/office/2019/extlst" xmlns:r="http://schemas.openxmlformats.org/officeDocument/2006/relationships" xmlns:wp14="http://schemas.microsoft.com/office/word/2010/wordprocessingDrawing" xmlns:wp="http://schemas.openxmlformats.org/drawingml/2006/wordprocessingDrawing" xmlns:wpg="http://schemas.microsoft.com/office/word/2010/wordprocessingGroup" xmlns:wpi="http://schemas.microsoft.com/office/word/2010/wordprocessingInk" xmlns:wps="http://schemas.microsoft.com/office/word/2010/wordprocessingShape" xmlns:o="urn:schemas-microsoft-com:office:office" xmlns:v="urn:schemas-microsoft-com:vml" xmlns:w10="urn:schemas-microsoft-com:office:word" xmlns:w="http://schemas.openxmlformats.org/wordprocessingml/2006/main" xmlns:w14="http://schemas.microsoft.com/office/word/2010/wordml" xmlns:w15="http://schemas.microsoft.com/office/word/2012/wordml" xmlns:w16cex="http://schemas.microsoft.com/office/word/2018/wordml/cex" xmlns:w16cid="http://schemas.microsoft.com/office/word/2016/wordml/cid" xmlns:w16="http://schemas.microsoft.com/office/word/2018/wordml" xmlns:w16sdtdh="http://schemas.microsoft.com/office/word/2020/wordml/sdtdatahash" xmlns:w16sdtfl="http://schemas.microsoft.com/office/word/2024/wordml/sdtformatlock" xmlns:w16se="http://schemas.microsoft.com/office/word/2015/wordml/symex" xmlns:w16du="http://schemas.microsoft.com/office/word/2023/wordml/word16du" xmlns:wne="http://schemas.microsoft.com/office/word/2006/wordml" mc:Ignorable="w14 w15 w16se w16cid w16 w16cex w16sdtdh w16sdtfl w16du wp14">
   <w:sdt>
     <w:sdtPr>
       <w:rPr>
@@ -8115,7 +8465,7 @@
 </file>
 
 <file path=word/footer2.xml><?xml version="1.0" encoding="utf-8"?>
-<w:ftr xmlns:wpc="http://schemas.microsoft.com/office/word/2010/wordprocessingCanvas" xmlns:cx="http://schemas.microsoft.com/office/drawing/2014/chartex" xmlns:cx1="http://schemas.microsoft.com/office/drawing/2015/9/8/chartex" xmlns:cx2="http://schemas.microsoft.com/office/drawing/2015/10/21/chartex" xmlns:cx3="http://schemas.microsoft.com/office/drawing/2016/5/9/chartex" xmlns:cx4="http://schemas.microsoft.com/office/drawing/2016/5/10/chartex" xmlns:cx5="http://schemas.microsoft.com/office/drawing/2016/5/11/chartex" xmlns:cx6="http://schemas.microsoft.com/office/drawing/2016/5/12/chartex" xmlns:cx7="http://schemas.microsoft.com/office/drawing/2016/5/13/chartex" xmlns:cx8="http://schemas.microsoft.com/office/drawing/2016/5/14/chartex" xmlns:mc="http://schemas.openxmlformats.org/markup-compatibility/2006" xmlns:aink="http://schemas.microsoft.com/office/drawing/2016/ink" xmlns:am3d="http://schemas.microsoft.com/office/drawing/2017/model3d" xmlns:o="urn:schemas-microsoft-com:office:office" xmlns:oel="http://schemas.microsoft.com/office/2019/extlst" xmlns:r="http://schemas.openxmlformats.org/officeDocument/2006/relationships" xmlns:m="http://schemas.openxmlformats.org/officeDocument/2006/math" xmlns:v="urn:schemas-microsoft-com:vml" xmlns:wp14="http://schemas.microsoft.com/office/word/2010/wordprocessingDrawing" xmlns:wp="http://schemas.openxmlformats.org/drawingml/2006/wordprocessingDrawing" xmlns:w10="urn:schemas-microsoft-com:office:word" xmlns:w="http://schemas.openxmlformats.org/wordprocessingml/2006/main" xmlns:w14="http://schemas.microsoft.com/office/word/2010/wordml" xmlns:w15="http://schemas.microsoft.com/office/word/2012/wordml" xmlns:w16cex="http://schemas.microsoft.com/office/word/2018/wordml/cex" xmlns:w16cid="http://schemas.microsoft.com/office/word/2016/wordml/cid" xmlns:w16="http://schemas.microsoft.com/office/word/2018/wordml" xmlns:w16du="http://schemas.microsoft.com/office/word/2023/wordml/word16du" xmlns:w16sdtdh="http://schemas.microsoft.com/office/word/2020/wordml/sdtdatahash" xmlns:w16se="http://schemas.microsoft.com/office/word/2015/wordml/symex" xmlns:wpg="http://schemas.microsoft.com/office/word/2010/wordprocessingGroup" xmlns:wpi="http://schemas.microsoft.com/office/word/2010/wordprocessingInk" xmlns:wne="http://schemas.microsoft.com/office/word/2006/wordml" xmlns:wps="http://schemas.microsoft.com/office/word/2010/wordprocessingShape" mc:Ignorable="w14 w15 w16se w16cid w16 w16cex w16sdtdh w16du wp14">
+<w:ftr xmlns:wpc="http://schemas.microsoft.com/office/word/2010/wordprocessingCanvas" xmlns:cx="http://schemas.microsoft.com/office/drawing/2014/chartex" xmlns:cx1="http://schemas.microsoft.com/office/drawing/2015/9/8/chartex" xmlns:cx2="http://schemas.microsoft.com/office/drawing/2015/10/21/chartex" xmlns:cx3="http://schemas.microsoft.com/office/drawing/2016/5/9/chartex" xmlns:cx4="http://schemas.microsoft.com/office/drawing/2016/5/10/chartex" xmlns:cx5="http://schemas.microsoft.com/office/drawing/2016/5/11/chartex" xmlns:cx6="http://schemas.microsoft.com/office/drawing/2016/5/12/chartex" xmlns:cx7="http://schemas.microsoft.com/office/drawing/2016/5/13/chartex" xmlns:cx8="http://schemas.microsoft.com/office/drawing/2016/5/14/chartex" xmlns:mc="http://schemas.openxmlformats.org/markup-compatibility/2006" xmlns:m="http://schemas.openxmlformats.org/officeDocument/2006/math" xmlns:aink="http://schemas.microsoft.com/office/drawing/2016/ink" xmlns:am3d="http://schemas.microsoft.com/office/drawing/2017/model3d" xmlns:oel="http://schemas.microsoft.com/office/2019/extlst" xmlns:r="http://schemas.openxmlformats.org/officeDocument/2006/relationships" xmlns:wp14="http://schemas.microsoft.com/office/word/2010/wordprocessingDrawing" xmlns:wp="http://schemas.openxmlformats.org/drawingml/2006/wordprocessingDrawing" xmlns:wpg="http://schemas.microsoft.com/office/word/2010/wordprocessingGroup" xmlns:wpi="http://schemas.microsoft.com/office/word/2010/wordprocessingInk" xmlns:wps="http://schemas.microsoft.com/office/word/2010/wordprocessingShape" xmlns:o="urn:schemas-microsoft-com:office:office" xmlns:v="urn:schemas-microsoft-com:vml" xmlns:w10="urn:schemas-microsoft-com:office:word" xmlns:w="http://schemas.openxmlformats.org/wordprocessingml/2006/main" xmlns:w14="http://schemas.microsoft.com/office/word/2010/wordml" xmlns:w15="http://schemas.microsoft.com/office/word/2012/wordml" xmlns:w16cex="http://schemas.microsoft.com/office/word/2018/wordml/cex" xmlns:w16cid="http://schemas.microsoft.com/office/word/2016/wordml/cid" xmlns:w16="http://schemas.microsoft.com/office/word/2018/wordml" xmlns:w16sdtdh="http://schemas.microsoft.com/office/word/2020/wordml/sdtdatahash" xmlns:w16sdtfl="http://schemas.microsoft.com/office/word/2024/wordml/sdtformatlock" xmlns:w16se="http://schemas.microsoft.com/office/word/2015/wordml/symex" xmlns:w16du="http://schemas.microsoft.com/office/word/2023/wordml/word16du" xmlns:wne="http://schemas.microsoft.com/office/word/2006/wordml" mc:Ignorable="w14 w15 w16se w16cid w16 w16cex w16sdtdh w16sdtfl w16du wp14">
   <w:p>
     <w:pPr>
       <w:pStyle w:val="BodyText"/>
@@ -8173,7 +8523,6 @@
                               <w:sz w:val="20"/>
                             </w:rPr>
                           </w:pPr>
-                          <w:proofErr w:type="spellStart"/>
                           <w:r>
                             <w:rPr>
                               <w:rFonts w:ascii="Arial"/>
@@ -8181,7 +8530,6 @@
                             </w:rPr>
                             <w:t>APC001</w:t>
                           </w:r>
-                          <w:proofErr w:type="spellEnd"/>
                           <w:r>
                             <w:rPr>
                               <w:rFonts w:ascii="Arial"/>
@@ -8267,7 +8615,7 @@
 </file>
 
 <file path=word/footer3.xml><?xml version="1.0" encoding="utf-8"?>
-<w:ftr xmlns:wpc="http://schemas.microsoft.com/office/word/2010/wordprocessingCanvas" xmlns:cx="http://schemas.microsoft.com/office/drawing/2014/chartex" xmlns:cx1="http://schemas.microsoft.com/office/drawing/2015/9/8/chartex" xmlns:cx2="http://schemas.microsoft.com/office/drawing/2015/10/21/chartex" xmlns:cx3="http://schemas.microsoft.com/office/drawing/2016/5/9/chartex" xmlns:cx4="http://schemas.microsoft.com/office/drawing/2016/5/10/chartex" xmlns:cx5="http://schemas.microsoft.com/office/drawing/2016/5/11/chartex" xmlns:cx6="http://schemas.microsoft.com/office/drawing/2016/5/12/chartex" xmlns:cx7="http://schemas.microsoft.com/office/drawing/2016/5/13/chartex" xmlns:cx8="http://schemas.microsoft.com/office/drawing/2016/5/14/chartex" xmlns:mc="http://schemas.openxmlformats.org/markup-compatibility/2006" xmlns:aink="http://schemas.microsoft.com/office/drawing/2016/ink" xmlns:am3d="http://schemas.microsoft.com/office/drawing/2017/model3d" xmlns:o="urn:schemas-microsoft-com:office:office" xmlns:oel="http://schemas.microsoft.com/office/2019/extlst" xmlns:r="http://schemas.openxmlformats.org/officeDocument/2006/relationships" xmlns:m="http://schemas.openxmlformats.org/officeDocument/2006/math" xmlns:v="urn:schemas-microsoft-com:vml" xmlns:wp14="http://schemas.microsoft.com/office/word/2010/wordprocessingDrawing" xmlns:wp="http://schemas.openxmlformats.org/drawingml/2006/wordprocessingDrawing" xmlns:w10="urn:schemas-microsoft-com:office:word" xmlns:w="http://schemas.openxmlformats.org/wordprocessingml/2006/main" xmlns:w14="http://schemas.microsoft.com/office/word/2010/wordml" xmlns:w15="http://schemas.microsoft.com/office/word/2012/wordml" xmlns:w16cex="http://schemas.microsoft.com/office/word/2018/wordml/cex" xmlns:w16cid="http://schemas.microsoft.com/office/word/2016/wordml/cid" xmlns:w16="http://schemas.microsoft.com/office/word/2018/wordml" xmlns:w16du="http://schemas.microsoft.com/office/word/2023/wordml/word16du" xmlns:w16sdtdh="http://schemas.microsoft.com/office/word/2020/wordml/sdtdatahash" xmlns:w16se="http://schemas.microsoft.com/office/word/2015/wordml/symex" xmlns:wpg="http://schemas.microsoft.com/office/word/2010/wordprocessingGroup" xmlns:wpi="http://schemas.microsoft.com/office/word/2010/wordprocessingInk" xmlns:wne="http://schemas.microsoft.com/office/word/2006/wordml" xmlns:wps="http://schemas.microsoft.com/office/word/2010/wordprocessingShape" mc:Ignorable="w14 w15 w16se w16cid w16 w16cex w16sdtdh w16du wp14">
+<w:ftr xmlns:wpc="http://schemas.microsoft.com/office/word/2010/wordprocessingCanvas" xmlns:cx="http://schemas.microsoft.com/office/drawing/2014/chartex" xmlns:cx1="http://schemas.microsoft.com/office/drawing/2015/9/8/chartex" xmlns:cx2="http://schemas.microsoft.com/office/drawing/2015/10/21/chartex" xmlns:cx3="http://schemas.microsoft.com/office/drawing/2016/5/9/chartex" xmlns:cx4="http://schemas.microsoft.com/office/drawing/2016/5/10/chartex" xmlns:cx5="http://schemas.microsoft.com/office/drawing/2016/5/11/chartex" xmlns:cx6="http://schemas.microsoft.com/office/drawing/2016/5/12/chartex" xmlns:cx7="http://schemas.microsoft.com/office/drawing/2016/5/13/chartex" xmlns:cx8="http://schemas.microsoft.com/office/drawing/2016/5/14/chartex" xmlns:mc="http://schemas.openxmlformats.org/markup-compatibility/2006" xmlns:m="http://schemas.openxmlformats.org/officeDocument/2006/math" xmlns:aink="http://schemas.microsoft.com/office/drawing/2016/ink" xmlns:am3d="http://schemas.microsoft.com/office/drawing/2017/model3d" xmlns:oel="http://schemas.microsoft.com/office/2019/extlst" xmlns:r="http://schemas.openxmlformats.org/officeDocument/2006/relationships" xmlns:wp14="http://schemas.microsoft.com/office/word/2010/wordprocessingDrawing" xmlns:wp="http://schemas.openxmlformats.org/drawingml/2006/wordprocessingDrawing" xmlns:wpg="http://schemas.microsoft.com/office/word/2010/wordprocessingGroup" xmlns:wpi="http://schemas.microsoft.com/office/word/2010/wordprocessingInk" xmlns:wps="http://schemas.microsoft.com/office/word/2010/wordprocessingShape" xmlns:o="urn:schemas-microsoft-com:office:office" xmlns:v="urn:schemas-microsoft-com:vml" xmlns:w10="urn:schemas-microsoft-com:office:word" xmlns:w="http://schemas.openxmlformats.org/wordprocessingml/2006/main" xmlns:w14="http://schemas.microsoft.com/office/word/2010/wordml" xmlns:w15="http://schemas.microsoft.com/office/word/2012/wordml" xmlns:w16cex="http://schemas.microsoft.com/office/word/2018/wordml/cex" xmlns:w16cid="http://schemas.microsoft.com/office/word/2016/wordml/cid" xmlns:w16="http://schemas.microsoft.com/office/word/2018/wordml" xmlns:w16sdtdh="http://schemas.microsoft.com/office/word/2020/wordml/sdtdatahash" xmlns:w16sdtfl="http://schemas.microsoft.com/office/word/2024/wordml/sdtformatlock" xmlns:w16se="http://schemas.microsoft.com/office/word/2015/wordml/symex" xmlns:w16du="http://schemas.microsoft.com/office/word/2023/wordml/word16du" xmlns:wne="http://schemas.microsoft.com/office/word/2006/wordml" mc:Ignorable="w14 w15 w16se w16cid w16 w16cex w16sdtdh w16sdtfl w16du wp14">
   <w:p>
     <w:pPr>
       <w:pStyle w:val="Footer"/>
@@ -8277,7 +8625,7 @@
 </file>
 
 <file path=word/footer4.xml><?xml version="1.0" encoding="utf-8"?>
-<w:ftr xmlns:wpc="http://schemas.microsoft.com/office/word/2010/wordprocessingCanvas" xmlns:cx="http://schemas.microsoft.com/office/drawing/2014/chartex" xmlns:cx1="http://schemas.microsoft.com/office/drawing/2015/9/8/chartex" xmlns:cx2="http://schemas.microsoft.com/office/drawing/2015/10/21/chartex" xmlns:cx3="http://schemas.microsoft.com/office/drawing/2016/5/9/chartex" xmlns:cx4="http://schemas.microsoft.com/office/drawing/2016/5/10/chartex" xmlns:cx5="http://schemas.microsoft.com/office/drawing/2016/5/11/chartex" xmlns:cx6="http://schemas.microsoft.com/office/drawing/2016/5/12/chartex" xmlns:cx7="http://schemas.microsoft.com/office/drawing/2016/5/13/chartex" xmlns:cx8="http://schemas.microsoft.com/office/drawing/2016/5/14/chartex" xmlns:mc="http://schemas.openxmlformats.org/markup-compatibility/2006" xmlns:aink="http://schemas.microsoft.com/office/drawing/2016/ink" xmlns:am3d="http://schemas.microsoft.com/office/drawing/2017/model3d" xmlns:o="urn:schemas-microsoft-com:office:office" xmlns:oel="http://schemas.microsoft.com/office/2019/extlst" xmlns:r="http://schemas.openxmlformats.org/officeDocument/2006/relationships" xmlns:m="http://schemas.openxmlformats.org/officeDocument/2006/math" xmlns:v="urn:schemas-microsoft-com:vml" xmlns:wp14="http://schemas.microsoft.com/office/word/2010/wordprocessingDrawing" xmlns:wp="http://schemas.openxmlformats.org/drawingml/2006/wordprocessingDrawing" xmlns:w10="urn:schemas-microsoft-com:office:word" xmlns:w="http://schemas.openxmlformats.org/wordprocessingml/2006/main" xmlns:w14="http://schemas.microsoft.com/office/word/2010/wordml" xmlns:w15="http://schemas.microsoft.com/office/word/2012/wordml" xmlns:w16cex="http://schemas.microsoft.com/office/word/2018/wordml/cex" xmlns:w16cid="http://schemas.microsoft.com/office/word/2016/wordml/cid" xmlns:w16="http://schemas.microsoft.com/office/word/2018/wordml" xmlns:w16du="http://schemas.microsoft.com/office/word/2023/wordml/word16du" xmlns:w16sdtdh="http://schemas.microsoft.com/office/word/2020/wordml/sdtdatahash" xmlns:w16se="http://schemas.microsoft.com/office/word/2015/wordml/symex" xmlns:wpg="http://schemas.microsoft.com/office/word/2010/wordprocessingGroup" xmlns:wpi="http://schemas.microsoft.com/office/word/2010/wordprocessingInk" xmlns:wne="http://schemas.microsoft.com/office/word/2006/wordml" xmlns:wps="http://schemas.microsoft.com/office/word/2010/wordprocessingShape" mc:Ignorable="w14 w15 w16se w16cid w16 w16cex w16sdtdh w16du wp14">
+<w:ftr xmlns:wpc="http://schemas.microsoft.com/office/word/2010/wordprocessingCanvas" xmlns:cx="http://schemas.microsoft.com/office/drawing/2014/chartex" xmlns:cx1="http://schemas.microsoft.com/office/drawing/2015/9/8/chartex" xmlns:cx2="http://schemas.microsoft.com/office/drawing/2015/10/21/chartex" xmlns:cx3="http://schemas.microsoft.com/office/drawing/2016/5/9/chartex" xmlns:cx4="http://schemas.microsoft.com/office/drawing/2016/5/10/chartex" xmlns:cx5="http://schemas.microsoft.com/office/drawing/2016/5/11/chartex" xmlns:cx6="http://schemas.microsoft.com/office/drawing/2016/5/12/chartex" xmlns:cx7="http://schemas.microsoft.com/office/drawing/2016/5/13/chartex" xmlns:cx8="http://schemas.microsoft.com/office/drawing/2016/5/14/chartex" xmlns:mc="http://schemas.openxmlformats.org/markup-compatibility/2006" xmlns:m="http://schemas.openxmlformats.org/officeDocument/2006/math" xmlns:aink="http://schemas.microsoft.com/office/drawing/2016/ink" xmlns:am3d="http://schemas.microsoft.com/office/drawing/2017/model3d" xmlns:oel="http://schemas.microsoft.com/office/2019/extlst" xmlns:r="http://schemas.openxmlformats.org/officeDocument/2006/relationships" xmlns:wp14="http://schemas.microsoft.com/office/word/2010/wordprocessingDrawing" xmlns:wp="http://schemas.openxmlformats.org/drawingml/2006/wordprocessingDrawing" xmlns:wpg="http://schemas.microsoft.com/office/word/2010/wordprocessingGroup" xmlns:wpi="http://schemas.microsoft.com/office/word/2010/wordprocessingInk" xmlns:wps="http://schemas.microsoft.com/office/word/2010/wordprocessingShape" xmlns:o="urn:schemas-microsoft-com:office:office" xmlns:v="urn:schemas-microsoft-com:vml" xmlns:w10="urn:schemas-microsoft-com:office:word" xmlns:w="http://schemas.openxmlformats.org/wordprocessingml/2006/main" xmlns:w14="http://schemas.microsoft.com/office/word/2010/wordml" xmlns:w15="http://schemas.microsoft.com/office/word/2012/wordml" xmlns:w16cex="http://schemas.microsoft.com/office/word/2018/wordml/cex" xmlns:w16cid="http://schemas.microsoft.com/office/word/2016/wordml/cid" xmlns:w16="http://schemas.microsoft.com/office/word/2018/wordml" xmlns:w16sdtdh="http://schemas.microsoft.com/office/word/2020/wordml/sdtdatahash" xmlns:w16sdtfl="http://schemas.microsoft.com/office/word/2024/wordml/sdtformatlock" xmlns:w16se="http://schemas.microsoft.com/office/word/2015/wordml/symex" xmlns:w16du="http://schemas.microsoft.com/office/word/2023/wordml/word16du" xmlns:wne="http://schemas.microsoft.com/office/word/2006/wordml" mc:Ignorable="w14 w15 w16se w16cid w16 w16cex w16sdtdh w16sdtfl w16du wp14">
   <w:p>
     <w:pPr>
       <w:pStyle w:val="BodyText"/>
@@ -8335,7 +8683,6 @@
                               <w:sz w:val="20"/>
                             </w:rPr>
                           </w:pPr>
-                          <w:proofErr w:type="spellStart"/>
                           <w:r>
                             <w:rPr>
                               <w:rFonts w:ascii="Arial"/>
@@ -8343,7 +8690,6 @@
                             </w:rPr>
                             <w:t>APC001</w:t>
                           </w:r>
-                          <w:proofErr w:type="spellEnd"/>
                           <w:r>
                             <w:rPr>
                               <w:rFonts w:ascii="Arial"/>
@@ -8429,7 +8775,7 @@
 </file>
 
 <file path=word/footnotes.xml><?xml version="1.0" encoding="utf-8"?>
-<w:footnotes xmlns:wpc="http://schemas.microsoft.com/office/word/2010/wordprocessingCanvas" xmlns:cx="http://schemas.microsoft.com/office/drawing/2014/chartex" xmlns:cx1="http://schemas.microsoft.com/office/drawing/2015/9/8/chartex" xmlns:cx2="http://schemas.microsoft.com/office/drawing/2015/10/21/chartex" xmlns:cx3="http://schemas.microsoft.com/office/drawing/2016/5/9/chartex" xmlns:cx4="http://schemas.microsoft.com/office/drawing/2016/5/10/chartex" xmlns:cx5="http://schemas.microsoft.com/office/drawing/2016/5/11/chartex" xmlns:cx6="http://schemas.microsoft.com/office/drawing/2016/5/12/chartex" xmlns:cx7="http://schemas.microsoft.com/office/drawing/2016/5/13/chartex" xmlns:cx8="http://schemas.microsoft.com/office/drawing/2016/5/14/chartex" xmlns:mc="http://schemas.openxmlformats.org/markup-compatibility/2006" xmlns:aink="http://schemas.microsoft.com/office/drawing/2016/ink" xmlns:am3d="http://schemas.microsoft.com/office/drawing/2017/model3d" xmlns:o="urn:schemas-microsoft-com:office:office" xmlns:oel="http://schemas.microsoft.com/office/2019/extlst" xmlns:r="http://schemas.openxmlformats.org/officeDocument/2006/relationships" xmlns:m="http://schemas.openxmlformats.org/officeDocument/2006/math" xmlns:v="urn:schemas-microsoft-com:vml" xmlns:wp14="http://schemas.microsoft.com/office/word/2010/wordprocessingDrawing" xmlns:wp="http://schemas.openxmlformats.org/drawingml/2006/wordprocessingDrawing" xmlns:w10="urn:schemas-microsoft-com:office:word" xmlns:w="http://schemas.openxmlformats.org/wordprocessingml/2006/main" xmlns:w14="http://schemas.microsoft.com/office/word/2010/wordml" xmlns:w15="http://schemas.microsoft.com/office/word/2012/wordml" xmlns:w16cex="http://schemas.microsoft.com/office/word/2018/wordml/cex" xmlns:w16cid="http://schemas.microsoft.com/office/word/2016/wordml/cid" xmlns:w16="http://schemas.microsoft.com/office/word/2018/wordml" xmlns:w16du="http://schemas.microsoft.com/office/word/2023/wordml/word16du" xmlns:w16sdtdh="http://schemas.microsoft.com/office/word/2020/wordml/sdtdatahash" xmlns:w16se="http://schemas.microsoft.com/office/word/2015/wordml/symex" xmlns:wpg="http://schemas.microsoft.com/office/word/2010/wordprocessingGroup" xmlns:wpi="http://schemas.microsoft.com/office/word/2010/wordprocessingInk" xmlns:wne="http://schemas.microsoft.com/office/word/2006/wordml" xmlns:wps="http://schemas.microsoft.com/office/word/2010/wordprocessingShape" mc:Ignorable="w14 w15 w16se w16cid w16 w16cex w16sdtdh w16du wp14">
+<w:footnotes xmlns:wpc="http://schemas.microsoft.com/office/word/2010/wordprocessingCanvas" xmlns:cx="http://schemas.microsoft.com/office/drawing/2014/chartex" xmlns:cx1="http://schemas.microsoft.com/office/drawing/2015/9/8/chartex" xmlns:cx2="http://schemas.microsoft.com/office/drawing/2015/10/21/chartex" xmlns:cx3="http://schemas.microsoft.com/office/drawing/2016/5/9/chartex" xmlns:cx4="http://schemas.microsoft.com/office/drawing/2016/5/10/chartex" xmlns:cx5="http://schemas.microsoft.com/office/drawing/2016/5/11/chartex" xmlns:cx6="http://schemas.microsoft.com/office/drawing/2016/5/12/chartex" xmlns:cx7="http://schemas.microsoft.com/office/drawing/2016/5/13/chartex" xmlns:cx8="http://schemas.microsoft.com/office/drawing/2016/5/14/chartex" xmlns:mc="http://schemas.openxmlformats.org/markup-compatibility/2006" xmlns:m="http://schemas.openxmlformats.org/officeDocument/2006/math" xmlns:aink="http://schemas.microsoft.com/office/drawing/2016/ink" xmlns:am3d="http://schemas.microsoft.com/office/drawing/2017/model3d" xmlns:oel="http://schemas.microsoft.com/office/2019/extlst" xmlns:r="http://schemas.openxmlformats.org/officeDocument/2006/relationships" xmlns:wp14="http://schemas.microsoft.com/office/word/2010/wordprocessingDrawing" xmlns:wp="http://schemas.openxmlformats.org/drawingml/2006/wordprocessingDrawing" xmlns:wpg="http://schemas.microsoft.com/office/word/2010/wordprocessingGroup" xmlns:wpi="http://schemas.microsoft.com/office/word/2010/wordprocessingInk" xmlns:wps="http://schemas.microsoft.com/office/word/2010/wordprocessingShape" xmlns:o="urn:schemas-microsoft-com:office:office" xmlns:v="urn:schemas-microsoft-com:vml" xmlns:w10="urn:schemas-microsoft-com:office:word" xmlns:w="http://schemas.openxmlformats.org/wordprocessingml/2006/main" xmlns:w14="http://schemas.microsoft.com/office/word/2010/wordml" xmlns:w15="http://schemas.microsoft.com/office/word/2012/wordml" xmlns:w16cex="http://schemas.microsoft.com/office/word/2018/wordml/cex" xmlns:w16cid="http://schemas.microsoft.com/office/word/2016/wordml/cid" xmlns:w16="http://schemas.microsoft.com/office/word/2018/wordml" xmlns:w16sdtdh="http://schemas.microsoft.com/office/word/2020/wordml/sdtdatahash" xmlns:w16sdtfl="http://schemas.microsoft.com/office/word/2024/wordml/sdtformatlock" xmlns:w16se="http://schemas.microsoft.com/office/word/2015/wordml/symex" xmlns:w16du="http://schemas.microsoft.com/office/word/2023/wordml/word16du" xmlns:wne="http://schemas.microsoft.com/office/word/2006/wordml" mc:Ignorable="w14 w15 w16se w16cid w16 w16cex w16sdtdh w16sdtfl w16du wp14">
   <w:footnote w:type="separator" w:id="-1">
     <w:p>
       <w:r>
@@ -8448,7 +8794,7 @@
 </file>
 
 <file path=word/header1.xml><?xml version="1.0" encoding="utf-8"?>
-<w:hdr xmlns:wpc="http://schemas.microsoft.com/office/word/2010/wordprocessingCanvas" xmlns:cx="http://schemas.microsoft.com/office/drawing/2014/chartex" xmlns:cx1="http://schemas.microsoft.com/office/drawing/2015/9/8/chartex" xmlns:cx2="http://schemas.microsoft.com/office/drawing/2015/10/21/chartex" xmlns:cx3="http://schemas.microsoft.com/office/drawing/2016/5/9/chartex" xmlns:cx4="http://schemas.microsoft.com/office/drawing/2016/5/10/chartex" xmlns:cx5="http://schemas.microsoft.com/office/drawing/2016/5/11/chartex" xmlns:cx6="http://schemas.microsoft.com/office/drawing/2016/5/12/chartex" xmlns:cx7="http://schemas.microsoft.com/office/drawing/2016/5/13/chartex" xmlns:cx8="http://schemas.microsoft.com/office/drawing/2016/5/14/chartex" xmlns:mc="http://schemas.openxmlformats.org/markup-compatibility/2006" xmlns:aink="http://schemas.microsoft.com/office/drawing/2016/ink" xmlns:am3d="http://schemas.microsoft.com/office/drawing/2017/model3d" xmlns:o="urn:schemas-microsoft-com:office:office" xmlns:oel="http://schemas.microsoft.com/office/2019/extlst" xmlns:r="http://schemas.openxmlformats.org/officeDocument/2006/relationships" xmlns:m="http://schemas.openxmlformats.org/officeDocument/2006/math" xmlns:v="urn:schemas-microsoft-com:vml" xmlns:wp14="http://schemas.microsoft.com/office/word/2010/wordprocessingDrawing" xmlns:wp="http://schemas.openxmlformats.org/drawingml/2006/wordprocessingDrawing" xmlns:w10="urn:schemas-microsoft-com:office:word" xmlns:w="http://schemas.openxmlformats.org/wordprocessingml/2006/main" xmlns:w14="http://schemas.microsoft.com/office/word/2010/wordml" xmlns:w15="http://schemas.microsoft.com/office/word/2012/wordml" xmlns:w16cex="http://schemas.microsoft.com/office/word/2018/wordml/cex" xmlns:w16cid="http://schemas.microsoft.com/office/word/2016/wordml/cid" xmlns:w16="http://schemas.microsoft.com/office/word/2018/wordml" xmlns:w16du="http://schemas.microsoft.com/office/word/2023/wordml/word16du" xmlns:w16sdtdh="http://schemas.microsoft.com/office/word/2020/wordml/sdtdatahash" xmlns:w16se="http://schemas.microsoft.com/office/word/2015/wordml/symex" xmlns:wpg="http://schemas.microsoft.com/office/word/2010/wordprocessingGroup" xmlns:wpi="http://schemas.microsoft.com/office/word/2010/wordprocessingInk" xmlns:wne="http://schemas.microsoft.com/office/word/2006/wordml" xmlns:wps="http://schemas.microsoft.com/office/word/2010/wordprocessingShape" mc:Ignorable="w14 w15 w16se w16cid w16 w16cex w16sdtdh w16du wp14">
+<w:hdr xmlns:wpc="http://schemas.microsoft.com/office/word/2010/wordprocessingCanvas" xmlns:cx="http://schemas.microsoft.com/office/drawing/2014/chartex" xmlns:cx1="http://schemas.microsoft.com/office/drawing/2015/9/8/chartex" xmlns:cx2="http://schemas.microsoft.com/office/drawing/2015/10/21/chartex" xmlns:cx3="http://schemas.microsoft.com/office/drawing/2016/5/9/chartex" xmlns:cx4="http://schemas.microsoft.com/office/drawing/2016/5/10/chartex" xmlns:cx5="http://schemas.microsoft.com/office/drawing/2016/5/11/chartex" xmlns:cx6="http://schemas.microsoft.com/office/drawing/2016/5/12/chartex" xmlns:cx7="http://schemas.microsoft.com/office/drawing/2016/5/13/chartex" xmlns:cx8="http://schemas.microsoft.com/office/drawing/2016/5/14/chartex" xmlns:mc="http://schemas.openxmlformats.org/markup-compatibility/2006" xmlns:m="http://schemas.openxmlformats.org/officeDocument/2006/math" xmlns:aink="http://schemas.microsoft.com/office/drawing/2016/ink" xmlns:am3d="http://schemas.microsoft.com/office/drawing/2017/model3d" xmlns:oel="http://schemas.microsoft.com/office/2019/extlst" xmlns:r="http://schemas.openxmlformats.org/officeDocument/2006/relationships" xmlns:wp14="http://schemas.microsoft.com/office/word/2010/wordprocessingDrawing" xmlns:wp="http://schemas.openxmlformats.org/drawingml/2006/wordprocessingDrawing" xmlns:wpg="http://schemas.microsoft.com/office/word/2010/wordprocessingGroup" xmlns:wpi="http://schemas.microsoft.com/office/word/2010/wordprocessingInk" xmlns:wps="http://schemas.microsoft.com/office/word/2010/wordprocessingShape" xmlns:o="urn:schemas-microsoft-com:office:office" xmlns:v="urn:schemas-microsoft-com:vml" xmlns:w10="urn:schemas-microsoft-com:office:word" xmlns:w="http://schemas.openxmlformats.org/wordprocessingml/2006/main" xmlns:w14="http://schemas.microsoft.com/office/word/2010/wordml" xmlns:w15="http://schemas.microsoft.com/office/word/2012/wordml" xmlns:w16cex="http://schemas.microsoft.com/office/word/2018/wordml/cex" xmlns:w16cid="http://schemas.microsoft.com/office/word/2016/wordml/cid" xmlns:w16="http://schemas.microsoft.com/office/word/2018/wordml" xmlns:w16sdtdh="http://schemas.microsoft.com/office/word/2020/wordml/sdtdatahash" xmlns:w16sdtfl="http://schemas.microsoft.com/office/word/2024/wordml/sdtformatlock" xmlns:w16se="http://schemas.microsoft.com/office/word/2015/wordml/symex" xmlns:w16du="http://schemas.microsoft.com/office/word/2023/wordml/word16du" xmlns:wne="http://schemas.microsoft.com/office/word/2006/wordml" mc:Ignorable="w14 w15 w16se w16cid w16 w16cex w16sdtdh w16sdtfl w16du wp14">
   <w:p>
     <w:pPr>
       <w:pStyle w:val="Header"/>
@@ -8458,7 +8804,7 @@
 </file>
 
 <file path=word/header2.xml><?xml version="1.0" encoding="utf-8"?>
-<w:hdr xmlns:wpc="http://schemas.microsoft.com/office/word/2010/wordprocessingCanvas" xmlns:cx="http://schemas.microsoft.com/office/drawing/2014/chartex" xmlns:cx1="http://schemas.microsoft.com/office/drawing/2015/9/8/chartex" xmlns:cx2="http://schemas.microsoft.com/office/drawing/2015/10/21/chartex" xmlns:cx3="http://schemas.microsoft.com/office/drawing/2016/5/9/chartex" xmlns:cx4="http://schemas.microsoft.com/office/drawing/2016/5/10/chartex" xmlns:cx5="http://schemas.microsoft.com/office/drawing/2016/5/11/chartex" xmlns:cx6="http://schemas.microsoft.com/office/drawing/2016/5/12/chartex" xmlns:cx7="http://schemas.microsoft.com/office/drawing/2016/5/13/chartex" xmlns:cx8="http://schemas.microsoft.com/office/drawing/2016/5/14/chartex" xmlns:mc="http://schemas.openxmlformats.org/markup-compatibility/2006" xmlns:aink="http://schemas.microsoft.com/office/drawing/2016/ink" xmlns:am3d="http://schemas.microsoft.com/office/drawing/2017/model3d" xmlns:o="urn:schemas-microsoft-com:office:office" xmlns:oel="http://schemas.microsoft.com/office/2019/extlst" xmlns:r="http://schemas.openxmlformats.org/officeDocument/2006/relationships" xmlns:m="http://schemas.openxmlformats.org/officeDocument/2006/math" xmlns:v="urn:schemas-microsoft-com:vml" xmlns:wp14="http://schemas.microsoft.com/office/word/2010/wordprocessingDrawing" xmlns:wp="http://schemas.openxmlformats.org/drawingml/2006/wordprocessingDrawing" xmlns:w10="urn:schemas-microsoft-com:office:word" xmlns:w="http://schemas.openxmlformats.org/wordprocessingml/2006/main" xmlns:w14="http://schemas.microsoft.com/office/word/2010/wordml" xmlns:w15="http://schemas.microsoft.com/office/word/2012/wordml" xmlns:w16cex="http://schemas.microsoft.com/office/word/2018/wordml/cex" xmlns:w16cid="http://schemas.microsoft.com/office/word/2016/wordml/cid" xmlns:w16="http://schemas.microsoft.com/office/word/2018/wordml" xmlns:w16du="http://schemas.microsoft.com/office/word/2023/wordml/word16du" xmlns:w16sdtdh="http://schemas.microsoft.com/office/word/2020/wordml/sdtdatahash" xmlns:w16se="http://schemas.microsoft.com/office/word/2015/wordml/symex" xmlns:wpg="http://schemas.microsoft.com/office/word/2010/wordprocessingGroup" xmlns:wpi="http://schemas.microsoft.com/office/word/2010/wordprocessingInk" xmlns:wne="http://schemas.microsoft.com/office/word/2006/wordml" xmlns:wps="http://schemas.microsoft.com/office/word/2010/wordprocessingShape" mc:Ignorable="w14 w15 w16se w16cid w16 w16cex w16sdtdh w16du wp14">
+<w:hdr xmlns:wpc="http://schemas.microsoft.com/office/word/2010/wordprocessingCanvas" xmlns:cx="http://schemas.microsoft.com/office/drawing/2014/chartex" xmlns:cx1="http://schemas.microsoft.com/office/drawing/2015/9/8/chartex" xmlns:cx2="http://schemas.microsoft.com/office/drawing/2015/10/21/chartex" xmlns:cx3="http://schemas.microsoft.com/office/drawing/2016/5/9/chartex" xmlns:cx4="http://schemas.microsoft.com/office/drawing/2016/5/10/chartex" xmlns:cx5="http://schemas.microsoft.com/office/drawing/2016/5/11/chartex" xmlns:cx6="http://schemas.microsoft.com/office/drawing/2016/5/12/chartex" xmlns:cx7="http://schemas.microsoft.com/office/drawing/2016/5/13/chartex" xmlns:cx8="http://schemas.microsoft.com/office/drawing/2016/5/14/chartex" xmlns:mc="http://schemas.openxmlformats.org/markup-compatibility/2006" xmlns:m="http://schemas.openxmlformats.org/officeDocument/2006/math" xmlns:aink="http://schemas.microsoft.com/office/drawing/2016/ink" xmlns:am3d="http://schemas.microsoft.com/office/drawing/2017/model3d" xmlns:oel="http://schemas.microsoft.com/office/2019/extlst" xmlns:r="http://schemas.openxmlformats.org/officeDocument/2006/relationships" xmlns:wp14="http://schemas.microsoft.com/office/word/2010/wordprocessingDrawing" xmlns:wp="http://schemas.openxmlformats.org/drawingml/2006/wordprocessingDrawing" xmlns:wpg="http://schemas.microsoft.com/office/word/2010/wordprocessingGroup" xmlns:wpi="http://schemas.microsoft.com/office/word/2010/wordprocessingInk" xmlns:wps="http://schemas.microsoft.com/office/word/2010/wordprocessingShape" xmlns:o="urn:schemas-microsoft-com:office:office" xmlns:v="urn:schemas-microsoft-com:vml" xmlns:w10="urn:schemas-microsoft-com:office:word" xmlns:w="http://schemas.openxmlformats.org/wordprocessingml/2006/main" xmlns:w14="http://schemas.microsoft.com/office/word/2010/wordml" xmlns:w15="http://schemas.microsoft.com/office/word/2012/wordml" xmlns:w16cex="http://schemas.microsoft.com/office/word/2018/wordml/cex" xmlns:w16cid="http://schemas.microsoft.com/office/word/2016/wordml/cid" xmlns:w16="http://schemas.microsoft.com/office/word/2018/wordml" xmlns:w16sdtdh="http://schemas.microsoft.com/office/word/2020/wordml/sdtdatahash" xmlns:w16sdtfl="http://schemas.microsoft.com/office/word/2024/wordml/sdtformatlock" xmlns:w16se="http://schemas.microsoft.com/office/word/2015/wordml/symex" xmlns:w16du="http://schemas.microsoft.com/office/word/2023/wordml/word16du" xmlns:wne="http://schemas.microsoft.com/office/word/2006/wordml" mc:Ignorable="w14 w15 w16se w16cid w16 w16cex w16sdtdh w16sdtfl w16du wp14">
   <w:p>
     <w:pPr>
       <w:pStyle w:val="Header"/>
@@ -8468,7 +8814,7 @@
 </file>
 
 <file path=word/header3.xml><?xml version="1.0" encoding="utf-8"?>
-<w:hdr xmlns:wpc="http://schemas.microsoft.com/office/word/2010/wordprocessingCanvas" xmlns:cx="http://schemas.microsoft.com/office/drawing/2014/chartex" xmlns:cx1="http://schemas.microsoft.com/office/drawing/2015/9/8/chartex" xmlns:cx2="http://schemas.microsoft.com/office/drawing/2015/10/21/chartex" xmlns:cx3="http://schemas.microsoft.com/office/drawing/2016/5/9/chartex" xmlns:cx4="http://schemas.microsoft.com/office/drawing/2016/5/10/chartex" xmlns:cx5="http://schemas.microsoft.com/office/drawing/2016/5/11/chartex" xmlns:cx6="http://schemas.microsoft.com/office/drawing/2016/5/12/chartex" xmlns:cx7="http://schemas.microsoft.com/office/drawing/2016/5/13/chartex" xmlns:cx8="http://schemas.microsoft.com/office/drawing/2016/5/14/chartex" xmlns:mc="http://schemas.openxmlformats.org/markup-compatibility/2006" xmlns:aink="http://schemas.microsoft.com/office/drawing/2016/ink" xmlns:am3d="http://schemas.microsoft.com/office/drawing/2017/model3d" xmlns:o="urn:schemas-microsoft-com:office:office" xmlns:oel="http://schemas.microsoft.com/office/2019/extlst" xmlns:r="http://schemas.openxmlformats.org/officeDocument/2006/relationships" xmlns:m="http://schemas.openxmlformats.org/officeDocument/2006/math" xmlns:v="urn:schemas-microsoft-com:vml" xmlns:wp14="http://schemas.microsoft.com/office/word/2010/wordprocessingDrawing" xmlns:wp="http://schemas.openxmlformats.org/drawingml/2006/wordprocessingDrawing" xmlns:w10="urn:schemas-microsoft-com:office:word" xmlns:w="http://schemas.openxmlformats.org/wordprocessingml/2006/main" xmlns:w14="http://schemas.microsoft.com/office/word/2010/wordml" xmlns:w15="http://schemas.microsoft.com/office/word/2012/wordml" xmlns:w16cex="http://schemas.microsoft.com/office/word/2018/wordml/cex" xmlns:w16cid="http://schemas.microsoft.com/office/word/2016/wordml/cid" xmlns:w16="http://schemas.microsoft.com/office/word/2018/wordml" xmlns:w16du="http://schemas.microsoft.com/office/word/2023/wordml/word16du" xmlns:w16sdtdh="http://schemas.microsoft.com/office/word/2020/wordml/sdtdatahash" xmlns:w16se="http://schemas.microsoft.com/office/word/2015/wordml/symex" xmlns:wpg="http://schemas.microsoft.com/office/word/2010/wordprocessingGroup" xmlns:wpi="http://schemas.microsoft.com/office/word/2010/wordprocessingInk" xmlns:wne="http://schemas.microsoft.com/office/word/2006/wordml" xmlns:wps="http://schemas.microsoft.com/office/word/2010/wordprocessingShape" mc:Ignorable="w14 w15 w16se w16cid w16 w16cex w16sdtdh w16du wp14">
+<w:hdr xmlns:wpc="http://schemas.microsoft.com/office/word/2010/wordprocessingCanvas" xmlns:cx="http://schemas.microsoft.com/office/drawing/2014/chartex" xmlns:cx1="http://schemas.microsoft.com/office/drawing/2015/9/8/chartex" xmlns:cx2="http://schemas.microsoft.com/office/drawing/2015/10/21/chartex" xmlns:cx3="http://schemas.microsoft.com/office/drawing/2016/5/9/chartex" xmlns:cx4="http://schemas.microsoft.com/office/drawing/2016/5/10/chartex" xmlns:cx5="http://schemas.microsoft.com/office/drawing/2016/5/11/chartex" xmlns:cx6="http://schemas.microsoft.com/office/drawing/2016/5/12/chartex" xmlns:cx7="http://schemas.microsoft.com/office/drawing/2016/5/13/chartex" xmlns:cx8="http://schemas.microsoft.com/office/drawing/2016/5/14/chartex" xmlns:mc="http://schemas.openxmlformats.org/markup-compatibility/2006" xmlns:m="http://schemas.openxmlformats.org/officeDocument/2006/math" xmlns:aink="http://schemas.microsoft.com/office/drawing/2016/ink" xmlns:am3d="http://schemas.microsoft.com/office/drawing/2017/model3d" xmlns:oel="http://schemas.microsoft.com/office/2019/extlst" xmlns:r="http://schemas.openxmlformats.org/officeDocument/2006/relationships" xmlns:wp14="http://schemas.microsoft.com/office/word/2010/wordprocessingDrawing" xmlns:wp="http://schemas.openxmlformats.org/drawingml/2006/wordprocessingDrawing" xmlns:wpg="http://schemas.microsoft.com/office/word/2010/wordprocessingGroup" xmlns:wpi="http://schemas.microsoft.com/office/word/2010/wordprocessingInk" xmlns:wps="http://schemas.microsoft.com/office/word/2010/wordprocessingShape" xmlns:o="urn:schemas-microsoft-com:office:office" xmlns:v="urn:schemas-microsoft-com:vml" xmlns:w10="urn:schemas-microsoft-com:office:word" xmlns:w="http://schemas.openxmlformats.org/wordprocessingml/2006/main" xmlns:w14="http://schemas.microsoft.com/office/word/2010/wordml" xmlns:w15="http://schemas.microsoft.com/office/word/2012/wordml" xmlns:w16cex="http://schemas.microsoft.com/office/word/2018/wordml/cex" xmlns:w16cid="http://schemas.microsoft.com/office/word/2016/wordml/cid" xmlns:w16="http://schemas.microsoft.com/office/word/2018/wordml" xmlns:w16sdtdh="http://schemas.microsoft.com/office/word/2020/wordml/sdtdatahash" xmlns:w16sdtfl="http://schemas.microsoft.com/office/word/2024/wordml/sdtformatlock" xmlns:w16se="http://schemas.microsoft.com/office/word/2015/wordml/symex" xmlns:w16du="http://schemas.microsoft.com/office/word/2023/wordml/word16du" xmlns:wne="http://schemas.microsoft.com/office/word/2006/wordml" mc:Ignorable="w14 w15 w16se w16cid w16 w16cex w16sdtdh w16sdtfl w16du wp14">
   <w:p>
     <w:pPr>
       <w:pStyle w:val="Header"/>
@@ -8478,7 +8824,7 @@
 </file>
 
 <file path=word/numbering.xml><?xml version="1.0" encoding="utf-8"?>
-<w:numbering xmlns:wpc="http://schemas.microsoft.com/office/word/2010/wordprocessingCanvas" xmlns:cx="http://schemas.microsoft.com/office/drawing/2014/chartex" xmlns:cx1="http://schemas.microsoft.com/office/drawing/2015/9/8/chartex" xmlns:cx2="http://schemas.microsoft.com/office/drawing/2015/10/21/chartex" xmlns:cx3="http://schemas.microsoft.com/office/drawing/2016/5/9/chartex" xmlns:cx4="http://schemas.microsoft.com/office/drawing/2016/5/10/chartex" xmlns:cx5="http://schemas.microsoft.com/office/drawing/2016/5/11/chartex" xmlns:cx6="http://schemas.microsoft.com/office/drawing/2016/5/12/chartex" xmlns:cx7="http://schemas.microsoft.com/office/drawing/2016/5/13/chartex" xmlns:cx8="http://schemas.microsoft.com/office/drawing/2016/5/14/chartex" xmlns:mc="http://schemas.openxmlformats.org/markup-compatibility/2006" xmlns:aink="http://schemas.microsoft.com/office/drawing/2016/ink" xmlns:am3d="http://schemas.microsoft.com/office/drawing/2017/model3d" xmlns:o="urn:schemas-microsoft-com:office:office" xmlns:oel="http://schemas.microsoft.com/office/2019/extlst" xmlns:r="http://schemas.openxmlformats.org/officeDocument/2006/relationships" xmlns:m="http://schemas.openxmlformats.org/officeDocument/2006/math" xmlns:v="urn:schemas-microsoft-com:vml" xmlns:wp14="http://schemas.microsoft.com/office/word/2010/wordprocessingDrawing" xmlns:wp="http://schemas.openxmlformats.org/drawingml/2006/wordprocessingDrawing" xmlns:w10="urn:schemas-microsoft-com:office:word" xmlns:w="http://schemas.openxmlformats.org/wordprocessingml/2006/main" xmlns:w14="http://schemas.microsoft.com/office/word/2010/wordml" xmlns:w15="http://schemas.microsoft.com/office/word/2012/wordml" xmlns:w16cex="http://schemas.microsoft.com/office/word/2018/wordml/cex" xmlns:w16cid="http://schemas.microsoft.com/office/word/2016/wordml/cid" xmlns:w16="http://schemas.microsoft.com/office/word/2018/wordml" xmlns:w16du="http://schemas.microsoft.com/office/word/2023/wordml/word16du" xmlns:w16sdtdh="http://schemas.microsoft.com/office/word/2020/wordml/sdtdatahash" xmlns:w16se="http://schemas.microsoft.com/office/word/2015/wordml/symex" xmlns:wpg="http://schemas.microsoft.com/office/word/2010/wordprocessingGroup" xmlns:wpi="http://schemas.microsoft.com/office/word/2010/wordprocessingInk" xmlns:wne="http://schemas.microsoft.com/office/word/2006/wordml" xmlns:wps="http://schemas.microsoft.com/office/word/2010/wordprocessingShape" mc:Ignorable="w14 w15 w16se w16cid w16 w16cex w16sdtdh w16du wp14">
+<w:numbering xmlns:wpc="http://schemas.microsoft.com/office/word/2010/wordprocessingCanvas" xmlns:cx="http://schemas.microsoft.com/office/drawing/2014/chartex" xmlns:cx1="http://schemas.microsoft.com/office/drawing/2015/9/8/chartex" xmlns:cx2="http://schemas.microsoft.com/office/drawing/2015/10/21/chartex" xmlns:cx3="http://schemas.microsoft.com/office/drawing/2016/5/9/chartex" xmlns:cx4="http://schemas.microsoft.com/office/drawing/2016/5/10/chartex" xmlns:cx5="http://schemas.microsoft.com/office/drawing/2016/5/11/chartex" xmlns:cx6="http://schemas.microsoft.com/office/drawing/2016/5/12/chartex" xmlns:cx7="http://schemas.microsoft.com/office/drawing/2016/5/13/chartex" xmlns:cx8="http://schemas.microsoft.com/office/drawing/2016/5/14/chartex" xmlns:mc="http://schemas.openxmlformats.org/markup-compatibility/2006" xmlns:m="http://schemas.openxmlformats.org/officeDocument/2006/math" xmlns:aink="http://schemas.microsoft.com/office/drawing/2016/ink" xmlns:am3d="http://schemas.microsoft.com/office/drawing/2017/model3d" xmlns:oel="http://schemas.microsoft.com/office/2019/extlst" xmlns:r="http://schemas.openxmlformats.org/officeDocument/2006/relationships" xmlns:wp14="http://schemas.microsoft.com/office/word/2010/wordprocessingDrawing" xmlns:wp="http://schemas.openxmlformats.org/drawingml/2006/wordprocessingDrawing" xmlns:wpg="http://schemas.microsoft.com/office/word/2010/wordprocessingGroup" xmlns:wpi="http://schemas.microsoft.com/office/word/2010/wordprocessingInk" xmlns:wps="http://schemas.microsoft.com/office/word/2010/wordprocessingShape" xmlns:o="urn:schemas-microsoft-com:office:office" xmlns:v="urn:schemas-microsoft-com:vml" xmlns:w10="urn:schemas-microsoft-com:office:word" xmlns:w="http://schemas.openxmlformats.org/wordprocessingml/2006/main" xmlns:w14="http://schemas.microsoft.com/office/word/2010/wordml" xmlns:w15="http://schemas.microsoft.com/office/word/2012/wordml" xmlns:w16cex="http://schemas.microsoft.com/office/word/2018/wordml/cex" xmlns:w16cid="http://schemas.microsoft.com/office/word/2016/wordml/cid" xmlns:w16="http://schemas.microsoft.com/office/word/2018/wordml" xmlns:w16sdtdh="http://schemas.microsoft.com/office/word/2020/wordml/sdtdatahash" xmlns:w16sdtfl="http://schemas.microsoft.com/office/word/2024/wordml/sdtformatlock" xmlns:w16se="http://schemas.microsoft.com/office/word/2015/wordml/symex" xmlns:w16du="http://schemas.microsoft.com/office/word/2023/wordml/word16du" xmlns:wne="http://schemas.microsoft.com/office/word/2006/wordml" mc:Ignorable="w14 w15 w16se w16cid w16 w16cex w16sdtdh w16sdtfl w16du wp14">
   <w:abstractNum w:abstractNumId="0" w15:restartNumberingAfterBreak="0">
     <w:nsid w:val="46352678"/>
     <w:multiLevelType w:val="multilevel"/>
@@ -8740,7 +9086,7 @@
 </file>
 
 <file path=word/styles.xml><?xml version="1.0" encoding="utf-8"?>
-<w:styles xmlns:mc="http://schemas.openxmlformats.org/markup-compatibility/2006" xmlns:r="http://schemas.openxmlformats.org/officeDocument/2006/relationships" xmlns:w="http://schemas.openxmlformats.org/wordprocessingml/2006/main" xmlns:w14="http://schemas.microsoft.com/office/word/2010/wordml" xmlns:w15="http://schemas.microsoft.com/office/word/2012/wordml" xmlns:w16cex="http://schemas.microsoft.com/office/word/2018/wordml/cex" xmlns:w16cid="http://schemas.microsoft.com/office/word/2016/wordml/cid" xmlns:w16="http://schemas.microsoft.com/office/word/2018/wordml" xmlns:w16du="http://schemas.microsoft.com/office/word/2023/wordml/word16du" xmlns:w16sdtdh="http://schemas.microsoft.com/office/word/2020/wordml/sdtdatahash" xmlns:w16se="http://schemas.microsoft.com/office/word/2015/wordml/symex" mc:Ignorable="w14 w15 w16se w16cid w16 w16cex w16sdtdh w16du">
+<w:styles xmlns:mc="http://schemas.openxmlformats.org/markup-compatibility/2006" xmlns:r="http://schemas.openxmlformats.org/officeDocument/2006/relationships" xmlns:w="http://schemas.openxmlformats.org/wordprocessingml/2006/main" xmlns:w14="http://schemas.microsoft.com/office/word/2010/wordml" xmlns:w15="http://schemas.microsoft.com/office/word/2012/wordml" xmlns:w16cex="http://schemas.microsoft.com/office/word/2018/wordml/cex" xmlns:w16cid="http://schemas.microsoft.com/office/word/2016/wordml/cid" xmlns:w16="http://schemas.microsoft.com/office/word/2018/wordml" xmlns:w16sdtdh="http://schemas.microsoft.com/office/word/2020/wordml/sdtdatahash" xmlns:w16sdtfl="http://schemas.microsoft.com/office/word/2024/wordml/sdtformatlock" xmlns:w16se="http://schemas.microsoft.com/office/word/2015/wordml/symex" xmlns:w16du="http://schemas.microsoft.com/office/word/2023/wordml/word16du" mc:Ignorable="w14 w15 w16se w16cid w16 w16cex w16sdtdh w16sdtfl w16du">
   <w:docDefaults>
     <w:rPrDefault>
       <w:rPr>

--- a/docassemble/CriminalDocketingStatement/data/templates/criminal_docketing_statement.docx
+++ b/docassemble/CriminalDocketingStatement/data/templates/criminal_docketing_statement.docx
@@ -4224,7 +4224,15 @@
           <w:sz w:val="20"/>
           <w:szCs w:val="20"/>
         </w:rPr>
-        <w:t>{{ "</w:t>
+        <w:t xml:space="preserve">{{ </w:t>
+      </w:r>
+      <w:proofErr w:type="spellStart"/>
+      <w:r>
+        <w:rPr>
+          <w:sz w:val="20"/>
+          <w:szCs w:val="20"/>
+        </w:rPr>
+        <w:t>nature</w:t>
       </w:r>
       <w:proofErr w:type="gramEnd"/>
       <w:r>
@@ -4232,7 +4240,7 @@
           <w:sz w:val="20"/>
           <w:szCs w:val="20"/>
         </w:rPr>
-        <w:t xml:space="preserve">, </w:t>
+        <w:t>_of_</w:t>
       </w:r>
       <w:proofErr w:type="gramStart"/>
       <w:r>
@@ -4240,91 +4248,21 @@
           <w:sz w:val="20"/>
           <w:szCs w:val="20"/>
         </w:rPr>
-        <w:t>".join</w:t>
+        <w:t>appeal</w:t>
+      </w:r>
+      <w:proofErr w:type="spellEnd"/>
+      <w:r>
+        <w:rPr>
+          <w:sz w:val="20"/>
+          <w:szCs w:val="20"/>
+        </w:rPr>
+        <w:t xml:space="preserve"> }</w:t>
       </w:r>
       <w:proofErr w:type="gramEnd"/>
       <w:r>
         <w:rPr>
           <w:sz w:val="20"/>
           <w:szCs w:val="20"/>
-        </w:rPr>
-        <w:t>(</w:t>
-      </w:r>
-      <w:proofErr w:type="spellStart"/>
-      <w:r>
-        <w:rPr>
-          <w:sz w:val="20"/>
-          <w:szCs w:val="20"/>
-        </w:rPr>
-        <w:t>nature_of_</w:t>
-      </w:r>
-      <w:proofErr w:type="gramStart"/>
-      <w:r>
-        <w:rPr>
-          <w:sz w:val="20"/>
-          <w:szCs w:val="20"/>
-        </w:rPr>
-        <w:t>appeal.true</w:t>
-      </w:r>
-      <w:proofErr w:type="gramEnd"/>
-      <w:r>
-        <w:rPr>
-          <w:sz w:val="20"/>
-          <w:szCs w:val="20"/>
-        </w:rPr>
-        <w:t>_</w:t>
-      </w:r>
-      <w:proofErr w:type="gramStart"/>
-      <w:r>
-        <w:rPr>
-          <w:sz w:val="20"/>
-          <w:szCs w:val="20"/>
-        </w:rPr>
-        <w:t>values</w:t>
-      </w:r>
-      <w:proofErr w:type="spellEnd"/>
-      <w:r>
-        <w:rPr>
-          <w:sz w:val="20"/>
-          <w:szCs w:val="20"/>
-        </w:rPr>
-        <w:t>(</w:t>
-      </w:r>
-      <w:proofErr w:type="gramEnd"/>
-      <w:r>
-        <w:rPr>
-          <w:sz w:val="20"/>
-          <w:szCs w:val="20"/>
-        </w:rPr>
-        <w:t>)</w:t>
-      </w:r>
-      <w:proofErr w:type="gramStart"/>
-      <w:r>
-        <w:rPr>
-          <w:sz w:val="20"/>
-          <w:szCs w:val="20"/>
-        </w:rPr>
-        <w:t>)</w:t>
-      </w:r>
-      <w:r>
-        <w:rPr>
-          <w:spacing w:val="-2"/>
-          <w:sz w:val="20"/>
-        </w:rPr>
-        <w:t xml:space="preserve"> </w:t>
-      </w:r>
-      <w:r>
-        <w:rPr>
-          <w:spacing w:val="-2"/>
-          <w:sz w:val="20"/>
-        </w:rPr>
-        <w:t>}</w:t>
-      </w:r>
-      <w:proofErr w:type="gramEnd"/>
-      <w:r>
-        <w:rPr>
-          <w:spacing w:val="-2"/>
-          <w:sz w:val="20"/>
         </w:rPr>
         <w:t>}</w:t>
       </w:r>
@@ -5227,13 +5165,146 @@
           <w:spacing w:val="-2"/>
           <w:sz w:val="20"/>
         </w:rPr>
-        <w:t xml:space="preserve">address:  </w:t>
-      </w:r>
-      <w:r>
-        <w:rPr>
-          <w:sz w:val="20"/>
-        </w:rPr>
-        <w:t>{% if defendant_incarcerated %} {{ institution_name }}, {{ defendant_address.on_one_line() }} {% else %} {{ defendant_address.on_one_line() }} {% endif %}</w:t>
+        <w:t>address</w:t>
+      </w:r>
+      <w:proofErr w:type="gramStart"/>
+      <w:r>
+        <w:rPr>
+          <w:spacing w:val="-2"/>
+          <w:sz w:val="20"/>
+        </w:rPr>
+        <w:t xml:space="preserve">:  </w:t>
+      </w:r>
+      <w:r>
+        <w:rPr>
+          <w:sz w:val="20"/>
+        </w:rPr>
+        <w:t>{</w:t>
+      </w:r>
+      <w:proofErr w:type="gramEnd"/>
+      <w:r>
+        <w:rPr>
+          <w:sz w:val="20"/>
+        </w:rPr>
+        <w:t xml:space="preserve">% if </w:t>
+      </w:r>
+      <w:proofErr w:type="spellStart"/>
+      <w:r>
+        <w:rPr>
+          <w:sz w:val="20"/>
+        </w:rPr>
+        <w:t>defendant_incarcerated</w:t>
+      </w:r>
+      <w:proofErr w:type="spellEnd"/>
+      <w:r>
+        <w:rPr>
+          <w:sz w:val="20"/>
+        </w:rPr>
+        <w:t xml:space="preserve"> %} {{</w:t>
+      </w:r>
+      <w:proofErr w:type="spellStart"/>
+      <w:r>
+        <w:rPr>
+          <w:sz w:val="20"/>
+        </w:rPr>
+        <w:t>institution_name</w:t>
+      </w:r>
+      <w:proofErr w:type="spellEnd"/>
+      <w:r>
+        <w:rPr>
+          <w:sz w:val="20"/>
+        </w:rPr>
+        <w:t>}}, {{</w:t>
+      </w:r>
+      <w:proofErr w:type="spellStart"/>
+      <w:r>
+        <w:rPr>
+          <w:sz w:val="20"/>
+        </w:rPr>
+        <w:t>defendant_</w:t>
+      </w:r>
+      <w:proofErr w:type="gramStart"/>
+      <w:r>
+        <w:rPr>
+          <w:sz w:val="20"/>
+        </w:rPr>
+        <w:t>address.on</w:t>
+      </w:r>
+      <w:proofErr w:type="gramEnd"/>
+      <w:r>
+        <w:rPr>
+          <w:sz w:val="20"/>
+        </w:rPr>
+        <w:t>_one_</w:t>
+      </w:r>
+      <w:proofErr w:type="gramStart"/>
+      <w:r>
+        <w:rPr>
+          <w:sz w:val="20"/>
+        </w:rPr>
+        <w:t>line</w:t>
+      </w:r>
+      <w:proofErr w:type="spellEnd"/>
+      <w:r>
+        <w:rPr>
+          <w:sz w:val="20"/>
+        </w:rPr>
+        <w:t>(</w:t>
+      </w:r>
+      <w:proofErr w:type="gramEnd"/>
+      <w:r>
+        <w:rPr>
+          <w:sz w:val="20"/>
+        </w:rPr>
+        <w:t>)}} {% else %} {{</w:t>
+      </w:r>
+      <w:proofErr w:type="spellStart"/>
+      <w:r>
+        <w:rPr>
+          <w:sz w:val="20"/>
+        </w:rPr>
+        <w:t>defendant_</w:t>
+      </w:r>
+      <w:proofErr w:type="gramStart"/>
+      <w:r>
+        <w:rPr>
+          <w:sz w:val="20"/>
+        </w:rPr>
+        <w:t>address.on</w:t>
+      </w:r>
+      <w:proofErr w:type="gramEnd"/>
+      <w:r>
+        <w:rPr>
+          <w:sz w:val="20"/>
+        </w:rPr>
+        <w:t>_one_</w:t>
+      </w:r>
+      <w:proofErr w:type="gramStart"/>
+      <w:r>
+        <w:rPr>
+          <w:sz w:val="20"/>
+        </w:rPr>
+        <w:t>line</w:t>
+      </w:r>
+      <w:proofErr w:type="spellEnd"/>
+      <w:r>
+        <w:rPr>
+          <w:sz w:val="20"/>
+        </w:rPr>
+        <w:t>(</w:t>
+      </w:r>
+      <w:proofErr w:type="gramEnd"/>
+      <w:r>
+        <w:rPr>
+          <w:sz w:val="20"/>
+        </w:rPr>
+        <w:t>)}} {% endif %}</w:t>
+      </w:r>
+      <w:r>
+        <w:rPr>
+          <w:sz w:val="20"/>
+        </w:rPr>
+        <w:t xml:space="preserve"> </w:t>
       </w:r>
       <w:r>
         <w:rPr>
